--- a/TRAVALHO IV ANO (1).docx
+++ b/TRAVALHO IV ANO (1).docx
@@ -1,11 +1,12 @@
 
 <file path=word/document.xml><?xml version="1.0" encoding="utf-8"?>
-<w:document xmlns:wpc="http://schemas.microsoft.com/office/word/2010/wordprocessingCanvas" xmlns:cx="http://schemas.microsoft.com/office/drawing/2014/chartex" xmlns:cx1="http://schemas.microsoft.com/office/drawing/2015/9/8/chartex" xmlns:cx2="http://schemas.microsoft.com/office/drawing/2015/10/21/chartex" xmlns:cx3="http://schemas.microsoft.com/office/drawing/2016/5/9/chartex" xmlns:cx4="http://schemas.microsoft.com/office/drawing/2016/5/10/chartex" xmlns:cx5="http://schemas.microsoft.com/office/drawing/2016/5/11/chartex" xmlns:cx6="http://schemas.microsoft.com/office/drawing/2016/5/12/chartex" xmlns:cx7="http://schemas.microsoft.com/office/drawing/2016/5/13/chartex" xmlns:cx8="http://schemas.microsoft.com/office/drawing/2016/5/14/chartex" xmlns:mc="http://schemas.openxmlformats.org/markup-compatibility/2006" xmlns:aink="http://schemas.microsoft.com/office/drawing/2016/ink" xmlns:am3d="http://schemas.microsoft.com/office/drawing/2017/model3d" xmlns:o="urn:schemas-microsoft-com:office:office" xmlns:oel="http://schemas.microsoft.com/office/2019/extlst" xmlns:r="http://schemas.openxmlformats.org/officeDocument/2006/relationships" xmlns:m="http://schemas.openxmlformats.org/officeDocument/2006/math" xmlns:v="urn:schemas-microsoft-com:vml" xmlns:wp14="http://schemas.microsoft.com/office/word/2010/wordprocessingDrawing" xmlns:wp="http://schemas.openxmlformats.org/drawingml/2006/wordprocessingDrawing" xmlns:w10="urn:schemas-microsoft-com:office:word" xmlns:w="http://schemas.openxmlformats.org/wordprocessingml/2006/main" xmlns:w14="http://schemas.microsoft.com/office/word/2010/wordml" xmlns:w15="http://schemas.microsoft.com/office/word/2012/wordml" xmlns:w16cex="http://schemas.microsoft.com/office/word/2018/wordml/cex" xmlns:w16cid="http://schemas.microsoft.com/office/word/2016/wordml/cid" xmlns:w16="http://schemas.microsoft.com/office/word/2018/wordml" xmlns:w16du="http://schemas.microsoft.com/office/word/2023/wordml/word16du" xmlns:w16sdtdh="http://schemas.microsoft.com/office/word/2020/wordml/sdtdatahash" xmlns:w16sdtfl="http://schemas.microsoft.com/office/word/2024/wordml/sdtformatlock" xmlns:w16se="http://schemas.microsoft.com/office/word/2015/wordml/symex" xmlns:wpg="http://schemas.microsoft.com/office/word/2010/wordprocessingGroup" xmlns:wpi="http://schemas.microsoft.com/office/word/2010/wordprocessingInk" xmlns:wne="http://schemas.microsoft.com/office/word/2006/wordml" xmlns:wps="http://schemas.microsoft.com/office/word/2010/wordprocessingShape" mc:Ignorable="w14 w15 w16se w16cid w16 w16cex w16sdtdh w16sdtfl w16du wp14">
+<w:document xmlns:wpc="http://schemas.microsoft.com/office/word/2010/wordprocessingCanvas" xmlns:cx="http://schemas.microsoft.com/office/drawing/2014/chartex" xmlns:mc="http://schemas.openxmlformats.org/markup-compatibility/2006" xmlns:o="urn:schemas-microsoft-com:office:office" xmlns:r="http://schemas.openxmlformats.org/officeDocument/2006/relationships" xmlns:m="http://schemas.openxmlformats.org/officeDocument/2006/math" xmlns:v="urn:schemas-microsoft-com:vml" xmlns:wp14="http://schemas.microsoft.com/office/word/2010/wordprocessingDrawing" xmlns:wp="http://schemas.openxmlformats.org/drawingml/2006/wordprocessingDrawing" xmlns:w10="urn:schemas-microsoft-com:office:word" xmlns:w="http://schemas.openxmlformats.org/wordprocessingml/2006/main" xmlns:w14="http://schemas.microsoft.com/office/word/2010/wordml" xmlns:w15="http://schemas.microsoft.com/office/word/2012/wordml" xmlns:w16se="http://schemas.microsoft.com/office/word/2015/wordml/symex" xmlns:wpg="http://schemas.microsoft.com/office/word/2010/wordprocessingGroup" xmlns:wpi="http://schemas.microsoft.com/office/word/2010/wordprocessingInk" xmlns:wne="http://schemas.microsoft.com/office/word/2006/wordml" xmlns:wps="http://schemas.microsoft.com/office/word/2010/wordprocessingShape" mc:Ignorable="w14 w15 w16se wp14">
   <w:body>
     <w:p>
       <w:r>
         <w:rPr>
           <w:noProof/>
+          <w:lang w:val="pt-BR" w:eastAsia="pt-BR"/>
         </w:rPr>
         <w:drawing>
           <wp:anchor distT="0" distB="0" distL="114300" distR="114300" simplePos="0" relativeHeight="251658240" behindDoc="1" locked="0" layoutInCell="1" allowOverlap="1" wp14:anchorId="6F9C2171" wp14:editId="53BA5510">
@@ -126,6 +127,9 @@
       <w:r>
         <w:t>RELATÓRIO DE ESTÁGIO ACADÉMICO</w:t>
       </w:r>
+      <w:r>
+        <w:t xml:space="preserve"> NA EMPRESA KIXI CREDITO,LDA</w:t>
+      </w:r>
     </w:p>
     <w:p>
       <w:pPr>
@@ -146,17 +150,8 @@
         </w:rPr>
       </w:pPr>
       <w:r>
-        <w:t xml:space="preserve">Desenvolvimento de um Sistema Web para Gestão de Operações de </w:t>
-      </w:r>
-      <w:proofErr w:type="spellStart"/>
-      <w:r>
-        <w:t>Microfinanças</w:t>
-      </w:r>
-      <w:proofErr w:type="spellEnd"/>
-      <w:r>
-        <w:t xml:space="preserve">: Caso </w:t>
-      </w:r>
-      <w:proofErr w:type="spellStart"/>
+        <w:t xml:space="preserve">Desenvolvimento de um Sistema Web para Gestão de Operações de Microfinanças: Caso </w:t>
+      </w:r>
       <w:r>
         <w:rPr>
           <w:b/>
@@ -164,7 +159,6 @@
         </w:rPr>
         <w:t>KixiCrédito</w:t>
       </w:r>
-      <w:proofErr w:type="spellEnd"/>
     </w:p>
     <w:p>
       <w:pPr>
@@ -187,15 +181,7 @@
         <w:t>Autor:</w:t>
       </w:r>
       <w:r>
-        <w:t xml:space="preserve"> Barnabé </w:t>
-      </w:r>
-      <w:proofErr w:type="spellStart"/>
-      <w:r>
-        <w:t>Mideiro</w:t>
-      </w:r>
-      <w:proofErr w:type="spellEnd"/>
-      <w:r>
-        <w:t xml:space="preserve">  Passageiro Pongolola</w:t>
+        <w:t xml:space="preserve"> Barnabé Mideiro  Passageiro Pongolola</w:t>
       </w:r>
     </w:p>
     <w:p>
@@ -221,88 +207,1006 @@
         </w:rPr>
         <w:t xml:space="preserve"> </w:t>
       </w:r>
+      <w:r>
+        <w:t xml:space="preserve">Alvaro Tando </w:t>
+      </w:r>
+    </w:p>
+    <w:p>
+      <w:pPr>
+        <w:jc w:val="center"/>
+      </w:pPr>
+    </w:p>
+    <w:p>
+      <w:pPr>
+        <w:jc w:val="center"/>
+      </w:pPr>
+    </w:p>
+    <w:p>
+      <w:pPr>
+        <w:jc w:val="center"/>
+      </w:pPr>
+    </w:p>
+    <w:p>
+      <w:pPr>
+        <w:jc w:val="center"/>
+      </w:pPr>
+    </w:p>
+    <w:p>
+      <w:pPr>
+        <w:jc w:val="center"/>
+      </w:pPr>
+    </w:p>
+    <w:p>
+      <w:pPr>
+        <w:jc w:val="center"/>
+      </w:pPr>
+    </w:p>
+    <w:p>
+      <w:pPr>
+        <w:jc w:val="center"/>
+      </w:pPr>
+    </w:p>
+    <w:p>
+      <w:pPr>
+        <w:jc w:val="center"/>
+      </w:pPr>
+    </w:p>
+    <w:p>
+      <w:pPr>
+        <w:jc w:val="center"/>
+      </w:pPr>
+    </w:p>
+    <w:p>
+      <w:pPr>
+        <w:jc w:val="center"/>
+      </w:pPr>
+    </w:p>
+    <w:p>
+      <w:pPr>
+        <w:jc w:val="center"/>
+      </w:pPr>
+    </w:p>
+    <w:p>
+      <w:pPr>
+        <w:jc w:val="center"/>
+      </w:pPr>
+      <w:r>
+        <w:t>Lobito,2026</w:t>
+      </w:r>
+    </w:p>
+    <w:p>
+      <w:r>
+        <w:rPr>
+          <w:noProof/>
+          <w:lang w:val="pt-BR" w:eastAsia="pt-BR"/>
+        </w:rPr>
+        <w:lastRenderedPageBreak/>
+        <w:drawing>
+          <wp:anchor distT="0" distB="0" distL="114300" distR="114300" simplePos="0" relativeHeight="251660288" behindDoc="1" locked="0" layoutInCell="1" allowOverlap="1" wp14:anchorId="652C33FC" wp14:editId="6BD34713">
+            <wp:simplePos x="0" y="0"/>
+            <wp:positionH relativeFrom="margin">
+              <wp:align>center</wp:align>
+            </wp:positionH>
+            <wp:positionV relativeFrom="paragraph">
+              <wp:posOffset>0</wp:posOffset>
+            </wp:positionV>
+            <wp:extent cx="850265" cy="854710"/>
+            <wp:effectExtent l="0" t="0" r="6985" b="2540"/>
+            <wp:wrapTight wrapText="bothSides">
+              <wp:wrapPolygon edited="0">
+                <wp:start x="0" y="0"/>
+                <wp:lineTo x="0" y="21183"/>
+                <wp:lineTo x="21294" y="21183"/>
+                <wp:lineTo x="21294" y="0"/>
+                <wp:lineTo x="0" y="0"/>
+              </wp:wrapPolygon>
+            </wp:wrapTight>
+            <wp:docPr id="1" name="Imagem 1"/>
+            <wp:cNvGraphicFramePr>
+              <a:graphicFrameLocks xmlns:a="http://schemas.openxmlformats.org/drawingml/2006/main" noChangeAspect="1"/>
+            </wp:cNvGraphicFramePr>
+            <a:graphic xmlns:a="http://schemas.openxmlformats.org/drawingml/2006/main">
+              <a:graphicData uri="http://schemas.openxmlformats.org/drawingml/2006/picture">
+                <pic:pic xmlns:pic="http://schemas.openxmlformats.org/drawingml/2006/picture">
+                  <pic:nvPicPr>
+                    <pic:cNvPr id="0" name="Picture 1"/>
+                    <pic:cNvPicPr>
+                      <a:picLocks noChangeAspect="1" noChangeArrowheads="1"/>
+                    </pic:cNvPicPr>
+                  </pic:nvPicPr>
+                  <pic:blipFill>
+                    <a:blip r:embed="rId5" cstate="print">
+                      <a:extLst>
+                        <a:ext uri="{28A0092B-C50C-407E-A947-70E740481C1C}">
+                          <a14:useLocalDpi xmlns:a14="http://schemas.microsoft.com/office/drawing/2010/main" val="0"/>
+                        </a:ext>
+                      </a:extLst>
+                    </a:blip>
+                    <a:srcRect/>
+                    <a:stretch>
+                      <a:fillRect/>
+                    </a:stretch>
+                  </pic:blipFill>
+                  <pic:spPr bwMode="auto">
+                    <a:xfrm>
+                      <a:off x="0" y="0"/>
+                      <a:ext cx="850265" cy="854710"/>
+                    </a:xfrm>
+                    <a:prstGeom prst="rect">
+                      <a:avLst/>
+                    </a:prstGeom>
+                    <a:noFill/>
+                    <a:ln>
+                      <a:noFill/>
+                    </a:ln>
+                  </pic:spPr>
+                </pic:pic>
+              </a:graphicData>
+            </a:graphic>
+            <wp14:sizeRelH relativeFrom="margin">
+              <wp14:pctWidth>0</wp14:pctWidth>
+            </wp14:sizeRelH>
+            <wp14:sizeRelV relativeFrom="margin">
+              <wp14:pctHeight>0</wp14:pctHeight>
+            </wp14:sizeRelV>
+          </wp:anchor>
+        </w:drawing>
+      </w:r>
+    </w:p>
+    <w:p/>
+    <w:p>
+      <w:pPr>
+        <w:rPr>
+          <w:rFonts w:asciiTheme="minorBidi" w:hAnsiTheme="minorBidi"/>
+        </w:rPr>
+      </w:pPr>
+    </w:p>
+    <w:p>
+      <w:pPr>
+        <w:jc w:val="center"/>
+        <w:rPr>
+          <w:rFonts w:asciiTheme="minorBidi" w:hAnsiTheme="minorBidi"/>
+        </w:rPr>
+      </w:pPr>
+      <w:r>
+        <w:rPr>
+          <w:rFonts w:asciiTheme="minorBidi" w:hAnsiTheme="minorBidi"/>
+        </w:rPr>
+        <w:t>INSTITUTO SUPERIOR POLITÉNICO LUSÍADA DE BENGUELA</w:t>
+      </w:r>
+    </w:p>
+    <w:p>
+      <w:pPr>
+        <w:jc w:val="center"/>
+      </w:pPr>
+      <w:r>
+        <w:t>Licenciatura Informática</w:t>
+      </w:r>
+    </w:p>
+    <w:p>
+      <w:pPr>
+        <w:jc w:val="center"/>
+      </w:pPr>
+    </w:p>
+    <w:p>
+      <w:pPr>
+        <w:jc w:val="center"/>
+      </w:pPr>
+    </w:p>
+    <w:p>
+      <w:pPr>
+        <w:jc w:val="center"/>
+      </w:pPr>
+      <w:r>
+        <w:t>RELATÓRIO DE ESTÁGIO ACADÉMICO</w:t>
+      </w:r>
+      <w:r>
+        <w:t xml:space="preserve"> NA EMPRESA KIXI CREDITO,LDA</w:t>
+      </w:r>
+    </w:p>
+    <w:p>
+      <w:pPr>
+        <w:jc w:val="center"/>
+      </w:pPr>
+    </w:p>
+    <w:p>
+      <w:pPr>
+        <w:jc w:val="center"/>
+      </w:pPr>
+    </w:p>
+    <w:p>
+      <w:pPr>
+        <w:jc w:val="center"/>
+        <w:rPr>
+          <w:b/>
+          <w:bCs/>
+        </w:rPr>
+      </w:pPr>
+      <w:r>
+        <w:t xml:space="preserve">Desenvolvimento de um Sistema Web para Gestão de Operações de Microfinanças: Caso </w:t>
+      </w:r>
+      <w:r>
+        <w:rPr>
+          <w:b/>
+          <w:bCs/>
+        </w:rPr>
+        <w:t>KixiCrédito</w:t>
+      </w:r>
+    </w:p>
+    <w:p>
+      <w:pPr>
+        <w:jc w:val="center"/>
+        <w:rPr>
+          <w:b/>
+          <w:bCs/>
+        </w:rPr>
+      </w:pPr>
+    </w:p>
+    <w:p>
+      <w:pPr>
+        <w:jc w:val="center"/>
+      </w:pPr>
+      <w:r>
+        <w:rPr>
+          <w:b/>
+          <w:bCs/>
+        </w:rPr>
+        <w:t>Autor:</w:t>
+      </w:r>
+      <w:r>
+        <w:t xml:space="preserve"> Barnabé Mideiro  Passageiro Pongolola</w:t>
+      </w:r>
+    </w:p>
+    <w:p>
+      <w:pPr>
+        <w:jc w:val="center"/>
+      </w:pPr>
+    </w:p>
+    <w:p>
+      <w:pPr>
+        <w:jc w:val="center"/>
+      </w:pPr>
+    </w:p>
+    <w:p>
+      <w:pPr>
+        <w:jc w:val="center"/>
+      </w:pPr>
+    </w:p>
+    <w:p>
+      <w:pPr>
+        <w:jc w:val="center"/>
+      </w:pPr>
+    </w:p>
+    <w:p>
+      <w:pPr>
+        <w:jc w:val="center"/>
+      </w:pPr>
+    </w:p>
+    <w:p>
+      <w:pPr>
+        <w:jc w:val="center"/>
+      </w:pPr>
+      <w:r>
+        <w:rPr>
+          <w:bCs/>
+        </w:rPr>
+        <w:t xml:space="preserve">Relatório de estágio de apresentado ao Instituto Superior Politécnico </w:t>
+      </w:r>
+      <w:r>
+        <w:rPr>
+          <w:bCs/>
+        </w:rPr>
+        <w:t>Lusíada de Benguela no ambito do 1º Ciclo de Estudos em Informática,conducente ao grau de licenciado sob a orientação dos professores Álvaro Ferraz Tando e Aníbal Sahari Falão</w:t>
+      </w:r>
+    </w:p>
+    <w:p>
+      <w:pPr>
+        <w:jc w:val="center"/>
+      </w:pPr>
+    </w:p>
+    <w:p>
+      <w:pPr>
+        <w:jc w:val="center"/>
+      </w:pPr>
+    </w:p>
+    <w:p>
+      <w:pPr>
+        <w:jc w:val="center"/>
+      </w:pPr>
+    </w:p>
+    <w:p>
+      <w:pPr>
+        <w:jc w:val="center"/>
+      </w:pPr>
+    </w:p>
+    <w:p>
+      <w:pPr>
+        <w:jc w:val="center"/>
+      </w:pPr>
+    </w:p>
+    <w:p>
+      <w:pPr>
+        <w:jc w:val="center"/>
+      </w:pPr>
+    </w:p>
+    <w:p>
+      <w:pPr>
+        <w:jc w:val="center"/>
+      </w:pPr>
+      <w:r>
+        <w:t>Lobito,2026</w:t>
+      </w:r>
+    </w:p>
+    <w:p>
+      <w:pPr>
+        <w:pStyle w:val="Ttulo1"/>
+        <w:jc w:val="center"/>
+      </w:pPr>
+      <w:bookmarkStart w:id="0" w:name="_GoBack"/>
+      <w:r>
+        <w:lastRenderedPageBreak/>
+        <w:t>Resumo</w:t>
+      </w:r>
+    </w:p>
+    <w:bookmarkEnd w:id="0"/>
+    <w:p>
+      <w:pPr>
+        <w:pStyle w:val="NormalWeb"/>
+        <w:jc w:val="both"/>
+        <w:rPr>
+          <w:rFonts w:asciiTheme="minorHAnsi" w:hAnsiTheme="minorHAnsi" w:cs="Arial"/>
+        </w:rPr>
+      </w:pPr>
+      <w:r>
+        <w:rPr>
+          <w:rFonts w:asciiTheme="minorHAnsi" w:hAnsiTheme="minorHAnsi" w:cs="Arial"/>
+        </w:rPr>
+        <w:t xml:space="preserve">O presente trabalho tem como objetivo desenvolver um sistema web para gestão de operações de </w:t>
+      </w:r>
       <w:proofErr w:type="spellStart"/>
       <w:r>
-        <w:t>Alvaro</w:t>
+        <w:rPr>
+          <w:rFonts w:asciiTheme="minorHAnsi" w:hAnsiTheme="minorHAnsi" w:cs="Arial"/>
+        </w:rPr>
+        <w:t>microfinanças</w:t>
       </w:r>
       <w:proofErr w:type="spellEnd"/>
       <w:r>
-        <w:t xml:space="preserve"> Tando </w:t>
-      </w:r>
-    </w:p>
-    <w:p>
-      <w:pPr>
-        <w:jc w:val="center"/>
-      </w:pPr>
-    </w:p>
-    <w:p>
-      <w:pPr>
-        <w:jc w:val="center"/>
-      </w:pPr>
-    </w:p>
-    <w:p>
-      <w:pPr>
-        <w:jc w:val="center"/>
-      </w:pPr>
-    </w:p>
-    <w:p>
-      <w:pPr>
-        <w:jc w:val="center"/>
-      </w:pPr>
-    </w:p>
-    <w:p>
-      <w:pPr>
-        <w:jc w:val="center"/>
-      </w:pPr>
-    </w:p>
-    <w:p>
-      <w:pPr>
-        <w:jc w:val="center"/>
-      </w:pPr>
-    </w:p>
-    <w:p>
-      <w:pPr>
-        <w:jc w:val="center"/>
-      </w:pPr>
-    </w:p>
-    <w:p>
-      <w:pPr>
-        <w:jc w:val="center"/>
-      </w:pPr>
-    </w:p>
-    <w:p>
-      <w:pPr>
-        <w:jc w:val="center"/>
-      </w:pPr>
-    </w:p>
-    <w:p>
-      <w:pPr>
-        <w:jc w:val="center"/>
-      </w:pPr>
-    </w:p>
-    <w:p>
-      <w:pPr>
-        <w:jc w:val="center"/>
-      </w:pPr>
-    </w:p>
-    <w:p>
-      <w:pPr>
-        <w:jc w:val="center"/>
-      </w:pPr>
-      <w:r>
-        <w:t>Lobito,2026</w:t>
-      </w:r>
-    </w:p>
-    <w:p>
-      <w:pPr>
-        <w:jc w:val="center"/>
-      </w:pPr>
+        <w:rPr>
+          <w:rFonts w:asciiTheme="minorHAnsi" w:hAnsiTheme="minorHAnsi" w:cs="Arial"/>
+        </w:rPr>
+        <w:t xml:space="preserve"> na </w:t>
+      </w:r>
+      <w:proofErr w:type="spellStart"/>
+      <w:r>
+        <w:rPr>
+          <w:rStyle w:val="whitespace-normal"/>
+          <w:rFonts w:asciiTheme="minorHAnsi" w:eastAsiaTheme="majorEastAsia" w:hAnsiTheme="minorHAnsi" w:cs="Arial"/>
+        </w:rPr>
+        <w:t>KixiCrédito</w:t>
+      </w:r>
+      <w:proofErr w:type="spellEnd"/>
+      <w:r>
+        <w:rPr>
+          <w:rFonts w:asciiTheme="minorHAnsi" w:hAnsiTheme="minorHAnsi" w:cs="Arial"/>
+        </w:rPr>
+        <w:t>, visando melhorar a organização, segurança e eficiência dos processos financeiros. O sistema atual apresenta limitações relacionadas à usabilidade, acesso às informações e gestão de comprovativos digitais, dificultando o trabalho dos funcionários e a tomada de decisões.</w:t>
+      </w:r>
+    </w:p>
+    <w:p>
+      <w:pPr>
+        <w:pStyle w:val="NormalWeb"/>
+        <w:jc w:val="both"/>
+        <w:rPr>
+          <w:rFonts w:asciiTheme="minorHAnsi" w:hAnsiTheme="minorHAnsi" w:cs="Arial"/>
+        </w:rPr>
+      </w:pPr>
+      <w:r>
+        <w:rPr>
+          <w:rFonts w:asciiTheme="minorHAnsi" w:hAnsiTheme="minorHAnsi" w:cs="Arial"/>
+        </w:rPr>
+        <w:t xml:space="preserve">Para solucionar esses problemas, será desenvolvido um sistema web com funcionalidades de cadastro de clientes, controle de pagamentos, registro de desembolsos e reembolsos, anexação de comprovativos e análise de risco. O desenvolvimento utilizará tecnologias como HTML, CSS, </w:t>
+      </w:r>
+      <w:proofErr w:type="spellStart"/>
+      <w:r>
+        <w:rPr>
+          <w:rFonts w:asciiTheme="minorHAnsi" w:hAnsiTheme="minorHAnsi" w:cs="Arial"/>
+        </w:rPr>
+        <w:t>JavaScript</w:t>
+      </w:r>
+      <w:proofErr w:type="spellEnd"/>
+      <w:r>
+        <w:rPr>
+          <w:rFonts w:asciiTheme="minorHAnsi" w:hAnsiTheme="minorHAnsi" w:cs="Arial"/>
+        </w:rPr>
+        <w:t>, PHP e MySQL.</w:t>
+      </w:r>
+    </w:p>
+    <w:p>
+      <w:pPr>
+        <w:pStyle w:val="NormalWeb"/>
+        <w:jc w:val="both"/>
+        <w:rPr>
+          <w:rFonts w:asciiTheme="minorHAnsi" w:hAnsiTheme="minorHAnsi" w:cs="Arial"/>
+        </w:rPr>
+      </w:pPr>
+      <w:r>
+        <w:rPr>
+          <w:rFonts w:asciiTheme="minorHAnsi" w:hAnsiTheme="minorHAnsi" w:cs="Arial"/>
+        </w:rPr>
+        <w:t xml:space="preserve">Espera-se que o sistema contribua para a modernização da instituição, proporcionando maior rapidez, segurança e eficiência na gestão das operações de </w:t>
+      </w:r>
+      <w:proofErr w:type="spellStart"/>
+      <w:r>
+        <w:rPr>
+          <w:rFonts w:asciiTheme="minorHAnsi" w:hAnsiTheme="minorHAnsi" w:cs="Arial"/>
+        </w:rPr>
+        <w:t>microfinanças</w:t>
+      </w:r>
+      <w:proofErr w:type="spellEnd"/>
+      <w:r>
+        <w:rPr>
+          <w:rFonts w:asciiTheme="minorHAnsi" w:hAnsiTheme="minorHAnsi" w:cs="Arial"/>
+        </w:rPr>
+        <w:t>.</w:t>
+      </w:r>
+    </w:p>
+    <w:p>
+      <w:pPr>
+        <w:pStyle w:val="NormalWeb"/>
+        <w:jc w:val="both"/>
+        <w:rPr>
+          <w:rFonts w:asciiTheme="minorHAnsi" w:hAnsiTheme="minorHAnsi"/>
+        </w:rPr>
+      </w:pPr>
+      <w:r>
+        <w:rPr>
+          <w:rStyle w:val="Forte"/>
+          <w:rFonts w:asciiTheme="minorHAnsi" w:eastAsiaTheme="majorEastAsia" w:hAnsiTheme="minorHAnsi" w:cs="Arial"/>
+        </w:rPr>
+        <w:t>Palavras-chave:</w:t>
+      </w:r>
+      <w:r>
+        <w:rPr>
+          <w:rFonts w:asciiTheme="minorHAnsi" w:hAnsiTheme="minorHAnsi" w:cs="Arial"/>
+        </w:rPr>
+        <w:t xml:space="preserve"> Sistemas Web, </w:t>
+      </w:r>
+      <w:proofErr w:type="spellStart"/>
+      <w:r>
+        <w:rPr>
+          <w:rFonts w:asciiTheme="minorHAnsi" w:hAnsiTheme="minorHAnsi" w:cs="Arial"/>
+        </w:rPr>
+        <w:t>Microfinanças</w:t>
+      </w:r>
+      <w:proofErr w:type="spellEnd"/>
+      <w:r>
+        <w:rPr>
+          <w:rFonts w:asciiTheme="minorHAnsi" w:hAnsiTheme="minorHAnsi" w:cs="Arial"/>
+        </w:rPr>
+        <w:t>, Gestão Financeira, Microcrédito</w:t>
+      </w:r>
+      <w:r>
+        <w:rPr>
+          <w:rFonts w:asciiTheme="minorHAnsi" w:hAnsiTheme="minorHAnsi"/>
+        </w:rPr>
+        <w:t>.</w:t>
+      </w:r>
+    </w:p>
+    <w:p/>
+    <w:p>
+      <w:r>
+        <w:br w:type="page"/>
+      </w:r>
     </w:p>
     <w:p>
       <w:pPr>
         <w:pStyle w:val="Ttulo1"/>
-      </w:pPr>
-      <w:r>
+        <w:jc w:val="center"/>
+      </w:pPr>
+      <w:r>
+        <w:lastRenderedPageBreak/>
+        <w:t>ABSTRACT</w:t>
+      </w:r>
+    </w:p>
+    <w:p>
+      <w:pPr>
+        <w:pStyle w:val="NormalWeb"/>
+        <w:jc w:val="both"/>
+        <w:rPr>
+          <w:rFonts w:asciiTheme="minorHAnsi" w:hAnsiTheme="minorHAnsi"/>
+          <w:lang w:val="en-ZA"/>
+        </w:rPr>
+      </w:pPr>
+      <w:r>
+        <w:rPr>
+          <w:rFonts w:asciiTheme="minorHAnsi" w:hAnsiTheme="minorHAnsi"/>
+          <w:lang w:val="en-ZA"/>
+        </w:rPr>
+        <w:t xml:space="preserve">This work aims to develop a web system for managing microfinance operations at </w:t>
+      </w:r>
+      <w:proofErr w:type="spellStart"/>
+      <w:r>
+        <w:rPr>
+          <w:rStyle w:val="whitespace-normal"/>
+          <w:rFonts w:asciiTheme="minorHAnsi" w:eastAsiaTheme="majorEastAsia" w:hAnsiTheme="minorHAnsi"/>
+          <w:lang w:val="en-ZA"/>
+        </w:rPr>
+        <w:t>KixiCrédito</w:t>
+      </w:r>
+      <w:proofErr w:type="spellEnd"/>
+      <w:r>
+        <w:rPr>
+          <w:rFonts w:asciiTheme="minorHAnsi" w:hAnsiTheme="minorHAnsi"/>
+          <w:lang w:val="en-ZA"/>
+        </w:rPr>
+        <w:t>, with the purpose of improving the organization, security, and efficiency of financial processes. The current system presents limitations related to usability, access to information, and management of digital documents, affecting employees’ productivity and decision-making.</w:t>
+      </w:r>
+    </w:p>
+    <w:p>
+      <w:pPr>
+        <w:pStyle w:val="NormalWeb"/>
+        <w:jc w:val="both"/>
+        <w:rPr>
+          <w:rFonts w:asciiTheme="minorHAnsi" w:hAnsiTheme="minorHAnsi"/>
+          <w:lang w:val="en-ZA"/>
+        </w:rPr>
+      </w:pPr>
+      <w:r>
+        <w:rPr>
+          <w:rFonts w:asciiTheme="minorHAnsi" w:hAnsiTheme="minorHAnsi"/>
+          <w:lang w:val="en-ZA"/>
+        </w:rPr>
+        <w:t>To solve these problems, a modern web-based system will be developed with features such as client registration, payment control, loan disbursement and reimbursement management, digital document upload, and risk analysis. The system will be developed using technologies such as HTML, CSS, JavaScript, PHP, and MySQL.</w:t>
+      </w:r>
+    </w:p>
+    <w:p>
+      <w:pPr>
+        <w:pStyle w:val="NormalWeb"/>
+        <w:jc w:val="both"/>
+        <w:rPr>
+          <w:rFonts w:asciiTheme="minorHAnsi" w:hAnsiTheme="minorHAnsi"/>
+          <w:lang w:val="en-ZA"/>
+        </w:rPr>
+      </w:pPr>
+      <w:r>
+        <w:rPr>
+          <w:rFonts w:asciiTheme="minorHAnsi" w:hAnsiTheme="minorHAnsi"/>
+          <w:lang w:val="en-ZA"/>
+        </w:rPr>
+        <w:t>It is expected that the proposed system will contribute to the modernization of the institution by providing greater speed, security, and efficiency in managing microfinance operations.</w:t>
+      </w:r>
+    </w:p>
+    <w:p>
+      <w:pPr>
+        <w:pStyle w:val="NormalWeb"/>
+        <w:jc w:val="both"/>
+        <w:rPr>
+          <w:rFonts w:asciiTheme="minorHAnsi" w:hAnsiTheme="minorHAnsi"/>
+          <w:lang w:val="en-ZA"/>
+        </w:rPr>
+      </w:pPr>
+      <w:r>
+        <w:rPr>
+          <w:rStyle w:val="Forte"/>
+          <w:rFonts w:asciiTheme="minorHAnsi" w:eastAsiaTheme="majorEastAsia" w:hAnsiTheme="minorHAnsi"/>
+          <w:lang w:val="en-ZA"/>
+        </w:rPr>
+        <w:t>Keywords:</w:t>
+      </w:r>
+      <w:r>
+        <w:rPr>
+          <w:rFonts w:asciiTheme="minorHAnsi" w:hAnsiTheme="minorHAnsi"/>
+          <w:lang w:val="en-ZA"/>
+        </w:rPr>
+        <w:t xml:space="preserve"> Web Systems, Microfinance, Financial Management, Microcredit.</w:t>
+      </w:r>
+    </w:p>
+    <w:p>
+      <w:pPr>
+        <w:pStyle w:val="Ttulo1"/>
+        <w:jc w:val="center"/>
+        <w:rPr>
+          <w:lang w:val="en-ZA"/>
+        </w:rPr>
+      </w:pPr>
+    </w:p>
+    <w:p>
+      <w:pPr>
+        <w:pStyle w:val="Ttulo1"/>
+        <w:jc w:val="center"/>
+        <w:rPr>
+          <w:lang w:val="en-ZA"/>
+        </w:rPr>
+      </w:pPr>
+    </w:p>
+    <w:p>
+      <w:pPr>
+        <w:pStyle w:val="Ttulo1"/>
+        <w:jc w:val="center"/>
+        <w:rPr>
+          <w:lang w:val="en-ZA"/>
+        </w:rPr>
+      </w:pPr>
+    </w:p>
+    <w:p>
+      <w:pPr>
+        <w:pStyle w:val="Ttulo1"/>
+        <w:jc w:val="center"/>
+        <w:rPr>
+          <w:lang w:val="en-ZA"/>
+        </w:rPr>
+      </w:pPr>
+      <w:r>
+        <w:rPr>
+          <w:lang w:val="en-ZA"/>
+        </w:rPr>
+        <w:br w:type="page"/>
+      </w:r>
+      <w:r>
+        <w:rPr>
+          <w:lang w:val="en-ZA"/>
+        </w:rPr>
+        <w:lastRenderedPageBreak/>
+        <w:t>AGRADECIMENTOS</w:t>
+      </w:r>
+    </w:p>
+    <w:p>
+      <w:pPr>
+        <w:pStyle w:val="NormalWeb"/>
+        <w:jc w:val="both"/>
+        <w:rPr>
+          <w:rFonts w:asciiTheme="minorHAnsi" w:hAnsiTheme="minorHAnsi"/>
+        </w:rPr>
+      </w:pPr>
+      <w:r>
+        <w:rPr>
+          <w:rFonts w:asciiTheme="minorHAnsi" w:hAnsiTheme="minorHAnsi"/>
+        </w:rPr>
+        <w:t>Primeiramente, agradeço a Deus por me conceder força, sabedoria e coragem para superar cada dificuldade encontrada ao longo desta caminhada acadêmica. Sem a Sua graça, nada disso seria possível.</w:t>
+      </w:r>
+    </w:p>
+    <w:p>
+      <w:pPr>
+        <w:pStyle w:val="NormalWeb"/>
+        <w:jc w:val="both"/>
+        <w:rPr>
+          <w:rFonts w:asciiTheme="minorHAnsi" w:hAnsiTheme="minorHAnsi"/>
+        </w:rPr>
+      </w:pPr>
+      <w:r>
+        <w:rPr>
+          <w:rFonts w:asciiTheme="minorHAnsi" w:hAnsiTheme="minorHAnsi"/>
+        </w:rPr>
+        <w:t>Aos meus pais e familiares, deixo a minha eterna gratidão pelo amor, apoio, paciência e incentivo incondicional. Foram vocês que estiveram ao meu lado nos momentos mais difíceis, acreditando em mim mesmo quando eu pensei em desistir.</w:t>
+      </w:r>
+    </w:p>
+    <w:p>
+      <w:pPr>
+        <w:pStyle w:val="NormalWeb"/>
+        <w:jc w:val="both"/>
+        <w:rPr>
+          <w:rFonts w:asciiTheme="minorHAnsi" w:hAnsiTheme="minorHAnsi"/>
+        </w:rPr>
+      </w:pPr>
+      <w:r>
+        <w:rPr>
+          <w:rFonts w:asciiTheme="minorHAnsi" w:hAnsiTheme="minorHAnsi"/>
+        </w:rPr>
+        <w:t>Ao meu orientador e professores, agradeço pelos ensinamentos, dedicação e orientação que contribuíram não apenas para a realização deste trabalho, mas também para o meu crescimento pessoal e profissional.</w:t>
+      </w:r>
+    </w:p>
+    <w:p>
+      <w:pPr>
+        <w:pStyle w:val="NormalWeb"/>
+        <w:jc w:val="both"/>
+        <w:rPr>
+          <w:rFonts w:asciiTheme="minorHAnsi" w:hAnsiTheme="minorHAnsi"/>
+        </w:rPr>
+      </w:pPr>
+      <w:r>
+        <w:rPr>
+          <w:rFonts w:asciiTheme="minorHAnsi" w:hAnsiTheme="minorHAnsi"/>
+        </w:rPr>
+        <w:t xml:space="preserve">Aos colaboradores da </w:t>
+      </w:r>
+      <w:proofErr w:type="spellStart"/>
+      <w:r>
+        <w:rPr>
+          <w:rStyle w:val="whitespace-normal"/>
+          <w:rFonts w:asciiTheme="minorHAnsi" w:eastAsiaTheme="majorEastAsia" w:hAnsiTheme="minorHAnsi"/>
+        </w:rPr>
+        <w:t>KixiCrédito</w:t>
+      </w:r>
+      <w:proofErr w:type="spellEnd"/>
+      <w:r>
+        <w:rPr>
+          <w:rFonts w:asciiTheme="minorHAnsi" w:hAnsiTheme="minorHAnsi"/>
+        </w:rPr>
+        <w:t xml:space="preserve">, pela colaboração, disponibilidade e partilha de informações essenciais para o desenvolvimento desta </w:t>
+      </w:r>
+      <w:proofErr w:type="spellStart"/>
+      <w:proofErr w:type="gramStart"/>
+      <w:r>
+        <w:rPr>
+          <w:rFonts w:asciiTheme="minorHAnsi" w:hAnsiTheme="minorHAnsi"/>
+        </w:rPr>
+        <w:t>pesquisa.A</w:t>
+      </w:r>
+      <w:proofErr w:type="spellEnd"/>
+      <w:proofErr w:type="gramEnd"/>
+      <w:r>
+        <w:rPr>
+          <w:rFonts w:asciiTheme="minorHAnsi" w:hAnsiTheme="minorHAnsi"/>
+        </w:rPr>
+        <w:t xml:space="preserve"> todos os amigos e colegas que fizeram parte desta trajetória, meu muito obrigado pelo apoio, motivação e companheirismo ao longo desta jornada.</w:t>
+      </w:r>
+    </w:p>
+    <w:p>
+      <w:pPr>
+        <w:pStyle w:val="Ttulo1"/>
+        <w:jc w:val="center"/>
+        <w:rPr>
+          <w:lang w:val="pt-BR"/>
+        </w:rPr>
+      </w:pPr>
+    </w:p>
+    <w:p>
+      <w:pPr>
+        <w:rPr>
+          <w:rFonts w:ascii="Arial" w:eastAsiaTheme="majorEastAsia" w:hAnsi="Arial" w:cs="Arial"/>
+          <w:b/>
+          <w:bCs/>
+          <w:color w:val="2F5496" w:themeColor="accent1" w:themeShade="BF"/>
+          <w:sz w:val="28"/>
+          <w:szCs w:val="28"/>
+          <w:lang w:val="pt-BR"/>
+        </w:rPr>
+      </w:pPr>
+      <w:r>
+        <w:rPr>
+          <w:lang w:val="pt-BR"/>
+        </w:rPr>
+        <w:br w:type="page"/>
+      </w:r>
+    </w:p>
+    <w:p>
+      <w:pPr>
+        <w:pStyle w:val="Ttulo1"/>
+        <w:jc w:val="center"/>
+        <w:rPr>
+          <w:lang w:val="pt-BR"/>
+        </w:rPr>
+      </w:pPr>
+      <w:r>
+        <w:rPr>
+          <w:lang w:val="pt-BR"/>
+        </w:rPr>
+        <w:lastRenderedPageBreak/>
+        <w:t>DEDICATÓRIA</w:t>
+      </w:r>
+    </w:p>
+    <w:p>
+      <w:pPr>
+        <w:pStyle w:val="NormalWeb"/>
+        <w:jc w:val="both"/>
+        <w:rPr>
+          <w:rFonts w:asciiTheme="minorHAnsi" w:hAnsiTheme="minorHAnsi"/>
+        </w:rPr>
+      </w:pPr>
+      <w:r>
+        <w:rPr>
+          <w:rFonts w:asciiTheme="minorHAnsi" w:hAnsiTheme="minorHAnsi"/>
+        </w:rPr>
+        <w:t>Dedico este trabalho primeiramente a Deus, por ter guiado os meus passos e me dado forças para nunca desistir diante das dificuldades.</w:t>
+      </w:r>
+    </w:p>
+    <w:p>
+      <w:pPr>
+        <w:pStyle w:val="NormalWeb"/>
+        <w:jc w:val="both"/>
+        <w:rPr>
+          <w:rFonts w:asciiTheme="minorHAnsi" w:hAnsiTheme="minorHAnsi"/>
+        </w:rPr>
+      </w:pPr>
+      <w:r>
+        <w:rPr>
+          <w:rFonts w:asciiTheme="minorHAnsi" w:hAnsiTheme="minorHAnsi"/>
+        </w:rPr>
+        <w:t>Aos meus pais e familiares, que sempre acreditaram no meu potencial e estiveram ao meu lado com amor, apoio e incentivo em todos os momentos desta caminhada.</w:t>
+      </w:r>
+    </w:p>
+    <w:p>
+      <w:pPr>
+        <w:pStyle w:val="NormalWeb"/>
+        <w:jc w:val="both"/>
+        <w:rPr>
+          <w:rFonts w:asciiTheme="minorHAnsi" w:hAnsiTheme="minorHAnsi"/>
+        </w:rPr>
+      </w:pPr>
+      <w:r>
+        <w:rPr>
+          <w:rFonts w:asciiTheme="minorHAnsi" w:hAnsiTheme="minorHAnsi"/>
+        </w:rPr>
+        <w:t>Dedico também a todos aqueles que sonham em alcançar os seus objetivos através da educação, mesmo diante dos desafios da vida. Que esta conquista sirva de motivação para continuar lutando pelos seus sonhos.</w:t>
+      </w:r>
+    </w:p>
+    <w:p>
+      <w:pPr>
+        <w:pStyle w:val="NormalWeb"/>
+        <w:jc w:val="both"/>
+        <w:rPr>
+          <w:rFonts w:asciiTheme="minorHAnsi" w:hAnsiTheme="minorHAnsi"/>
+        </w:rPr>
+      </w:pPr>
+      <w:r>
+        <w:rPr>
+          <w:rFonts w:asciiTheme="minorHAnsi" w:hAnsiTheme="minorHAnsi"/>
+        </w:rPr>
+        <w:t>Por fim, dedico este trabalho a todas as pessoas que contribuíram direta ou indiretamente para a realização deste sonho e para o meu crescimento pessoal e profissional</w:t>
+      </w:r>
+    </w:p>
+    <w:p>
+      <w:pPr>
+        <w:rPr>
+          <w:lang w:val="pt-BR"/>
+        </w:rPr>
+      </w:pPr>
+    </w:p>
+    <w:p>
+      <w:pPr>
+        <w:pStyle w:val="Ttulo1"/>
+        <w:jc w:val="center"/>
+        <w:rPr>
+          <w:lang w:val="pt-BR"/>
+        </w:rPr>
+      </w:pPr>
+    </w:p>
+    <w:p>
+      <w:pPr>
+        <w:rPr>
+          <w:rFonts w:ascii="Arial" w:eastAsiaTheme="majorEastAsia" w:hAnsi="Arial" w:cs="Arial"/>
+          <w:b/>
+          <w:bCs/>
+          <w:color w:val="2F5496" w:themeColor="accent1" w:themeShade="BF"/>
+          <w:sz w:val="28"/>
+          <w:szCs w:val="28"/>
+          <w:lang w:val="pt-BR"/>
+        </w:rPr>
+      </w:pPr>
+      <w:r>
+        <w:rPr>
+          <w:lang w:val="pt-BR"/>
+        </w:rPr>
+        <w:br w:type="page"/>
+      </w:r>
+    </w:p>
+    <w:p>
+      <w:pPr>
+        <w:pStyle w:val="Ttulo1"/>
+        <w:jc w:val="center"/>
+        <w:rPr>
+          <w:lang w:val="pt-BR"/>
+        </w:rPr>
+      </w:pPr>
+      <w:r>
+        <w:rPr>
+          <w:lang w:val="pt-BR"/>
+        </w:rPr>
+        <w:lastRenderedPageBreak/>
+        <w:t>LISTA DE SIGLAS E ABREVIATURAS</w:t>
+      </w:r>
+    </w:p>
+    <w:p>
+      <w:pPr>
+        <w:pStyle w:val="Ttulo1"/>
+        <w:jc w:val="center"/>
+        <w:rPr>
+          <w:lang w:val="pt-BR"/>
+        </w:rPr>
+      </w:pPr>
+    </w:p>
+    <w:p>
+      <w:pPr>
+        <w:rPr>
+          <w:rFonts w:ascii="Arial" w:eastAsiaTheme="majorEastAsia" w:hAnsi="Arial" w:cs="Arial"/>
+          <w:b/>
+          <w:bCs/>
+          <w:color w:val="2F5496" w:themeColor="accent1" w:themeShade="BF"/>
+          <w:sz w:val="28"/>
+          <w:szCs w:val="28"/>
+          <w:lang w:val="pt-BR"/>
+        </w:rPr>
+      </w:pPr>
+      <w:r>
+        <w:rPr>
+          <w:lang w:val="pt-BR"/>
+        </w:rPr>
+        <w:br w:type="page"/>
+      </w:r>
+    </w:p>
+    <w:p>
+      <w:pPr>
+        <w:pStyle w:val="Ttulo1"/>
+        <w:jc w:val="center"/>
+        <w:rPr>
+          <w:lang w:val="pt-BR"/>
+        </w:rPr>
+      </w:pPr>
+      <w:r>
+        <w:rPr>
+          <w:lang w:val="pt-BR"/>
+        </w:rPr>
+        <w:lastRenderedPageBreak/>
+        <w:t>INDICE</w:t>
+      </w:r>
+    </w:p>
+    <w:p>
+      <w:pPr>
+        <w:pStyle w:val="Ttulo1"/>
+        <w:jc w:val="center"/>
+        <w:rPr>
+          <w:lang w:val="pt-BR"/>
+        </w:rPr>
+      </w:pPr>
+    </w:p>
+    <w:p>
+      <w:pPr>
+        <w:rPr>
+          <w:rFonts w:ascii="Arial" w:eastAsiaTheme="majorEastAsia" w:hAnsi="Arial" w:cs="Arial"/>
+          <w:b/>
+          <w:bCs/>
+          <w:color w:val="2F5496" w:themeColor="accent1" w:themeShade="BF"/>
+          <w:sz w:val="28"/>
+          <w:szCs w:val="28"/>
+          <w:lang w:val="pt-BR"/>
+        </w:rPr>
+      </w:pPr>
+      <w:r>
+        <w:rPr>
+          <w:lang w:val="pt-BR"/>
+        </w:rPr>
+        <w:br w:type="page"/>
+      </w:r>
+    </w:p>
+    <w:p>
+      <w:pPr>
+        <w:pStyle w:val="Ttulo1"/>
+        <w:jc w:val="center"/>
+        <w:rPr>
+          <w:lang w:val="pt-BR"/>
+        </w:rPr>
+      </w:pPr>
+      <w:r>
+        <w:rPr>
+          <w:lang w:val="pt-BR"/>
+        </w:rPr>
+        <w:lastRenderedPageBreak/>
+        <w:t>INDÍCE DE FIGURAS</w:t>
+      </w:r>
+    </w:p>
+    <w:p>
+      <w:pPr>
+        <w:pStyle w:val="Ttulo1"/>
+        <w:jc w:val="center"/>
+        <w:rPr>
+          <w:lang w:val="pt-BR"/>
+        </w:rPr>
+      </w:pPr>
+      <w:r>
+        <w:rPr>
+          <w:lang w:val="pt-BR"/>
+        </w:rPr>
+        <w:br w:type="page"/>
+      </w:r>
+    </w:p>
+    <w:p>
+      <w:pPr>
+        <w:pStyle w:val="Ttulo1"/>
+        <w:jc w:val="center"/>
+      </w:pPr>
+      <w:r>
+        <w:lastRenderedPageBreak/>
         <w:t>Introdução</w:t>
       </w:r>
     </w:p>
@@ -311,23 +1215,7 @@
         <w:jc w:val="both"/>
       </w:pPr>
       <w:r>
-        <w:t xml:space="preserve">O setor de </w:t>
-      </w:r>
-      <w:proofErr w:type="spellStart"/>
-      <w:r>
-        <w:t>microfinanças</w:t>
-      </w:r>
-      <w:proofErr w:type="spellEnd"/>
-      <w:r>
-        <w:t xml:space="preserve"> desempenha um papel fundamental no desenvolvimento econômico e social, especialmente em países em desenvolvimento, ao facilitar o acesso ao crédito para populações que, muitas vezes, não são atendidas pelo sistema bancário tradicional. Instituições de microcrédito, como o </w:t>
-      </w:r>
-      <w:proofErr w:type="spellStart"/>
-      <w:r>
-        <w:t>KixiCrédito</w:t>
-      </w:r>
-      <w:proofErr w:type="spellEnd"/>
-      <w:r>
-        <w:t>, têm contribuído significativamente para o financiamento de pequenos negócios e o fortalecimento da economia local.</w:t>
+        <w:t>O setor de microfinanças desempenha um papel fundamental no desenvolvimento econômico e social, especialmente em países em desenvolvimento, ao facilitar o acesso ao crédito para populações que, muitas vezes, não são atendidas pelo sistema bancário tradicional. Instituições de microcrédito, como o KixiCrédito, têm contribuído significativamente para o financiamento de pequenos negócios e o fortalecimento da economia local.</w:t>
       </w:r>
     </w:p>
     <w:p>
@@ -351,15 +1239,7 @@
         <w:jc w:val="both"/>
       </w:pPr>
       <w:r>
-        <w:t xml:space="preserve">Diante dessas considerações, o presente trabalho tem como objetivo desenvolver um sistema web para gestão de operações de </w:t>
-      </w:r>
-      <w:proofErr w:type="spellStart"/>
-      <w:r>
-        <w:t>microfinanças</w:t>
-      </w:r>
-      <w:proofErr w:type="spellEnd"/>
-      <w:r>
-        <w:t>, visando melhorar a eficiência, a organização e a acessibilidade dos processos realizados em instituições desse setor. A proposta busca oferecer uma solução prática e funcional que auxilie na tomada de decisões, no controle das operações financeiras e na análise de risco dos clientes.</w:t>
+        <w:t>Diante dessas considerações, o presente trabalho tem como objetivo desenvolver um sistema web para gestão de operações de microfinanças, visando melhorar a eficiência, a organização e a acessibilidade dos processos realizados em instituições desse setor. A proposta busca oferecer uma solução prática e funcional que auxilie na tomada de decisões, no controle das operações financeiras e na análise de risco dos clientes.</w:t>
       </w:r>
     </w:p>
     <w:p>
@@ -367,15 +1247,7 @@
         <w:jc w:val="both"/>
       </w:pPr>
       <w:r>
-        <w:t xml:space="preserve">Para alcançar esse objetivo, serão abordados conceitos relacionados a sistemas de informação, desenvolvimento web e gestão de </w:t>
-      </w:r>
-      <w:proofErr w:type="spellStart"/>
-      <w:r>
-        <w:t>microfinanças</w:t>
-      </w:r>
-      <w:proofErr w:type="spellEnd"/>
-      <w:r>
-        <w:t>, bem como a modelagem e implementação de um sistema que atenda às necessidades identificadas. Espera-se que o sistema proposto contribua para a modernização dos processos e para a melhoria da qualidade dos serviços prestados por instituições de microcrédito.</w:t>
+        <w:t>Para alcançar esse objetivo, serão abordados conceitos relacionados a sistemas de informação, desenvolvimento web e gestão de microfinanças, bem como a modelagem e implementação de um sistema que atenda às necessidades identificadas. Espera-se que o sistema proposto contribua para a modernização dos processos e para a melhoria da qualidade dos serviços prestados por instituições de microcrédito.</w:t>
       </w:r>
     </w:p>
     <w:p>
@@ -410,36 +1282,12 @@
     </w:p>
     <w:p>
       <w:r>
-        <w:t xml:space="preserve">o contexto das instituições de </w:t>
-      </w:r>
-      <w:proofErr w:type="spellStart"/>
-      <w:r>
-        <w:t>microfinanças</w:t>
-      </w:r>
-      <w:proofErr w:type="spellEnd"/>
-      <w:r>
-        <w:t xml:space="preserve">, como a </w:t>
-      </w:r>
-      <w:proofErr w:type="spellStart"/>
-      <w:r>
-        <w:t>KixiCrédito</w:t>
-      </w:r>
-      <w:proofErr w:type="spellEnd"/>
-      <w:r>
-        <w:t>, a gestão eficiente das operações financeiras e dos dados dos clientes é fundamental para garantir a sustentabilidade e a qualidade dos serviços prestados.</w:t>
-      </w:r>
-    </w:p>
-    <w:p>
-      <w:r>
-        <w:t xml:space="preserve">Atualmente, a organização utiliza um sistema interno denominado </w:t>
-      </w:r>
-      <w:proofErr w:type="spellStart"/>
-      <w:r>
-        <w:t>Kixi</w:t>
-      </w:r>
-      <w:proofErr w:type="spellEnd"/>
-      <w:r>
-        <w:t xml:space="preserve"> Utilitário, no qual os funcionários realizam atividades como registro de dados, consulta de pagamentos, desembolsos e reembolsos. No entanto, apesar de sua importância operacional, o sistema apresenta algumas limitações que impactam diretamente a produtividade e a eficiência dos colaboradores.</w:t>
+        <w:t>o contexto das instituições de microfinanças, como a KixiCrédito, a gestão eficiente das operações financeiras e dos dados dos clientes é fundamental para garantir a sustentabilidade e a qualidade dos serviços prestados.</w:t>
+      </w:r>
+    </w:p>
+    <w:p>
+      <w:r>
+        <w:t>Atualmente, a organização utiliza um sistema interno denominado Kixi Utilitário, no qual os funcionários realizam atividades como registro de dados, consulta de pagamentos, desembolsos e reembolsos. No entanto, apesar de sua importância operacional, o sistema apresenta algumas limitações que impactam diretamente a produtividade e a eficiência dos colaboradores.</w:t>
       </w:r>
     </w:p>
     <w:p>
@@ -591,324 +1439,248 @@
       <w:pPr>
         <w:pStyle w:val="Ttulo1"/>
       </w:pPr>
-      <w:proofErr w:type="spellStart"/>
       <w:r>
         <w:lastRenderedPageBreak/>
+        <w:t>Objectivo Geral</w:t>
+      </w:r>
+    </w:p>
+    <w:p>
+      <w:pPr>
+        <w:jc w:val="both"/>
+      </w:pPr>
+      <w:r>
+        <w:t>Desenvolver um sistema web moderno e eficiente para a gestão das operações de microfinanças na KixiCrédito, que permita aos funcionários realizar o cadastro e consulta de clientes, acompanhar pagamentos, desembolsos e reembolsos, bem como anexar comprovativos e analisar riscos, com o intuito de melhorar a organização, a acessibilidade e a tomada de decisão dentro da instituição.</w:t>
+      </w:r>
+    </w:p>
+    <w:p>
+      <w:pPr>
+        <w:jc w:val="both"/>
+      </w:pPr>
+    </w:p>
+    <w:p>
+      <w:pPr>
+        <w:pStyle w:val="Ttulo1"/>
+      </w:pPr>
+      <w:r>
         <w:t>Objectivo</w:t>
       </w:r>
-      <w:proofErr w:type="spellEnd"/>
-      <w:r>
-        <w:t xml:space="preserve"> Geral</w:t>
-      </w:r>
-    </w:p>
-    <w:p>
-      <w:pPr>
+      <w:r>
+        <w:t xml:space="preserve"> Especifíco</w:t>
+      </w:r>
+    </w:p>
+    <w:p>
+      <w:pPr>
+        <w:pStyle w:val="PargrafodaLista"/>
+        <w:numPr>
+          <w:ilvl w:val="0"/>
+          <w:numId w:val="1"/>
+        </w:numPr>
         <w:jc w:val="both"/>
       </w:pPr>
       <w:r>
-        <w:t xml:space="preserve">Desenvolver um sistema web moderno e eficiente para a gestão das operações de </w:t>
-      </w:r>
-      <w:proofErr w:type="spellStart"/>
-      <w:r>
-        <w:t>microfinanças</w:t>
-      </w:r>
-      <w:proofErr w:type="spellEnd"/>
-      <w:r>
-        <w:t xml:space="preserve"> na </w:t>
-      </w:r>
-      <w:proofErr w:type="spellStart"/>
-      <w:r>
-        <w:t>KixiCrédito</w:t>
-      </w:r>
-      <w:proofErr w:type="spellEnd"/>
-      <w:r>
-        <w:t>, que permita aos funcionários realizar o cadastro e consulta de clientes, acompanhar pagamentos, desembolsos e reembolsos, bem como anexar comprovativos e analisar riscos, com o intuito de melhorar a organização, a acessibilidade e a tomada de decisão dentro da instituição.</w:t>
-      </w:r>
-    </w:p>
-    <w:p>
-      <w:pPr>
+        <w:t xml:space="preserve">Levantar e analisar os requisitos do sistema atualmente utilizado na KixiCrédito, identificando suas limitações e necessidades de melhoria; </w:t>
+      </w:r>
+    </w:p>
+    <w:p>
+      <w:pPr>
+        <w:pStyle w:val="PargrafodaLista"/>
+        <w:numPr>
+          <w:ilvl w:val="0"/>
+          <w:numId w:val="1"/>
+        </w:numPr>
         <w:jc w:val="both"/>
       </w:pPr>
+      <w:r>
+        <w:t xml:space="preserve">Projetar a arquitetura de um sistema web adequado às operações de microfinanças; </w:t>
+      </w:r>
+    </w:p>
+    <w:p>
+      <w:pPr>
+        <w:pStyle w:val="PargrafodaLista"/>
+        <w:numPr>
+          <w:ilvl w:val="0"/>
+          <w:numId w:val="1"/>
+        </w:numPr>
+        <w:jc w:val="both"/>
+      </w:pPr>
+      <w:r>
+        <w:t xml:space="preserve">Desenvolver um módulo de autenticação que permita o acesso seguro dos funcionários através de utilizador e palavra-passe; </w:t>
+      </w:r>
+    </w:p>
+    <w:p>
+      <w:pPr>
+        <w:pStyle w:val="PargrafodaLista"/>
+        <w:numPr>
+          <w:ilvl w:val="0"/>
+          <w:numId w:val="1"/>
+        </w:numPr>
+        <w:jc w:val="both"/>
+      </w:pPr>
+      <w:r>
+        <w:t xml:space="preserve">Implementar funcionalidades para o cadastro, consulta e gestão de clientes; </w:t>
+      </w:r>
+    </w:p>
+    <w:p>
+      <w:pPr>
+        <w:pStyle w:val="PargrafodaLista"/>
+        <w:numPr>
+          <w:ilvl w:val="0"/>
+          <w:numId w:val="1"/>
+        </w:numPr>
+        <w:jc w:val="both"/>
+      </w:pPr>
+      <w:r>
+        <w:t xml:space="preserve">Criar mecanismos para o registo e acompanhamento de desembolsos, reembolsos e histórico de pagamentos; </w:t>
+      </w:r>
+    </w:p>
+    <w:p>
+      <w:pPr>
+        <w:pStyle w:val="PargrafodaLista"/>
+        <w:numPr>
+          <w:ilvl w:val="0"/>
+          <w:numId w:val="1"/>
+        </w:numPr>
+        <w:jc w:val="both"/>
+      </w:pPr>
+      <w:r>
+        <w:t xml:space="preserve">Desenvolver uma funcionalidade para anexação e gestão de comprovativos digitais; </w:t>
+      </w:r>
+    </w:p>
+    <w:p>
+      <w:pPr>
+        <w:pStyle w:val="PargrafodaLista"/>
+        <w:numPr>
+          <w:ilvl w:val="0"/>
+          <w:numId w:val="1"/>
+        </w:numPr>
+        <w:jc w:val="both"/>
+      </w:pPr>
+      <w:r>
+        <w:t xml:space="preserve">Implementar um sistema de análise e classificação de risco dos clientes; </w:t>
+      </w:r>
+    </w:p>
+    <w:p>
+      <w:pPr>
+        <w:pStyle w:val="PargrafodaLista"/>
+        <w:numPr>
+          <w:ilvl w:val="0"/>
+          <w:numId w:val="1"/>
+        </w:numPr>
+        <w:jc w:val="both"/>
+      </w:pPr>
+      <w:r>
+        <w:t xml:space="preserve">Criar um painel (dashboard) para visualização de informações e apoio à tomada de decisão; </w:t>
+      </w:r>
+    </w:p>
+    <w:p>
+      <w:pPr>
+        <w:pStyle w:val="PargrafodaLista"/>
+        <w:numPr>
+          <w:ilvl w:val="0"/>
+          <w:numId w:val="1"/>
+        </w:numPr>
+        <w:jc w:val="both"/>
+      </w:pPr>
+      <w:r>
+        <w:t xml:space="preserve">Testar o sistema desenvolvido, avaliando sua eficiência, usabilidade e desempenho; </w:t>
+      </w:r>
+    </w:p>
+    <w:p>
+      <w:pPr>
+        <w:pStyle w:val="PargrafodaLista"/>
+        <w:numPr>
+          <w:ilvl w:val="0"/>
+          <w:numId w:val="1"/>
+        </w:numPr>
+        <w:jc w:val="both"/>
+      </w:pPr>
+      <w:r>
+        <w:t>Propor melhorias contínuas com base nos resultados obtidos durante a implementação.</w:t>
+      </w:r>
+    </w:p>
+    <w:p>
+      <w:pPr>
+        <w:jc w:val="both"/>
+      </w:pPr>
+    </w:p>
+    <w:p>
+      <w:pPr>
+        <w:jc w:val="both"/>
+      </w:pPr>
+    </w:p>
+    <w:p>
+      <w:pPr>
+        <w:jc w:val="both"/>
+      </w:pPr>
+    </w:p>
+    <w:p>
+      <w:pPr>
+        <w:jc w:val="both"/>
+      </w:pPr>
+    </w:p>
+    <w:p>
+      <w:pPr>
+        <w:jc w:val="both"/>
+      </w:pPr>
+    </w:p>
+    <w:p>
+      <w:pPr>
+        <w:jc w:val="both"/>
+      </w:pPr>
+    </w:p>
+    <w:p>
+      <w:pPr>
+        <w:jc w:val="both"/>
+      </w:pPr>
+    </w:p>
+    <w:p>
+      <w:pPr>
+        <w:jc w:val="both"/>
+      </w:pPr>
+    </w:p>
+    <w:p>
+      <w:pPr>
+        <w:jc w:val="both"/>
+      </w:pPr>
     </w:p>
     <w:p>
       <w:pPr>
         <w:pStyle w:val="Ttulo1"/>
       </w:pPr>
-      <w:proofErr w:type="spellStart"/>
-      <w:r>
-        <w:t>Objectivo</w:t>
-      </w:r>
-      <w:proofErr w:type="spellEnd"/>
-      <w:r>
-        <w:t xml:space="preserve"> </w:t>
-      </w:r>
-      <w:proofErr w:type="spellStart"/>
-      <w:r>
-        <w:t>Especifíco</w:t>
-      </w:r>
-      <w:proofErr w:type="spellEnd"/>
-    </w:p>
-    <w:p>
-      <w:pPr>
-        <w:pStyle w:val="PargrafodaLista"/>
-        <w:numPr>
-          <w:ilvl w:val="0"/>
-          <w:numId w:val="1"/>
-        </w:numPr>
+      <w:r>
+        <w:t>Justificativa</w:t>
+      </w:r>
+    </w:p>
+    <w:p>
+      <w:pPr>
         <w:jc w:val="both"/>
       </w:pPr>
       <w:r>
-        <w:t xml:space="preserve">Levantar e analisar os requisitos do sistema atualmente utilizado na </w:t>
-      </w:r>
-      <w:proofErr w:type="spellStart"/>
-      <w:r>
-        <w:t>KixiCrédito</w:t>
-      </w:r>
-      <w:proofErr w:type="spellEnd"/>
-      <w:r>
-        <w:t xml:space="preserve">, identificando suas limitações e necessidades de melhoria; </w:t>
-      </w:r>
-    </w:p>
-    <w:p>
-      <w:pPr>
-        <w:pStyle w:val="PargrafodaLista"/>
-        <w:numPr>
-          <w:ilvl w:val="0"/>
-          <w:numId w:val="1"/>
-        </w:numPr>
+        <w:t>O crescimento das instituições de microfinanças tem aumentado significativamente a necessidade de sistemas de informação capazes de apoiar a gestão eficiente das operações financeiras e administrativas. Nesse contexto, a KixiCrédito desempenha um papel importante no apoio ao desenvolvimento econômico e social, oferecendo serviços de microcrédito para pequenos empreendedores e comunidades com acesso limitado ao sistema bancário tradicional.</w:t>
+      </w:r>
+    </w:p>
+    <w:p>
+      <w:pPr>
         <w:jc w:val="both"/>
       </w:pPr>
       <w:r>
-        <w:t xml:space="preserve">Projetar a arquitetura de um sistema web adequado às operações de </w:t>
-      </w:r>
-      <w:proofErr w:type="spellStart"/>
-      <w:r>
-        <w:t>microfinanças</w:t>
-      </w:r>
-      <w:proofErr w:type="spellEnd"/>
-      <w:r>
-        <w:t xml:space="preserve">; </w:t>
-      </w:r>
-    </w:p>
-    <w:p>
-      <w:pPr>
-        <w:pStyle w:val="PargrafodaLista"/>
-        <w:numPr>
-          <w:ilvl w:val="0"/>
-          <w:numId w:val="1"/>
-        </w:numPr>
+        <w:t>Entretanto, o sistema atualmente utilizado pela instituição apresenta algumas limitações que dificultam a execução eficiente das atividades diárias dos funcionários. Entre os principais problemas observados destacam-se a dificuldade na atualização e verificação de pagamentos, limitações na gestão de comprovativos digitais, interface pouco intuitiva e restrições no acesso e visualização das informações dos clientes. Essas dificuldades podem provocar atrasos operacionais, aumentar o risco de erros e comprometer a qualidade do atendimento prestado aos clientes.</w:t>
+      </w:r>
+    </w:p>
+    <w:p>
+      <w:pPr>
         <w:jc w:val="both"/>
       </w:pPr>
       <w:r>
-        <w:t xml:space="preserve">Desenvolver um módulo de autenticação que permita o acesso seguro dos funcionários através de utilizador e palavra-passe; </w:t>
-      </w:r>
-    </w:p>
-    <w:p>
-      <w:pPr>
-        <w:pStyle w:val="PargrafodaLista"/>
-        <w:numPr>
-          <w:ilvl w:val="0"/>
-          <w:numId w:val="1"/>
-        </w:numPr>
+        <w:t>Além disso, os oficiais de crédito enfrentam obstáculos relacionados à atualização de dados cadastrais dos clientes e ao acompanhamento do histórico financeiro, tornando o processo de análise e tomada de decisão mais lento e menos eficiente. A ausência de uma plataforma web moderna e integrada reduz a flexibilidade de acesso às informações e limita a produtividade dos colaboradores.</w:t>
+      </w:r>
+    </w:p>
+    <w:p>
+      <w:pPr>
         <w:jc w:val="both"/>
       </w:pPr>
       <w:r>
-        <w:t xml:space="preserve">Implementar funcionalidades para o cadastro, consulta e gestão de clientes; </w:t>
-      </w:r>
-    </w:p>
-    <w:p>
-      <w:pPr>
-        <w:pStyle w:val="PargrafodaLista"/>
-        <w:numPr>
-          <w:ilvl w:val="0"/>
-          <w:numId w:val="1"/>
-        </w:numPr>
-        <w:jc w:val="both"/>
-      </w:pPr>
-      <w:r>
-        <w:t xml:space="preserve">Criar mecanismos para o registo e acompanhamento de desembolsos, reembolsos e histórico de pagamentos; </w:t>
-      </w:r>
-    </w:p>
-    <w:p>
-      <w:pPr>
-        <w:pStyle w:val="PargrafodaLista"/>
-        <w:numPr>
-          <w:ilvl w:val="0"/>
-          <w:numId w:val="1"/>
-        </w:numPr>
-        <w:jc w:val="both"/>
-      </w:pPr>
-      <w:r>
-        <w:t xml:space="preserve">Desenvolver uma funcionalidade para anexação e gestão de comprovativos digitais; </w:t>
-      </w:r>
-    </w:p>
-    <w:p>
-      <w:pPr>
-        <w:pStyle w:val="PargrafodaLista"/>
-        <w:numPr>
-          <w:ilvl w:val="0"/>
-          <w:numId w:val="1"/>
-        </w:numPr>
-        <w:jc w:val="both"/>
-      </w:pPr>
-      <w:r>
-        <w:t xml:space="preserve">Implementar um sistema de análise e classificação de risco dos clientes; </w:t>
-      </w:r>
-    </w:p>
-    <w:p>
-      <w:pPr>
-        <w:pStyle w:val="PargrafodaLista"/>
-        <w:numPr>
-          <w:ilvl w:val="0"/>
-          <w:numId w:val="1"/>
-        </w:numPr>
-        <w:jc w:val="both"/>
-      </w:pPr>
-      <w:r>
-        <w:t>Criar um painel (</w:t>
-      </w:r>
-      <w:proofErr w:type="spellStart"/>
-      <w:r>
-        <w:t>dashboard</w:t>
-      </w:r>
-      <w:proofErr w:type="spellEnd"/>
-      <w:r>
-        <w:t xml:space="preserve">) para visualização de informações e apoio à tomada de decisão; </w:t>
-      </w:r>
-    </w:p>
-    <w:p>
-      <w:pPr>
-        <w:pStyle w:val="PargrafodaLista"/>
-        <w:numPr>
-          <w:ilvl w:val="0"/>
-          <w:numId w:val="1"/>
-        </w:numPr>
-        <w:jc w:val="both"/>
-      </w:pPr>
-      <w:r>
-        <w:t xml:space="preserve">Testar o sistema desenvolvido, avaliando sua eficiência, usabilidade e desempenho; </w:t>
-      </w:r>
-    </w:p>
-    <w:p>
-      <w:pPr>
-        <w:pStyle w:val="PargrafodaLista"/>
-        <w:numPr>
-          <w:ilvl w:val="0"/>
-          <w:numId w:val="1"/>
-        </w:numPr>
-        <w:jc w:val="both"/>
-      </w:pPr>
-      <w:r>
-        <w:t>Propor melhorias contínuas com base nos resultados obtidos durante a implementação.</w:t>
-      </w:r>
-    </w:p>
-    <w:p>
-      <w:pPr>
-        <w:jc w:val="both"/>
-      </w:pPr>
-    </w:p>
-    <w:p>
-      <w:pPr>
-        <w:jc w:val="both"/>
-      </w:pPr>
-    </w:p>
-    <w:p>
-      <w:pPr>
-        <w:jc w:val="both"/>
-      </w:pPr>
-    </w:p>
-    <w:p>
-      <w:pPr>
-        <w:jc w:val="both"/>
-      </w:pPr>
-    </w:p>
-    <w:p>
-      <w:pPr>
-        <w:jc w:val="both"/>
-      </w:pPr>
-    </w:p>
-    <w:p>
-      <w:pPr>
-        <w:jc w:val="both"/>
-      </w:pPr>
-    </w:p>
-    <w:p>
-      <w:pPr>
-        <w:jc w:val="both"/>
-      </w:pPr>
-    </w:p>
-    <w:p>
-      <w:pPr>
-        <w:jc w:val="both"/>
-      </w:pPr>
-    </w:p>
-    <w:p>
-      <w:pPr>
-        <w:jc w:val="both"/>
-      </w:pPr>
-    </w:p>
-    <w:p>
-      <w:pPr>
-        <w:pStyle w:val="Ttulo1"/>
-      </w:pPr>
-      <w:r>
-        <w:t>Justificativa</w:t>
-      </w:r>
-    </w:p>
-    <w:p>
-      <w:pPr>
-        <w:jc w:val="both"/>
-      </w:pPr>
-      <w:r>
-        <w:t xml:space="preserve">O crescimento das instituições de </w:t>
-      </w:r>
-      <w:proofErr w:type="spellStart"/>
-      <w:r>
-        <w:t>microfinanças</w:t>
-      </w:r>
-      <w:proofErr w:type="spellEnd"/>
-      <w:r>
-        <w:t xml:space="preserve"> tem aumentado significativamente a necessidade de sistemas de informação capazes de apoiar a gestão eficiente das operações financeiras e administrativas. Nesse contexto, a </w:t>
-      </w:r>
-      <w:proofErr w:type="spellStart"/>
-      <w:r>
-        <w:t>KixiCrédito</w:t>
-      </w:r>
-      <w:proofErr w:type="spellEnd"/>
-      <w:r>
-        <w:t xml:space="preserve"> desempenha um papel importante no apoio ao desenvolvimento econômico e social, oferecendo serviços de microcrédito para pequenos empreendedores e comunidades com acesso limitado ao sistema bancário tradicional.</w:t>
-      </w:r>
-    </w:p>
-    <w:p>
-      <w:pPr>
-        <w:jc w:val="both"/>
-      </w:pPr>
-      <w:r>
-        <w:t>Entretanto, o sistema atualmente utilizado pela instituição apresenta algumas limitações que dificultam a execução eficiente das atividades diárias dos funcionários. Entre os principais problemas observados destacam-se a dificuldade na atualização e verificação de pagamentos, limitações na gestão de comprovativos digitais, interface pouco intuitiva e restrições no acesso e visualização das informações dos clientes. Essas dificuldades podem provocar atrasos operacionais, aumentar o risco de erros e comprometer a qualidade do atendimento prestado aos clientes.</w:t>
-      </w:r>
-    </w:p>
-    <w:p>
-      <w:pPr>
-        <w:jc w:val="both"/>
-      </w:pPr>
-      <w:r>
-        <w:t>Além disso, os oficiais de crédito enfrentam obstáculos relacionados à atualização de dados cadastrais dos clientes e ao acompanhamento do histórico financeiro, tornando o processo de análise e tomada de decisão mais lento e menos eficiente. A ausência de uma plataforma web moderna e integrada reduz a flexibilidade de acesso às informações e limita a produtividade dos colaboradores.</w:t>
-      </w:r>
-    </w:p>
-    <w:p>
-      <w:pPr>
-        <w:jc w:val="both"/>
-      </w:pPr>
-      <w:r>
-        <w:t xml:space="preserve">Diante dessa realidade, torna-se necessária a criação de um sistema web moderno, seguro e acessível, capaz de automatizar processos, centralizar informações e melhorar o controle das operações de </w:t>
-      </w:r>
-      <w:proofErr w:type="spellStart"/>
-      <w:r>
-        <w:t>microfinanças</w:t>
-      </w:r>
-      <w:proofErr w:type="spellEnd"/>
-      <w:r>
-        <w:t>. A implementação de um sistema com funcionalidades de cadastro de clientes, gestão de pagamentos, anexação de comprovativos digitais, análise de risco e geração de relatórios poderá contribuir significativamente para a eficiência operacional da instituição</w:t>
+        <w:t>Diante dessa realidade, torna-se necessária a criação de um sistema web moderno, seguro e acessível, capaz de automatizar processos, centralizar informações e melhorar o controle das operações de microfinanças. A implementação de um sistema com funcionalidades de cadastro de clientes, gestão de pagamentos, anexação de comprovativos digitais, análise de risco e geração de relatórios poderá contribuir significativamente para a eficiência operacional da instituição</w:t>
       </w:r>
     </w:p>
     <w:p/>
@@ -930,36 +1702,12 @@
     </w:p>
     <w:p>
       <w:r>
-        <w:t xml:space="preserve">A presente pesquisa é do tipo aplicada, pois tem como objetivo desenvolver um sistema web para melhorar a gestão das operações de </w:t>
-      </w:r>
-      <w:proofErr w:type="spellStart"/>
-      <w:r>
-        <w:t>microfinanças</w:t>
-      </w:r>
-      <w:proofErr w:type="spellEnd"/>
-      <w:r>
-        <w:t xml:space="preserve"> na </w:t>
-      </w:r>
-      <w:proofErr w:type="spellStart"/>
-      <w:r>
-        <w:t>KixiCrédito</w:t>
-      </w:r>
-      <w:proofErr w:type="spellEnd"/>
-      <w:r>
-        <w:t>. A abordagem utilizada será qualitativa, baseada na análise das dificuldades enfrentadas pelos funcionários no sistema atual.</w:t>
-      </w:r>
-    </w:p>
-    <w:p>
-      <w:r>
-        <w:t xml:space="preserve">A pesquisa também possui </w:t>
-      </w:r>
-      <w:proofErr w:type="spellStart"/>
-      <w:r>
-        <w:t>caráter</w:t>
-      </w:r>
-      <w:proofErr w:type="spellEnd"/>
-      <w:r>
-        <w:t xml:space="preserve"> descritivo e exploratório, uma vez que busca identificar problemas existentes e propor soluções tecnológicas adequadas.</w:t>
+        <w:t>A presente pesquisa é do tipo aplicada, pois tem como objetivo desenvolver um sistema web para melhorar a gestão das operações de microfinanças na KixiCrédito. A abordagem utilizada será qualitativa, baseada na análise das dificuldades enfrentadas pelos funcionários no sistema atual.</w:t>
+      </w:r>
+    </w:p>
+    <w:p>
+      <w:r>
+        <w:t>A pesquisa também possui caráter descritivo e exploratório, uma vez que busca identificar problemas existentes e propor soluções tecnológicas adequadas.</w:t>
       </w:r>
     </w:p>
     <w:p>
@@ -971,7 +1719,7 @@
       </w:pPr>
       <w:r>
         <w:rPr>
-          <w:rStyle w:val="SubttuloCarter"/>
+          <w:rStyle w:val="SubttuloChar"/>
         </w:rPr>
         <w:t>Levantamento bibliográfico</w:t>
       </w:r>
@@ -983,15 +1731,7 @@
         <w:t>:</w:t>
       </w:r>
       <w:r>
-        <w:t xml:space="preserve"> consulta de livros, artigos científicos, trabalhos acadêmicos e materiais relacionados a sistemas de informação, desenvolvimento web, </w:t>
-      </w:r>
-      <w:proofErr w:type="spellStart"/>
-      <w:r>
-        <w:t>microfinanças</w:t>
-      </w:r>
-      <w:proofErr w:type="spellEnd"/>
-      <w:r>
-        <w:t xml:space="preserve"> e gestão de bases de dados, com o objetivo de obter fundamentação teórica para o estudo; </w:t>
+        <w:t xml:space="preserve"> consulta de livros, artigos científicos, trabalhos acadêmicos e materiais relacionados a sistemas de informação, desenvolvimento web, microfinanças e gestão de bases de dados, com o objetivo de obter fundamentação teórica para o estudo; </w:t>
       </w:r>
     </w:p>
     <w:p>
@@ -1003,7 +1743,7 @@
       </w:pPr>
       <w:r>
         <w:rPr>
-          <w:rStyle w:val="SubttuloCarter"/>
+          <w:rStyle w:val="SubttuloChar"/>
         </w:rPr>
         <w:t>Observação do sistema atual</w:t>
       </w:r>
@@ -1015,15 +1755,7 @@
         <w:t>:</w:t>
       </w:r>
       <w:r>
-        <w:t xml:space="preserve"> análise do funcionamento do sistema utilizado pela </w:t>
-      </w:r>
-      <w:proofErr w:type="spellStart"/>
-      <w:r>
-        <w:t>KixiCrédito</w:t>
-      </w:r>
-      <w:proofErr w:type="spellEnd"/>
-      <w:r>
-        <w:t xml:space="preserve">, identificando suas limitações, dificuldades operacionais e necessidades de melhoria; </w:t>
+        <w:t xml:space="preserve"> análise do funcionamento do sistema utilizado pela KixiCrédito, identificando suas limitações, dificuldades operacionais e necessidades de melhoria; </w:t>
       </w:r>
     </w:p>
     <w:p>
@@ -1035,7 +1767,7 @@
       </w:pPr>
       <w:r>
         <w:rPr>
-          <w:rStyle w:val="SubttuloCarter"/>
+          <w:rStyle w:val="SubttuloChar"/>
         </w:rPr>
         <w:t>Levantamento de requisitos</w:t>
       </w:r>
@@ -1059,7 +1791,7 @@
       </w:pPr>
       <w:r>
         <w:rPr>
-          <w:rStyle w:val="SubttuloCarter"/>
+          <w:rStyle w:val="SubttuloChar"/>
         </w:rPr>
         <w:t>Modelagem do sistema</w:t>
       </w:r>
@@ -1083,7 +1815,7 @@
       </w:pPr>
       <w:r>
         <w:rPr>
-          <w:rStyle w:val="SubttuloCarter"/>
+          <w:rStyle w:val="SubttuloChar"/>
         </w:rPr>
         <w:t>Desenvolvimento do sistema</w:t>
       </w:r>
@@ -1095,23 +1827,7 @@
         <w:t>:</w:t>
       </w:r>
       <w:r>
-        <w:t xml:space="preserve"> implementação de um sistema web utilizando tecnologias apropriadas para </w:t>
-      </w:r>
-      <w:proofErr w:type="spellStart"/>
-      <w:r>
-        <w:t>frontend</w:t>
-      </w:r>
-      <w:proofErr w:type="spellEnd"/>
-      <w:r>
-        <w:t xml:space="preserve">, </w:t>
-      </w:r>
-      <w:proofErr w:type="spellStart"/>
-      <w:r>
-        <w:t>backend</w:t>
-      </w:r>
-      <w:proofErr w:type="spellEnd"/>
-      <w:r>
-        <w:t xml:space="preserve"> e base de dados, visando atender aos requisitos identificados; </w:t>
+        <w:t xml:space="preserve"> implementação de um sistema web utilizando tecnologias apropriadas para frontend, backend e base de dados, visando atender aos requisitos identificados; </w:t>
       </w:r>
     </w:p>
     <w:p>
@@ -1123,7 +1839,7 @@
       </w:pPr>
       <w:r>
         <w:rPr>
-          <w:rStyle w:val="SubttuloCarter"/>
+          <w:rStyle w:val="SubttuloChar"/>
         </w:rPr>
         <w:t>Testes e validação</w:t>
       </w:r>
@@ -1140,44 +1856,12 @@
     </w:p>
     <w:p>
       <w:r>
-        <w:t xml:space="preserve">Para o desenvolvimento do sistema, poderão ser utilizadas tecnologias como HTML, CSS, JavaScript, PHP e </w:t>
-      </w:r>
-      <w:proofErr w:type="spellStart"/>
-      <w:r>
-        <w:t>MySQL</w:t>
-      </w:r>
-      <w:proofErr w:type="spellEnd"/>
-      <w:r>
-        <w:t xml:space="preserve">, além de ferramentas de apoio como Visual </w:t>
-      </w:r>
-      <w:proofErr w:type="spellStart"/>
-      <w:r>
-        <w:t>Studio</w:t>
-      </w:r>
-      <w:proofErr w:type="spellEnd"/>
-      <w:r>
-        <w:t xml:space="preserve"> </w:t>
-      </w:r>
-      <w:proofErr w:type="spellStart"/>
-      <w:r>
-        <w:t>Code</w:t>
-      </w:r>
-      <w:proofErr w:type="spellEnd"/>
-      <w:r>
-        <w:t xml:space="preserve"> e XAMPP para execução local do sistema.</w:t>
-      </w:r>
-    </w:p>
-    <w:p>
-      <w:r>
-        <w:t xml:space="preserve">Ao final do trabalho, espera-se que o sistema desenvolvido contribua para a melhoria da gestão das operações de </w:t>
-      </w:r>
-      <w:proofErr w:type="spellStart"/>
-      <w:r>
-        <w:t>microfinanças</w:t>
-      </w:r>
-      <w:proofErr w:type="spellEnd"/>
-      <w:r>
-        <w:t>, proporcionando maior organização, rapidez, segurança e eficiência nos processos realizados pela instituição.</w:t>
+        <w:t>Para o desenvolvimento do sistema, poderão ser utilizadas tecnologias como HTML, CSS, JavaScript, PHP e MySQL, além de ferramentas de apoio como Visual Studio Code e XAMPP para execução local do sistema.</w:t>
+      </w:r>
+    </w:p>
+    <w:p>
+      <w:r>
+        <w:t>Ao final do trabalho, espera-se que o sistema desenvolvido contribua para a melhoria da gestão das operações de microfinanças, proporcionando maior organização, rapidez, segurança e eficiência nos processos realizados pela instituição.</w:t>
       </w:r>
     </w:p>
     <w:p/>
@@ -1281,15 +1965,7 @@
         </w:numPr>
       </w:pPr>
       <w:r>
-        <w:t>Disponibilizar um painel (</w:t>
-      </w:r>
-      <w:proofErr w:type="spellStart"/>
-      <w:r>
-        <w:t>dashboard</w:t>
-      </w:r>
-      <w:proofErr w:type="spellEnd"/>
-      <w:r>
-        <w:t xml:space="preserve">) com informações resumidas; </w:t>
+        <w:t xml:space="preserve">Disponibilizar um painel (dashboard) com informações resumidas; </w:t>
       </w:r>
     </w:p>
     <w:p>
@@ -1449,15 +2125,7 @@
     </w:p>
     <w:p>
       <w:r>
-        <w:t xml:space="preserve">A fundamentação teórica apresenta os principais conceitos e tecnologias relacionados ao desenvolvimento de sistemas web e à gestão de operações de </w:t>
-      </w:r>
-      <w:proofErr w:type="spellStart"/>
-      <w:r>
-        <w:t>microfinanças</w:t>
-      </w:r>
-      <w:proofErr w:type="spellEnd"/>
-      <w:r>
-        <w:t>. Esta seção serve como base científica e técnica para a compreensão do sistema proposto.</w:t>
+        <w:t>A fundamentação teórica apresenta os principais conceitos e tecnologias relacionados ao desenvolvimento de sistemas web e à gestão de operações de microfinanças. Esta seção serve como base científica e técnica para a compreensão do sistema proposto.</w:t>
       </w:r>
     </w:p>
     <w:p>
@@ -1479,23 +2147,7 @@
     </w:p>
     <w:p>
       <w:r>
-        <w:t xml:space="preserve">Segundo </w:t>
-      </w:r>
-      <w:proofErr w:type="spellStart"/>
-      <w:r>
-        <w:t>Laudon</w:t>
-      </w:r>
-      <w:proofErr w:type="spellEnd"/>
-      <w:r>
-        <w:t xml:space="preserve"> e </w:t>
-      </w:r>
-      <w:proofErr w:type="spellStart"/>
-      <w:r>
-        <w:t>Laudon</w:t>
-      </w:r>
-      <w:proofErr w:type="spellEnd"/>
-      <w:r>
-        <w:t>, os sistemas de informação combinam tecnologia, pessoas e processos para transformar dados em informações úteis. Nas instituições financeiras, esses sistemas desempenham papel fundamental no gerenciamento de clientes, operações financeiras, pagamentos e relatórios administrativos.</w:t>
+        <w:t>Segundo Laudon e Laudon, os sistemas de informação combinam tecnologia, pessoas e processos para transformar dados em informações úteis. Nas instituições financeiras, esses sistemas desempenham papel fundamental no gerenciamento de clientes, operações financeiras, pagamentos e relatórios administrativos.</w:t>
       </w:r>
     </w:p>
     <w:p>
@@ -1560,15 +2212,7 @@
     </w:p>
     <w:p>
       <w:r>
-        <w:t xml:space="preserve">No contexto das </w:t>
-      </w:r>
-      <w:proofErr w:type="spellStart"/>
-      <w:r>
-        <w:t>microfinanças</w:t>
-      </w:r>
-      <w:proofErr w:type="spellEnd"/>
-      <w:r>
-        <w:t>, os sistemas de informação ajudam no acompanhamento de empréstimos, controle de pagamentos e análise de risco dos clientes.</w:t>
+        <w:t>No contexto das microfinanças, os sistemas de informação ajudam no acompanhamento de empréstimos, controle de pagamentos e análise de risco dos clientes.</w:t>
       </w:r>
     </w:p>
     <w:p>
@@ -1679,15 +2323,7 @@
     </w:p>
     <w:p>
       <w:r>
-        <w:t xml:space="preserve">No desenvolvimento deste projeto, o sistema web será utilizado para melhorar a gestão das operações de </w:t>
-      </w:r>
-      <w:proofErr w:type="spellStart"/>
-      <w:r>
-        <w:t>microfinanças</w:t>
-      </w:r>
-      <w:proofErr w:type="spellEnd"/>
-      <w:r>
-        <w:t xml:space="preserve"> realizadas pela instituição.</w:t>
+        <w:t>No desenvolvimento deste projeto, o sistema web será utilizado para melhorar a gestão das operações de microfinanças realizadas pela instituição.</w:t>
       </w:r>
     </w:p>
     <w:p/>
@@ -1695,23 +2331,13 @@
       <w:pPr>
         <w:pStyle w:val="Subttulo"/>
       </w:pPr>
-      <w:proofErr w:type="spellStart"/>
       <w:r>
         <w:t>Microfinanças</w:t>
       </w:r>
-      <w:proofErr w:type="spellEnd"/>
-    </w:p>
-    <w:p>
-      <w:r>
-        <w:t xml:space="preserve">As </w:t>
-      </w:r>
-      <w:proofErr w:type="spellStart"/>
-      <w:r>
-        <w:t>microfinanças</w:t>
-      </w:r>
-      <w:proofErr w:type="spellEnd"/>
-      <w:r>
-        <w:t xml:space="preserve"> consistem na oferta de serviços financeiros para pessoas de baixa renda ou pequenos empreendedores que possuem dificuldade de acesso aos bancos tradicionais.</w:t>
+    </w:p>
+    <w:p>
+      <w:r>
+        <w:t>As microfinanças consistem na oferta de serviços financeiros para pessoas de baixa renda ou pequenos empreendedores que possuem dificuldade de acesso aos bancos tradicionais.</w:t>
       </w:r>
     </w:p>
     <w:p>
@@ -1765,28 +2391,12 @@
     </w:p>
     <w:p>
       <w:r>
-        <w:t xml:space="preserve">O microcrédito é um dos principais instrumentos das </w:t>
-      </w:r>
-      <w:proofErr w:type="spellStart"/>
-      <w:r>
-        <w:t>microfinanças</w:t>
-      </w:r>
-      <w:proofErr w:type="spellEnd"/>
-      <w:r>
-        <w:t>, permitindo que pequenos empreendedores obtenham recursos financeiros para iniciar ou expandir seus negócios.</w:t>
-      </w:r>
-    </w:p>
-    <w:p>
-      <w:r>
-        <w:t xml:space="preserve">As instituições de </w:t>
-      </w:r>
-      <w:proofErr w:type="spellStart"/>
-      <w:r>
-        <w:t>microfinanças</w:t>
-      </w:r>
-      <w:proofErr w:type="spellEnd"/>
-      <w:r>
-        <w:t xml:space="preserve"> possuem grande importância social e econômica, pois contribuem para:</w:t>
+        <w:t>O microcrédito é um dos principais instrumentos das microfinanças, permitindo que pequenos empreendedores obtenham recursos financeiros para iniciar ou expandir seus negócios.</w:t>
+      </w:r>
+    </w:p>
+    <w:p>
+      <w:r>
+        <w:t>As instituições de microfinanças possuem grande importância social e econômica, pois contribuem para:</w:t>
       </w:r>
     </w:p>
     <w:p>
@@ -1835,15 +2445,7 @@
     </w:p>
     <w:p>
       <w:r>
-        <w:t xml:space="preserve">No caso da </w:t>
-      </w:r>
-      <w:proofErr w:type="spellStart"/>
-      <w:r>
-        <w:t>KixiCrédito</w:t>
-      </w:r>
-      <w:proofErr w:type="spellEnd"/>
-      <w:r>
-        <w:t>, o foco está no fornecimento de crédito para apoiar pequenos negócios e atividades econômicas locais.</w:t>
+        <w:t>No caso da KixiCrédito, o foco está no fornecimento de crédito para apoiar pequenos negócios e atividades econômicas locais.</w:t>
       </w:r>
     </w:p>
     <w:p>
@@ -1852,25 +2454,12 @@
       </w:pPr>
       <w:r>
         <w:lastRenderedPageBreak/>
-        <w:t xml:space="preserve">Gestão de Operações de </w:t>
-      </w:r>
-      <w:proofErr w:type="spellStart"/>
-      <w:r>
-        <w:t>Microfinanças</w:t>
-      </w:r>
-      <w:proofErr w:type="spellEnd"/>
-    </w:p>
-    <w:p>
-      <w:r>
-        <w:t xml:space="preserve">A gestão das operações de </w:t>
-      </w:r>
-      <w:proofErr w:type="spellStart"/>
-      <w:r>
-        <w:t>microfinanças</w:t>
-      </w:r>
-      <w:proofErr w:type="spellEnd"/>
-      <w:r>
-        <w:t xml:space="preserve"> envolve o controle e acompanhamento das atividades relacionadas aos clientes e aos empréstimos concedidos.</w:t>
+        <w:t>Gestão de Operações de Microfinanças</w:t>
+      </w:r>
+    </w:p>
+    <w:p>
+      <w:r>
+        <w:t>A gestão das operações de microfinanças envolve o controle e acompanhamento das atividades relacionadas aos clientes e aos empréstimos concedidos.</w:t>
       </w:r>
     </w:p>
     <w:p>
@@ -2023,28 +2612,12 @@
     </w:p>
     <w:p>
       <w:r>
-        <w:t xml:space="preserve">Neste projeto será utilizado o </w:t>
-      </w:r>
-      <w:proofErr w:type="spellStart"/>
-      <w:r>
-        <w:t>MySQL</w:t>
-      </w:r>
-      <w:proofErr w:type="spellEnd"/>
-      <w:r>
-        <w:t>, um sistema de gerenciamento de bases de dados relacional bastante utilizado em aplicações web.</w:t>
-      </w:r>
-    </w:p>
-    <w:p>
-      <w:r>
-        <w:t xml:space="preserve">O </w:t>
-      </w:r>
-      <w:proofErr w:type="spellStart"/>
-      <w:r>
-        <w:t>MySQL</w:t>
-      </w:r>
-      <w:proofErr w:type="spellEnd"/>
-      <w:r>
-        <w:t xml:space="preserve"> apresenta vantagens como:</w:t>
+        <w:t>Neste projeto será utilizado o MySQL, um sistema de gerenciamento de bases de dados relacional bastante utilizado em aplicações web.</w:t>
+      </w:r>
+    </w:p>
+    <w:p>
+      <w:r>
+        <w:t>O MySQL apresenta vantagens como:</w:t>
       </w:r>
     </w:p>
     <w:p>
@@ -2194,31 +2767,7 @@
     </w:p>
     <w:p>
       <w:r>
-        <w:t>O HTML (</w:t>
-      </w:r>
-      <w:proofErr w:type="spellStart"/>
-      <w:r>
-        <w:t>HyperText</w:t>
-      </w:r>
-      <w:proofErr w:type="spellEnd"/>
-      <w:r>
-        <w:t xml:space="preserve"> </w:t>
-      </w:r>
-      <w:proofErr w:type="spellStart"/>
-      <w:r>
-        <w:t>Markup</w:t>
-      </w:r>
-      <w:proofErr w:type="spellEnd"/>
-      <w:r>
-        <w:t xml:space="preserve"> </w:t>
-      </w:r>
-      <w:proofErr w:type="spellStart"/>
-      <w:r>
-        <w:t>Language</w:t>
-      </w:r>
-      <w:proofErr w:type="spellEnd"/>
-      <w:r>
-        <w:t>) é a linguagem utilizada para estruturar as páginas web.</w:t>
+        <w:t>O HTML (HyperText Markup Language) é a linguagem utilizada para estruturar as páginas web.</w:t>
       </w:r>
     </w:p>
     <w:p>
@@ -2238,31 +2787,7 @@
     </w:p>
     <w:p>
       <w:r>
-        <w:t>O CSS (</w:t>
-      </w:r>
-      <w:proofErr w:type="spellStart"/>
-      <w:r>
-        <w:t>Cascading</w:t>
-      </w:r>
-      <w:proofErr w:type="spellEnd"/>
-      <w:r>
-        <w:t xml:space="preserve"> </w:t>
-      </w:r>
-      <w:proofErr w:type="spellStart"/>
-      <w:r>
-        <w:t>Style</w:t>
-      </w:r>
-      <w:proofErr w:type="spellEnd"/>
-      <w:r>
-        <w:t xml:space="preserve"> </w:t>
-      </w:r>
-      <w:proofErr w:type="spellStart"/>
-      <w:r>
-        <w:t>Sheets</w:t>
-      </w:r>
-      <w:proofErr w:type="spellEnd"/>
-      <w:r>
-        <w:t>) é responsável pela estilização e aparência visual das páginas.</w:t>
+        <w:t>O CSS (Cascading Style Sheets) é responsável pela estilização e aparência visual das páginas.</w:t>
       </w:r>
     </w:p>
     <w:p>
@@ -2302,15 +2827,7 @@
     </w:p>
     <w:p>
       <w:r>
-        <w:t xml:space="preserve">O PHP é uma linguagem de programação utilizada no desenvolvimento </w:t>
-      </w:r>
-      <w:proofErr w:type="spellStart"/>
-      <w:r>
-        <w:t>backend</w:t>
-      </w:r>
-      <w:proofErr w:type="spellEnd"/>
-      <w:r>
-        <w:t>, responsável pelo processamento das informações e comunicação com a base de dados.</w:t>
+        <w:t>O PHP é uma linguagem de programação utilizada no desenvolvimento backend, responsável pelo processamento das informações e comunicação com a base de dados.</w:t>
       </w:r>
     </w:p>
     <w:p>
@@ -2320,7 +2837,6 @@
           <w:bCs/>
         </w:rPr>
       </w:pPr>
-      <w:proofErr w:type="spellStart"/>
       <w:r>
         <w:rPr>
           <w:b/>
@@ -2328,19 +2844,10 @@
         </w:rPr>
         <w:t>MySQL</w:t>
       </w:r>
-      <w:proofErr w:type="spellEnd"/>
-    </w:p>
-    <w:p>
-      <w:r>
-        <w:t xml:space="preserve">O </w:t>
-      </w:r>
-      <w:proofErr w:type="spellStart"/>
-      <w:r>
-        <w:t>MySQL</w:t>
-      </w:r>
-      <w:proofErr w:type="spellEnd"/>
-      <w:r>
-        <w:t xml:space="preserve"> será utilizado para armazenamento e gerenciamento das informações do sistema.</w:t>
+    </w:p>
+    <w:p>
+      <w:r>
+        <w:t>O MySQL será utilizado para armazenamento e gerenciamento das informações do sistema.</w:t>
       </w:r>
     </w:p>
     <w:p>
@@ -2353,15 +2860,7 @@
     </w:p>
     <w:p>
       <w:r>
-        <w:t xml:space="preserve">O XAMPP é um pacote de ferramentas que permite executar servidor Apache, PHP e </w:t>
-      </w:r>
-      <w:proofErr w:type="spellStart"/>
-      <w:r>
-        <w:t>MySQL</w:t>
-      </w:r>
-      <w:proofErr w:type="spellEnd"/>
-      <w:r>
-        <w:t xml:space="preserve"> localmente durante o desenvolvimento.</w:t>
+        <w:t>O XAMPP é um pacote de ferramentas que permite executar servidor Apache, PHP e MySQL localmente durante o desenvolvimento.</w:t>
       </w:r>
     </w:p>
     <w:p>
@@ -2370,41 +2869,12 @@
       </w:pPr>
       <w:r>
         <w:lastRenderedPageBreak/>
-        <w:t xml:space="preserve">Visual </w:t>
-      </w:r>
-      <w:proofErr w:type="spellStart"/>
-      <w:r>
-        <w:t>Studio</w:t>
-      </w:r>
-      <w:proofErr w:type="spellEnd"/>
-      <w:r>
-        <w:t xml:space="preserve"> </w:t>
-      </w:r>
-      <w:proofErr w:type="spellStart"/>
-      <w:r>
-        <w:t>Code</w:t>
-      </w:r>
-      <w:proofErr w:type="spellEnd"/>
-    </w:p>
-    <w:p>
-      <w:r>
-        <w:t xml:space="preserve">O Visual </w:t>
-      </w:r>
-      <w:proofErr w:type="spellStart"/>
-      <w:r>
-        <w:t>Studio</w:t>
-      </w:r>
-      <w:proofErr w:type="spellEnd"/>
-      <w:r>
-        <w:t xml:space="preserve"> </w:t>
-      </w:r>
-      <w:proofErr w:type="spellStart"/>
-      <w:r>
-        <w:t>Code</w:t>
-      </w:r>
-      <w:proofErr w:type="spellEnd"/>
-      <w:r>
-        <w:t xml:space="preserve"> será utilizado como ambiente de desenvolvimento do sistema, auxiliando na escrita e organização do código-fonte.</w:t>
+        <w:t>Visual Studio Code</w:t>
+      </w:r>
+    </w:p>
+    <w:p>
+      <w:r>
+        <w:t>O Visual Studio Code será utilizado como ambiente de desenvolvimento do sistema, auxiliando na escrita e organização do código-fonte.</w:t>
       </w:r>
     </w:p>
     <w:p/>
@@ -2423,31 +2893,7 @@
     </w:p>
     <w:p>
       <w:r>
-        <w:t xml:space="preserve">A fundamentação teórica apresentada permitiu compreender os conceitos relacionados aos sistemas de informação, sistemas web, </w:t>
-      </w:r>
-      <w:proofErr w:type="spellStart"/>
-      <w:r>
-        <w:t>microfinanças</w:t>
-      </w:r>
-      <w:proofErr w:type="spellEnd"/>
-      <w:r>
-        <w:t xml:space="preserve"> e tecnologias utilizadas no desenvolvimento do projeto. Esses conhecimentos servem como base para a análise, modelagem e implementação do sistema proposto, contribuindo para o desenvolvimento de uma solução moderna e eficiente para a gestão das operações de </w:t>
-      </w:r>
-      <w:proofErr w:type="spellStart"/>
-      <w:r>
-        <w:t>microfinanças</w:t>
-      </w:r>
-      <w:proofErr w:type="spellEnd"/>
-      <w:r>
-        <w:t xml:space="preserve"> na </w:t>
-      </w:r>
-      <w:proofErr w:type="spellStart"/>
-      <w:r>
-        <w:t>KixiCrédito</w:t>
-      </w:r>
-      <w:proofErr w:type="spellEnd"/>
-      <w:r>
-        <w:t>.</w:t>
+        <w:t>A fundamentação teórica apresentada permitiu compreender os conceitos relacionados aos sistemas de informação, sistemas web, microfinanças e tecnologias utilizadas no desenvolvimento do projeto. Esses conhecimentos servem como base para a análise, modelagem e implementação do sistema proposto, contribuindo para o desenvolvimento de uma solução moderna e eficiente para a gestão das operações de microfinanças na KixiCrédito.</w:t>
       </w:r>
     </w:p>
     <w:p/>
@@ -2463,7 +2909,7 @@
 </file>
 
 <file path=word/numbering.xml><?xml version="1.0" encoding="utf-8"?>
-<w:numbering xmlns:wpc="http://schemas.microsoft.com/office/word/2010/wordprocessingCanvas" xmlns:cx="http://schemas.microsoft.com/office/drawing/2014/chartex" xmlns:cx1="http://schemas.microsoft.com/office/drawing/2015/9/8/chartex" xmlns:cx2="http://schemas.microsoft.com/office/drawing/2015/10/21/chartex" xmlns:cx3="http://schemas.microsoft.com/office/drawing/2016/5/9/chartex" xmlns:cx4="http://schemas.microsoft.com/office/drawing/2016/5/10/chartex" xmlns:cx5="http://schemas.microsoft.com/office/drawing/2016/5/11/chartex" xmlns:cx6="http://schemas.microsoft.com/office/drawing/2016/5/12/chartex" xmlns:cx7="http://schemas.microsoft.com/office/drawing/2016/5/13/chartex" xmlns:cx8="http://schemas.microsoft.com/office/drawing/2016/5/14/chartex" xmlns:mc="http://schemas.openxmlformats.org/markup-compatibility/2006" xmlns:aink="http://schemas.microsoft.com/office/drawing/2016/ink" xmlns:am3d="http://schemas.microsoft.com/office/drawing/2017/model3d" xmlns:o="urn:schemas-microsoft-com:office:office" xmlns:oel="http://schemas.microsoft.com/office/2019/extlst" xmlns:r="http://schemas.openxmlformats.org/officeDocument/2006/relationships" xmlns:m="http://schemas.openxmlformats.org/officeDocument/2006/math" xmlns:v="urn:schemas-microsoft-com:vml" xmlns:wp14="http://schemas.microsoft.com/office/word/2010/wordprocessingDrawing" xmlns:wp="http://schemas.openxmlformats.org/drawingml/2006/wordprocessingDrawing" xmlns:w10="urn:schemas-microsoft-com:office:word" xmlns:w="http://schemas.openxmlformats.org/wordprocessingml/2006/main" xmlns:w14="http://schemas.microsoft.com/office/word/2010/wordml" xmlns:w15="http://schemas.microsoft.com/office/word/2012/wordml" xmlns:w16cex="http://schemas.microsoft.com/office/word/2018/wordml/cex" xmlns:w16cid="http://schemas.microsoft.com/office/word/2016/wordml/cid" xmlns:w16="http://schemas.microsoft.com/office/word/2018/wordml" xmlns:w16du="http://schemas.microsoft.com/office/word/2023/wordml/word16du" xmlns:w16sdtdh="http://schemas.microsoft.com/office/word/2020/wordml/sdtdatahash" xmlns:w16sdtfl="http://schemas.microsoft.com/office/word/2024/wordml/sdtformatlock" xmlns:w16se="http://schemas.microsoft.com/office/word/2015/wordml/symex" xmlns:wpg="http://schemas.microsoft.com/office/word/2010/wordprocessingGroup" xmlns:wpi="http://schemas.microsoft.com/office/word/2010/wordprocessingInk" xmlns:wne="http://schemas.microsoft.com/office/word/2006/wordml" xmlns:wps="http://schemas.microsoft.com/office/word/2010/wordprocessingShape" mc:Ignorable="w14 w15 w16se w16cid w16 w16cex w16sdtdh w16sdtfl w16du wp14">
+<w:numbering xmlns:wpc="http://schemas.microsoft.com/office/word/2010/wordprocessingCanvas" xmlns:cx="http://schemas.microsoft.com/office/drawing/2014/chartex" xmlns:mc="http://schemas.openxmlformats.org/markup-compatibility/2006" xmlns:o="urn:schemas-microsoft-com:office:office" xmlns:r="http://schemas.openxmlformats.org/officeDocument/2006/relationships" xmlns:m="http://schemas.openxmlformats.org/officeDocument/2006/math" xmlns:v="urn:schemas-microsoft-com:vml" xmlns:wp14="http://schemas.microsoft.com/office/word/2010/wordprocessingDrawing" xmlns:wp="http://schemas.openxmlformats.org/drawingml/2006/wordprocessingDrawing" xmlns:w10="urn:schemas-microsoft-com:office:word" xmlns:w="http://schemas.openxmlformats.org/wordprocessingml/2006/main" xmlns:w14="http://schemas.microsoft.com/office/word/2010/wordml" xmlns:w15="http://schemas.microsoft.com/office/word/2012/wordml" xmlns:w16se="http://schemas.microsoft.com/office/word/2015/wordml/symex" xmlns:wpg="http://schemas.microsoft.com/office/word/2010/wordprocessingGroup" xmlns:wpi="http://schemas.microsoft.com/office/word/2010/wordprocessingInk" xmlns:wne="http://schemas.microsoft.com/office/word/2006/wordml" xmlns:wps="http://schemas.microsoft.com/office/word/2010/wordprocessingShape" mc:Ignorable="w14 w15 w16se wp14">
   <w:abstractNum w:abstractNumId="0" w15:restartNumberingAfterBreak="0">
     <w:nsid w:val="22F7161A"/>
     <w:multiLevelType w:val="multilevel"/>
@@ -4813,59 +5259,59 @@
       </w:rPr>
     </w:lvl>
   </w:abstractNum>
-  <w:num w:numId="1" w16cid:durableId="1559828884">
+  <w:num w:numId="1">
     <w:abstractNumId w:val="11"/>
   </w:num>
-  <w:num w:numId="2" w16cid:durableId="1885830158">
+  <w:num w:numId="2">
     <w:abstractNumId w:val="15"/>
   </w:num>
-  <w:num w:numId="3" w16cid:durableId="117844249">
+  <w:num w:numId="3">
     <w:abstractNumId w:val="4"/>
   </w:num>
-  <w:num w:numId="4" w16cid:durableId="157573989">
+  <w:num w:numId="4">
     <w:abstractNumId w:val="1"/>
   </w:num>
-  <w:num w:numId="5" w16cid:durableId="1310478453">
+  <w:num w:numId="5">
     <w:abstractNumId w:val="13"/>
   </w:num>
-  <w:num w:numId="6" w16cid:durableId="1939176750">
+  <w:num w:numId="6">
     <w:abstractNumId w:val="12"/>
   </w:num>
-  <w:num w:numId="7" w16cid:durableId="1952736874">
+  <w:num w:numId="7">
     <w:abstractNumId w:val="2"/>
   </w:num>
-  <w:num w:numId="8" w16cid:durableId="124130252">
+  <w:num w:numId="8">
     <w:abstractNumId w:val="6"/>
   </w:num>
-  <w:num w:numId="9" w16cid:durableId="638726237">
+  <w:num w:numId="9">
     <w:abstractNumId w:val="5"/>
   </w:num>
-  <w:num w:numId="10" w16cid:durableId="1574580011">
+  <w:num w:numId="10">
     <w:abstractNumId w:val="3"/>
   </w:num>
-  <w:num w:numId="11" w16cid:durableId="2023897625">
+  <w:num w:numId="11">
     <w:abstractNumId w:val="9"/>
   </w:num>
-  <w:num w:numId="12" w16cid:durableId="291449896">
+  <w:num w:numId="12">
     <w:abstractNumId w:val="0"/>
   </w:num>
-  <w:num w:numId="13" w16cid:durableId="84617243">
+  <w:num w:numId="13">
     <w:abstractNumId w:val="7"/>
   </w:num>
-  <w:num w:numId="14" w16cid:durableId="1062019896">
+  <w:num w:numId="14">
     <w:abstractNumId w:val="10"/>
   </w:num>
-  <w:num w:numId="15" w16cid:durableId="2146387911">
+  <w:num w:numId="15">
     <w:abstractNumId w:val="14"/>
   </w:num>
-  <w:num w:numId="16" w16cid:durableId="2015565453">
+  <w:num w:numId="16">
     <w:abstractNumId w:val="8"/>
   </w:num>
 </w:numbering>
 </file>
 
 <file path=word/styles.xml><?xml version="1.0" encoding="utf-8"?>
-<w:styles xmlns:mc="http://schemas.openxmlformats.org/markup-compatibility/2006" xmlns:r="http://schemas.openxmlformats.org/officeDocument/2006/relationships" xmlns:w="http://schemas.openxmlformats.org/wordprocessingml/2006/main" xmlns:w14="http://schemas.microsoft.com/office/word/2010/wordml" xmlns:w15="http://schemas.microsoft.com/office/word/2012/wordml" xmlns:w16cex="http://schemas.microsoft.com/office/word/2018/wordml/cex" xmlns:w16cid="http://schemas.microsoft.com/office/word/2016/wordml/cid" xmlns:w16="http://schemas.microsoft.com/office/word/2018/wordml" xmlns:w16du="http://schemas.microsoft.com/office/word/2023/wordml/word16du" xmlns:w16sdtdh="http://schemas.microsoft.com/office/word/2020/wordml/sdtdatahash" xmlns:w16sdtfl="http://schemas.microsoft.com/office/word/2024/wordml/sdtformatlock" xmlns:w16se="http://schemas.microsoft.com/office/word/2015/wordml/symex" mc:Ignorable="w14 w15 w16se w16cid w16 w16cex w16sdtdh w16sdtfl w16du">
+<w:styles xmlns:mc="http://schemas.openxmlformats.org/markup-compatibility/2006" xmlns:r="http://schemas.openxmlformats.org/officeDocument/2006/relationships" xmlns:w="http://schemas.openxmlformats.org/wordprocessingml/2006/main" xmlns:w14="http://schemas.microsoft.com/office/word/2010/wordml" xmlns:w15="http://schemas.microsoft.com/office/word/2012/wordml" xmlns:w16se="http://schemas.microsoft.com/office/word/2015/wordml/symex" mc:Ignorable="w14 w15 w16se">
   <w:docDefaults>
     <w:rPrDefault>
       <w:rPr>
@@ -4883,7 +5329,7 @@
       </w:pPr>
     </w:pPrDefault>
   </w:docDefaults>
-  <w:latentStyles w:defLockedState="0" w:defUIPriority="99" w:defSemiHidden="0" w:defUnhideWhenUsed="0" w:defQFormat="0" w:count="376">
+  <w:latentStyles w:defLockedState="0" w:defUIPriority="99" w:defSemiHidden="0" w:defUnhideWhenUsed="0" w:defQFormat="0" w:count="371">
     <w:lsdException w:name="Normal" w:uiPriority="0" w:qFormat="1"/>
     <w:lsdException w:name="heading 1" w:uiPriority="9" w:qFormat="1"/>
     <w:lsdException w:name="heading 2" w:semiHidden="1" w:uiPriority="9" w:unhideWhenUsed="1" w:qFormat="1"/>
@@ -5255,11 +5701,6 @@
     <w:lsdException w:name="List Table 5 Dark Accent 6" w:uiPriority="50"/>
     <w:lsdException w:name="List Table 6 Colorful Accent 6" w:uiPriority="51"/>
     <w:lsdException w:name="List Table 7 Colorful Accent 6" w:uiPriority="52"/>
-    <w:lsdException w:name="Mention" w:semiHidden="1" w:unhideWhenUsed="1"/>
-    <w:lsdException w:name="Smart Hyperlink" w:semiHidden="1" w:unhideWhenUsed="1"/>
-    <w:lsdException w:name="Hashtag" w:semiHidden="1" w:unhideWhenUsed="1"/>
-    <w:lsdException w:name="Unresolved Mention" w:semiHidden="1" w:unhideWhenUsed="1"/>
-    <w:lsdException w:name="Smart Link" w:semiHidden="1" w:unhideWhenUsed="1"/>
   </w:latentStyles>
   <w:style w:type="paragraph" w:default="1" w:styleId="Normal">
     <w:name w:val="Normal"/>
@@ -5269,7 +5710,7 @@
     <w:name w:val="heading 1"/>
     <w:basedOn w:val="Normal"/>
     <w:next w:val="Normal"/>
-    <w:link w:val="Ttulo1Carter"/>
+    <w:link w:val="Ttulo1Char"/>
     <w:uiPriority w:val="9"/>
     <w:qFormat/>
     <w:rsid w:val="00A57B20"/>
@@ -5292,7 +5733,7 @@
     <w:name w:val="heading 2"/>
     <w:basedOn w:val="Normal"/>
     <w:next w:val="Normal"/>
-    <w:link w:val="Ttulo2Carter"/>
+    <w:link w:val="Ttulo2Char"/>
     <w:uiPriority w:val="9"/>
     <w:semiHidden/>
     <w:unhideWhenUsed/>
@@ -5315,7 +5756,7 @@
     <w:name w:val="heading 3"/>
     <w:basedOn w:val="Normal"/>
     <w:next w:val="Normal"/>
-    <w:link w:val="Ttulo3Carter"/>
+    <w:link w:val="Ttulo3Char"/>
     <w:uiPriority w:val="9"/>
     <w:semiHidden/>
     <w:unhideWhenUsed/>
@@ -5338,7 +5779,7 @@
     <w:name w:val="heading 4"/>
     <w:basedOn w:val="Normal"/>
     <w:next w:val="Normal"/>
-    <w:link w:val="Ttulo4Carter"/>
+    <w:link w:val="Ttulo4Char"/>
     <w:uiPriority w:val="9"/>
     <w:semiHidden/>
     <w:unhideWhenUsed/>
@@ -5361,7 +5802,7 @@
     <w:name w:val="heading 5"/>
     <w:basedOn w:val="Normal"/>
     <w:next w:val="Normal"/>
-    <w:link w:val="Ttulo5Carter"/>
+    <w:link w:val="Ttulo5Char"/>
     <w:uiPriority w:val="9"/>
     <w:semiHidden/>
     <w:unhideWhenUsed/>
@@ -5382,7 +5823,7 @@
     <w:name w:val="heading 6"/>
     <w:basedOn w:val="Normal"/>
     <w:next w:val="Normal"/>
-    <w:link w:val="Ttulo6Carter"/>
+    <w:link w:val="Ttulo6Char"/>
     <w:uiPriority w:val="9"/>
     <w:semiHidden/>
     <w:unhideWhenUsed/>
@@ -5405,7 +5846,7 @@
     <w:name w:val="heading 7"/>
     <w:basedOn w:val="Normal"/>
     <w:next w:val="Normal"/>
-    <w:link w:val="Ttulo7Carter"/>
+    <w:link w:val="Ttulo7Char"/>
     <w:uiPriority w:val="9"/>
     <w:semiHidden/>
     <w:unhideWhenUsed/>
@@ -5426,7 +5867,7 @@
     <w:name w:val="heading 8"/>
     <w:basedOn w:val="Normal"/>
     <w:next w:val="Normal"/>
-    <w:link w:val="Ttulo8Carter"/>
+    <w:link w:val="Ttulo8Char"/>
     <w:uiPriority w:val="9"/>
     <w:semiHidden/>
     <w:unhideWhenUsed/>
@@ -5449,7 +5890,7 @@
     <w:name w:val="heading 9"/>
     <w:basedOn w:val="Normal"/>
     <w:next w:val="Normal"/>
-    <w:link w:val="Ttulo9Carter"/>
+    <w:link w:val="Ttulo9Char"/>
     <w:uiPriority w:val="9"/>
     <w:semiHidden/>
     <w:unhideWhenUsed/>
@@ -5466,9 +5907,10 @@
       <w:color w:val="272727" w:themeColor="text1" w:themeTint="D8"/>
     </w:rPr>
   </w:style>
-  <w:style w:type="character" w:default="1" w:styleId="Tipodeletrapredefinidodopargrafo">
+  <w:style w:type="character" w:default="1" w:styleId="Fontepargpadro">
     <w:name w:val="Default Paragraph Font"/>
     <w:uiPriority w:val="1"/>
+    <w:semiHidden/>
     <w:unhideWhenUsed/>
   </w:style>
   <w:style w:type="table" w:default="1" w:styleId="Tabelanormal">
@@ -5492,9 +5934,9 @@
     <w:semiHidden/>
     <w:unhideWhenUsed/>
   </w:style>
-  <w:style w:type="character" w:customStyle="1" w:styleId="Ttulo1Carter">
-    <w:name w:val="Título 1 Caráter"/>
-    <w:basedOn w:val="Tipodeletrapredefinidodopargrafo"/>
+  <w:style w:type="character" w:customStyle="1" w:styleId="Ttulo1Char">
+    <w:name w:val="Título 1 Char"/>
+    <w:basedOn w:val="Fontepargpadro"/>
     <w:link w:val="Ttulo1"/>
     <w:uiPriority w:val="9"/>
     <w:rsid w:val="00A57B20"/>
@@ -5507,9 +5949,9 @@
       <w:szCs w:val="28"/>
     </w:rPr>
   </w:style>
-  <w:style w:type="character" w:customStyle="1" w:styleId="Ttulo2Carter">
-    <w:name w:val="Título 2 Caráter"/>
-    <w:basedOn w:val="Tipodeletrapredefinidodopargrafo"/>
+  <w:style w:type="character" w:customStyle="1" w:styleId="Ttulo2Char">
+    <w:name w:val="Título 2 Char"/>
+    <w:basedOn w:val="Fontepargpadro"/>
     <w:link w:val="Ttulo2"/>
     <w:uiPriority w:val="9"/>
     <w:semiHidden/>
@@ -5521,9 +5963,9 @@
       <w:szCs w:val="32"/>
     </w:rPr>
   </w:style>
-  <w:style w:type="character" w:customStyle="1" w:styleId="Ttulo3Carter">
-    <w:name w:val="Título 3 Caráter"/>
-    <w:basedOn w:val="Tipodeletrapredefinidodopargrafo"/>
+  <w:style w:type="character" w:customStyle="1" w:styleId="Ttulo3Char">
+    <w:name w:val="Título 3 Char"/>
+    <w:basedOn w:val="Fontepargpadro"/>
     <w:link w:val="Ttulo3"/>
     <w:uiPriority w:val="9"/>
     <w:semiHidden/>
@@ -5535,9 +5977,9 @@
       <w:szCs w:val="28"/>
     </w:rPr>
   </w:style>
-  <w:style w:type="character" w:customStyle="1" w:styleId="Ttulo4Carter">
-    <w:name w:val="Título 4 Caráter"/>
-    <w:basedOn w:val="Tipodeletrapredefinidodopargrafo"/>
+  <w:style w:type="character" w:customStyle="1" w:styleId="Ttulo4Char">
+    <w:name w:val="Título 4 Char"/>
+    <w:basedOn w:val="Fontepargpadro"/>
     <w:link w:val="Ttulo4"/>
     <w:uiPriority w:val="9"/>
     <w:semiHidden/>
@@ -5549,9 +5991,9 @@
       <w:color w:val="2F5496" w:themeColor="accent1" w:themeShade="BF"/>
     </w:rPr>
   </w:style>
-  <w:style w:type="character" w:customStyle="1" w:styleId="Ttulo5Carter">
-    <w:name w:val="Título 5 Caráter"/>
-    <w:basedOn w:val="Tipodeletrapredefinidodopargrafo"/>
+  <w:style w:type="character" w:customStyle="1" w:styleId="Ttulo5Char">
+    <w:name w:val="Título 5 Char"/>
+    <w:basedOn w:val="Fontepargpadro"/>
     <w:link w:val="Ttulo5"/>
     <w:uiPriority w:val="9"/>
     <w:semiHidden/>
@@ -5561,9 +6003,9 @@
       <w:color w:val="2F5496" w:themeColor="accent1" w:themeShade="BF"/>
     </w:rPr>
   </w:style>
-  <w:style w:type="character" w:customStyle="1" w:styleId="Ttulo6Carter">
-    <w:name w:val="Título 6 Caráter"/>
-    <w:basedOn w:val="Tipodeletrapredefinidodopargrafo"/>
+  <w:style w:type="character" w:customStyle="1" w:styleId="Ttulo6Char">
+    <w:name w:val="Título 6 Char"/>
+    <w:basedOn w:val="Fontepargpadro"/>
     <w:link w:val="Ttulo6"/>
     <w:uiPriority w:val="9"/>
     <w:semiHidden/>
@@ -5575,9 +6017,9 @@
       <w:color w:val="595959" w:themeColor="text1" w:themeTint="A6"/>
     </w:rPr>
   </w:style>
-  <w:style w:type="character" w:customStyle="1" w:styleId="Ttulo7Carter">
-    <w:name w:val="Título 7 Caráter"/>
-    <w:basedOn w:val="Tipodeletrapredefinidodopargrafo"/>
+  <w:style w:type="character" w:customStyle="1" w:styleId="Ttulo7Char">
+    <w:name w:val="Título 7 Char"/>
+    <w:basedOn w:val="Fontepargpadro"/>
     <w:link w:val="Ttulo7"/>
     <w:uiPriority w:val="9"/>
     <w:semiHidden/>
@@ -5587,9 +6029,9 @@
       <w:color w:val="595959" w:themeColor="text1" w:themeTint="A6"/>
     </w:rPr>
   </w:style>
-  <w:style w:type="character" w:customStyle="1" w:styleId="Ttulo8Carter">
-    <w:name w:val="Título 8 Caráter"/>
-    <w:basedOn w:val="Tipodeletrapredefinidodopargrafo"/>
+  <w:style w:type="character" w:customStyle="1" w:styleId="Ttulo8Char">
+    <w:name w:val="Título 8 Char"/>
+    <w:basedOn w:val="Fontepargpadro"/>
     <w:link w:val="Ttulo8"/>
     <w:uiPriority w:val="9"/>
     <w:semiHidden/>
@@ -5601,9 +6043,9 @@
       <w:color w:val="272727" w:themeColor="text1" w:themeTint="D8"/>
     </w:rPr>
   </w:style>
-  <w:style w:type="character" w:customStyle="1" w:styleId="Ttulo9Carter">
-    <w:name w:val="Título 9 Caráter"/>
-    <w:basedOn w:val="Tipodeletrapredefinidodopargrafo"/>
+  <w:style w:type="character" w:customStyle="1" w:styleId="Ttulo9Char">
+    <w:name w:val="Título 9 Char"/>
+    <w:basedOn w:val="Fontepargpadro"/>
     <w:link w:val="Ttulo9"/>
     <w:uiPriority w:val="9"/>
     <w:semiHidden/>
@@ -5617,7 +6059,7 @@
     <w:name w:val="Title"/>
     <w:basedOn w:val="Normal"/>
     <w:next w:val="Normal"/>
-    <w:link w:val="TtuloCarter"/>
+    <w:link w:val="TtuloChar"/>
     <w:uiPriority w:val="10"/>
     <w:qFormat/>
     <w:rsid w:val="006537EE"/>
@@ -5633,9 +6075,9 @@
       <w:szCs w:val="56"/>
     </w:rPr>
   </w:style>
-  <w:style w:type="character" w:customStyle="1" w:styleId="TtuloCarter">
-    <w:name w:val="Título Caráter"/>
-    <w:basedOn w:val="Tipodeletrapredefinidodopargrafo"/>
+  <w:style w:type="character" w:customStyle="1" w:styleId="TtuloChar">
+    <w:name w:val="Título Char"/>
+    <w:basedOn w:val="Fontepargpadro"/>
     <w:link w:val="Ttulo"/>
     <w:uiPriority w:val="10"/>
     <w:rsid w:val="006537EE"/>
@@ -5651,7 +6093,7 @@
     <w:name w:val="Subtitle"/>
     <w:basedOn w:val="Normal"/>
     <w:next w:val="Normal"/>
-    <w:link w:val="SubttuloCarter"/>
+    <w:link w:val="SubttuloChar"/>
     <w:uiPriority w:val="11"/>
     <w:qFormat/>
     <w:rsid w:val="00160E77"/>
@@ -5665,9 +6107,9 @@
       <w:bCs/>
     </w:rPr>
   </w:style>
-  <w:style w:type="character" w:customStyle="1" w:styleId="SubttuloCarter">
-    <w:name w:val="Subtítulo Caráter"/>
-    <w:basedOn w:val="Tipodeletrapredefinidodopargrafo"/>
+  <w:style w:type="character" w:customStyle="1" w:styleId="SubttuloChar">
+    <w:name w:val="Subtítulo Char"/>
+    <w:basedOn w:val="Fontepargpadro"/>
     <w:link w:val="Subttulo"/>
     <w:uiPriority w:val="11"/>
     <w:rsid w:val="00160E77"/>
@@ -5680,7 +6122,7 @@
     <w:name w:val="Quote"/>
     <w:basedOn w:val="Normal"/>
     <w:next w:val="Normal"/>
-    <w:link w:val="CitaoCarter"/>
+    <w:link w:val="CitaoChar"/>
     <w:uiPriority w:val="29"/>
     <w:qFormat/>
     <w:rsid w:val="006537EE"/>
@@ -5694,9 +6136,9 @@
       <w:color w:val="404040" w:themeColor="text1" w:themeTint="BF"/>
     </w:rPr>
   </w:style>
-  <w:style w:type="character" w:customStyle="1" w:styleId="CitaoCarter">
-    <w:name w:val="Citação Caráter"/>
-    <w:basedOn w:val="Tipodeletrapredefinidodopargrafo"/>
+  <w:style w:type="character" w:customStyle="1" w:styleId="CitaoChar">
+    <w:name w:val="Citação Char"/>
+    <w:basedOn w:val="Fontepargpadro"/>
     <w:link w:val="Citao"/>
     <w:uiPriority w:val="29"/>
     <w:rsid w:val="006537EE"/>
@@ -5719,7 +6161,7 @@
   </w:style>
   <w:style w:type="character" w:styleId="nfaseIntensa">
     <w:name w:val="Intense Emphasis"/>
-    <w:basedOn w:val="Tipodeletrapredefinidodopargrafo"/>
+    <w:basedOn w:val="Fontepargpadro"/>
     <w:uiPriority w:val="21"/>
     <w:qFormat/>
     <w:rsid w:val="006537EE"/>
@@ -5733,7 +6175,7 @@
     <w:name w:val="Intense Quote"/>
     <w:basedOn w:val="Normal"/>
     <w:next w:val="Normal"/>
-    <w:link w:val="CitaoIntensaCarter"/>
+    <w:link w:val="CitaoIntensaChar"/>
     <w:uiPriority w:val="30"/>
     <w:qFormat/>
     <w:rsid w:val="006537EE"/>
@@ -5752,9 +6194,9 @@
       <w:color w:val="2F5496" w:themeColor="accent1" w:themeShade="BF"/>
     </w:rPr>
   </w:style>
-  <w:style w:type="character" w:customStyle="1" w:styleId="CitaoIntensaCarter">
-    <w:name w:val="Citação Intensa Caráter"/>
-    <w:basedOn w:val="Tipodeletrapredefinidodopargrafo"/>
+  <w:style w:type="character" w:customStyle="1" w:styleId="CitaoIntensaChar">
+    <w:name w:val="Citação Intensa Char"/>
+    <w:basedOn w:val="Fontepargpadro"/>
     <w:link w:val="CitaoIntensa"/>
     <w:uiPriority w:val="30"/>
     <w:rsid w:val="006537EE"/>
@@ -5766,7 +6208,7 @@
   </w:style>
   <w:style w:type="character" w:styleId="RefernciaIntensa">
     <w:name w:val="Intense Reference"/>
-    <w:basedOn w:val="Tipodeletrapredefinidodopargrafo"/>
+    <w:basedOn w:val="Fontepargpadro"/>
     <w:uiPriority w:val="32"/>
     <w:qFormat/>
     <w:rsid w:val="006537EE"/>
@@ -5778,9 +6220,9 @@
       <w:spacing w:val="5"/>
     </w:rPr>
   </w:style>
-  <w:style w:type="character" w:styleId="Hiperligao">
+  <w:style w:type="character" w:styleId="Hyperlink">
     <w:name w:val="Hyperlink"/>
-    <w:basedOn w:val="Tipodeletrapredefinidodopargrafo"/>
+    <w:basedOn w:val="Fontepargpadro"/>
     <w:uiPriority w:val="99"/>
     <w:unhideWhenUsed/>
     <w:rsid w:val="006B3751"/>
@@ -5789,9 +6231,9 @@
       <w:u w:val="single"/>
     </w:rPr>
   </w:style>
-  <w:style w:type="character" w:styleId="MenoNoResolvida">
+  <w:style w:type="character" w:customStyle="1" w:styleId="UnresolvedMention">
     <w:name w:val="Unresolved Mention"/>
-    <w:basedOn w:val="Tipodeletrapredefinidodopargrafo"/>
+    <w:basedOn w:val="Fontepargpadro"/>
     <w:uiPriority w:val="99"/>
     <w:semiHidden/>
     <w:unhideWhenUsed/>
@@ -5799,6 +6241,39 @@
     <w:rPr>
       <w:color w:val="605E5C"/>
       <w:shd w:val="clear" w:color="auto" w:fill="E1DFDD"/>
+    </w:rPr>
+  </w:style>
+  <w:style w:type="paragraph" w:styleId="NormalWeb">
+    <w:name w:val="Normal (Web)"/>
+    <w:basedOn w:val="Normal"/>
+    <w:uiPriority w:val="99"/>
+    <w:semiHidden/>
+    <w:unhideWhenUsed/>
+    <w:rsid w:val="007A4762"/>
+    <w:pPr>
+      <w:spacing w:before="100" w:beforeAutospacing="1" w:after="100" w:afterAutospacing="1" w:line="240" w:lineRule="auto"/>
+    </w:pPr>
+    <w:rPr>
+      <w:rFonts w:ascii="Times New Roman" w:eastAsia="Times New Roman" w:hAnsi="Times New Roman" w:cs="Times New Roman"/>
+      <w:kern w:val="0"/>
+      <w:lang w:val="pt-BR" w:eastAsia="pt-BR"/>
+      <w14:ligatures w14:val="none"/>
+    </w:rPr>
+  </w:style>
+  <w:style w:type="character" w:customStyle="1" w:styleId="whitespace-normal">
+    <w:name w:val="whitespace-normal"/>
+    <w:basedOn w:val="Fontepargpadro"/>
+    <w:rsid w:val="007A4762"/>
+  </w:style>
+  <w:style w:type="character" w:styleId="Forte">
+    <w:name w:val="Strong"/>
+    <w:basedOn w:val="Fontepargpadro"/>
+    <w:uiPriority w:val="22"/>
+    <w:qFormat/>
+    <w:rsid w:val="007A4762"/>
+    <w:rPr>
+      <w:b/>
+      <w:bCs/>
     </w:rPr>
   </w:style>
 </w:styles>

--- a/TRAVALHO IV ANO (1).docx
+++ b/TRAVALHO IV ANO (1).docx
@@ -225,21 +225,7 @@
         <w:rPr>
           <w:rFonts w:ascii="Times New Roman" w:hAnsi="Times New Roman" w:cs="Times New Roman"/>
         </w:rPr>
-        <w:t xml:space="preserve"> Barnabé </w:t>
-      </w:r>
-      <w:proofErr w:type="gramStart"/>
-      <w:r>
-        <w:rPr>
-          <w:rFonts w:ascii="Times New Roman" w:hAnsi="Times New Roman" w:cs="Times New Roman"/>
-        </w:rPr>
-        <w:t>Mideiro  Passageiro</w:t>
-      </w:r>
-      <w:proofErr w:type="gramEnd"/>
-      <w:r>
-        <w:rPr>
-          <w:rFonts w:ascii="Times New Roman" w:hAnsi="Times New Roman" w:cs="Times New Roman"/>
-        </w:rPr>
-        <w:t xml:space="preserve"> Pongolola</w:t>
+        <w:t xml:space="preserve"> Barnabé Mideiro  Passageiro Pongolola</w:t>
       </w:r>
     </w:p>
     <w:p>
@@ -575,21 +561,7 @@
         <w:rPr>
           <w:rFonts w:ascii="Times New Roman" w:hAnsi="Times New Roman" w:cs="Times New Roman"/>
         </w:rPr>
-        <w:t xml:space="preserve"> Barnabé </w:t>
-      </w:r>
-      <w:proofErr w:type="gramStart"/>
-      <w:r>
-        <w:rPr>
-          <w:rFonts w:ascii="Times New Roman" w:hAnsi="Times New Roman" w:cs="Times New Roman"/>
-        </w:rPr>
-        <w:t>Mideiro  Passageiro</w:t>
-      </w:r>
-      <w:proofErr w:type="gramEnd"/>
-      <w:r>
-        <w:rPr>
-          <w:rFonts w:ascii="Times New Roman" w:hAnsi="Times New Roman" w:cs="Times New Roman"/>
-        </w:rPr>
-        <w:t xml:space="preserve"> Pongolola</w:t>
+        <w:t xml:space="preserve"> Barnabé Mideiro  Passageiro Pongolola</w:t>
       </w:r>
     </w:p>
     <w:p>
@@ -653,23 +625,7 @@
           <w:rFonts w:ascii="Times New Roman" w:hAnsi="Times New Roman" w:cs="Times New Roman"/>
           <w:bCs/>
         </w:rPr>
-        <w:t xml:space="preserve">Lusíada de Benguela no ambito do 1º Ciclo de Estudos em </w:t>
-      </w:r>
-      <w:proofErr w:type="gramStart"/>
-      <w:r>
-        <w:rPr>
-          <w:rFonts w:ascii="Times New Roman" w:hAnsi="Times New Roman" w:cs="Times New Roman"/>
-          <w:bCs/>
-        </w:rPr>
-        <w:t>Informática,conducente</w:t>
-      </w:r>
-      <w:proofErr w:type="gramEnd"/>
-      <w:r>
-        <w:rPr>
-          <w:rFonts w:ascii="Times New Roman" w:hAnsi="Times New Roman" w:cs="Times New Roman"/>
-          <w:bCs/>
-        </w:rPr>
-        <w:t xml:space="preserve"> ao grau de licenciado sob a orientação dos professores Álvaro Ferraz Tando e Aníbal Sahari Falão</w:t>
+        <w:t>Lusíada de Benguela no ambito do 1º Ciclo de Estudos em Informática,conducente ao grau de licenciado sob a orientação dos professores Álvaro Ferraz Tando e Aníbal Sahari Falão</w:t>
       </w:r>
     </w:p>
     <w:p>
@@ -915,7 +871,6 @@
     </w:p>
     <w:p>
       <w:pPr>
-        <w:pStyle w:val="Ttulo1"/>
         <w:rPr>
           <w:lang w:val="en-ZA"/>
         </w:rPr>
@@ -923,7 +878,6 @@
     </w:p>
     <w:p>
       <w:pPr>
-        <w:pStyle w:val="Ttulo1"/>
         <w:rPr>
           <w:lang w:val="en-ZA"/>
         </w:rPr>
@@ -931,16 +885,12 @@
     </w:p>
     <w:p>
       <w:pPr>
-        <w:pStyle w:val="Ttulo1"/>
         <w:rPr>
           <w:lang w:val="en-ZA"/>
         </w:rPr>
       </w:pPr>
     </w:p>
     <w:p>
-      <w:pPr>
-        <w:pStyle w:val="Ttulo1"/>
-      </w:pPr>
       <w:r>
         <w:br w:type="page"/>
       </w:r>
@@ -981,7 +931,6 @@
     </w:p>
     <w:p>
       <w:pPr>
-        <w:pStyle w:val="Ttulo1"/>
         <w:rPr>
           <w:lang w:val="pt-BR"/>
         </w:rPr>
@@ -1072,7 +1021,6 @@
     </w:p>
     <w:p>
       <w:pPr>
-        <w:pStyle w:val="Ttulo1"/>
         <w:rPr>
           <w:lang w:val="pt-BR"/>
         </w:rPr>
@@ -1099,22 +1047,13 @@
     </w:p>
     <w:p>
       <w:pPr>
-        <w:pStyle w:val="Ttulo1"/>
         <w:rPr>
           <w:lang w:val="pt-BR"/>
         </w:rPr>
       </w:pPr>
-      <w:r>
-        <w:rPr>
-          <w:lang w:val="pt-BR"/>
-        </w:rPr>
-        <w:lastRenderedPageBreak/>
-        <w:t>LISTA DE SIGLAS E ABREVIATURAS</w:t>
-      </w:r>
-    </w:p>
-    <w:p>
-      <w:pPr>
-        <w:pStyle w:val="Ttulo1"/>
+    </w:p>
+    <w:p>
+      <w:pPr>
         <w:rPr>
           <w:lang w:val="pt-BR"/>
         </w:rPr>
@@ -1156,7 +1095,6 @@
     </w:p>
     <w:p>
       <w:pPr>
-        <w:pStyle w:val="Ttulo1"/>
         <w:rPr>
           <w:lang w:val="pt-BR"/>
         </w:rPr>
@@ -1193,185 +1131,341 @@
           <w:lang w:val="pt-BR"/>
         </w:rPr>
         <w:lastRenderedPageBreak/>
-        <w:t>INDÍCE DE FIGURAS</w:t>
-      </w:r>
-    </w:p>
-    <w:p>
-      <w:pPr>
+        <w:t xml:space="preserve">INDÍCE DE </w:t>
+      </w:r>
+      <w:r>
         <w:rPr>
           <w:lang w:val="pt-BR"/>
         </w:rPr>
-      </w:pPr>
-      <w:r>
+        <w:t>ILUSTRAÇÃO</w:t>
+      </w:r>
+    </w:p>
+    <w:p>
+      <w:pPr>
         <w:rPr>
           <w:lang w:val="pt-BR"/>
         </w:rPr>
-        <w:br w:type="page"/>
-      </w:r>
+      </w:pPr>
+    </w:p>
+    <w:p>
+      <w:pPr>
+        <w:rPr>
+          <w:lang w:val="pt-BR"/>
+        </w:rPr>
+      </w:pPr>
+    </w:p>
+    <w:p>
+      <w:pPr>
+        <w:rPr>
+          <w:lang w:val="pt-BR"/>
+        </w:rPr>
+      </w:pPr>
+    </w:p>
+    <w:p>
+      <w:pPr>
+        <w:rPr>
+          <w:lang w:val="pt-BR"/>
+        </w:rPr>
+      </w:pPr>
+    </w:p>
+    <w:p>
+      <w:pPr>
+        <w:rPr>
+          <w:lang w:val="pt-BR"/>
+        </w:rPr>
+      </w:pPr>
+    </w:p>
+    <w:p>
+      <w:pPr>
+        <w:rPr>
+          <w:lang w:val="pt-BR"/>
+        </w:rPr>
+      </w:pPr>
+    </w:p>
+    <w:p>
+      <w:pPr>
+        <w:rPr>
+          <w:lang w:val="pt-BR"/>
+        </w:rPr>
+      </w:pPr>
+    </w:p>
+    <w:p>
+      <w:pPr>
+        <w:rPr>
+          <w:lang w:val="pt-BR"/>
+        </w:rPr>
+      </w:pPr>
+    </w:p>
+    <w:p>
+      <w:pPr>
+        <w:rPr>
+          <w:lang w:val="pt-BR"/>
+        </w:rPr>
+      </w:pPr>
+    </w:p>
+    <w:p>
+      <w:pPr>
+        <w:rPr>
+          <w:lang w:val="pt-BR"/>
+        </w:rPr>
+      </w:pPr>
+    </w:p>
+    <w:p>
+      <w:pPr>
+        <w:rPr>
+          <w:lang w:val="pt-BR"/>
+        </w:rPr>
+      </w:pPr>
+    </w:p>
+    <w:p>
+      <w:pPr>
+        <w:rPr>
+          <w:lang w:val="pt-BR"/>
+        </w:rPr>
+      </w:pPr>
+    </w:p>
+    <w:p>
+      <w:pPr>
+        <w:rPr>
+          <w:lang w:val="pt-BR"/>
+        </w:rPr>
+      </w:pPr>
+    </w:p>
+    <w:p>
+      <w:pPr>
+        <w:rPr>
+          <w:lang w:val="pt-BR"/>
+        </w:rPr>
+      </w:pPr>
+    </w:p>
+    <w:p>
+      <w:pPr>
+        <w:rPr>
+          <w:lang w:val="pt-BR"/>
+        </w:rPr>
+      </w:pPr>
+    </w:p>
+    <w:p>
+      <w:pPr>
+        <w:rPr>
+          <w:lang w:val="pt-BR"/>
+        </w:rPr>
+      </w:pPr>
+    </w:p>
+    <w:p>
+      <w:pPr>
+        <w:rPr>
+          <w:lang w:val="pt-BR"/>
+        </w:rPr>
+      </w:pPr>
+    </w:p>
+    <w:p>
+      <w:pPr>
+        <w:rPr>
+          <w:lang w:val="pt-BR"/>
+        </w:rPr>
+      </w:pPr>
+    </w:p>
+    <w:p>
+      <w:pPr>
+        <w:rPr>
+          <w:lang w:val="pt-BR"/>
+        </w:rPr>
+      </w:pPr>
+    </w:p>
+    <w:p>
+      <w:pPr>
+        <w:rPr>
+          <w:lang w:val="pt-BR"/>
+        </w:rPr>
+      </w:pPr>
+    </w:p>
+    <w:p>
+      <w:pPr>
+        <w:rPr>
+          <w:lang w:val="pt-BR"/>
+        </w:rPr>
+      </w:pPr>
+    </w:p>
+    <w:p>
+      <w:pPr>
+        <w:rPr>
+          <w:lang w:val="pt-BR"/>
+        </w:rPr>
+      </w:pPr>
+    </w:p>
+    <w:p>
+      <w:pPr>
+        <w:rPr>
+          <w:lang w:val="pt-BR"/>
+        </w:rPr>
+      </w:pPr>
+    </w:p>
+    <w:p>
+      <w:pPr>
+        <w:rPr>
+          <w:lang w:val="pt-BR"/>
+        </w:rPr>
+      </w:pPr>
+    </w:p>
+    <w:p>
+      <w:pPr>
+        <w:rPr>
+          <w:lang w:val="pt-BR"/>
+        </w:rPr>
+      </w:pPr>
+    </w:p>
+    <w:p>
+      <w:pPr>
+        <w:rPr>
+          <w:lang w:val="pt-BR"/>
+        </w:rPr>
+      </w:pPr>
+    </w:p>
+    <w:p>
+      <w:pPr>
+        <w:rPr>
+          <w:lang w:val="pt-BR"/>
+        </w:rPr>
+      </w:pPr>
     </w:p>
     <w:p>
       <w:pPr>
         <w:pStyle w:val="Ttulo1"/>
+        <w:spacing w:line="360" w:lineRule="auto"/>
+        <w:ind w:left="360"/>
+      </w:pPr>
+      <w:r>
+        <w:lastRenderedPageBreak/>
+        <w:t>CAPÍTULO 1 – INTRODUÇÃO</w:t>
+      </w:r>
+    </w:p>
+    <w:p>
+      <w:pPr>
+        <w:spacing w:line="360" w:lineRule="auto"/>
+        <w:jc w:val="both"/>
+        <w:rPr>
+          <w:rFonts w:ascii="Times New Roman" w:hAnsi="Times New Roman" w:cs="Times New Roman"/>
+        </w:rPr>
+      </w:pPr>
+      <w:r>
+        <w:rPr>
+          <w:rFonts w:ascii="Times New Roman" w:hAnsi="Times New Roman" w:cs="Times New Roman"/>
+        </w:rPr>
+        <w:t>O setor de microfinanças desempenha um papel fundamental no desenvolvimento econômico e social, especialmente em países em desenvolvimento, ao facilitar o acesso ao crédito para populações que, muitas vezes, não são atendidas pelo sistema bancário tradicional. Instituições de microcrédito, como o KixiCrédito, têm contribuído significativamente para o financiamento de pequenos negócios e o fortalecimento da economia local.</w:t>
+      </w:r>
+    </w:p>
+    <w:p>
+      <w:pPr>
+        <w:spacing w:line="360" w:lineRule="auto"/>
+        <w:jc w:val="both"/>
+        <w:rPr>
+          <w:rFonts w:ascii="Times New Roman" w:hAnsi="Times New Roman" w:cs="Times New Roman"/>
+        </w:rPr>
+      </w:pPr>
+      <w:r>
+        <w:rPr>
+          <w:rFonts w:ascii="Times New Roman" w:hAnsi="Times New Roman" w:cs="Times New Roman"/>
+        </w:rPr>
+        <w:t>Com o crescimento das operações e o aumento do número de clientes, torna-se essencial a utilização de sistemas de informação eficientes que apoiem a gestão das atividades financeiras, garantindo maior controle, segurança e agilidade nos processos. No entanto, muitos sistemas atualmente utilizados apresentam limitações relacionadas à usabilidade, acessibilidade e integração de funcionalidades, o que pode comprometer a eficiência operacional e a qualidade dos serviços prestados.</w:t>
+      </w:r>
+    </w:p>
+    <w:p>
+      <w:pPr>
+        <w:spacing w:line="360" w:lineRule="auto"/>
+        <w:jc w:val="both"/>
+        <w:rPr>
+          <w:rFonts w:ascii="Times New Roman" w:hAnsi="Times New Roman" w:cs="Times New Roman"/>
+        </w:rPr>
+      </w:pPr>
+      <w:r>
+        <w:rPr>
+          <w:rFonts w:ascii="Times New Roman" w:hAnsi="Times New Roman" w:cs="Times New Roman"/>
+        </w:rPr>
+        <w:t>Diante dessas considerações, o presente trabalho tem como objetivo desenvolver um sistema web para gestão de operações de microfinanças, visando melhorar a eficiência, a organização e a acessibilidade dos processos realizados em instituições desse setor. A proposta busca oferecer uma solução prática e funcional que auxilie na tomada de decisões, no controle das operações financeiras e na análise de risco dos clientes.</w:t>
+      </w:r>
+    </w:p>
+    <w:p>
+      <w:pPr>
+        <w:spacing w:line="360" w:lineRule="auto"/>
+        <w:jc w:val="both"/>
+        <w:rPr>
+          <w:rFonts w:ascii="Times New Roman" w:hAnsi="Times New Roman" w:cs="Times New Roman"/>
+        </w:rPr>
+      </w:pPr>
+      <w:r>
+        <w:rPr>
+          <w:rFonts w:ascii="Times New Roman" w:hAnsi="Times New Roman" w:cs="Times New Roman"/>
+        </w:rPr>
+        <w:t>Para alcançar esse objetivo, serão abordados conceitos relacionados a sistemas de informação, desenvolvimento web e gestão de microfinanças, bem como a modelagem e implementação de um sistema que atenda às necessidades identificadas. Espera-se que o sistema proposto contribua para a modernização dos processos e para a melhoria da qualidade dos serviços prestados por instituições de microcrédito.</w:t>
+      </w:r>
+    </w:p>
+    <w:p>
+      <w:pPr>
+        <w:spacing w:line="360" w:lineRule="auto"/>
+        <w:jc w:val="center"/>
+        <w:rPr>
+          <w:rFonts w:ascii="Times New Roman" w:hAnsi="Times New Roman" w:cs="Times New Roman"/>
+        </w:rPr>
+      </w:pPr>
+    </w:p>
+    <w:p>
+      <w:pPr>
+        <w:spacing w:line="360" w:lineRule="auto"/>
+        <w:rPr>
+          <w:rFonts w:ascii="Times New Roman" w:hAnsi="Times New Roman" w:cs="Times New Roman"/>
+        </w:rPr>
+      </w:pPr>
+    </w:p>
+    <w:p>
+      <w:pPr>
+        <w:spacing w:line="360" w:lineRule="auto"/>
+        <w:rPr>
+          <w:rFonts w:ascii="Times New Roman" w:hAnsi="Times New Roman" w:cs="Times New Roman"/>
+        </w:rPr>
+      </w:pPr>
+    </w:p>
+    <w:p>
+      <w:pPr>
+        <w:spacing w:line="360" w:lineRule="auto"/>
+        <w:rPr>
+          <w:rFonts w:ascii="Times New Roman" w:hAnsi="Times New Roman" w:cs="Times New Roman"/>
+        </w:rPr>
+      </w:pPr>
+    </w:p>
+    <w:p>
+      <w:pPr>
+        <w:pStyle w:val="Ttulo2"/>
         <w:numPr>
           <w:ilvl w:val="0"/>
-          <w:numId w:val="19"/>
+          <w:numId w:val="0"/>
         </w:numPr>
-        <w:spacing w:line="360" w:lineRule="auto"/>
-      </w:pPr>
-      <w:r>
-        <w:lastRenderedPageBreak/>
-        <w:t>CAPÍTULO 1 – INTRODUÇÃO</w:t>
-      </w:r>
-    </w:p>
-    <w:p>
-      <w:pPr>
-        <w:spacing w:line="360" w:lineRule="auto"/>
-        <w:jc w:val="both"/>
-        <w:rPr>
-          <w:rFonts w:ascii="Times New Roman" w:hAnsi="Times New Roman" w:cs="Times New Roman"/>
-        </w:rPr>
-      </w:pPr>
-      <w:r>
-        <w:rPr>
-          <w:rFonts w:ascii="Times New Roman" w:hAnsi="Times New Roman" w:cs="Times New Roman"/>
-        </w:rPr>
-        <w:t xml:space="preserve">O setor de </w:t>
-      </w:r>
-      <w:proofErr w:type="spellStart"/>
-      <w:r>
-        <w:rPr>
-          <w:rFonts w:ascii="Times New Roman" w:hAnsi="Times New Roman" w:cs="Times New Roman"/>
-        </w:rPr>
-        <w:t>microfinanças</w:t>
-      </w:r>
-      <w:proofErr w:type="spellEnd"/>
-      <w:r>
-        <w:rPr>
-          <w:rFonts w:ascii="Times New Roman" w:hAnsi="Times New Roman" w:cs="Times New Roman"/>
-        </w:rPr>
-        <w:t xml:space="preserve"> desempenha um papel fundamental no desenvolvimento econômico e social, especialmente em países em desenvolvimento, ao facilitar o acesso ao crédito para populações que, muitas vezes, não são atendidas pelo sistema bancário tradicional. Instituições de microcrédito, como o KixiCrédito, têm contribuído significativamente para o financiamento de pequenos negócios e o fortalecimento da economia local.</w:t>
-      </w:r>
-    </w:p>
-    <w:p>
-      <w:pPr>
-        <w:spacing w:line="360" w:lineRule="auto"/>
-        <w:jc w:val="both"/>
-        <w:rPr>
-          <w:rFonts w:ascii="Times New Roman" w:hAnsi="Times New Roman" w:cs="Times New Roman"/>
-        </w:rPr>
-      </w:pPr>
-      <w:r>
-        <w:rPr>
-          <w:rFonts w:ascii="Times New Roman" w:hAnsi="Times New Roman" w:cs="Times New Roman"/>
-        </w:rPr>
-        <w:t>Com o crescimento das operações e o aumento do número de clientes, torna-se essencial a utilização de sistemas de informação eficientes que apoiem a gestão das atividades financeiras, garantindo maior controle, segurança e agilidade nos processos. No entanto, muitos sistemas atualmente utilizados apresentam limitações relacionadas à usabilidade, acessibilidade e integração de funcionalidades, o que pode comprometer a eficiência operacional e a qualidade dos serviços prestados.</w:t>
-      </w:r>
-    </w:p>
-    <w:p>
-      <w:pPr>
-        <w:spacing w:line="360" w:lineRule="auto"/>
-        <w:jc w:val="both"/>
-        <w:rPr>
-          <w:rFonts w:ascii="Times New Roman" w:hAnsi="Times New Roman" w:cs="Times New Roman"/>
-        </w:rPr>
-      </w:pPr>
-      <w:r>
-        <w:rPr>
-          <w:rFonts w:ascii="Times New Roman" w:hAnsi="Times New Roman" w:cs="Times New Roman"/>
-        </w:rPr>
-        <w:t>Nesse contexto, a adoção de soluções baseadas na web surge como uma alternativa viável e moderna, permitindo acesso remoto, melhor experiência do usuário e maior flexibilidade na gestão da informação. Sistemas web possibilitam a centralização dos dados, o acompanhamento em tempo real das operações e a integração de diferentes módulos, como cadastro de clientes, controle de empréstimos, registro de pagamentos e armazenamento de documentos digitais.</w:t>
-      </w:r>
-    </w:p>
-    <w:p>
-      <w:pPr>
-        <w:spacing w:line="360" w:lineRule="auto"/>
-        <w:jc w:val="both"/>
-        <w:rPr>
-          <w:rFonts w:ascii="Times New Roman" w:hAnsi="Times New Roman" w:cs="Times New Roman"/>
-        </w:rPr>
-      </w:pPr>
-      <w:r>
-        <w:rPr>
-          <w:rFonts w:ascii="Times New Roman" w:hAnsi="Times New Roman" w:cs="Times New Roman"/>
-        </w:rPr>
-        <w:t>Diante dessas considerações, o presente trabalho tem como objetivo desenvolver um sistema web para gestão de operações de microfinanças, visando melhorar a eficiência, a organização e a acessibilidade dos processos realizados em instituições desse setor. A proposta busca oferecer uma solução prática e funcional que auxilie na tomada de decisões, no controle das operações financeiras e na análise de risco dos clientes.</w:t>
-      </w:r>
-    </w:p>
-    <w:p>
-      <w:pPr>
-        <w:spacing w:line="360" w:lineRule="auto"/>
-        <w:jc w:val="both"/>
-        <w:rPr>
-          <w:rFonts w:ascii="Times New Roman" w:hAnsi="Times New Roman" w:cs="Times New Roman"/>
-        </w:rPr>
-      </w:pPr>
-      <w:r>
-        <w:rPr>
-          <w:rFonts w:ascii="Times New Roman" w:hAnsi="Times New Roman" w:cs="Times New Roman"/>
-        </w:rPr>
-        <w:t xml:space="preserve">Para alcançar esse objetivo, serão abordados conceitos relacionados a sistemas de informação, </w:t>
-      </w:r>
-      <w:proofErr w:type="gramStart"/>
-      <w:r>
-        <w:rPr>
-          <w:rFonts w:ascii="Times New Roman" w:hAnsi="Times New Roman" w:cs="Times New Roman"/>
-        </w:rPr>
-        <w:t>desenvolvimento web</w:t>
-      </w:r>
-      <w:proofErr w:type="gramEnd"/>
-      <w:r>
-        <w:rPr>
-          <w:rFonts w:ascii="Times New Roman" w:hAnsi="Times New Roman" w:cs="Times New Roman"/>
-        </w:rPr>
-        <w:t xml:space="preserve"> e gestão de microfinanças, bem como a modelagem e implementação de um sistema que atenda às necessidades identificadas. Espera-se que o sistema proposto contribua para a modernização dos processos e para a melhoria da qualidade dos serviços prestados por instituições de microcrédito.</w:t>
-      </w:r>
-    </w:p>
-    <w:p>
-      <w:pPr>
-        <w:spacing w:line="360" w:lineRule="auto"/>
-        <w:jc w:val="center"/>
-        <w:rPr>
-          <w:rFonts w:ascii="Times New Roman" w:hAnsi="Times New Roman" w:cs="Times New Roman"/>
-        </w:rPr>
-      </w:pPr>
-    </w:p>
-    <w:p>
-      <w:pPr>
-        <w:spacing w:line="360" w:lineRule="auto"/>
-        <w:rPr>
-          <w:rFonts w:ascii="Times New Roman" w:hAnsi="Times New Roman" w:cs="Times New Roman"/>
-        </w:rPr>
-      </w:pPr>
-    </w:p>
-    <w:p>
-      <w:pPr>
-        <w:pStyle w:val="Ttulo2"/>
-        <w:spacing w:line="360" w:lineRule="auto"/>
-      </w:pPr>
-      <w:r>
-        <w:lastRenderedPageBreak/>
+        <w:ind w:left="360"/>
+      </w:pPr>
+      <w:r>
         <w:t>P</w:t>
       </w:r>
       <w:r>
         <w:rPr>
-          <w:rStyle w:val="Ttulo2Carter"/>
+          <w:rStyle w:val="Ttulo2Char"/>
           <w:b/>
           <w:bCs/>
         </w:rPr>
-        <w:t>ROBLEMA</w:t>
-      </w:r>
-    </w:p>
-    <w:p>
-      <w:pPr>
-        <w:spacing w:line="360" w:lineRule="auto"/>
-        <w:rPr>
-          <w:rFonts w:ascii="Times New Roman" w:hAnsi="Times New Roman" w:cs="Times New Roman"/>
-        </w:rPr>
-      </w:pPr>
-      <w:r>
-        <w:rPr>
-          <w:rFonts w:ascii="Times New Roman" w:hAnsi="Times New Roman" w:cs="Times New Roman"/>
-        </w:rPr>
+        <w:t>roblema</w:t>
+      </w:r>
+    </w:p>
+    <w:p>
+      <w:pPr>
+        <w:spacing w:line="360" w:lineRule="auto"/>
+        <w:rPr>
+          <w:rFonts w:ascii="Times New Roman" w:hAnsi="Times New Roman" w:cs="Times New Roman"/>
+        </w:rPr>
+      </w:pPr>
+      <w:r>
+        <w:rPr>
+          <w:rFonts w:ascii="Times New Roman" w:hAnsi="Times New Roman" w:cs="Times New Roman"/>
+        </w:rPr>
+        <w:lastRenderedPageBreak/>
         <w:t>o contexto das instituições de microfinanças, como a KixiCrédito, a gestão eficiente das operações financeiras e dos dados dos clientes é fundamental para garantir a sustentabilidade e a qualidade dos serviços prestados.</w:t>
       </w:r>
     </w:p>
@@ -1550,26 +1644,36 @@
     <w:p>
       <w:pPr>
         <w:pStyle w:val="Ttulo2"/>
-        <w:spacing w:line="360" w:lineRule="auto"/>
-      </w:pPr>
-      <w:r>
+        <w:numPr>
+          <w:ilvl w:val="0"/>
+          <w:numId w:val="0"/>
+        </w:numPr>
+        <w:ind w:left="360"/>
+      </w:pPr>
+      <w:r>
+        <w:t>Objectivo geral</w:t>
+      </w:r>
+    </w:p>
+    <w:p>
+      <w:pPr>
+        <w:spacing w:line="360" w:lineRule="auto"/>
+        <w:jc w:val="both"/>
+        <w:rPr>
+          <w:rFonts w:ascii="Times New Roman" w:hAnsi="Times New Roman" w:cs="Times New Roman"/>
+        </w:rPr>
+      </w:pPr>
+      <w:r>
+        <w:rPr>
+          <w:rFonts w:ascii="Times New Roman" w:hAnsi="Times New Roman" w:cs="Times New Roman"/>
+        </w:rPr>
+        <w:t xml:space="preserve">Desenvolver um sistema web moderno e eficiente para a gestão das operações de microfinanças na KixiCrédito, que permita aos funcionários realizar o cadastro e consulta </w:t>
+      </w:r>
+      <w:r>
+        <w:rPr>
+          <w:rFonts w:ascii="Times New Roman" w:hAnsi="Times New Roman" w:cs="Times New Roman"/>
+        </w:rPr>
         <w:lastRenderedPageBreak/>
-        <w:t>OBJECTIVO GERAL</w:t>
-      </w:r>
-    </w:p>
-    <w:p>
-      <w:pPr>
-        <w:spacing w:line="360" w:lineRule="auto"/>
-        <w:jc w:val="both"/>
-        <w:rPr>
-          <w:rFonts w:ascii="Times New Roman" w:hAnsi="Times New Roman" w:cs="Times New Roman"/>
-        </w:rPr>
-      </w:pPr>
-      <w:r>
-        <w:rPr>
-          <w:rFonts w:ascii="Times New Roman" w:hAnsi="Times New Roman" w:cs="Times New Roman"/>
-        </w:rPr>
-        <w:t>Desenvolver um sistema web moderno e eficiente para a gestão das operações de microfinanças na KixiCrédito, que permita aos funcionários realizar o cadastro e consulta de clientes, acompanhar pagamentos, desembolsos e reembolsos, bem como anexar comprovativos e analisar riscos, com o intuito de melhorar a organização, a acessibilidade e a tomada de decisão dentro da instituição.</w:t>
+        <w:t>de clientes, acompanhar pagamentos, desembolsos e reembolsos, bem como anexar comprovativos e analisar riscos, com o intuito de melhorar a organização, a acessibilidade e a tomada de decisão dentro da instituição.</w:t>
       </w:r>
     </w:p>
     <w:p>
@@ -1584,10 +1688,14 @@
     <w:p>
       <w:pPr>
         <w:pStyle w:val="Ttulo2"/>
-        <w:spacing w:line="360" w:lineRule="auto"/>
-      </w:pPr>
-      <w:r>
-        <w:t>OBJECTIVO ESPECIFÍCO</w:t>
+        <w:numPr>
+          <w:ilvl w:val="0"/>
+          <w:numId w:val="0"/>
+        </w:numPr>
+        <w:ind w:left="360"/>
+      </w:pPr>
+      <w:r>
+        <w:t>Objectivo especifíco</w:t>
       </w:r>
     </w:p>
     <w:p>
@@ -1793,175 +1901,182 @@
     <w:p>
       <w:pPr>
         <w:pStyle w:val="Ttulo2"/>
-        <w:spacing w:line="360" w:lineRule="auto"/>
-      </w:pPr>
-      <w:r>
-        <w:t>JUSTIFICATIVA</w:t>
-      </w:r>
-    </w:p>
-    <w:p>
-      <w:pPr>
-        <w:spacing w:line="360" w:lineRule="auto"/>
-        <w:jc w:val="both"/>
-        <w:rPr>
-          <w:rFonts w:ascii="Times New Roman" w:hAnsi="Times New Roman" w:cs="Times New Roman"/>
-        </w:rPr>
-      </w:pPr>
-      <w:r>
-        <w:rPr>
-          <w:rFonts w:ascii="Times New Roman" w:hAnsi="Times New Roman" w:cs="Times New Roman"/>
-        </w:rPr>
-        <w:t>O crescimento das instituições de microfinanças tem aumentado significativamente a necessidade de sistemas de informação capazes de apoiar a gestão eficiente das operações financeiras e administrativas. Nesse contexto, a KixiCrédito desempenha um papel importante no apoio ao desenvolvimento econômico e social, oferecendo serviços de microcrédito para pequenos empreendedores e comunidades com acesso limitado ao sistema bancário tradicional.</w:t>
-      </w:r>
-    </w:p>
-    <w:p>
-      <w:pPr>
-        <w:spacing w:line="360" w:lineRule="auto"/>
-        <w:jc w:val="both"/>
-        <w:rPr>
-          <w:rFonts w:ascii="Times New Roman" w:hAnsi="Times New Roman" w:cs="Times New Roman"/>
-        </w:rPr>
-      </w:pPr>
-      <w:r>
-        <w:rPr>
-          <w:rFonts w:ascii="Times New Roman" w:hAnsi="Times New Roman" w:cs="Times New Roman"/>
-        </w:rPr>
-        <w:lastRenderedPageBreak/>
-        <w:t>Entretanto, o sistema atualmente utilizado pela instituição apresenta algumas limitações que dificultam a execução eficiente das atividades diárias dos funcionários. Entre os principais problemas observados destacam-se a dificuldade na atualização e verificação de pagamentos, limitações na gestão de comprovativos digitais, interface pouco intuitiva e restrições no acesso e visualização das informações dos clientes. Essas dificuldades podem provocar atrasos operacionais, aumentar o risco de erros e comprometer a qualidade do atendimento prestado aos clientes.</w:t>
-      </w:r>
-    </w:p>
-    <w:p>
-      <w:pPr>
-        <w:spacing w:line="360" w:lineRule="auto"/>
-        <w:jc w:val="both"/>
-        <w:rPr>
-          <w:rFonts w:ascii="Times New Roman" w:hAnsi="Times New Roman" w:cs="Times New Roman"/>
-        </w:rPr>
-      </w:pPr>
-      <w:r>
-        <w:rPr>
-          <w:rFonts w:ascii="Times New Roman" w:hAnsi="Times New Roman" w:cs="Times New Roman"/>
-        </w:rPr>
-        <w:t>Além disso, os oficiais de crédito enfrentam obstáculos relacionados à atualização de dados cadastrais dos clientes e ao acompanhamento do histórico financeiro, tornando o processo de análise e tomada de decisão mais lento e menos eficiente. A ausência de uma plataforma web moderna e integrada reduz a flexibilidade de acesso às informações e limita a produtividade dos colaboradores.</w:t>
-      </w:r>
-    </w:p>
-    <w:p>
-      <w:pPr>
-        <w:spacing w:line="360" w:lineRule="auto"/>
-        <w:jc w:val="both"/>
-        <w:rPr>
-          <w:rFonts w:ascii="Times New Roman" w:hAnsi="Times New Roman" w:cs="Times New Roman"/>
-        </w:rPr>
-      </w:pPr>
-      <w:r>
-        <w:rPr>
-          <w:rFonts w:ascii="Times New Roman" w:hAnsi="Times New Roman" w:cs="Times New Roman"/>
-        </w:rPr>
-        <w:t>Diante dessa realidade, torna-se necessária a criação de um sistema web moderno, seguro e acessível, capaz de automatizar processos, centralizar informações e melhorar o controle das operações de microfinanças. A implementação de um sistema com funcionalidades de cadastro de clientes, gestão de pagamentos, anexação de comprovativos digitais, análise de risco e geração de relatórios poderá contribuir significativamente para a eficiência operacional da instituição</w:t>
-      </w:r>
-      <w:r>
-        <w:rPr>
-          <w:rFonts w:ascii="Times New Roman" w:hAnsi="Times New Roman" w:cs="Times New Roman"/>
-        </w:rPr>
-        <w:t>.</w:t>
-      </w:r>
-    </w:p>
-    <w:p>
-      <w:pPr>
-        <w:spacing w:line="360" w:lineRule="auto"/>
-        <w:rPr>
-          <w:rFonts w:ascii="Times New Roman" w:hAnsi="Times New Roman" w:cs="Times New Roman"/>
-        </w:rPr>
-      </w:pPr>
-    </w:p>
-    <w:p>
-      <w:pPr>
-        <w:spacing w:line="360" w:lineRule="auto"/>
-        <w:rPr>
-          <w:rFonts w:ascii="Times New Roman" w:hAnsi="Times New Roman" w:cs="Times New Roman"/>
-        </w:rPr>
-      </w:pPr>
-    </w:p>
-    <w:p>
-      <w:pPr>
-        <w:spacing w:line="360" w:lineRule="auto"/>
-        <w:rPr>
-          <w:rFonts w:ascii="Times New Roman" w:hAnsi="Times New Roman" w:cs="Times New Roman"/>
-        </w:rPr>
-      </w:pPr>
-    </w:p>
-    <w:p>
-      <w:pPr>
-        <w:spacing w:line="360" w:lineRule="auto"/>
-        <w:rPr>
-          <w:rFonts w:ascii="Times New Roman" w:hAnsi="Times New Roman" w:cs="Times New Roman"/>
-        </w:rPr>
-      </w:pPr>
-    </w:p>
-    <w:p>
-      <w:pPr>
-        <w:spacing w:line="360" w:lineRule="auto"/>
-        <w:rPr>
-          <w:rFonts w:ascii="Times New Roman" w:hAnsi="Times New Roman" w:cs="Times New Roman"/>
-        </w:rPr>
-      </w:pPr>
-    </w:p>
-    <w:p>
-      <w:pPr>
-        <w:spacing w:line="360" w:lineRule="auto"/>
-        <w:rPr>
-          <w:rFonts w:ascii="Times New Roman" w:hAnsi="Times New Roman" w:cs="Times New Roman"/>
-        </w:rPr>
-      </w:pPr>
-    </w:p>
-    <w:p>
-      <w:pPr>
-        <w:spacing w:line="360" w:lineRule="auto"/>
-        <w:rPr>
-          <w:rFonts w:ascii="Times New Roman" w:hAnsi="Times New Roman" w:cs="Times New Roman"/>
-        </w:rPr>
-      </w:pPr>
-    </w:p>
-    <w:p>
-      <w:pPr>
-        <w:spacing w:line="360" w:lineRule="auto"/>
-        <w:rPr>
-          <w:rFonts w:ascii="Times New Roman" w:hAnsi="Times New Roman" w:cs="Times New Roman"/>
-        </w:rPr>
-      </w:pPr>
-    </w:p>
-    <w:p>
-      <w:pPr>
-        <w:spacing w:line="360" w:lineRule="auto"/>
-        <w:rPr>
-          <w:rFonts w:ascii="Times New Roman" w:hAnsi="Times New Roman" w:cs="Times New Roman"/>
-        </w:rPr>
-      </w:pPr>
-    </w:p>
-    <w:p>
-      <w:pPr>
-        <w:spacing w:line="360" w:lineRule="auto"/>
-        <w:rPr>
-          <w:rFonts w:ascii="Times New Roman" w:hAnsi="Times New Roman" w:cs="Times New Roman"/>
-        </w:rPr>
-      </w:pPr>
-    </w:p>
-    <w:p>
-      <w:pPr>
-        <w:spacing w:line="360" w:lineRule="auto"/>
-        <w:rPr>
-          <w:rFonts w:ascii="Times New Roman" w:hAnsi="Times New Roman" w:cs="Times New Roman"/>
-        </w:rPr>
-      </w:pPr>
-    </w:p>
-    <w:p>
-      <w:pPr>
-        <w:pStyle w:val="Ttulo1"/>
         <w:numPr>
           <w:ilvl w:val="0"/>
-          <w:numId w:val="19"/>
+          <w:numId w:val="0"/>
         </w:numPr>
-        <w:spacing w:line="360" w:lineRule="auto"/>
+        <w:ind w:left="360"/>
+      </w:pPr>
+      <w:r>
+        <w:t>Justificativa</w:t>
+      </w:r>
+    </w:p>
+    <w:p>
+      <w:pPr>
+        <w:spacing w:line="360" w:lineRule="auto"/>
+        <w:jc w:val="both"/>
+        <w:rPr>
+          <w:rFonts w:ascii="Times New Roman" w:hAnsi="Times New Roman" w:cs="Times New Roman"/>
+        </w:rPr>
+      </w:pPr>
+      <w:r>
+        <w:rPr>
+          <w:rFonts w:ascii="Times New Roman" w:hAnsi="Times New Roman" w:cs="Times New Roman"/>
+        </w:rPr>
+        <w:t>O crescimento das instituições de microfinanças tem aumentado significativamente a necessidade de sistemas de informação capazes de apoiar a gestão eficiente das operações financeiras e administrativas. Nesse contexto, a KixiCrédito desempenha um papel importante no apoio ao desenvolvimento econômico e social, oferecendo serviços de microcrédito para pequenos empreendedores e comunidades com acesso limitado ao sistema bancário tradicional.</w:t>
+      </w:r>
+    </w:p>
+    <w:p>
+      <w:pPr>
+        <w:spacing w:line="360" w:lineRule="auto"/>
+        <w:jc w:val="both"/>
+        <w:rPr>
+          <w:rFonts w:ascii="Times New Roman" w:hAnsi="Times New Roman" w:cs="Times New Roman"/>
+        </w:rPr>
+      </w:pPr>
+      <w:r>
+        <w:rPr>
+          <w:rFonts w:ascii="Times New Roman" w:hAnsi="Times New Roman" w:cs="Times New Roman"/>
+        </w:rPr>
+        <w:t xml:space="preserve">Entretanto, o sistema atualmente utilizado pela instituição apresenta algumas limitações que dificultam a execução eficiente das atividades diárias dos funcionários. Entre os </w:t>
+      </w:r>
+      <w:r>
+        <w:rPr>
+          <w:rFonts w:ascii="Times New Roman" w:hAnsi="Times New Roman" w:cs="Times New Roman"/>
+        </w:rPr>
+        <w:lastRenderedPageBreak/>
+        <w:t>principais problemas observados destacam-se a dificuldade na atualização e verificação de pagamentos, limitações na gestão de comprovativos digitais, interface pouco intuitiva e restrições no acesso e visualização das informações dos clientes. Essas dificuldades podem provocar atrasos operacionais, aumentar o risco de erros e comprometer a qualidade do atendimento prestado aos clientes.</w:t>
+      </w:r>
+    </w:p>
+    <w:p>
+      <w:pPr>
+        <w:spacing w:line="360" w:lineRule="auto"/>
+        <w:jc w:val="both"/>
+        <w:rPr>
+          <w:rFonts w:ascii="Times New Roman" w:hAnsi="Times New Roman" w:cs="Times New Roman"/>
+        </w:rPr>
+      </w:pPr>
+      <w:r>
+        <w:rPr>
+          <w:rFonts w:ascii="Times New Roman" w:hAnsi="Times New Roman" w:cs="Times New Roman"/>
+        </w:rPr>
+        <w:t>Além disso, os oficiais de crédito enfrentam obstáculos relacionados à atualização de dados cadastrais dos clientes e ao acompanhamento do histórico financeiro, tornando o processo de análise e tomada de decisão mais lento e menos eficiente. A ausência de uma plataforma web moderna e integrada reduz a flexibilidade de acesso às informações e limita a produtividade dos colaboradores.</w:t>
+      </w:r>
+    </w:p>
+    <w:p>
+      <w:pPr>
+        <w:spacing w:line="360" w:lineRule="auto"/>
+        <w:jc w:val="both"/>
+        <w:rPr>
+          <w:rFonts w:ascii="Times New Roman" w:hAnsi="Times New Roman" w:cs="Times New Roman"/>
+        </w:rPr>
+      </w:pPr>
+      <w:r>
+        <w:rPr>
+          <w:rFonts w:ascii="Times New Roman" w:hAnsi="Times New Roman" w:cs="Times New Roman"/>
+        </w:rPr>
+        <w:t>Diante dessa realidade, torna-se necessária a criação de um sistema web moderno, seguro e acessível, capaz de automatizar processos, centralizar informações e melhorar o controle das operações de microfinanças. A implementação de um sistema com funcionalidades de cadastro de clientes, gestão de pagamentos, anexação de comprovativos digitais, análise de risco e geração de relatórios poderá contribuir significativamente para a eficiência operacional da instituição</w:t>
+      </w:r>
+      <w:r>
+        <w:rPr>
+          <w:rFonts w:ascii="Times New Roman" w:hAnsi="Times New Roman" w:cs="Times New Roman"/>
+        </w:rPr>
+        <w:t>.</w:t>
+      </w:r>
+    </w:p>
+    <w:p>
+      <w:pPr>
+        <w:spacing w:line="360" w:lineRule="auto"/>
+        <w:rPr>
+          <w:rFonts w:ascii="Times New Roman" w:hAnsi="Times New Roman" w:cs="Times New Roman"/>
+        </w:rPr>
+      </w:pPr>
+    </w:p>
+    <w:p>
+      <w:pPr>
+        <w:spacing w:line="360" w:lineRule="auto"/>
+        <w:rPr>
+          <w:rFonts w:ascii="Times New Roman" w:hAnsi="Times New Roman" w:cs="Times New Roman"/>
+        </w:rPr>
+      </w:pPr>
+    </w:p>
+    <w:p>
+      <w:pPr>
+        <w:spacing w:line="360" w:lineRule="auto"/>
+        <w:rPr>
+          <w:rFonts w:ascii="Times New Roman" w:hAnsi="Times New Roman" w:cs="Times New Roman"/>
+        </w:rPr>
+      </w:pPr>
+    </w:p>
+    <w:p>
+      <w:pPr>
+        <w:spacing w:line="360" w:lineRule="auto"/>
+        <w:rPr>
+          <w:rFonts w:ascii="Times New Roman" w:hAnsi="Times New Roman" w:cs="Times New Roman"/>
+        </w:rPr>
+      </w:pPr>
+    </w:p>
+    <w:p>
+      <w:pPr>
+        <w:spacing w:line="360" w:lineRule="auto"/>
+        <w:rPr>
+          <w:rFonts w:ascii="Times New Roman" w:hAnsi="Times New Roman" w:cs="Times New Roman"/>
+        </w:rPr>
+      </w:pPr>
+    </w:p>
+    <w:p>
+      <w:pPr>
+        <w:spacing w:line="360" w:lineRule="auto"/>
+        <w:rPr>
+          <w:rFonts w:ascii="Times New Roman" w:hAnsi="Times New Roman" w:cs="Times New Roman"/>
+        </w:rPr>
+      </w:pPr>
+    </w:p>
+    <w:p>
+      <w:pPr>
+        <w:spacing w:line="360" w:lineRule="auto"/>
+        <w:rPr>
+          <w:rFonts w:ascii="Times New Roman" w:hAnsi="Times New Roman" w:cs="Times New Roman"/>
+        </w:rPr>
+      </w:pPr>
+    </w:p>
+    <w:p>
+      <w:pPr>
+        <w:spacing w:line="360" w:lineRule="auto"/>
+        <w:rPr>
+          <w:rFonts w:ascii="Times New Roman" w:hAnsi="Times New Roman" w:cs="Times New Roman"/>
+        </w:rPr>
+      </w:pPr>
+    </w:p>
+    <w:p>
+      <w:pPr>
+        <w:spacing w:line="360" w:lineRule="auto"/>
+        <w:rPr>
+          <w:rFonts w:ascii="Times New Roman" w:hAnsi="Times New Roman" w:cs="Times New Roman"/>
+        </w:rPr>
+      </w:pPr>
+    </w:p>
+    <w:p>
+      <w:pPr>
+        <w:spacing w:line="360" w:lineRule="auto"/>
+        <w:rPr>
+          <w:rFonts w:ascii="Times New Roman" w:hAnsi="Times New Roman" w:cs="Times New Roman"/>
+        </w:rPr>
+      </w:pPr>
+    </w:p>
+    <w:p>
+      <w:pPr>
+        <w:spacing w:line="360" w:lineRule="auto"/>
+        <w:rPr>
+          <w:rFonts w:ascii="Times New Roman" w:hAnsi="Times New Roman" w:cs="Times New Roman"/>
+        </w:rPr>
+      </w:pPr>
+    </w:p>
+    <w:p>
+      <w:pPr>
+        <w:pStyle w:val="Ttulo1"/>
+        <w:spacing w:line="360" w:lineRule="auto"/>
+        <w:ind w:left="360"/>
       </w:pPr>
       <w:r>
         <w:lastRenderedPageBreak/>
@@ -1971,10 +2086,14 @@
     <w:p>
       <w:pPr>
         <w:pStyle w:val="Ttulo2"/>
-        <w:spacing w:line="360" w:lineRule="auto"/>
-      </w:pPr>
-      <w:r>
-        <w:t>SISTEMAS DE INFORMAÇÃO</w:t>
+        <w:numPr>
+          <w:ilvl w:val="0"/>
+          <w:numId w:val="0"/>
+        </w:numPr>
+        <w:ind w:left="360"/>
+      </w:pPr>
+      <w:r>
+        <w:t>Sistemas de informação</w:t>
       </w:r>
     </w:p>
     <w:p>
@@ -2008,55 +2127,7 @@
           <w:rFonts w:ascii="Times New Roman" w:hAnsi="Times New Roman" w:cs="Times New Roman"/>
           <w:lang w:eastAsia="pt-PT"/>
         </w:rPr>
-        <w:t xml:space="preserve">Segundo </w:t>
-      </w:r>
-      <w:proofErr w:type="spellStart"/>
-      <w:r>
-        <w:rPr>
-          <w:rFonts w:ascii="Times New Roman" w:hAnsi="Times New Roman" w:cs="Times New Roman"/>
-          <w:lang w:eastAsia="pt-PT"/>
-        </w:rPr>
-        <w:t>Laudon</w:t>
-      </w:r>
-      <w:proofErr w:type="spellEnd"/>
-      <w:r>
-        <w:rPr>
-          <w:rFonts w:ascii="Times New Roman" w:hAnsi="Times New Roman" w:cs="Times New Roman"/>
-          <w:lang w:eastAsia="pt-PT"/>
-        </w:rPr>
-        <w:t xml:space="preserve"> e </w:t>
-      </w:r>
-      <w:proofErr w:type="spellStart"/>
-      <w:r>
-        <w:rPr>
-          <w:rFonts w:ascii="Times New Roman" w:hAnsi="Times New Roman" w:cs="Times New Roman"/>
-          <w:lang w:eastAsia="pt-PT"/>
-        </w:rPr>
-        <w:t>Laudon</w:t>
-      </w:r>
-      <w:proofErr w:type="spellEnd"/>
-      <w:r>
-        <w:rPr>
-          <w:rFonts w:ascii="Times New Roman" w:hAnsi="Times New Roman" w:cs="Times New Roman"/>
-          <w:lang w:eastAsia="pt-PT"/>
-        </w:rPr>
-        <w:t xml:space="preserve"> (2020), os sistemas de informação transformam dados brutos em informações úteis, permitindo que gestores e colaboradores tomem decisões mais rápidas e precisas. </w:t>
-      </w:r>
-      <w:proofErr w:type="spellStart"/>
-      <w:r>
-        <w:rPr>
-          <w:rFonts w:ascii="Times New Roman" w:hAnsi="Times New Roman" w:cs="Times New Roman"/>
-          <w:lang w:eastAsia="pt-PT"/>
-        </w:rPr>
-        <w:t>Actualmente</w:t>
-      </w:r>
-      <w:proofErr w:type="spellEnd"/>
-      <w:r>
-        <w:rPr>
-          <w:rFonts w:ascii="Times New Roman" w:hAnsi="Times New Roman" w:cs="Times New Roman"/>
-          <w:lang w:eastAsia="pt-PT"/>
-        </w:rPr>
-        <w:t>, praticamente todas as organizações dependem de sistemas de informação para gerir os seus processos internos e externos.</w:t>
+        <w:t>Segundo Laudon e Laudon (2020), os sistemas de informação transformam dados brutos em informações úteis, permitindo que gestores e colaboradores tomem decisões mais rápidas e precisas. Actualmente, praticamente todas as organizações dependem de sistemas de informação para gerir os seus processos internos e externos.</w:t>
       </w:r>
     </w:p>
     <w:p>
@@ -2239,55 +2310,7 @@
           <w:rFonts w:ascii="Times New Roman" w:hAnsi="Times New Roman" w:cs="Times New Roman"/>
           <w:lang w:eastAsia="pt-PT"/>
         </w:rPr>
-        <w:t xml:space="preserve">No contexto da </w:t>
-      </w:r>
-      <w:proofErr w:type="spellStart"/>
-      <w:r>
-        <w:rPr>
-          <w:rFonts w:ascii="Times New Roman" w:hAnsi="Times New Roman" w:cs="Times New Roman"/>
-          <w:lang w:eastAsia="pt-PT"/>
-        </w:rPr>
-        <w:t>KixiCrédito</w:t>
-      </w:r>
-      <w:proofErr w:type="spellEnd"/>
-      <w:r>
-        <w:rPr>
-          <w:rFonts w:ascii="Times New Roman" w:hAnsi="Times New Roman" w:cs="Times New Roman"/>
-          <w:lang w:eastAsia="pt-PT"/>
-        </w:rPr>
-        <w:t xml:space="preserve">, os sistemas de informação desempenham um papel essencial no acompanhamento das operações de </w:t>
-      </w:r>
-      <w:proofErr w:type="spellStart"/>
-      <w:r>
-        <w:rPr>
-          <w:rFonts w:ascii="Times New Roman" w:hAnsi="Times New Roman" w:cs="Times New Roman"/>
-          <w:lang w:eastAsia="pt-PT"/>
-        </w:rPr>
-        <w:t>microfinanças</w:t>
-      </w:r>
-      <w:proofErr w:type="spellEnd"/>
-      <w:r>
-        <w:rPr>
-          <w:rFonts w:ascii="Times New Roman" w:hAnsi="Times New Roman" w:cs="Times New Roman"/>
-          <w:lang w:eastAsia="pt-PT"/>
-        </w:rPr>
-        <w:t xml:space="preserve">, permitindo o registo e controlo das </w:t>
-      </w:r>
-      <w:proofErr w:type="spellStart"/>
-      <w:r>
-        <w:rPr>
-          <w:rFonts w:ascii="Times New Roman" w:hAnsi="Times New Roman" w:cs="Times New Roman"/>
-          <w:lang w:eastAsia="pt-PT"/>
-        </w:rPr>
-        <w:t>actividades</w:t>
-      </w:r>
-      <w:proofErr w:type="spellEnd"/>
-      <w:r>
-        <w:rPr>
-          <w:rFonts w:ascii="Times New Roman" w:hAnsi="Times New Roman" w:cs="Times New Roman"/>
-          <w:lang w:eastAsia="pt-PT"/>
-        </w:rPr>
-        <w:t xml:space="preserve"> relacionadas aos clientes e aos empréstimos concedidos.</w:t>
+        <w:t>No contexto da KixiCrédito, os sistemas de informação desempenham um papel essencial no acompanhamento das operações de microfinanças, permitindo o registo e controlo das actividades relacionadas aos clientes e aos empréstimos concedidos.</w:t>
       </w:r>
     </w:p>
     <w:p>
@@ -2313,27 +2336,31 @@
     <w:p>
       <w:pPr>
         <w:pStyle w:val="Ttulo2"/>
-        <w:spacing w:line="360" w:lineRule="auto"/>
-      </w:pPr>
-      <w:r>
+        <w:numPr>
+          <w:ilvl w:val="0"/>
+          <w:numId w:val="0"/>
+        </w:numPr>
+        <w:ind w:left="360"/>
+      </w:pPr>
+      <w:r>
+        <w:t>Sistemas web</w:t>
+      </w:r>
+    </w:p>
+    <w:p>
+      <w:pPr>
+        <w:spacing w:line="360" w:lineRule="auto"/>
+        <w:jc w:val="both"/>
+        <w:rPr>
+          <w:rFonts w:ascii="Times New Roman" w:hAnsi="Times New Roman" w:cs="Times New Roman"/>
+          <w:lang w:eastAsia="pt-PT"/>
+        </w:rPr>
+      </w:pPr>
+      <w:r>
+        <w:rPr>
+          <w:rFonts w:ascii="Times New Roman" w:hAnsi="Times New Roman" w:cs="Times New Roman"/>
+          <w:lang w:eastAsia="pt-PT"/>
+        </w:rPr>
         <w:lastRenderedPageBreak/>
-        <w:t>SISTEMAS WEB</w:t>
-      </w:r>
-    </w:p>
-    <w:p>
-      <w:pPr>
-        <w:spacing w:line="360" w:lineRule="auto"/>
-        <w:jc w:val="both"/>
-        <w:rPr>
-          <w:rFonts w:ascii="Times New Roman" w:hAnsi="Times New Roman" w:cs="Times New Roman"/>
-          <w:lang w:eastAsia="pt-PT"/>
-        </w:rPr>
-      </w:pPr>
-      <w:r>
-        <w:rPr>
-          <w:rFonts w:ascii="Times New Roman" w:hAnsi="Times New Roman" w:cs="Times New Roman"/>
-          <w:lang w:eastAsia="pt-PT"/>
-        </w:rPr>
         <w:t>Os sistemas web são aplicações desenvolvidas para funcionar através de navegadores de internet, permitindo que os utilizadores acedam às informações de qualquer local com ligação à rede. Diferentemente dos sistemas tradicionais instalados localmente, os sistemas web oferecem maior flexibilidade, facilidade de manutenção e acessibilidade.</w:t>
       </w:r>
     </w:p>
@@ -2351,55 +2378,7 @@
           <w:rFonts w:ascii="Times New Roman" w:hAnsi="Times New Roman" w:cs="Times New Roman"/>
           <w:lang w:eastAsia="pt-PT"/>
         </w:rPr>
-        <w:t xml:space="preserve">De acordo com </w:t>
-      </w:r>
-      <w:proofErr w:type="spellStart"/>
-      <w:r>
-        <w:rPr>
-          <w:rFonts w:ascii="Times New Roman" w:hAnsi="Times New Roman" w:cs="Times New Roman"/>
-          <w:lang w:eastAsia="pt-PT"/>
-        </w:rPr>
-        <w:t>Pressman</w:t>
-      </w:r>
-      <w:proofErr w:type="spellEnd"/>
-      <w:r>
-        <w:rPr>
-          <w:rFonts w:ascii="Times New Roman" w:hAnsi="Times New Roman" w:cs="Times New Roman"/>
-          <w:lang w:eastAsia="pt-PT"/>
-        </w:rPr>
-        <w:t xml:space="preserve"> (2016), os sistemas web tornaram-se uma das principais formas de disponibilização de serviços digitais devido à sua capacidade de integração e facilidade de utilização. </w:t>
-      </w:r>
-      <w:proofErr w:type="spellStart"/>
-      <w:r>
-        <w:rPr>
-          <w:rFonts w:ascii="Times New Roman" w:hAnsi="Times New Roman" w:cs="Times New Roman"/>
-          <w:lang w:eastAsia="pt-PT"/>
-        </w:rPr>
-        <w:t>Actualmente</w:t>
-      </w:r>
-      <w:proofErr w:type="spellEnd"/>
-      <w:r>
-        <w:rPr>
-          <w:rFonts w:ascii="Times New Roman" w:hAnsi="Times New Roman" w:cs="Times New Roman"/>
-          <w:lang w:eastAsia="pt-PT"/>
-        </w:rPr>
-        <w:t xml:space="preserve">, empresas de diversos sectores </w:t>
-      </w:r>
-      <w:proofErr w:type="spellStart"/>
-      <w:r>
-        <w:rPr>
-          <w:rFonts w:ascii="Times New Roman" w:hAnsi="Times New Roman" w:cs="Times New Roman"/>
-          <w:lang w:eastAsia="pt-PT"/>
-        </w:rPr>
-        <w:t>adoptam</w:t>
-      </w:r>
-      <w:proofErr w:type="spellEnd"/>
-      <w:r>
-        <w:rPr>
-          <w:rFonts w:ascii="Times New Roman" w:hAnsi="Times New Roman" w:cs="Times New Roman"/>
-          <w:lang w:eastAsia="pt-PT"/>
-        </w:rPr>
-        <w:t xml:space="preserve"> sistemas web para gerir os seus processos internos e melhorar a prestação de serviços.</w:t>
+        <w:t>De acordo com Pressman (2016), os sistemas web tornaram-se uma das principais formas de disponibilização de serviços digitais devido à sua capacidade de integração e facilidade de utilização. Actualmente, empresas de diversos sectores adoptam sistemas web para gerir os seus processos internos e melhorar a prestação de serviços.</w:t>
       </w:r>
     </w:p>
     <w:p>
@@ -2487,23 +2466,7 @@
           <w:rFonts w:ascii="Times New Roman" w:hAnsi="Times New Roman" w:cs="Times New Roman"/>
           <w:lang w:eastAsia="pt-PT"/>
         </w:rPr>
-        <w:t xml:space="preserve">Facilidade de </w:t>
-      </w:r>
-      <w:proofErr w:type="spellStart"/>
-      <w:r>
-        <w:rPr>
-          <w:rFonts w:ascii="Times New Roman" w:hAnsi="Times New Roman" w:cs="Times New Roman"/>
-          <w:lang w:eastAsia="pt-PT"/>
-        </w:rPr>
-        <w:t>actualização</w:t>
-      </w:r>
-      <w:proofErr w:type="spellEnd"/>
-      <w:r>
-        <w:rPr>
-          <w:rFonts w:ascii="Times New Roman" w:hAnsi="Times New Roman" w:cs="Times New Roman"/>
-          <w:lang w:eastAsia="pt-PT"/>
-        </w:rPr>
-        <w:t>;</w:t>
+        <w:t>Facilidade de actualização;</w:t>
       </w:r>
     </w:p>
     <w:p>
@@ -2586,130 +2549,54 @@
           <w:rFonts w:ascii="Times New Roman" w:hAnsi="Times New Roman" w:cs="Times New Roman"/>
           <w:lang w:eastAsia="pt-PT"/>
         </w:rPr>
-        <w:t xml:space="preserve">A </w:t>
-      </w:r>
-      <w:proofErr w:type="spellStart"/>
-      <w:r>
-        <w:rPr>
-          <w:rFonts w:ascii="Times New Roman" w:hAnsi="Times New Roman" w:cs="Times New Roman"/>
-          <w:lang w:eastAsia="pt-PT"/>
-        </w:rPr>
-        <w:t>arquitectura</w:t>
-      </w:r>
-      <w:proofErr w:type="spellEnd"/>
-      <w:r>
-        <w:rPr>
-          <w:rFonts w:ascii="Times New Roman" w:hAnsi="Times New Roman" w:cs="Times New Roman"/>
-          <w:lang w:eastAsia="pt-PT"/>
-        </w:rPr>
-        <w:t xml:space="preserve"> mais comum utilizada nestes sistemas é a </w:t>
-      </w:r>
-      <w:proofErr w:type="spellStart"/>
-      <w:r>
-        <w:rPr>
-          <w:rFonts w:ascii="Times New Roman" w:hAnsi="Times New Roman" w:cs="Times New Roman"/>
-          <w:lang w:eastAsia="pt-PT"/>
-        </w:rPr>
-        <w:t>arquitectura</w:t>
-      </w:r>
-      <w:proofErr w:type="spellEnd"/>
-      <w:r>
-        <w:rPr>
-          <w:rFonts w:ascii="Times New Roman" w:hAnsi="Times New Roman" w:cs="Times New Roman"/>
-          <w:lang w:eastAsia="pt-PT"/>
-        </w:rPr>
-        <w:t xml:space="preserve"> cliente-servidor. Nesta </w:t>
-      </w:r>
-      <w:proofErr w:type="spellStart"/>
-      <w:r>
-        <w:rPr>
-          <w:rFonts w:ascii="Times New Roman" w:hAnsi="Times New Roman" w:cs="Times New Roman"/>
-          <w:lang w:eastAsia="pt-PT"/>
-        </w:rPr>
-        <w:t>arquitectura</w:t>
-      </w:r>
-      <w:proofErr w:type="spellEnd"/>
-      <w:r>
-        <w:rPr>
-          <w:rFonts w:ascii="Times New Roman" w:hAnsi="Times New Roman" w:cs="Times New Roman"/>
-          <w:lang w:eastAsia="pt-PT"/>
-        </w:rPr>
-        <w:t>, o cliente corresponde ao navegador utilizado pelo utilizador, enquanto o servidor é responsável pelo processamento das solicitações e armazenamento das informações.</w:t>
-      </w:r>
-    </w:p>
-    <w:p>
-      <w:pPr>
-        <w:spacing w:line="360" w:lineRule="auto"/>
-        <w:jc w:val="both"/>
-        <w:rPr>
-          <w:rFonts w:ascii="Times New Roman" w:hAnsi="Times New Roman" w:cs="Times New Roman"/>
-          <w:lang w:eastAsia="pt-PT"/>
-        </w:rPr>
-      </w:pPr>
-      <w:r>
-        <w:rPr>
-          <w:rFonts w:ascii="Times New Roman" w:hAnsi="Times New Roman" w:cs="Times New Roman"/>
-          <w:lang w:eastAsia="pt-PT"/>
-        </w:rPr>
-        <w:t xml:space="preserve">A </w:t>
-      </w:r>
-      <w:proofErr w:type="spellStart"/>
-      <w:r>
-        <w:rPr>
-          <w:rFonts w:ascii="Times New Roman" w:hAnsi="Times New Roman" w:cs="Times New Roman"/>
-          <w:lang w:eastAsia="pt-PT"/>
-        </w:rPr>
-        <w:t>adopção</w:t>
-      </w:r>
-      <w:proofErr w:type="spellEnd"/>
-      <w:r>
-        <w:rPr>
-          <w:rFonts w:ascii="Times New Roman" w:hAnsi="Times New Roman" w:cs="Times New Roman"/>
-          <w:lang w:eastAsia="pt-PT"/>
-        </w:rPr>
-        <w:t xml:space="preserve"> de sistemas web permite às organizações melhorar significativamente a eficiência operacional, reduzindo custos de manutenção e facilitando a gestão das informações.</w:t>
+        <w:t>A arquitectura mais comum utilizada nestes sistemas é a arquitectura cliente-servidor. Nesta arquitectura, o cliente corresponde ao navegador utilizado pelo utilizador, enquanto o servidor é responsável pelo processamento das solicitações e armazenamento das informações.</w:t>
+      </w:r>
+    </w:p>
+    <w:p>
+      <w:pPr>
+        <w:spacing w:line="360" w:lineRule="auto"/>
+        <w:jc w:val="both"/>
+        <w:rPr>
+          <w:rFonts w:ascii="Times New Roman" w:hAnsi="Times New Roman" w:cs="Times New Roman"/>
+          <w:lang w:eastAsia="pt-PT"/>
+        </w:rPr>
+      </w:pPr>
+      <w:r>
+        <w:rPr>
+          <w:rFonts w:ascii="Times New Roman" w:hAnsi="Times New Roman" w:cs="Times New Roman"/>
+          <w:lang w:eastAsia="pt-PT"/>
+        </w:rPr>
+        <w:t>A adopção de sistemas web permite às organizações melhorar significativamente a eficiência operacional, reduzindo custos de manutenção e facilitando a gestão das informações.</w:t>
       </w:r>
     </w:p>
     <w:p>
       <w:pPr>
         <w:pStyle w:val="Ttulo2"/>
-        <w:spacing w:line="360" w:lineRule="auto"/>
-      </w:pPr>
-      <w:r>
-        <w:t>MICROFINANÇAS</w:t>
-      </w:r>
-    </w:p>
-    <w:p>
-      <w:pPr>
-        <w:spacing w:line="360" w:lineRule="auto"/>
-        <w:jc w:val="both"/>
-        <w:rPr>
-          <w:rFonts w:ascii="Times New Roman" w:hAnsi="Times New Roman" w:cs="Times New Roman"/>
-          <w:lang w:eastAsia="pt-PT"/>
-        </w:rPr>
-      </w:pPr>
-      <w:r>
-        <w:rPr>
-          <w:rFonts w:ascii="Times New Roman" w:hAnsi="Times New Roman" w:cs="Times New Roman"/>
-          <w:lang w:eastAsia="pt-PT"/>
-        </w:rPr>
-        <w:t xml:space="preserve">As </w:t>
-      </w:r>
-      <w:proofErr w:type="spellStart"/>
-      <w:r>
-        <w:rPr>
-          <w:rFonts w:ascii="Times New Roman" w:hAnsi="Times New Roman" w:cs="Times New Roman"/>
-          <w:lang w:eastAsia="pt-PT"/>
-        </w:rPr>
-        <w:t>microfinanças</w:t>
-      </w:r>
-      <w:proofErr w:type="spellEnd"/>
-      <w:r>
-        <w:rPr>
-          <w:rFonts w:ascii="Times New Roman" w:hAnsi="Times New Roman" w:cs="Times New Roman"/>
-          <w:lang w:eastAsia="pt-PT"/>
-        </w:rPr>
-        <w:t xml:space="preserve"> correspondem ao conjunto de serviços financeiros destinados a pessoas de baixa renda e pequenos empreendedores que possuem acesso limitado ao sistema bancário tradicional. Estes serviços incluem microcrédito, poupança, seguros e transferências financeiras.</w:t>
+        <w:numPr>
+          <w:ilvl w:val="0"/>
+          <w:numId w:val="0"/>
+        </w:numPr>
+        <w:ind w:left="360"/>
+      </w:pPr>
+      <w:r>
+        <w:t>Microfinanças</w:t>
+      </w:r>
+    </w:p>
+    <w:p>
+      <w:pPr>
+        <w:spacing w:line="360" w:lineRule="auto"/>
+        <w:jc w:val="both"/>
+        <w:rPr>
+          <w:rFonts w:ascii="Times New Roman" w:hAnsi="Times New Roman" w:cs="Times New Roman"/>
+          <w:lang w:eastAsia="pt-PT"/>
+        </w:rPr>
+      </w:pPr>
+      <w:r>
+        <w:rPr>
+          <w:rFonts w:ascii="Times New Roman" w:hAnsi="Times New Roman" w:cs="Times New Roman"/>
+          <w:lang w:eastAsia="pt-PT"/>
+        </w:rPr>
+        <w:t>As microfinanças correspondem ao conjunto de serviços financeiros destinados a pessoas de baixa renda e pequenos empreendedores que possuem acesso limitado ao sistema bancário tradicional. Estes serviços incluem microcrédito, poupança, seguros e transferências financeiras.</w:t>
       </w:r>
     </w:p>
     <w:p>
@@ -2727,121 +2614,41 @@
           <w:lang w:eastAsia="pt-PT"/>
         </w:rPr>
         <w:lastRenderedPageBreak/>
-        <w:t xml:space="preserve">Segundo </w:t>
-      </w:r>
-      <w:proofErr w:type="spellStart"/>
-      <w:r>
-        <w:rPr>
-          <w:rFonts w:ascii="Times New Roman" w:hAnsi="Times New Roman" w:cs="Times New Roman"/>
-          <w:lang w:eastAsia="pt-PT"/>
-        </w:rPr>
-        <w:t>Yunus</w:t>
-      </w:r>
-      <w:proofErr w:type="spellEnd"/>
-      <w:r>
-        <w:rPr>
-          <w:rFonts w:ascii="Times New Roman" w:hAnsi="Times New Roman" w:cs="Times New Roman"/>
-          <w:lang w:eastAsia="pt-PT"/>
-        </w:rPr>
-        <w:t xml:space="preserve"> (2007), considerado o pioneiro do microcrédito moderno, as </w:t>
-      </w:r>
-      <w:proofErr w:type="spellStart"/>
-      <w:r>
-        <w:rPr>
-          <w:rFonts w:ascii="Times New Roman" w:hAnsi="Times New Roman" w:cs="Times New Roman"/>
-          <w:lang w:eastAsia="pt-PT"/>
-        </w:rPr>
-        <w:t>microfinanças</w:t>
-      </w:r>
-      <w:proofErr w:type="spellEnd"/>
-      <w:r>
-        <w:rPr>
-          <w:rFonts w:ascii="Times New Roman" w:hAnsi="Times New Roman" w:cs="Times New Roman"/>
-          <w:lang w:eastAsia="pt-PT"/>
-        </w:rPr>
-        <w:t xml:space="preserve"> constituem uma ferramenta importante para o combate à pobreza e promoção do desenvolvimento económico local.</w:t>
-      </w:r>
-    </w:p>
-    <w:p>
-      <w:pPr>
-        <w:spacing w:line="360" w:lineRule="auto"/>
-        <w:jc w:val="both"/>
-        <w:rPr>
-          <w:rFonts w:ascii="Times New Roman" w:hAnsi="Times New Roman" w:cs="Times New Roman"/>
-          <w:lang w:eastAsia="pt-PT"/>
-        </w:rPr>
-      </w:pPr>
-      <w:r>
-        <w:rPr>
-          <w:rFonts w:ascii="Times New Roman" w:hAnsi="Times New Roman" w:cs="Times New Roman"/>
-          <w:lang w:eastAsia="pt-PT"/>
-        </w:rPr>
-        <w:t xml:space="preserve">O microcrédito é um dos principais instrumentos das </w:t>
-      </w:r>
-      <w:proofErr w:type="spellStart"/>
-      <w:r>
-        <w:rPr>
-          <w:rFonts w:ascii="Times New Roman" w:hAnsi="Times New Roman" w:cs="Times New Roman"/>
-          <w:lang w:eastAsia="pt-PT"/>
-        </w:rPr>
-        <w:t>microfinanças</w:t>
-      </w:r>
-      <w:proofErr w:type="spellEnd"/>
-      <w:r>
-        <w:rPr>
-          <w:rFonts w:ascii="Times New Roman" w:hAnsi="Times New Roman" w:cs="Times New Roman"/>
-          <w:lang w:eastAsia="pt-PT"/>
-        </w:rPr>
-        <w:t xml:space="preserve"> e consiste na concessão de pequenos empréstimos destinados ao financiamento de </w:t>
-      </w:r>
-      <w:proofErr w:type="spellStart"/>
-      <w:r>
-        <w:rPr>
-          <w:rFonts w:ascii="Times New Roman" w:hAnsi="Times New Roman" w:cs="Times New Roman"/>
-          <w:lang w:eastAsia="pt-PT"/>
-        </w:rPr>
-        <w:t>actividades</w:t>
-      </w:r>
-      <w:proofErr w:type="spellEnd"/>
-      <w:r>
-        <w:rPr>
-          <w:rFonts w:ascii="Times New Roman" w:hAnsi="Times New Roman" w:cs="Times New Roman"/>
-          <w:lang w:eastAsia="pt-PT"/>
-        </w:rPr>
-        <w:t xml:space="preserve"> produtivas. Este mecanismo permite que pequenos empreendedores obtenham recursos financeiros para iniciar ou expandir os seus negócios.</w:t>
-      </w:r>
-    </w:p>
-    <w:p>
-      <w:pPr>
-        <w:spacing w:line="360" w:lineRule="auto"/>
-        <w:jc w:val="both"/>
-        <w:rPr>
-          <w:rFonts w:ascii="Times New Roman" w:hAnsi="Times New Roman" w:cs="Times New Roman"/>
-          <w:lang w:eastAsia="pt-PT"/>
-        </w:rPr>
-      </w:pPr>
-      <w:r>
-        <w:rPr>
-          <w:rFonts w:ascii="Times New Roman" w:hAnsi="Times New Roman" w:cs="Times New Roman"/>
-          <w:lang w:eastAsia="pt-PT"/>
-        </w:rPr>
-        <w:t xml:space="preserve">As </w:t>
-      </w:r>
-      <w:proofErr w:type="spellStart"/>
-      <w:r>
-        <w:rPr>
-          <w:rFonts w:ascii="Times New Roman" w:hAnsi="Times New Roman" w:cs="Times New Roman"/>
-          <w:lang w:eastAsia="pt-PT"/>
-        </w:rPr>
-        <w:t>microfinanças</w:t>
-      </w:r>
-      <w:proofErr w:type="spellEnd"/>
-      <w:r>
-        <w:rPr>
-          <w:rFonts w:ascii="Times New Roman" w:hAnsi="Times New Roman" w:cs="Times New Roman"/>
-          <w:lang w:eastAsia="pt-PT"/>
-        </w:rPr>
-        <w:t xml:space="preserve"> apresentam diversas vantagens sociais e económicas, entre elas:</w:t>
+        <w:t>Segundo Yunus (2007), considerado o pioneiro do microcrédito moderno, as microfinanças constituem uma ferramenta importante para o combate à pobreza e promoção do desenvolvimento económico local.</w:t>
+      </w:r>
+    </w:p>
+    <w:p>
+      <w:pPr>
+        <w:spacing w:line="360" w:lineRule="auto"/>
+        <w:jc w:val="both"/>
+        <w:rPr>
+          <w:rFonts w:ascii="Times New Roman" w:hAnsi="Times New Roman" w:cs="Times New Roman"/>
+          <w:lang w:eastAsia="pt-PT"/>
+        </w:rPr>
+      </w:pPr>
+      <w:r>
+        <w:rPr>
+          <w:rFonts w:ascii="Times New Roman" w:hAnsi="Times New Roman" w:cs="Times New Roman"/>
+          <w:lang w:eastAsia="pt-PT"/>
+        </w:rPr>
+        <w:t>O microcrédito é um dos principais instrumentos das microfinanças e consiste na concessão de pequenos empréstimos destinados ao financiamento de actividades produtivas. Este mecanismo permite que pequenos empreendedores obtenham recursos financeiros para iniciar ou expandir os seus negócios.</w:t>
+      </w:r>
+    </w:p>
+    <w:p>
+      <w:pPr>
+        <w:spacing w:line="360" w:lineRule="auto"/>
+        <w:jc w:val="both"/>
+        <w:rPr>
+          <w:rFonts w:ascii="Times New Roman" w:hAnsi="Times New Roman" w:cs="Times New Roman"/>
+          <w:lang w:eastAsia="pt-PT"/>
+        </w:rPr>
+      </w:pPr>
+      <w:r>
+        <w:rPr>
+          <w:rFonts w:ascii="Times New Roman" w:hAnsi="Times New Roman" w:cs="Times New Roman"/>
+          <w:lang w:eastAsia="pt-PT"/>
+        </w:rPr>
+        <w:t>As microfinanças apresentam diversas vantagens sociais e económicas, entre elas:</w:t>
       </w:r>
     </w:p>
     <w:p>
@@ -2968,141 +2775,57 @@
           <w:rFonts w:ascii="Times New Roman" w:hAnsi="Times New Roman" w:cs="Times New Roman"/>
           <w:lang w:eastAsia="pt-PT"/>
         </w:rPr>
-        <w:t xml:space="preserve">Em Angola, instituições como a </w:t>
-      </w:r>
-      <w:proofErr w:type="spellStart"/>
-      <w:r>
-        <w:rPr>
-          <w:rFonts w:ascii="Times New Roman" w:hAnsi="Times New Roman" w:cs="Times New Roman"/>
-          <w:lang w:eastAsia="pt-PT"/>
-        </w:rPr>
-        <w:t>KixiCrédito</w:t>
-      </w:r>
-      <w:proofErr w:type="spellEnd"/>
-      <w:r>
-        <w:rPr>
-          <w:rFonts w:ascii="Times New Roman" w:hAnsi="Times New Roman" w:cs="Times New Roman"/>
-          <w:lang w:eastAsia="pt-PT"/>
-        </w:rPr>
-        <w:t xml:space="preserve"> desempenham um papel importante no apoio aos pequenos empreendedores, contribuindo para o crescimento económico e fortalecimento das </w:t>
-      </w:r>
-      <w:proofErr w:type="spellStart"/>
-      <w:r>
-        <w:rPr>
-          <w:rFonts w:ascii="Times New Roman" w:hAnsi="Times New Roman" w:cs="Times New Roman"/>
-          <w:lang w:eastAsia="pt-PT"/>
-        </w:rPr>
-        <w:t>actividades</w:t>
-      </w:r>
-      <w:proofErr w:type="spellEnd"/>
-      <w:r>
-        <w:rPr>
-          <w:rFonts w:ascii="Times New Roman" w:hAnsi="Times New Roman" w:cs="Times New Roman"/>
-          <w:lang w:eastAsia="pt-PT"/>
-        </w:rPr>
-        <w:t xml:space="preserve"> produtivas.</w:t>
-      </w:r>
-    </w:p>
-    <w:p>
-      <w:pPr>
-        <w:pStyle w:val="PargrafodaLista"/>
-        <w:numPr>
-          <w:ilvl w:val="1"/>
-          <w:numId w:val="19"/>
-        </w:numPr>
-        <w:spacing w:line="360" w:lineRule="auto"/>
-        <w:jc w:val="both"/>
-        <w:rPr>
-          <w:rStyle w:val="Ttulo2Carter"/>
-        </w:rPr>
-      </w:pPr>
-      <w:r>
-        <w:rPr>
-          <w:rStyle w:val="Ttulo2Carter"/>
-        </w:rPr>
-        <w:t>GESTÃO DAS OPERAÇÕES DE MICROFINANÇAS</w:t>
-      </w:r>
-    </w:p>
-    <w:p>
-      <w:pPr>
-        <w:spacing w:line="360" w:lineRule="auto"/>
-        <w:jc w:val="both"/>
-        <w:rPr>
-          <w:rFonts w:ascii="Times New Roman" w:hAnsi="Times New Roman" w:cs="Times New Roman"/>
-          <w:lang w:eastAsia="pt-PT"/>
-        </w:rPr>
-      </w:pPr>
-      <w:r>
-        <w:rPr>
-          <w:rFonts w:ascii="Times New Roman" w:hAnsi="Times New Roman" w:cs="Times New Roman"/>
-          <w:lang w:eastAsia="pt-PT"/>
-        </w:rPr>
-        <w:t xml:space="preserve">A gestão das operações de </w:t>
-      </w:r>
-      <w:proofErr w:type="spellStart"/>
-      <w:r>
-        <w:rPr>
-          <w:rFonts w:ascii="Times New Roman" w:hAnsi="Times New Roman" w:cs="Times New Roman"/>
-          <w:lang w:eastAsia="pt-PT"/>
-        </w:rPr>
-        <w:t>microfinanças</w:t>
-      </w:r>
-      <w:proofErr w:type="spellEnd"/>
-      <w:r>
-        <w:rPr>
-          <w:rFonts w:ascii="Times New Roman" w:hAnsi="Times New Roman" w:cs="Times New Roman"/>
-          <w:lang w:eastAsia="pt-PT"/>
-        </w:rPr>
-        <w:t xml:space="preserve"> envolve o planeamento, controlo e acompanhamento das </w:t>
-      </w:r>
-      <w:proofErr w:type="spellStart"/>
-      <w:r>
-        <w:rPr>
-          <w:rFonts w:ascii="Times New Roman" w:hAnsi="Times New Roman" w:cs="Times New Roman"/>
-          <w:lang w:eastAsia="pt-PT"/>
-        </w:rPr>
-        <w:t>actividades</w:t>
-      </w:r>
-      <w:proofErr w:type="spellEnd"/>
-      <w:r>
-        <w:rPr>
-          <w:rFonts w:ascii="Times New Roman" w:hAnsi="Times New Roman" w:cs="Times New Roman"/>
-          <w:lang w:eastAsia="pt-PT"/>
-        </w:rPr>
-        <w:t xml:space="preserve"> relacionadas aos clientes e aos empréstimos concedidos pela instituição financeira.</w:t>
-      </w:r>
-    </w:p>
-    <w:p>
-      <w:pPr>
-        <w:spacing w:line="360" w:lineRule="auto"/>
-        <w:jc w:val="both"/>
-        <w:rPr>
-          <w:rFonts w:ascii="Times New Roman" w:hAnsi="Times New Roman" w:cs="Times New Roman"/>
-          <w:lang w:eastAsia="pt-PT"/>
-        </w:rPr>
-      </w:pPr>
-      <w:r>
-        <w:rPr>
-          <w:rFonts w:ascii="Times New Roman" w:hAnsi="Times New Roman" w:cs="Times New Roman"/>
-          <w:lang w:eastAsia="pt-PT"/>
-        </w:rPr>
-        <w:t xml:space="preserve">Entre as principais </w:t>
-      </w:r>
-      <w:proofErr w:type="spellStart"/>
-      <w:r>
-        <w:rPr>
-          <w:rFonts w:ascii="Times New Roman" w:hAnsi="Times New Roman" w:cs="Times New Roman"/>
-          <w:lang w:eastAsia="pt-PT"/>
-        </w:rPr>
-        <w:t>actividades</w:t>
-      </w:r>
-      <w:proofErr w:type="spellEnd"/>
-      <w:r>
-        <w:rPr>
-          <w:rFonts w:ascii="Times New Roman" w:hAnsi="Times New Roman" w:cs="Times New Roman"/>
-          <w:lang w:eastAsia="pt-PT"/>
-        </w:rPr>
-        <w:t xml:space="preserve"> desenvolvidas destacam-se:</w:t>
+        <w:t>Em Angola, instituições como a KixiCrédito desempenham um papel importante no apoio aos pequenos empreendedores, contribuindo para o crescimento económico e fortalecimento das actividades produtivas.</w:t>
+      </w:r>
+    </w:p>
+    <w:p>
+      <w:pPr>
+        <w:spacing w:line="360" w:lineRule="auto"/>
+        <w:ind w:left="360"/>
+        <w:jc w:val="both"/>
+        <w:rPr>
+          <w:rStyle w:val="Ttulo2Char"/>
+        </w:rPr>
+      </w:pPr>
+      <w:r>
+        <w:rPr>
+          <w:rStyle w:val="Ttulo2Char"/>
+        </w:rPr>
+        <w:t>Gestão das operações de microfinanças</w:t>
+      </w:r>
+    </w:p>
+    <w:p>
+      <w:pPr>
+        <w:spacing w:line="360" w:lineRule="auto"/>
+        <w:jc w:val="both"/>
+        <w:rPr>
+          <w:rFonts w:ascii="Times New Roman" w:hAnsi="Times New Roman" w:cs="Times New Roman"/>
+          <w:lang w:eastAsia="pt-PT"/>
+        </w:rPr>
+      </w:pPr>
+      <w:r>
+        <w:rPr>
+          <w:rFonts w:ascii="Times New Roman" w:hAnsi="Times New Roman" w:cs="Times New Roman"/>
+          <w:lang w:eastAsia="pt-PT"/>
+        </w:rPr>
+        <w:t>A gestão das operações de microfinanças envolve o planeamento, controlo e acompanhamento das actividades relacionadas aos clientes e aos empréstimos concedidos pela instituição financeira.</w:t>
+      </w:r>
+    </w:p>
+    <w:p>
+      <w:pPr>
+        <w:spacing w:line="360" w:lineRule="auto"/>
+        <w:jc w:val="both"/>
+        <w:rPr>
+          <w:rFonts w:ascii="Times New Roman" w:hAnsi="Times New Roman" w:cs="Times New Roman"/>
+          <w:lang w:eastAsia="pt-PT"/>
+        </w:rPr>
+      </w:pPr>
+      <w:r>
+        <w:rPr>
+          <w:rFonts w:ascii="Times New Roman" w:hAnsi="Times New Roman" w:cs="Times New Roman"/>
+          <w:lang w:eastAsia="pt-PT"/>
+        </w:rPr>
+        <w:t>Entre as principais actividades desenvolvidas destacam-se:</w:t>
       </w:r>
     </w:p>
     <w:p>
@@ -3336,157 +3059,65 @@
     <w:p>
       <w:pPr>
         <w:pStyle w:val="Ttulo2"/>
-        <w:spacing w:line="360" w:lineRule="auto"/>
-      </w:pPr>
-      <w:r>
-        <w:t>BASES DE DADOS</w:t>
-      </w:r>
-    </w:p>
-    <w:p>
-      <w:pPr>
-        <w:spacing w:line="360" w:lineRule="auto"/>
-        <w:jc w:val="both"/>
-        <w:rPr>
-          <w:rFonts w:ascii="Times New Roman" w:hAnsi="Times New Roman" w:cs="Times New Roman"/>
-          <w:lang w:eastAsia="pt-PT"/>
-        </w:rPr>
-      </w:pPr>
-      <w:r>
-        <w:rPr>
-          <w:rFonts w:ascii="Times New Roman" w:hAnsi="Times New Roman" w:cs="Times New Roman"/>
-          <w:lang w:eastAsia="pt-PT"/>
-        </w:rPr>
-        <w:t xml:space="preserve">As bases de dados constituem conjuntos organizados de informações armazenadas </w:t>
-      </w:r>
-      <w:proofErr w:type="spellStart"/>
-      <w:r>
-        <w:rPr>
-          <w:rFonts w:ascii="Times New Roman" w:hAnsi="Times New Roman" w:cs="Times New Roman"/>
-          <w:lang w:eastAsia="pt-PT"/>
-        </w:rPr>
-        <w:t>electronicamente</w:t>
-      </w:r>
-      <w:proofErr w:type="spellEnd"/>
-      <w:r>
-        <w:rPr>
-          <w:rFonts w:ascii="Times New Roman" w:hAnsi="Times New Roman" w:cs="Times New Roman"/>
-          <w:lang w:eastAsia="pt-PT"/>
-        </w:rPr>
-        <w:t>, permitindo a gestão eficiente dos dados utilizados pelos sistemas de informação.</w:t>
-      </w:r>
-    </w:p>
-    <w:p>
-      <w:pPr>
-        <w:spacing w:line="360" w:lineRule="auto"/>
-        <w:jc w:val="both"/>
-        <w:rPr>
-          <w:rFonts w:ascii="Times New Roman" w:hAnsi="Times New Roman" w:cs="Times New Roman"/>
-          <w:lang w:eastAsia="pt-PT"/>
-        </w:rPr>
-      </w:pPr>
-      <w:r>
-        <w:rPr>
-          <w:rFonts w:ascii="Times New Roman" w:hAnsi="Times New Roman" w:cs="Times New Roman"/>
-          <w:lang w:eastAsia="pt-PT"/>
-        </w:rPr>
-        <w:t xml:space="preserve">Segundo </w:t>
-      </w:r>
-      <w:proofErr w:type="spellStart"/>
-      <w:r>
-        <w:rPr>
-          <w:rFonts w:ascii="Times New Roman" w:hAnsi="Times New Roman" w:cs="Times New Roman"/>
-          <w:lang w:eastAsia="pt-PT"/>
-        </w:rPr>
-        <w:t>Silberschatz</w:t>
-      </w:r>
-      <w:proofErr w:type="spellEnd"/>
-      <w:r>
-        <w:rPr>
-          <w:rFonts w:ascii="Times New Roman" w:hAnsi="Times New Roman" w:cs="Times New Roman"/>
-          <w:lang w:eastAsia="pt-PT"/>
-        </w:rPr>
-        <w:t xml:space="preserve">, </w:t>
-      </w:r>
-      <w:proofErr w:type="spellStart"/>
-      <w:r>
-        <w:rPr>
-          <w:rFonts w:ascii="Times New Roman" w:hAnsi="Times New Roman" w:cs="Times New Roman"/>
-          <w:lang w:eastAsia="pt-PT"/>
-        </w:rPr>
-        <w:t>Korth</w:t>
-      </w:r>
-      <w:proofErr w:type="spellEnd"/>
-      <w:r>
-        <w:rPr>
-          <w:rFonts w:ascii="Times New Roman" w:hAnsi="Times New Roman" w:cs="Times New Roman"/>
-          <w:lang w:eastAsia="pt-PT"/>
-        </w:rPr>
-        <w:t xml:space="preserve"> e </w:t>
-      </w:r>
-      <w:proofErr w:type="spellStart"/>
-      <w:r>
-        <w:rPr>
-          <w:rFonts w:ascii="Times New Roman" w:hAnsi="Times New Roman" w:cs="Times New Roman"/>
-          <w:lang w:eastAsia="pt-PT"/>
-        </w:rPr>
-        <w:t>Sudarshan</w:t>
-      </w:r>
-      <w:proofErr w:type="spellEnd"/>
-      <w:r>
-        <w:rPr>
-          <w:rFonts w:ascii="Times New Roman" w:hAnsi="Times New Roman" w:cs="Times New Roman"/>
-          <w:lang w:eastAsia="pt-PT"/>
-        </w:rPr>
-        <w:t xml:space="preserve"> (2019), uma base de dados deve garantir integridade, consistência, segurança e disponibilidade das informações armazenadas.</w:t>
-      </w:r>
-    </w:p>
-    <w:p>
-      <w:pPr>
-        <w:spacing w:line="360" w:lineRule="auto"/>
-        <w:jc w:val="both"/>
-        <w:rPr>
-          <w:rFonts w:ascii="Times New Roman" w:hAnsi="Times New Roman" w:cs="Times New Roman"/>
-          <w:lang w:eastAsia="pt-PT"/>
-        </w:rPr>
-      </w:pPr>
-      <w:r>
-        <w:rPr>
-          <w:rFonts w:ascii="Times New Roman" w:hAnsi="Times New Roman" w:cs="Times New Roman"/>
-          <w:lang w:eastAsia="pt-PT"/>
-        </w:rPr>
-        <w:t xml:space="preserve">Os Sistemas de Gestão de Bases de Dados (SGBD) são responsáveis pela administração dos dados e pelo controlo do acesso às informações. Entre os sistemas mais utilizados destaca-se o </w:t>
-      </w:r>
-      <w:proofErr w:type="spellStart"/>
-      <w:r>
-        <w:rPr>
-          <w:rFonts w:ascii="Times New Roman" w:hAnsi="Times New Roman" w:cs="Times New Roman"/>
-          <w:lang w:eastAsia="pt-PT"/>
-        </w:rPr>
-        <w:t>MySQL</w:t>
-      </w:r>
-      <w:proofErr w:type="spellEnd"/>
-      <w:r>
-        <w:rPr>
-          <w:rFonts w:ascii="Times New Roman" w:hAnsi="Times New Roman" w:cs="Times New Roman"/>
-          <w:lang w:eastAsia="pt-PT"/>
-        </w:rPr>
-        <w:t xml:space="preserve">, amplamente </w:t>
-      </w:r>
-      <w:proofErr w:type="spellStart"/>
-      <w:r>
-        <w:rPr>
-          <w:rFonts w:ascii="Times New Roman" w:hAnsi="Times New Roman" w:cs="Times New Roman"/>
-          <w:lang w:eastAsia="pt-PT"/>
-        </w:rPr>
-        <w:t>adoptado</w:t>
-      </w:r>
-      <w:proofErr w:type="spellEnd"/>
-      <w:r>
-        <w:rPr>
-          <w:rFonts w:ascii="Times New Roman" w:hAnsi="Times New Roman" w:cs="Times New Roman"/>
-          <w:lang w:eastAsia="pt-PT"/>
-        </w:rPr>
-        <w:t xml:space="preserve"> no desenvolvimento de aplicações web.</w:t>
+        <w:numPr>
+          <w:ilvl w:val="0"/>
+          <w:numId w:val="0"/>
+        </w:numPr>
+        <w:ind w:left="360"/>
+      </w:pPr>
+      <w:r>
+        <w:t>Bases de dados</w:t>
+      </w:r>
+    </w:p>
+    <w:p>
+      <w:pPr>
+        <w:spacing w:line="360" w:lineRule="auto"/>
+        <w:jc w:val="both"/>
+        <w:rPr>
+          <w:rFonts w:ascii="Times New Roman" w:hAnsi="Times New Roman" w:cs="Times New Roman"/>
+          <w:lang w:eastAsia="pt-PT"/>
+        </w:rPr>
+      </w:pPr>
+      <w:r>
+        <w:rPr>
+          <w:rFonts w:ascii="Times New Roman" w:hAnsi="Times New Roman" w:cs="Times New Roman"/>
+          <w:lang w:eastAsia="pt-PT"/>
+        </w:rPr>
+        <w:t>As bases de dados constituem conjuntos organizados de informações armazenadas electronicamente, permitindo a gestão eficiente dos dados utilizados pelos sistemas de informação.</w:t>
+      </w:r>
+    </w:p>
+    <w:p>
+      <w:pPr>
+        <w:spacing w:line="360" w:lineRule="auto"/>
+        <w:jc w:val="both"/>
+        <w:rPr>
+          <w:rFonts w:ascii="Times New Roman" w:hAnsi="Times New Roman" w:cs="Times New Roman"/>
+          <w:lang w:eastAsia="pt-PT"/>
+        </w:rPr>
+      </w:pPr>
+      <w:r>
+        <w:rPr>
+          <w:rFonts w:ascii="Times New Roman" w:hAnsi="Times New Roman" w:cs="Times New Roman"/>
+          <w:lang w:eastAsia="pt-PT"/>
+        </w:rPr>
+        <w:t>Segundo Silberschatz, Korth e Sudarshan (2019), uma base de dados deve garantir integridade, consistência, segurança e disponibilidade das informações armazenadas.</w:t>
+      </w:r>
+    </w:p>
+    <w:p>
+      <w:pPr>
+        <w:spacing w:line="360" w:lineRule="auto"/>
+        <w:jc w:val="both"/>
+        <w:rPr>
+          <w:rFonts w:ascii="Times New Roman" w:hAnsi="Times New Roman" w:cs="Times New Roman"/>
+          <w:lang w:eastAsia="pt-PT"/>
+        </w:rPr>
+      </w:pPr>
+      <w:r>
+        <w:rPr>
+          <w:rFonts w:ascii="Times New Roman" w:hAnsi="Times New Roman" w:cs="Times New Roman"/>
+          <w:lang w:eastAsia="pt-PT"/>
+        </w:rPr>
+        <w:t>Os Sistemas de Gestão de Bases de Dados (SGBD) são responsáveis pela administração dos dados e pelo controlo do acesso às informações. Entre os sistemas mais utilizados destaca-se o MySQL, amplamente adoptado no desenvolvimento de aplicações web.</w:t>
       </w:r>
     </w:p>
     <w:p>
@@ -3608,23 +3239,7 @@
           <w:rFonts w:ascii="Times New Roman" w:hAnsi="Times New Roman" w:cs="Times New Roman"/>
           <w:lang w:eastAsia="pt-PT"/>
         </w:rPr>
-        <w:t xml:space="preserve">Facilidade de </w:t>
-      </w:r>
-      <w:proofErr w:type="spellStart"/>
-      <w:r>
-        <w:rPr>
-          <w:rFonts w:ascii="Times New Roman" w:hAnsi="Times New Roman" w:cs="Times New Roman"/>
-          <w:lang w:eastAsia="pt-PT"/>
-        </w:rPr>
-        <w:t>actualização</w:t>
-      </w:r>
-      <w:proofErr w:type="spellEnd"/>
-      <w:r>
-        <w:rPr>
-          <w:rFonts w:ascii="Times New Roman" w:hAnsi="Times New Roman" w:cs="Times New Roman"/>
-          <w:lang w:eastAsia="pt-PT"/>
-        </w:rPr>
-        <w:t>;</w:t>
+        <w:t>Facilidade de actualização;</w:t>
       </w:r>
     </w:p>
     <w:p>
@@ -3663,23 +3278,7 @@
           <w:rFonts w:ascii="Times New Roman" w:hAnsi="Times New Roman" w:cs="Times New Roman"/>
           <w:lang w:eastAsia="pt-PT"/>
         </w:rPr>
-        <w:t xml:space="preserve">No presente </w:t>
-      </w:r>
-      <w:proofErr w:type="spellStart"/>
-      <w:r>
-        <w:rPr>
-          <w:rFonts w:ascii="Times New Roman" w:hAnsi="Times New Roman" w:cs="Times New Roman"/>
-          <w:lang w:eastAsia="pt-PT"/>
-        </w:rPr>
-        <w:t>projecto</w:t>
-      </w:r>
-      <w:proofErr w:type="spellEnd"/>
-      <w:r>
-        <w:rPr>
-          <w:rFonts w:ascii="Times New Roman" w:hAnsi="Times New Roman" w:cs="Times New Roman"/>
-          <w:lang w:eastAsia="pt-PT"/>
-        </w:rPr>
-        <w:t>, a base de dados será responsável pelo armazenamento dos dados dos clientes, pagamentos, desembolsos, reembolsos, comprovativos digitais e informações dos funcionários.</w:t>
+        <w:t>No presente projecto, a base de dados será responsável pelo armazenamento dos dados dos clientes, pagamentos, desembolsos, reembolsos, comprovativos digitais e informações dos funcionários.</w:t>
       </w:r>
     </w:p>
     <w:p>
@@ -3705,10 +3304,14 @@
     <w:p>
       <w:pPr>
         <w:pStyle w:val="Ttulo2"/>
-        <w:spacing w:line="360" w:lineRule="auto"/>
-      </w:pPr>
-      <w:r>
-        <w:t>TECNOLOGIAS UTILIZADAS</w:t>
+        <w:numPr>
+          <w:ilvl w:val="0"/>
+          <w:numId w:val="0"/>
+        </w:numPr>
+        <w:ind w:left="360"/>
+      </w:pPr>
+      <w:r>
+        <w:t>Tecnologias utilizadas</w:t>
       </w:r>
     </w:p>
     <w:p>
@@ -3763,55 +3366,7 @@
           <w:rFonts w:ascii="Times New Roman" w:hAnsi="Times New Roman" w:cs="Times New Roman"/>
           <w:lang w:eastAsia="pt-PT"/>
         </w:rPr>
-        <w:t>O HTML (</w:t>
-      </w:r>
-      <w:proofErr w:type="spellStart"/>
-      <w:r>
-        <w:rPr>
-          <w:rFonts w:ascii="Times New Roman" w:hAnsi="Times New Roman" w:cs="Times New Roman"/>
-          <w:lang w:eastAsia="pt-PT"/>
-        </w:rPr>
-        <w:t>HyperText</w:t>
-      </w:r>
-      <w:proofErr w:type="spellEnd"/>
-      <w:r>
-        <w:rPr>
-          <w:rFonts w:ascii="Times New Roman" w:hAnsi="Times New Roman" w:cs="Times New Roman"/>
-          <w:lang w:eastAsia="pt-PT"/>
-        </w:rPr>
-        <w:t xml:space="preserve"> </w:t>
-      </w:r>
-      <w:proofErr w:type="spellStart"/>
-      <w:r>
-        <w:rPr>
-          <w:rFonts w:ascii="Times New Roman" w:hAnsi="Times New Roman" w:cs="Times New Roman"/>
-          <w:lang w:eastAsia="pt-PT"/>
-        </w:rPr>
-        <w:t>Markup</w:t>
-      </w:r>
-      <w:proofErr w:type="spellEnd"/>
-      <w:r>
-        <w:rPr>
-          <w:rFonts w:ascii="Times New Roman" w:hAnsi="Times New Roman" w:cs="Times New Roman"/>
-          <w:lang w:eastAsia="pt-PT"/>
-        </w:rPr>
-        <w:t xml:space="preserve"> </w:t>
-      </w:r>
-      <w:proofErr w:type="spellStart"/>
-      <w:r>
-        <w:rPr>
-          <w:rFonts w:ascii="Times New Roman" w:hAnsi="Times New Roman" w:cs="Times New Roman"/>
-          <w:lang w:eastAsia="pt-PT"/>
-        </w:rPr>
-        <w:t>Language</w:t>
-      </w:r>
-      <w:proofErr w:type="spellEnd"/>
-      <w:r>
-        <w:rPr>
-          <w:rFonts w:ascii="Times New Roman" w:hAnsi="Times New Roman" w:cs="Times New Roman"/>
-          <w:lang w:eastAsia="pt-PT"/>
-        </w:rPr>
-        <w:t>) é a linguagem responsável pela estruturação das páginas web. Através desta linguagem são definidos os elementos que compõem a interface do sistema.</w:t>
+        <w:t>O HTML (HyperText Markup Language) é a linguagem responsável pela estruturação das páginas web. Através desta linguagem são definidos os elementos que compõem a interface do sistema.</w:t>
       </w:r>
     </w:p>
     <w:p>
@@ -3849,71 +3404,7 @@
           <w:rFonts w:ascii="Times New Roman" w:hAnsi="Times New Roman" w:cs="Times New Roman"/>
           <w:lang w:eastAsia="pt-PT"/>
         </w:rPr>
-        <w:t>O CSS (</w:t>
-      </w:r>
-      <w:proofErr w:type="spellStart"/>
-      <w:r>
-        <w:rPr>
-          <w:rFonts w:ascii="Times New Roman" w:hAnsi="Times New Roman" w:cs="Times New Roman"/>
-          <w:lang w:eastAsia="pt-PT"/>
-        </w:rPr>
-        <w:t>Cascading</w:t>
-      </w:r>
-      <w:proofErr w:type="spellEnd"/>
-      <w:r>
-        <w:rPr>
-          <w:rFonts w:ascii="Times New Roman" w:hAnsi="Times New Roman" w:cs="Times New Roman"/>
-          <w:lang w:eastAsia="pt-PT"/>
-        </w:rPr>
-        <w:t xml:space="preserve"> </w:t>
-      </w:r>
-      <w:proofErr w:type="spellStart"/>
-      <w:r>
-        <w:rPr>
-          <w:rFonts w:ascii="Times New Roman" w:hAnsi="Times New Roman" w:cs="Times New Roman"/>
-          <w:lang w:eastAsia="pt-PT"/>
-        </w:rPr>
-        <w:t>Style</w:t>
-      </w:r>
-      <w:proofErr w:type="spellEnd"/>
-      <w:r>
-        <w:rPr>
-          <w:rFonts w:ascii="Times New Roman" w:hAnsi="Times New Roman" w:cs="Times New Roman"/>
-          <w:lang w:eastAsia="pt-PT"/>
-        </w:rPr>
-        <w:t xml:space="preserve"> </w:t>
-      </w:r>
-      <w:proofErr w:type="spellStart"/>
-      <w:r>
-        <w:rPr>
-          <w:rFonts w:ascii="Times New Roman" w:hAnsi="Times New Roman" w:cs="Times New Roman"/>
-          <w:lang w:eastAsia="pt-PT"/>
-        </w:rPr>
-        <w:t>Sheets</w:t>
-      </w:r>
-      <w:proofErr w:type="spellEnd"/>
-      <w:r>
-        <w:rPr>
-          <w:rFonts w:ascii="Times New Roman" w:hAnsi="Times New Roman" w:cs="Times New Roman"/>
-          <w:lang w:eastAsia="pt-PT"/>
-        </w:rPr>
-        <w:t xml:space="preserve">) é utilizado para controlar a apresentação visual das páginas, permitindo a definição de cores, fontes, espaçamentos e outros </w:t>
-      </w:r>
-      <w:proofErr w:type="spellStart"/>
-      <w:r>
-        <w:rPr>
-          <w:rFonts w:ascii="Times New Roman" w:hAnsi="Times New Roman" w:cs="Times New Roman"/>
-          <w:lang w:eastAsia="pt-PT"/>
-        </w:rPr>
-        <w:t>aspectos</w:t>
-      </w:r>
-      <w:proofErr w:type="spellEnd"/>
-      <w:r>
-        <w:rPr>
-          <w:rFonts w:ascii="Times New Roman" w:hAnsi="Times New Roman" w:cs="Times New Roman"/>
-          <w:lang w:eastAsia="pt-PT"/>
-        </w:rPr>
-        <w:t xml:space="preserve"> relacionados ao design.</w:t>
+        <w:t>O CSS (Cascading Style Sheets) é utilizado para controlar a apresentação visual das páginas, permitindo a definição de cores, fontes, espaçamentos e outros aspectos relacionados ao design.</w:t>
       </w:r>
     </w:p>
     <w:p>
@@ -3951,23 +3442,7 @@
           <w:rFonts w:ascii="Times New Roman" w:hAnsi="Times New Roman" w:cs="Times New Roman"/>
           <w:lang w:eastAsia="pt-PT"/>
         </w:rPr>
-        <w:t xml:space="preserve">O JavaScript é uma linguagem de programação utilizada para adicionar </w:t>
-      </w:r>
-      <w:proofErr w:type="spellStart"/>
-      <w:r>
-        <w:rPr>
-          <w:rFonts w:ascii="Times New Roman" w:hAnsi="Times New Roman" w:cs="Times New Roman"/>
-          <w:lang w:eastAsia="pt-PT"/>
-        </w:rPr>
-        <w:t>interactividade</w:t>
-      </w:r>
-      <w:proofErr w:type="spellEnd"/>
-      <w:r>
-        <w:rPr>
-          <w:rFonts w:ascii="Times New Roman" w:hAnsi="Times New Roman" w:cs="Times New Roman"/>
-          <w:lang w:eastAsia="pt-PT"/>
-        </w:rPr>
-        <w:t xml:space="preserve"> e dinamismo às páginas web. Esta tecnologia permite realizar validações, manipular elementos da interface e melhorar a experiência do utilizador.</w:t>
+        <w:t>O JavaScript é uma linguagem de programação utilizada para adicionar interactividade e dinamismo às páginas web. Esta tecnologia permite realizar validações, manipular elementos da interface e melhorar a experiência do utilizador.</w:t>
       </w:r>
     </w:p>
     <w:p>
@@ -4005,136 +3480,77 @@
           <w:rFonts w:ascii="Times New Roman" w:hAnsi="Times New Roman" w:cs="Times New Roman"/>
           <w:lang w:eastAsia="pt-PT"/>
         </w:rPr>
-        <w:t xml:space="preserve">O PHP é uma linguagem de programação amplamente utilizada no desenvolvimento </w:t>
-      </w:r>
-      <w:proofErr w:type="spellStart"/>
-      <w:r>
-        <w:rPr>
-          <w:rFonts w:ascii="Times New Roman" w:hAnsi="Times New Roman" w:cs="Times New Roman"/>
-          <w:lang w:eastAsia="pt-PT"/>
-        </w:rPr>
-        <w:t>backend</w:t>
-      </w:r>
-      <w:proofErr w:type="spellEnd"/>
-      <w:r>
-        <w:rPr>
-          <w:rFonts w:ascii="Times New Roman" w:hAnsi="Times New Roman" w:cs="Times New Roman"/>
-          <w:lang w:eastAsia="pt-PT"/>
-        </w:rPr>
-        <w:t>. É responsável pelo processamento das informações e comunicação entre a aplicação e a base de dados.</w:t>
+        <w:t>O PHP é uma linguagem de programação amplamente utilizada no desenvolvimento backend. É responsável pelo processamento das informações e comunicação entre a aplicação e a base de dados.</w:t>
       </w:r>
     </w:p>
     <w:p>
       <w:pPr>
         <w:pStyle w:val="Subttulo"/>
-      </w:pPr>
-      <w:proofErr w:type="spellStart"/>
-      <w:r>
+        <w:rPr>
+          <w:rFonts w:ascii="Times New Roman" w:hAnsi="Times New Roman" w:cs="Times New Roman"/>
+          <w:b/>
+          <w:bCs/>
+        </w:rPr>
+      </w:pPr>
+      <w:r>
+        <w:rPr>
+          <w:rFonts w:ascii="Times New Roman" w:hAnsi="Times New Roman" w:cs="Times New Roman"/>
+          <w:b/>
+          <w:bCs/>
+        </w:rPr>
         <w:t>MySQL</w:t>
       </w:r>
-      <w:proofErr w:type="spellEnd"/>
-    </w:p>
-    <w:p>
-      <w:pPr>
-        <w:spacing w:line="360" w:lineRule="auto"/>
-        <w:jc w:val="both"/>
-        <w:rPr>
-          <w:rFonts w:ascii="Times New Roman" w:hAnsi="Times New Roman" w:cs="Times New Roman"/>
-          <w:lang w:eastAsia="pt-PT"/>
-        </w:rPr>
-      </w:pPr>
-      <w:r>
-        <w:rPr>
-          <w:rFonts w:ascii="Times New Roman" w:hAnsi="Times New Roman" w:cs="Times New Roman"/>
-          <w:lang w:eastAsia="pt-PT"/>
-        </w:rPr>
-        <w:t xml:space="preserve">O </w:t>
-      </w:r>
-      <w:proofErr w:type="spellStart"/>
-      <w:r>
-        <w:rPr>
-          <w:rFonts w:ascii="Times New Roman" w:hAnsi="Times New Roman" w:cs="Times New Roman"/>
-          <w:lang w:eastAsia="pt-PT"/>
-        </w:rPr>
-        <w:t>MySQL</w:t>
-      </w:r>
-      <w:proofErr w:type="spellEnd"/>
-      <w:r>
-        <w:rPr>
-          <w:rFonts w:ascii="Times New Roman" w:hAnsi="Times New Roman" w:cs="Times New Roman"/>
-          <w:lang w:eastAsia="pt-PT"/>
-        </w:rPr>
-        <w:t xml:space="preserve"> é um sistema de gestão de bases de dados relacional utilizado para armazenar e gerir as informações do sistema. Destaca-se pela sua segurança, desempenho e facilidade de utilização.</w:t>
+    </w:p>
+    <w:p>
+      <w:pPr>
+        <w:spacing w:line="360" w:lineRule="auto"/>
+        <w:jc w:val="both"/>
+        <w:rPr>
+          <w:rFonts w:ascii="Times New Roman" w:hAnsi="Times New Roman" w:cs="Times New Roman"/>
+          <w:lang w:eastAsia="pt-PT"/>
+        </w:rPr>
+      </w:pPr>
+      <w:r>
+        <w:rPr>
+          <w:rFonts w:ascii="Times New Roman" w:hAnsi="Times New Roman" w:cs="Times New Roman"/>
+          <w:lang w:eastAsia="pt-PT"/>
+        </w:rPr>
+        <w:t>O MySQL é um sistema de gestão de bases de dados relacional utilizado para armazenar e gerir as informações do sistema. Destaca-se pela sua segurança, desempenho e facilidade de utilização.</w:t>
       </w:r>
     </w:p>
     <w:p>
       <w:pPr>
         <w:pStyle w:val="Subttulo"/>
-      </w:pPr>
-      <w:r>
-        <w:t xml:space="preserve">Visual </w:t>
-      </w:r>
-      <w:proofErr w:type="spellStart"/>
-      <w:r>
-        <w:t>Studio</w:t>
-      </w:r>
-      <w:proofErr w:type="spellEnd"/>
-      <w:r>
-        <w:t xml:space="preserve"> </w:t>
-      </w:r>
-      <w:proofErr w:type="spellStart"/>
-      <w:r>
-        <w:t>Code</w:t>
-      </w:r>
-      <w:proofErr w:type="spellEnd"/>
-    </w:p>
-    <w:p>
-      <w:pPr>
-        <w:spacing w:line="360" w:lineRule="auto"/>
-        <w:jc w:val="both"/>
-        <w:rPr>
-          <w:rFonts w:ascii="Times New Roman" w:hAnsi="Times New Roman" w:cs="Times New Roman"/>
-          <w:lang w:eastAsia="pt-PT"/>
-        </w:rPr>
-      </w:pPr>
-      <w:r>
-        <w:rPr>
-          <w:rFonts w:ascii="Times New Roman" w:hAnsi="Times New Roman" w:cs="Times New Roman"/>
-          <w:lang w:eastAsia="pt-PT"/>
-        </w:rPr>
-        <w:t xml:space="preserve">O Visual </w:t>
-      </w:r>
-      <w:proofErr w:type="spellStart"/>
-      <w:r>
-        <w:rPr>
-          <w:rFonts w:ascii="Times New Roman" w:hAnsi="Times New Roman" w:cs="Times New Roman"/>
-          <w:lang w:eastAsia="pt-PT"/>
-        </w:rPr>
-        <w:t>Studio</w:t>
-      </w:r>
-      <w:proofErr w:type="spellEnd"/>
-      <w:r>
-        <w:rPr>
-          <w:rFonts w:ascii="Times New Roman" w:hAnsi="Times New Roman" w:cs="Times New Roman"/>
-          <w:lang w:eastAsia="pt-PT"/>
-        </w:rPr>
-        <w:t xml:space="preserve"> </w:t>
-      </w:r>
-      <w:proofErr w:type="spellStart"/>
-      <w:r>
-        <w:rPr>
-          <w:rFonts w:ascii="Times New Roman" w:hAnsi="Times New Roman" w:cs="Times New Roman"/>
-          <w:lang w:eastAsia="pt-PT"/>
-        </w:rPr>
-        <w:t>Code</w:t>
-      </w:r>
-      <w:proofErr w:type="spellEnd"/>
-      <w:r>
-        <w:rPr>
-          <w:rFonts w:ascii="Times New Roman" w:hAnsi="Times New Roman" w:cs="Times New Roman"/>
-          <w:lang w:eastAsia="pt-PT"/>
-        </w:rPr>
-        <w:t xml:space="preserve"> é um ambiente de desenvolvimento integrado utilizado para a escrita, organização e manutenção do código-fonte da aplicação.</w:t>
+        <w:rPr>
+          <w:rFonts w:ascii="Times New Roman" w:hAnsi="Times New Roman" w:cs="Times New Roman"/>
+          <w:b/>
+          <w:bCs/>
+        </w:rPr>
+      </w:pPr>
+      <w:r>
+        <w:rPr>
+          <w:rFonts w:ascii="Times New Roman" w:hAnsi="Times New Roman" w:cs="Times New Roman"/>
+          <w:b/>
+          <w:bCs/>
+        </w:rPr>
+        <w:t>Visual Studio Code</w:t>
+      </w:r>
+    </w:p>
+    <w:p>
+      <w:pPr>
+        <w:spacing w:line="360" w:lineRule="auto"/>
+        <w:jc w:val="both"/>
+        <w:rPr>
+          <w:rFonts w:ascii="Times New Roman" w:hAnsi="Times New Roman" w:cs="Times New Roman"/>
+          <w:lang w:eastAsia="pt-PT"/>
+        </w:rPr>
+      </w:pPr>
+      <w:r>
+        <w:rPr>
+          <w:rFonts w:ascii="Times New Roman" w:hAnsi="Times New Roman" w:cs="Times New Roman"/>
+          <w:lang w:eastAsia="pt-PT"/>
+        </w:rPr>
+        <w:t>O Visual Studio Code é um ambiente de desenvolvimento integrado utilizado para a escrita, organização e manutenção do código-fonte da aplicação.</w:t>
       </w:r>
     </w:p>
     <w:p>
@@ -4150,8 +3566,18 @@
     <w:p>
       <w:pPr>
         <w:pStyle w:val="Subttulo"/>
-      </w:pPr>
-      <w:r>
+        <w:rPr>
+          <w:rFonts w:ascii="Times New Roman" w:hAnsi="Times New Roman" w:cs="Times New Roman"/>
+          <w:b/>
+          <w:bCs/>
+        </w:rPr>
+      </w:pPr>
+      <w:r>
+        <w:rPr>
+          <w:rFonts w:ascii="Times New Roman" w:hAnsi="Times New Roman" w:cs="Times New Roman"/>
+          <w:b/>
+          <w:bCs/>
+        </w:rPr>
         <w:lastRenderedPageBreak/>
         <w:t>XAMPP</w:t>
       </w:r>
@@ -4170,23 +3596,7 @@
           <w:rFonts w:ascii="Times New Roman" w:hAnsi="Times New Roman" w:cs="Times New Roman"/>
           <w:lang w:eastAsia="pt-PT"/>
         </w:rPr>
-        <w:t xml:space="preserve">O XAMPP é um pacote de software que integra Apache, PHP e </w:t>
-      </w:r>
-      <w:proofErr w:type="spellStart"/>
-      <w:r>
-        <w:rPr>
-          <w:rFonts w:ascii="Times New Roman" w:hAnsi="Times New Roman" w:cs="Times New Roman"/>
-          <w:lang w:eastAsia="pt-PT"/>
-        </w:rPr>
-        <w:t>MySQL</w:t>
-      </w:r>
-      <w:proofErr w:type="spellEnd"/>
-      <w:r>
-        <w:rPr>
-          <w:rFonts w:ascii="Times New Roman" w:hAnsi="Times New Roman" w:cs="Times New Roman"/>
-          <w:lang w:eastAsia="pt-PT"/>
-        </w:rPr>
-        <w:t>, permitindo a execução local do sistema durante a fase de desenvolvimento e testes.</w:t>
+        <w:t>O XAMPP é um pacote de software que integra Apache, PHP e MySQL, permitindo a execução local do sistema durante a fase de desenvolvimento e testes.</w:t>
       </w:r>
     </w:p>
     <w:p>
@@ -4202,75 +3612,48 @@
     <w:p>
       <w:pPr>
         <w:pStyle w:val="Ttulo2"/>
-        <w:spacing w:line="360" w:lineRule="auto"/>
-      </w:pPr>
-      <w:r>
-        <w:t>SÍNTESE DO CAPÍTULO</w:t>
-      </w:r>
-    </w:p>
-    <w:p>
-      <w:pPr>
-        <w:spacing w:line="360" w:lineRule="auto"/>
-        <w:jc w:val="both"/>
-        <w:rPr>
-          <w:rFonts w:ascii="Times New Roman" w:hAnsi="Times New Roman" w:cs="Times New Roman"/>
-          <w:lang w:eastAsia="pt-PT"/>
-        </w:rPr>
-      </w:pPr>
-      <w:r>
-        <w:rPr>
-          <w:rFonts w:ascii="Times New Roman" w:hAnsi="Times New Roman" w:cs="Times New Roman"/>
-          <w:lang w:eastAsia="pt-PT"/>
-        </w:rPr>
-        <w:t xml:space="preserve">Neste capítulo foram apresentados os principais conceitos relacionados aos sistemas de informação, sistemas web, </w:t>
-      </w:r>
-      <w:proofErr w:type="spellStart"/>
-      <w:r>
-        <w:rPr>
-          <w:rFonts w:ascii="Times New Roman" w:hAnsi="Times New Roman" w:cs="Times New Roman"/>
-          <w:lang w:eastAsia="pt-PT"/>
-        </w:rPr>
-        <w:t>microfinanças</w:t>
-      </w:r>
-      <w:proofErr w:type="spellEnd"/>
-      <w:r>
-        <w:rPr>
-          <w:rFonts w:ascii="Times New Roman" w:hAnsi="Times New Roman" w:cs="Times New Roman"/>
-          <w:lang w:eastAsia="pt-PT"/>
-        </w:rPr>
-        <w:t xml:space="preserve">, gestão das operações financeiras, bases de dados e tecnologias utilizadas no desenvolvimento do </w:t>
-      </w:r>
-      <w:proofErr w:type="spellStart"/>
-      <w:r>
-        <w:rPr>
-          <w:rFonts w:ascii="Times New Roman" w:hAnsi="Times New Roman" w:cs="Times New Roman"/>
-          <w:lang w:eastAsia="pt-PT"/>
-        </w:rPr>
-        <w:t>projecto</w:t>
-      </w:r>
-      <w:proofErr w:type="spellEnd"/>
-      <w:r>
-        <w:rPr>
-          <w:rFonts w:ascii="Times New Roman" w:hAnsi="Times New Roman" w:cs="Times New Roman"/>
-          <w:lang w:eastAsia="pt-PT"/>
-        </w:rPr>
-        <w:t>. A revisão da literatura permitiu compreender os fundamentos teóricos necessários para a implementação do sistema proposto, servindo de base para a metodologia e para o desenvolvimento da solução apresentada nos capítulos seguintes.</w:t>
-      </w:r>
-    </w:p>
-    <w:p>
-      <w:pPr>
-        <w:spacing w:line="360" w:lineRule="auto"/>
-        <w:rPr>
-          <w:rFonts w:ascii="Times New Roman" w:hAnsi="Times New Roman" w:cs="Times New Roman"/>
-        </w:rPr>
-      </w:pPr>
-    </w:p>
-    <w:p>
-      <w:pPr>
-        <w:pStyle w:val="Ttulo2"/>
-      </w:pPr>
-      <w:r>
-        <w:t>PROBLEMATICA</w:t>
+        <w:numPr>
+          <w:ilvl w:val="0"/>
+          <w:numId w:val="0"/>
+        </w:numPr>
+        <w:ind w:left="360"/>
+      </w:pPr>
+      <w:r>
+        <w:t>Síntese do capítulo</w:t>
+      </w:r>
+    </w:p>
+    <w:p>
+      <w:pPr>
+        <w:spacing w:line="360" w:lineRule="auto"/>
+        <w:jc w:val="both"/>
+        <w:rPr>
+          <w:rFonts w:ascii="Times New Roman" w:hAnsi="Times New Roman" w:cs="Times New Roman"/>
+          <w:lang w:eastAsia="pt-PT"/>
+        </w:rPr>
+      </w:pPr>
+      <w:r>
+        <w:rPr>
+          <w:rFonts w:ascii="Times New Roman" w:hAnsi="Times New Roman" w:cs="Times New Roman"/>
+          <w:lang w:eastAsia="pt-PT"/>
+        </w:rPr>
+        <w:t>Neste capítulo foram apresentados os principais conceitos relacionados aos sistemas de informação, sistemas web, microfinanças, gestão das operações financeiras, bases de dados e tecnologias utilizadas no desenvolvimento do projecto. A revisão da literatura permitiu compreender os fundamentos teóricos necessários para a implementação do sistema proposto, servindo de base para a metodologia e para o desenvolvimento da solução apresentada nos capítulos seguintes.</w:t>
+      </w:r>
+    </w:p>
+    <w:p>
+      <w:pPr>
+        <w:spacing w:line="360" w:lineRule="auto"/>
+        <w:rPr>
+          <w:rFonts w:ascii="Times New Roman" w:hAnsi="Times New Roman" w:cs="Times New Roman"/>
+        </w:rPr>
+      </w:pPr>
+    </w:p>
+    <w:p>
+      <w:pPr>
+        <w:pStyle w:val="Ttulo1"/>
+        <w:jc w:val="left"/>
+      </w:pPr>
+      <w:r>
+        <w:t>Problemática</w:t>
       </w:r>
     </w:p>
     <w:p>
@@ -4280,31 +3663,7 @@
         <w:jc w:val="both"/>
       </w:pPr>
       <w:r>
-        <w:t xml:space="preserve">A </w:t>
-      </w:r>
-      <w:proofErr w:type="spellStart"/>
-      <w:r>
-        <w:t>KixiCrédito</w:t>
-      </w:r>
-      <w:proofErr w:type="spellEnd"/>
-      <w:r>
-        <w:t xml:space="preserve"> utiliza </w:t>
-      </w:r>
-      <w:proofErr w:type="spellStart"/>
-      <w:r>
-        <w:t>actualmente</w:t>
-      </w:r>
-      <w:proofErr w:type="spellEnd"/>
-      <w:r>
-        <w:t xml:space="preserve"> o sistema </w:t>
-      </w:r>
-      <w:proofErr w:type="spellStart"/>
-      <w:r>
-        <w:t>Kixi</w:t>
-      </w:r>
-      <w:proofErr w:type="spellEnd"/>
-      <w:r>
-        <w:t xml:space="preserve"> Utilitário para realizar operações relacionadas ao cadastro de clientes, controlo de pagamentos, desembolsos e reembolsos. Apesar da sua importância, o sistema apresenta limitações relacionadas à usabilidade, gestão de comprovativos digitais, visualização de informações e flexibilidade de acesso, dificultando a eficiência operacional e a tomada de decisões pelos funcionários.</w:t>
+        <w:t>A KixiCrédito utiliza actualmente o sistema Kixi Utilitário para realizar operações relacionadas ao cadastro de clientes, controlo de pagamentos, desembolsos e reembolsos. Apesar da sua importância, o sistema apresenta limitações relacionadas à usabilidade, gestão de comprovativos digitais, visualização de informações e flexibilidade de acesso, dificultando a eficiência operacional e a tomada de decisões pelos funcionários.</w:t>
       </w:r>
     </w:p>
     <w:p>
@@ -4322,21 +3681,51 @@
         <w:pStyle w:val="NormalWeb"/>
         <w:spacing w:line="360" w:lineRule="auto"/>
         <w:jc w:val="both"/>
-      </w:pPr>
-      <w:r>
         <w:rPr>
           <w:rStyle w:val="Forte"/>
         </w:rPr>
+      </w:pPr>
+      <w:r>
+        <w:rPr>
+          <w:rStyle w:val="Forte"/>
+        </w:rPr>
         <w:t>Como o desenvolvimento de um sistema web moderno pode contribuir para melhorar a gestão das operações de microfinanças na KixiCrédito, aumentando a eficiência, segurança, acessibilidade e qualidade da informação disponibilizada aos seus colaboradores?</w:t>
       </w:r>
     </w:p>
     <w:p>
       <w:pPr>
-        <w:pStyle w:val="Ttulo2"/>
-        <w:spacing w:line="360" w:lineRule="auto"/>
-        <w:jc w:val="both"/>
-      </w:pPr>
-      <w:r>
+        <w:pStyle w:val="NormalWeb"/>
+        <w:spacing w:line="360" w:lineRule="auto"/>
+        <w:jc w:val="both"/>
+        <w:rPr>
+          <w:rStyle w:val="Forte"/>
+        </w:rPr>
+      </w:pPr>
+    </w:p>
+    <w:p>
+      <w:pPr>
+        <w:pStyle w:val="NormalWeb"/>
+        <w:spacing w:line="360" w:lineRule="auto"/>
+        <w:jc w:val="both"/>
+        <w:rPr>
+          <w:rStyle w:val="Forte"/>
+        </w:rPr>
+      </w:pPr>
+    </w:p>
+    <w:p>
+      <w:pPr>
+        <w:pStyle w:val="NormalWeb"/>
+        <w:spacing w:line="360" w:lineRule="auto"/>
+        <w:jc w:val="both"/>
+      </w:pPr>
+    </w:p>
+    <w:p>
+      <w:pPr>
+        <w:pStyle w:val="Ttulo1"/>
+        <w:jc w:val="left"/>
+      </w:pPr>
+      <w:r>
+        <w:lastRenderedPageBreak/>
         <w:t>METODOLOGIA</w:t>
       </w:r>
     </w:p>
@@ -4352,79 +3741,56 @@
       </w:pPr>
       <w:r>
         <w:rPr>
-          <w:rStyle w:val="SubttuloCarter"/>
+          <w:rStyle w:val="Ttulo2Char"/>
+        </w:rPr>
+        <w:t>Levantamento bibliográfico:</w:t>
+      </w:r>
+      <w:r>
+        <w:rPr>
+          <w:rFonts w:ascii="Times New Roman" w:hAnsi="Times New Roman" w:cs="Times New Roman"/>
+          <w:lang w:eastAsia="pt-PT"/>
+        </w:rPr>
+        <w:t xml:space="preserve"> </w:t>
+      </w:r>
+      <w:r>
+        <w:rPr>
+          <w:rFonts w:ascii="Times New Roman" w:hAnsi="Times New Roman" w:cs="Times New Roman"/>
+          <w:lang w:eastAsia="pt-PT"/>
+        </w:rPr>
+        <w:t xml:space="preserve">consulta de livros, artigos científicos, trabalhos acadêmicos e materiais relacionados a sistemas de informação, desenvolvimento web, microfinanças e gestão de bases de dados, com o objetivo de obter fundamentação teórica para o estudo; </w:t>
+      </w:r>
+    </w:p>
+    <w:p>
+      <w:pPr>
+        <w:spacing w:line="360" w:lineRule="auto"/>
+        <w:ind w:left="360"/>
+        <w:jc w:val="both"/>
+        <w:rPr>
+          <w:rFonts w:ascii="Times New Roman" w:hAnsi="Times New Roman" w:cs="Times New Roman"/>
+          <w:lang w:eastAsia="pt-PT"/>
+        </w:rPr>
+      </w:pPr>
+      <w:r>
+        <w:rPr>
+          <w:rStyle w:val="Ttulo2Char"/>
+        </w:rPr>
+        <w:t>Observação do sistema atual</w:t>
+      </w:r>
+      <w:r>
+        <w:rPr>
+          <w:rStyle w:val="SubttuloChar"/>
           <w:rFonts w:ascii="Times New Roman" w:hAnsi="Times New Roman" w:cs="Times New Roman"/>
           <w:b/>
           <w:bCs/>
         </w:rPr>
-        <w:t>Levantamento bibliográfico:</w:t>
-      </w:r>
-      <w:r>
-        <w:rPr>
-          <w:rFonts w:ascii="Times New Roman" w:hAnsi="Times New Roman" w:cs="Times New Roman"/>
-          <w:lang w:eastAsia="pt-PT"/>
-        </w:rPr>
-        <w:t xml:space="preserve"> consulta de livros, artigos científicos, trabalhos acadêmicos e materiais relacionados a sistemas de informação, desenvolvimento web, </w:t>
-      </w:r>
-      <w:proofErr w:type="spellStart"/>
-      <w:r>
-        <w:rPr>
-          <w:rFonts w:ascii="Times New Roman" w:hAnsi="Times New Roman" w:cs="Times New Roman"/>
-          <w:lang w:eastAsia="pt-PT"/>
-        </w:rPr>
-        <w:t>microfinanças</w:t>
-      </w:r>
-      <w:proofErr w:type="spellEnd"/>
-      <w:r>
-        <w:rPr>
-          <w:rFonts w:ascii="Times New Roman" w:hAnsi="Times New Roman" w:cs="Times New Roman"/>
-          <w:lang w:eastAsia="pt-PT"/>
-        </w:rPr>
-        <w:t xml:space="preserve"> e gestão de bases de dados, com o objetivo de obter fundamentação teórica para o estudo; </w:t>
-      </w:r>
-    </w:p>
-    <w:p>
-      <w:pPr>
-        <w:spacing w:line="360" w:lineRule="auto"/>
-        <w:ind w:left="360"/>
-        <w:jc w:val="both"/>
-        <w:rPr>
-          <w:rFonts w:ascii="Times New Roman" w:hAnsi="Times New Roman" w:cs="Times New Roman"/>
-          <w:lang w:eastAsia="pt-PT"/>
-        </w:rPr>
-      </w:pPr>
-      <w:r>
-        <w:rPr>
-          <w:rStyle w:val="SubttuloCarter"/>
-          <w:rFonts w:ascii="Times New Roman" w:hAnsi="Times New Roman" w:cs="Times New Roman"/>
-          <w:b/>
-          <w:bCs/>
-        </w:rPr>
-        <w:lastRenderedPageBreak/>
-        <w:t>Observação do sistema atual:</w:t>
-      </w:r>
-      <w:r>
-        <w:rPr>
-          <w:rFonts w:ascii="Times New Roman" w:hAnsi="Times New Roman" w:cs="Times New Roman"/>
-          <w:lang w:eastAsia="pt-PT"/>
-        </w:rPr>
-        <w:t xml:space="preserve"> análise do funcionamento do sistema utilizado pela </w:t>
-      </w:r>
-      <w:proofErr w:type="spellStart"/>
-      <w:r>
-        <w:rPr>
-          <w:rFonts w:ascii="Times New Roman" w:hAnsi="Times New Roman" w:cs="Times New Roman"/>
-          <w:lang w:eastAsia="pt-PT"/>
-        </w:rPr>
-        <w:t>KixiCrédito</w:t>
-      </w:r>
-      <w:proofErr w:type="spellEnd"/>
-      <w:r>
-        <w:rPr>
-          <w:rFonts w:ascii="Times New Roman" w:hAnsi="Times New Roman" w:cs="Times New Roman"/>
-          <w:lang w:eastAsia="pt-PT"/>
-        </w:rPr>
-        <w:t xml:space="preserve">, identificando suas limitações, dificuldades operacionais e necessidades de melhoria; </w:t>
+        <w:t>:</w:t>
+      </w:r>
+      <w:r>
+        <w:rPr>
+          <w:rFonts w:ascii="Times New Roman" w:hAnsi="Times New Roman" w:cs="Times New Roman"/>
+          <w:lang w:eastAsia="pt-PT"/>
+        </w:rPr>
+        <w:t xml:space="preserve"> análise do funcionamento do sistema utilizado pela KixiCrédito, identificando suas limitações, dificuldades operacionais e necessidades de melhoria; </w:t>
       </w:r>
     </w:p>
     <w:p>
@@ -4442,10 +3808,9 @@
       </w:pPr>
       <w:r>
         <w:rPr>
-          <w:rFonts w:ascii="Times New Roman" w:hAnsi="Times New Roman" w:cs="Times New Roman"/>
+          <w:rStyle w:val="Ttulo2Char"/>
           <w:b/>
           <w:bCs/>
-          <w:lang w:eastAsia="pt-PT"/>
         </w:rPr>
         <w:t>Levantamento de requisitos:</w:t>
       </w:r>
@@ -4472,10 +3837,9 @@
       </w:pPr>
       <w:r>
         <w:rPr>
-          <w:rFonts w:ascii="Times New Roman" w:hAnsi="Times New Roman" w:cs="Times New Roman"/>
+          <w:rStyle w:val="Ttulo2Char"/>
           <w:b/>
           <w:bCs/>
-          <w:lang w:eastAsia="pt-PT"/>
         </w:rPr>
         <w:t>Modelagem do sistema:</w:t>
       </w:r>
@@ -4502,10 +3866,10 @@
       </w:pPr>
       <w:r>
         <w:rPr>
-          <w:rFonts w:ascii="Times New Roman" w:hAnsi="Times New Roman" w:cs="Times New Roman"/>
+          <w:rStyle w:val="Ttulo2Char"/>
+          <w:rFonts w:cs="Times New Roman"/>
           <w:b/>
           <w:bCs/>
-          <w:lang w:eastAsia="pt-PT"/>
         </w:rPr>
         <w:t>Desenvolvimento do sistema:</w:t>
       </w:r>
@@ -4514,39 +3878,7 @@
           <w:rFonts w:ascii="Times New Roman" w:hAnsi="Times New Roman" w:cs="Times New Roman"/>
           <w:lang w:eastAsia="pt-PT"/>
         </w:rPr>
-        <w:t xml:space="preserve"> implementação de um sistema web utilizando tecnologias apropriadas para </w:t>
-      </w:r>
-      <w:proofErr w:type="spellStart"/>
-      <w:r>
-        <w:rPr>
-          <w:rFonts w:ascii="Times New Roman" w:hAnsi="Times New Roman" w:cs="Times New Roman"/>
-          <w:lang w:eastAsia="pt-PT"/>
-        </w:rPr>
-        <w:t>frontend</w:t>
-      </w:r>
-      <w:proofErr w:type="spellEnd"/>
-      <w:r>
-        <w:rPr>
-          <w:rFonts w:ascii="Times New Roman" w:hAnsi="Times New Roman" w:cs="Times New Roman"/>
-          <w:lang w:eastAsia="pt-PT"/>
-        </w:rPr>
-        <w:t xml:space="preserve">, </w:t>
-      </w:r>
-      <w:proofErr w:type="spellStart"/>
-      <w:r>
-        <w:rPr>
-          <w:rFonts w:ascii="Times New Roman" w:hAnsi="Times New Roman" w:cs="Times New Roman"/>
-          <w:lang w:eastAsia="pt-PT"/>
-        </w:rPr>
-        <w:t>backend</w:t>
-      </w:r>
-      <w:proofErr w:type="spellEnd"/>
-      <w:r>
-        <w:rPr>
-          <w:rFonts w:ascii="Times New Roman" w:hAnsi="Times New Roman" w:cs="Times New Roman"/>
-          <w:lang w:eastAsia="pt-PT"/>
-        </w:rPr>
-        <w:t xml:space="preserve"> e base de dados, visando atender aos requisitos identificados; </w:t>
+        <w:t xml:space="preserve"> implementação de um sistema web utilizando tecnologias apropriadas para frontend, backend e base de dados, visando atender aos requisitos identificados; </w:t>
       </w:r>
     </w:p>
     <w:p>
@@ -4564,10 +3896,9 @@
       </w:pPr>
       <w:r>
         <w:rPr>
-          <w:rFonts w:ascii="Times New Roman" w:hAnsi="Times New Roman" w:cs="Times New Roman"/>
+          <w:rStyle w:val="Ttulo2Char"/>
           <w:b/>
           <w:bCs/>
-          <w:lang w:eastAsia="pt-PT"/>
         </w:rPr>
         <w:t>Testes e validação:</w:t>
       </w:r>
@@ -4593,135 +3924,80 @@
           <w:rFonts w:ascii="Times New Roman" w:hAnsi="Times New Roman" w:cs="Times New Roman"/>
           <w:lang w:eastAsia="pt-PT"/>
         </w:rPr>
-        <w:t xml:space="preserve">Para o desenvolvimento do sistema, poderão ser utilizadas tecnologias como HTML, CSS, JavaScript, PHP e </w:t>
-      </w:r>
-      <w:proofErr w:type="spellStart"/>
-      <w:r>
-        <w:rPr>
-          <w:rFonts w:ascii="Times New Roman" w:hAnsi="Times New Roman" w:cs="Times New Roman"/>
-          <w:lang w:eastAsia="pt-PT"/>
-        </w:rPr>
-        <w:t>MySQL</w:t>
-      </w:r>
-      <w:proofErr w:type="spellEnd"/>
-      <w:r>
-        <w:rPr>
-          <w:rFonts w:ascii="Times New Roman" w:hAnsi="Times New Roman" w:cs="Times New Roman"/>
-          <w:lang w:eastAsia="pt-PT"/>
-        </w:rPr>
-        <w:t xml:space="preserve">, além de ferramentas de apoio como Visual </w:t>
-      </w:r>
-      <w:proofErr w:type="spellStart"/>
-      <w:r>
-        <w:rPr>
-          <w:rFonts w:ascii="Times New Roman" w:hAnsi="Times New Roman" w:cs="Times New Roman"/>
-          <w:lang w:eastAsia="pt-PT"/>
-        </w:rPr>
-        <w:t>Studio</w:t>
-      </w:r>
-      <w:proofErr w:type="spellEnd"/>
-      <w:r>
-        <w:rPr>
-          <w:rFonts w:ascii="Times New Roman" w:hAnsi="Times New Roman" w:cs="Times New Roman"/>
-          <w:lang w:eastAsia="pt-PT"/>
-        </w:rPr>
-        <w:t xml:space="preserve"> </w:t>
-      </w:r>
-      <w:proofErr w:type="spellStart"/>
-      <w:r>
-        <w:rPr>
-          <w:rFonts w:ascii="Times New Roman" w:hAnsi="Times New Roman" w:cs="Times New Roman"/>
-          <w:lang w:eastAsia="pt-PT"/>
-        </w:rPr>
-        <w:t>Code</w:t>
-      </w:r>
-      <w:proofErr w:type="spellEnd"/>
-      <w:r>
-        <w:rPr>
-          <w:rFonts w:ascii="Times New Roman" w:hAnsi="Times New Roman" w:cs="Times New Roman"/>
-          <w:lang w:eastAsia="pt-PT"/>
-        </w:rPr>
-        <w:t xml:space="preserve"> e XAMPP para execução local do sistema.</w:t>
-      </w:r>
-    </w:p>
-    <w:p>
-      <w:pPr>
-        <w:spacing w:line="360" w:lineRule="auto"/>
-        <w:jc w:val="both"/>
-        <w:rPr>
-          <w:rFonts w:ascii="Times New Roman" w:hAnsi="Times New Roman" w:cs="Times New Roman"/>
-          <w:lang w:eastAsia="pt-PT"/>
-        </w:rPr>
-      </w:pPr>
-      <w:r>
-        <w:rPr>
-          <w:rFonts w:ascii="Times New Roman" w:hAnsi="Times New Roman" w:cs="Times New Roman"/>
-          <w:lang w:eastAsia="pt-PT"/>
-        </w:rPr>
-        <w:t xml:space="preserve">Ao final do trabalho, espera-se que o sistema desenvolvido contribua para a melhoria da gestão das operações de </w:t>
-      </w:r>
-      <w:proofErr w:type="spellStart"/>
-      <w:r>
-        <w:rPr>
-          <w:rFonts w:ascii="Times New Roman" w:hAnsi="Times New Roman" w:cs="Times New Roman"/>
-          <w:lang w:eastAsia="pt-PT"/>
-        </w:rPr>
-        <w:t>microfinanças</w:t>
-      </w:r>
-      <w:proofErr w:type="spellEnd"/>
-      <w:r>
-        <w:rPr>
-          <w:rFonts w:ascii="Times New Roman" w:hAnsi="Times New Roman" w:cs="Times New Roman"/>
-          <w:lang w:eastAsia="pt-PT"/>
-        </w:rPr>
-        <w:t>, proporcionando maior organização, rapidez, segurança e eficiência nos processos realizados pela instituição.</w:t>
-      </w:r>
-    </w:p>
-    <w:p>
-      <w:pPr>
-        <w:spacing w:line="360" w:lineRule="auto"/>
-        <w:jc w:val="both"/>
-        <w:rPr>
-          <w:rFonts w:ascii="Times New Roman" w:hAnsi="Times New Roman" w:cs="Times New Roman"/>
-          <w:lang w:eastAsia="pt-PT"/>
-        </w:rPr>
-      </w:pPr>
-    </w:p>
-    <w:p>
-      <w:pPr>
-        <w:spacing w:line="360" w:lineRule="auto"/>
-        <w:jc w:val="both"/>
-        <w:rPr>
-          <w:rFonts w:ascii="Times New Roman" w:hAnsi="Times New Roman" w:cs="Times New Roman"/>
-          <w:lang w:eastAsia="pt-PT"/>
-        </w:rPr>
-      </w:pPr>
-    </w:p>
-    <w:p>
-      <w:pPr>
-        <w:spacing w:line="360" w:lineRule="auto"/>
-        <w:jc w:val="both"/>
-        <w:rPr>
-          <w:rFonts w:ascii="Times New Roman" w:hAnsi="Times New Roman" w:cs="Times New Roman"/>
-          <w:lang w:eastAsia="pt-PT"/>
-        </w:rPr>
-      </w:pPr>
-    </w:p>
-    <w:p>
-      <w:pPr>
-        <w:pStyle w:val="Subttulo"/>
-        <w:rPr>
-          <w:rFonts w:ascii="Times New Roman" w:hAnsi="Times New Roman" w:cs="Times New Roman"/>
+        <w:t>Para o desenvolvimento do sistema, poderão ser utilizadas tecnologias como HTML, CSS, JavaScript, PHP e MySQL, além de ferramentas de apoio como Visual Studio Code e XAMPP para execução local do sistema.</w:t>
+      </w:r>
+    </w:p>
+    <w:p>
+      <w:pPr>
+        <w:spacing w:line="360" w:lineRule="auto"/>
+        <w:jc w:val="both"/>
+        <w:rPr>
+          <w:rFonts w:ascii="Times New Roman" w:hAnsi="Times New Roman" w:cs="Times New Roman"/>
+          <w:lang w:eastAsia="pt-PT"/>
+        </w:rPr>
+      </w:pPr>
+      <w:r>
+        <w:rPr>
+          <w:rFonts w:ascii="Times New Roman" w:hAnsi="Times New Roman" w:cs="Times New Roman"/>
+          <w:lang w:eastAsia="pt-PT"/>
+        </w:rPr>
+        <w:t>Ao final do trabalho, espera-se que o sistema desenvolvido contribua para a melhoria da gestão das operações de microfinanças, proporcionando maior organização, rapidez, segurança e eficiência nos processos realizados pela instituição.</w:t>
+      </w:r>
+    </w:p>
+    <w:p>
+      <w:pPr>
+        <w:spacing w:line="360" w:lineRule="auto"/>
+        <w:jc w:val="both"/>
+        <w:rPr>
+          <w:rFonts w:ascii="Times New Roman" w:hAnsi="Times New Roman" w:cs="Times New Roman"/>
+          <w:lang w:eastAsia="pt-PT"/>
+        </w:rPr>
+      </w:pPr>
+    </w:p>
+    <w:p>
+      <w:pPr>
+        <w:spacing w:line="360" w:lineRule="auto"/>
+        <w:jc w:val="both"/>
+        <w:rPr>
+          <w:rFonts w:ascii="Times New Roman" w:hAnsi="Times New Roman" w:cs="Times New Roman"/>
+          <w:lang w:eastAsia="pt-PT"/>
+        </w:rPr>
+      </w:pPr>
+    </w:p>
+    <w:p>
+      <w:pPr>
+        <w:spacing w:line="360" w:lineRule="auto"/>
+        <w:jc w:val="both"/>
+        <w:rPr>
+          <w:rFonts w:ascii="Times New Roman" w:hAnsi="Times New Roman" w:cs="Times New Roman"/>
+          <w:lang w:eastAsia="pt-PT"/>
+        </w:rPr>
+      </w:pPr>
+    </w:p>
+    <w:p>
+      <w:pPr>
+        <w:spacing w:line="360" w:lineRule="auto"/>
+        <w:jc w:val="both"/>
+        <w:rPr>
+          <w:rFonts w:ascii="Times New Roman" w:hAnsi="Times New Roman" w:cs="Times New Roman"/>
+          <w:lang w:eastAsia="pt-PT"/>
+        </w:rPr>
+      </w:pPr>
+    </w:p>
+    <w:p>
+      <w:pPr>
+        <w:pStyle w:val="Ttulo2"/>
+        <w:rPr>
           <w:b/>
           <w:bCs/>
         </w:rPr>
       </w:pPr>
       <w:r>
         <w:rPr>
-          <w:rFonts w:ascii="Times New Roman" w:hAnsi="Times New Roman" w:cs="Times New Roman"/>
           <w:b/>
           <w:bCs/>
         </w:rPr>
+        <w:lastRenderedPageBreak/>
         <w:t>Requisitos Funcionais</w:t>
       </w:r>
     </w:p>
@@ -4823,7 +4099,6 @@
           <w:rFonts w:ascii="Times New Roman" w:hAnsi="Times New Roman" w:cs="Times New Roman"/>
           <w:lang w:eastAsia="pt-PT"/>
         </w:rPr>
-        <w:lastRenderedPageBreak/>
         <w:t xml:space="preserve">Permitir a consulta do histórico de pagamentos dos clientes; </w:t>
       </w:r>
     </w:p>
@@ -4908,23 +4183,7 @@
           <w:rFonts w:ascii="Times New Roman" w:hAnsi="Times New Roman" w:cs="Times New Roman"/>
           <w:lang w:eastAsia="pt-PT"/>
         </w:rPr>
-        <w:t>Disponibilizar um painel (</w:t>
-      </w:r>
-      <w:proofErr w:type="spellStart"/>
-      <w:r>
-        <w:rPr>
-          <w:rFonts w:ascii="Times New Roman" w:hAnsi="Times New Roman" w:cs="Times New Roman"/>
-          <w:lang w:eastAsia="pt-PT"/>
-        </w:rPr>
-        <w:t>dashboard</w:t>
-      </w:r>
-      <w:proofErr w:type="spellEnd"/>
-      <w:r>
-        <w:rPr>
-          <w:rFonts w:ascii="Times New Roman" w:hAnsi="Times New Roman" w:cs="Times New Roman"/>
-          <w:lang w:eastAsia="pt-PT"/>
-        </w:rPr>
-        <w:t xml:space="preserve">) com informações resumidas; </w:t>
+        <w:t xml:space="preserve">Disponibilizar um painel (dashboard) com informações resumidas; </w:t>
       </w:r>
     </w:p>
     <w:p>
@@ -4971,10 +4230,8 @@
     </w:p>
     <w:p>
       <w:pPr>
-        <w:spacing w:line="360" w:lineRule="auto"/>
-        <w:jc w:val="both"/>
-        <w:rPr>
-          <w:rFonts w:ascii="Times New Roman" w:hAnsi="Times New Roman" w:cs="Times New Roman"/>
+        <w:pStyle w:val="Ttulo2"/>
+        <w:rPr>
           <w:b/>
           <w:bCs/>
           <w:lang w:eastAsia="pt-PT"/>
@@ -4982,7 +4239,6 @@
       </w:pPr>
       <w:r>
         <w:rPr>
-          <w:rFonts w:ascii="Times New Roman" w:hAnsi="Times New Roman" w:cs="Times New Roman"/>
           <w:b/>
           <w:bCs/>
           <w:lang w:eastAsia="pt-PT"/>
@@ -7060,10 +6316,11 @@
   <w:abstractNum w:abstractNumId="14" w15:restartNumberingAfterBreak="0">
     <w:nsid w:val="2D317CFE"/>
     <w:multiLevelType w:val="multilevel"/>
-    <w:tmpl w:val="688E95FC"/>
+    <w:tmpl w:val="CBA28AF8"/>
     <w:lvl w:ilvl="0">
       <w:start w:val="1"/>
       <w:numFmt w:val="decimal"/>
+      <w:pStyle w:val="Ttulo2"/>
       <w:lvlText w:val="%1."/>
       <w:lvlJc w:val="left"/>
       <w:pPr>
@@ -9306,7 +8563,6 @@
     <w:lvl w:ilvl="1">
       <w:start w:val="1"/>
       <w:numFmt w:val="decimal"/>
-      <w:pStyle w:val="Ttulo2"/>
       <w:isLgl/>
       <w:lvlText w:val="%1.%2"/>
       <w:lvlJc w:val="left"/>
@@ -10741,39 +9997,12 @@
   </w:num>
   <w:num w:numId="42" w16cid:durableId="1909029460">
     <w:abstractNumId w:val="14"/>
-    <w:lvlOverride w:ilvl="0"/>
-    <w:lvlOverride w:ilvl="1"/>
-    <w:lvlOverride w:ilvl="2"/>
-    <w:lvlOverride w:ilvl="3"/>
-    <w:lvlOverride w:ilvl="4"/>
-    <w:lvlOverride w:ilvl="5"/>
-    <w:lvlOverride w:ilvl="6"/>
-    <w:lvlOverride w:ilvl="7"/>
-    <w:lvlOverride w:ilvl="8"/>
   </w:num>
   <w:num w:numId="43" w16cid:durableId="243533279">
     <w:abstractNumId w:val="8"/>
-    <w:lvlOverride w:ilvl="0"/>
-    <w:lvlOverride w:ilvl="1"/>
-    <w:lvlOverride w:ilvl="2"/>
-    <w:lvlOverride w:ilvl="3"/>
-    <w:lvlOverride w:ilvl="4"/>
-    <w:lvlOverride w:ilvl="5"/>
-    <w:lvlOverride w:ilvl="6"/>
-    <w:lvlOverride w:ilvl="7"/>
-    <w:lvlOverride w:ilvl="8"/>
   </w:num>
   <w:num w:numId="44" w16cid:durableId="691885461">
     <w:abstractNumId w:val="34"/>
-    <w:lvlOverride w:ilvl="0"/>
-    <w:lvlOverride w:ilvl="1"/>
-    <w:lvlOverride w:ilvl="2"/>
-    <w:lvlOverride w:ilvl="3"/>
-    <w:lvlOverride w:ilvl="4"/>
-    <w:lvlOverride w:ilvl="5"/>
-    <w:lvlOverride w:ilvl="6"/>
-    <w:lvlOverride w:ilvl="7"/>
-    <w:lvlOverride w:ilvl="8"/>
   </w:num>
 </w:numbering>
 </file>
@@ -11183,7 +10412,7 @@
     <w:name w:val="heading 1"/>
     <w:basedOn w:val="Normal"/>
     <w:next w:val="Normal"/>
-    <w:link w:val="Ttulo1Carter"/>
+    <w:link w:val="Ttulo1Char"/>
     <w:uiPriority w:val="9"/>
     <w:qFormat/>
     <w:rsid w:val="009F7739"/>
@@ -11204,37 +10433,29 @@
   <w:style w:type="paragraph" w:styleId="Ttulo2">
     <w:name w:val="heading 2"/>
     <w:basedOn w:val="Normal"/>
-    <w:next w:val="Normal"/>
-    <w:link w:val="Ttulo2Carter"/>
+    <w:link w:val="Ttulo2Char"/>
     <w:uiPriority w:val="9"/>
     <w:unhideWhenUsed/>
     <w:qFormat/>
-    <w:rsid w:val="00CF6F34"/>
+    <w:rsid w:val="002B7D97"/>
     <w:pPr>
-      <w:keepNext/>
-      <w:keepLines/>
       <w:numPr>
-        <w:ilvl w:val="1"/>
-        <w:numId w:val="19"/>
+        <w:numId w:val="42"/>
       </w:numPr>
-      <w:spacing w:before="160" w:after="80"/>
+      <w:spacing w:line="360" w:lineRule="auto"/>
+      <w:jc w:val="both"/>
       <w:outlineLvl w:val="1"/>
     </w:pPr>
     <w:rPr>
-      <w:rFonts w:ascii="Times New Roman" w:eastAsiaTheme="majorEastAsia" w:hAnsi="Times New Roman" w:cs="Times New Roman"/>
-      <w:b/>
-      <w:bCs/>
-      <w:color w:val="2F5496" w:themeColor="accent1" w:themeShade="BF"/>
-      <w:lang w:eastAsia="pt-PT"/>
+      <w:rFonts w:ascii="Times New Roman" w:hAnsi="Times New Roman"/>
     </w:rPr>
   </w:style>
   <w:style w:type="paragraph" w:styleId="Ttulo3">
     <w:name w:val="heading 3"/>
     <w:basedOn w:val="Normal"/>
     <w:next w:val="Normal"/>
-    <w:link w:val="Ttulo3Carter"/>
+    <w:link w:val="Ttulo3Char"/>
     <w:uiPriority w:val="9"/>
-    <w:semiHidden/>
     <w:unhideWhenUsed/>
     <w:qFormat/>
     <w:rsid w:val="006537EE"/>
@@ -11255,7 +10476,7 @@
     <w:name w:val="heading 4"/>
     <w:basedOn w:val="Normal"/>
     <w:next w:val="Normal"/>
-    <w:link w:val="Ttulo4Carter"/>
+    <w:link w:val="Ttulo4Char"/>
     <w:uiPriority w:val="9"/>
     <w:semiHidden/>
     <w:unhideWhenUsed/>
@@ -11278,7 +10499,7 @@
     <w:name w:val="heading 5"/>
     <w:basedOn w:val="Normal"/>
     <w:next w:val="Normal"/>
-    <w:link w:val="Ttulo5Carter"/>
+    <w:link w:val="Ttulo5Char"/>
     <w:uiPriority w:val="9"/>
     <w:semiHidden/>
     <w:unhideWhenUsed/>
@@ -11299,7 +10520,7 @@
     <w:name w:val="heading 6"/>
     <w:basedOn w:val="Normal"/>
     <w:next w:val="Normal"/>
-    <w:link w:val="Ttulo6Carter"/>
+    <w:link w:val="Ttulo6Char"/>
     <w:uiPriority w:val="9"/>
     <w:semiHidden/>
     <w:unhideWhenUsed/>
@@ -11322,7 +10543,7 @@
     <w:name w:val="heading 7"/>
     <w:basedOn w:val="Normal"/>
     <w:next w:val="Normal"/>
-    <w:link w:val="Ttulo7Carter"/>
+    <w:link w:val="Ttulo7Char"/>
     <w:uiPriority w:val="9"/>
     <w:semiHidden/>
     <w:unhideWhenUsed/>
@@ -11343,7 +10564,7 @@
     <w:name w:val="heading 8"/>
     <w:basedOn w:val="Normal"/>
     <w:next w:val="Normal"/>
-    <w:link w:val="Ttulo8Carter"/>
+    <w:link w:val="Ttulo8Char"/>
     <w:uiPriority w:val="9"/>
     <w:semiHidden/>
     <w:unhideWhenUsed/>
@@ -11366,7 +10587,7 @@
     <w:name w:val="heading 9"/>
     <w:basedOn w:val="Normal"/>
     <w:next w:val="Normal"/>
-    <w:link w:val="Ttulo9Carter"/>
+    <w:link w:val="Ttulo9Char"/>
     <w:uiPriority w:val="9"/>
     <w:semiHidden/>
     <w:unhideWhenUsed/>
@@ -11383,7 +10604,7 @@
       <w:color w:val="272727" w:themeColor="text1" w:themeTint="D8"/>
     </w:rPr>
   </w:style>
-  <w:style w:type="character" w:default="1" w:styleId="Tipodeletrapredefinidodopargrafo">
+  <w:style w:type="character" w:default="1" w:styleId="Fontepargpadro">
     <w:name w:val="Default Paragraph Font"/>
     <w:uiPriority w:val="1"/>
     <w:unhideWhenUsed/>
@@ -11409,9 +10630,9 @@
     <w:semiHidden/>
     <w:unhideWhenUsed/>
   </w:style>
-  <w:style w:type="character" w:customStyle="1" w:styleId="Ttulo1Carter">
-    <w:name w:val="Título 1 Caráter"/>
-    <w:basedOn w:val="Tipodeletrapredefinidodopargrafo"/>
+  <w:style w:type="character" w:customStyle="1" w:styleId="Ttulo1Char">
+    <w:name w:val="Título 1 Char"/>
+    <w:basedOn w:val="Fontepargpadro"/>
     <w:link w:val="Ttulo1"/>
     <w:uiPriority w:val="9"/>
     <w:rsid w:val="009F7739"/>
@@ -11422,26 +10643,21 @@
       <w:color w:val="2F5496" w:themeColor="accent1" w:themeShade="BF"/>
     </w:rPr>
   </w:style>
-  <w:style w:type="character" w:customStyle="1" w:styleId="Ttulo2Carter">
-    <w:name w:val="Título 2 Caráter"/>
-    <w:basedOn w:val="Tipodeletrapredefinidodopargrafo"/>
+  <w:style w:type="character" w:customStyle="1" w:styleId="Ttulo2Char">
+    <w:name w:val="Título 2 Char"/>
+    <w:basedOn w:val="Fontepargpadro"/>
     <w:link w:val="Ttulo2"/>
     <w:uiPriority w:val="9"/>
-    <w:rsid w:val="00CF6F34"/>
+    <w:rsid w:val="002B7D97"/>
     <w:rPr>
-      <w:rFonts w:ascii="Times New Roman" w:eastAsiaTheme="majorEastAsia" w:hAnsi="Times New Roman" w:cs="Times New Roman"/>
-      <w:b/>
-      <w:bCs/>
-      <w:color w:val="2F5496" w:themeColor="accent1" w:themeShade="BF"/>
-      <w:lang w:eastAsia="pt-PT"/>
+      <w:rFonts w:ascii="Times New Roman" w:hAnsi="Times New Roman"/>
     </w:rPr>
   </w:style>
-  <w:style w:type="character" w:customStyle="1" w:styleId="Ttulo3Carter">
-    <w:name w:val="Título 3 Caráter"/>
-    <w:basedOn w:val="Tipodeletrapredefinidodopargrafo"/>
+  <w:style w:type="character" w:customStyle="1" w:styleId="Ttulo3Char">
+    <w:name w:val="Título 3 Char"/>
+    <w:basedOn w:val="Fontepargpadro"/>
     <w:link w:val="Ttulo3"/>
     <w:uiPriority w:val="9"/>
-    <w:semiHidden/>
     <w:rsid w:val="006537EE"/>
     <w:rPr>
       <w:rFonts w:eastAsiaTheme="majorEastAsia" w:cstheme="majorBidi"/>
@@ -11450,9 +10666,9 @@
       <w:szCs w:val="28"/>
     </w:rPr>
   </w:style>
-  <w:style w:type="character" w:customStyle="1" w:styleId="Ttulo4Carter">
-    <w:name w:val="Título 4 Caráter"/>
-    <w:basedOn w:val="Tipodeletrapredefinidodopargrafo"/>
+  <w:style w:type="character" w:customStyle="1" w:styleId="Ttulo4Char">
+    <w:name w:val="Título 4 Char"/>
+    <w:basedOn w:val="Fontepargpadro"/>
     <w:link w:val="Ttulo4"/>
     <w:uiPriority w:val="9"/>
     <w:semiHidden/>
@@ -11464,9 +10680,9 @@
       <w:color w:val="2F5496" w:themeColor="accent1" w:themeShade="BF"/>
     </w:rPr>
   </w:style>
-  <w:style w:type="character" w:customStyle="1" w:styleId="Ttulo5Carter">
-    <w:name w:val="Título 5 Caráter"/>
-    <w:basedOn w:val="Tipodeletrapredefinidodopargrafo"/>
+  <w:style w:type="character" w:customStyle="1" w:styleId="Ttulo5Char">
+    <w:name w:val="Título 5 Char"/>
+    <w:basedOn w:val="Fontepargpadro"/>
     <w:link w:val="Ttulo5"/>
     <w:uiPriority w:val="9"/>
     <w:semiHidden/>
@@ -11476,9 +10692,9 @@
       <w:color w:val="2F5496" w:themeColor="accent1" w:themeShade="BF"/>
     </w:rPr>
   </w:style>
-  <w:style w:type="character" w:customStyle="1" w:styleId="Ttulo6Carter">
-    <w:name w:val="Título 6 Caráter"/>
-    <w:basedOn w:val="Tipodeletrapredefinidodopargrafo"/>
+  <w:style w:type="character" w:customStyle="1" w:styleId="Ttulo6Char">
+    <w:name w:val="Título 6 Char"/>
+    <w:basedOn w:val="Fontepargpadro"/>
     <w:link w:val="Ttulo6"/>
     <w:uiPriority w:val="9"/>
     <w:semiHidden/>
@@ -11490,9 +10706,9 @@
       <w:color w:val="595959" w:themeColor="text1" w:themeTint="A6"/>
     </w:rPr>
   </w:style>
-  <w:style w:type="character" w:customStyle="1" w:styleId="Ttulo7Carter">
-    <w:name w:val="Título 7 Caráter"/>
-    <w:basedOn w:val="Tipodeletrapredefinidodopargrafo"/>
+  <w:style w:type="character" w:customStyle="1" w:styleId="Ttulo7Char">
+    <w:name w:val="Título 7 Char"/>
+    <w:basedOn w:val="Fontepargpadro"/>
     <w:link w:val="Ttulo7"/>
     <w:uiPriority w:val="9"/>
     <w:semiHidden/>
@@ -11502,9 +10718,9 @@
       <w:color w:val="595959" w:themeColor="text1" w:themeTint="A6"/>
     </w:rPr>
   </w:style>
-  <w:style w:type="character" w:customStyle="1" w:styleId="Ttulo8Carter">
-    <w:name w:val="Título 8 Caráter"/>
-    <w:basedOn w:val="Tipodeletrapredefinidodopargrafo"/>
+  <w:style w:type="character" w:customStyle="1" w:styleId="Ttulo8Char">
+    <w:name w:val="Título 8 Char"/>
+    <w:basedOn w:val="Fontepargpadro"/>
     <w:link w:val="Ttulo8"/>
     <w:uiPriority w:val="9"/>
     <w:semiHidden/>
@@ -11516,9 +10732,9 @@
       <w:color w:val="272727" w:themeColor="text1" w:themeTint="D8"/>
     </w:rPr>
   </w:style>
-  <w:style w:type="character" w:customStyle="1" w:styleId="Ttulo9Carter">
-    <w:name w:val="Título 9 Caráter"/>
-    <w:basedOn w:val="Tipodeletrapredefinidodopargrafo"/>
+  <w:style w:type="character" w:customStyle="1" w:styleId="Ttulo9Char">
+    <w:name w:val="Título 9 Char"/>
+    <w:basedOn w:val="Fontepargpadro"/>
     <w:link w:val="Ttulo9"/>
     <w:uiPriority w:val="9"/>
     <w:semiHidden/>
@@ -11532,7 +10748,7 @@
     <w:name w:val="Title"/>
     <w:basedOn w:val="Normal"/>
     <w:next w:val="Normal"/>
-    <w:link w:val="TtuloCarter"/>
+    <w:link w:val="TtuloChar"/>
     <w:uiPriority w:val="10"/>
     <w:qFormat/>
     <w:rsid w:val="006537EE"/>
@@ -11548,9 +10764,9 @@
       <w:szCs w:val="56"/>
     </w:rPr>
   </w:style>
-  <w:style w:type="character" w:customStyle="1" w:styleId="TtuloCarter">
-    <w:name w:val="Título Caráter"/>
-    <w:basedOn w:val="Tipodeletrapredefinidodopargrafo"/>
+  <w:style w:type="character" w:customStyle="1" w:styleId="TtuloChar">
+    <w:name w:val="Título Char"/>
+    <w:basedOn w:val="Fontepargpadro"/>
     <w:link w:val="Ttulo"/>
     <w:uiPriority w:val="10"/>
     <w:rsid w:val="006537EE"/>
@@ -11566,7 +10782,7 @@
     <w:name w:val="Subtitle"/>
     <w:basedOn w:val="Normal"/>
     <w:next w:val="Normal"/>
-    <w:link w:val="SubttuloCarter"/>
+    <w:link w:val="SubttuloChar"/>
     <w:uiPriority w:val="11"/>
     <w:qFormat/>
     <w:rsid w:val="003602B4"/>
@@ -11579,9 +10795,9 @@
       <w:lang w:eastAsia="pt-PT"/>
     </w:rPr>
   </w:style>
-  <w:style w:type="character" w:customStyle="1" w:styleId="SubttuloCarter">
-    <w:name w:val="Subtítulo Caráter"/>
-    <w:basedOn w:val="Tipodeletrapredefinidodopargrafo"/>
+  <w:style w:type="character" w:customStyle="1" w:styleId="SubttuloChar">
+    <w:name w:val="Subtítulo Char"/>
+    <w:basedOn w:val="Fontepargpadro"/>
     <w:link w:val="Subttulo"/>
     <w:uiPriority w:val="11"/>
     <w:rsid w:val="003602B4"/>
@@ -11593,7 +10809,7 @@
     <w:name w:val="Quote"/>
     <w:basedOn w:val="Normal"/>
     <w:next w:val="Normal"/>
-    <w:link w:val="CitaoCarter"/>
+    <w:link w:val="CitaoChar"/>
     <w:uiPriority w:val="29"/>
     <w:qFormat/>
     <w:rsid w:val="006537EE"/>
@@ -11607,9 +10823,9 @@
       <w:color w:val="404040" w:themeColor="text1" w:themeTint="BF"/>
     </w:rPr>
   </w:style>
-  <w:style w:type="character" w:customStyle="1" w:styleId="CitaoCarter">
-    <w:name w:val="Citação Caráter"/>
-    <w:basedOn w:val="Tipodeletrapredefinidodopargrafo"/>
+  <w:style w:type="character" w:customStyle="1" w:styleId="CitaoChar">
+    <w:name w:val="Citação Char"/>
+    <w:basedOn w:val="Fontepargpadro"/>
     <w:link w:val="Citao"/>
     <w:uiPriority w:val="29"/>
     <w:rsid w:val="006537EE"/>
@@ -11632,7 +10848,7 @@
   </w:style>
   <w:style w:type="character" w:styleId="nfaseIntensa">
     <w:name w:val="Intense Emphasis"/>
-    <w:basedOn w:val="Tipodeletrapredefinidodopargrafo"/>
+    <w:basedOn w:val="Fontepargpadro"/>
     <w:uiPriority w:val="21"/>
     <w:qFormat/>
     <w:rsid w:val="006537EE"/>
@@ -11646,7 +10862,7 @@
     <w:name w:val="Intense Quote"/>
     <w:basedOn w:val="Normal"/>
     <w:next w:val="Normal"/>
-    <w:link w:val="CitaoIntensaCarter"/>
+    <w:link w:val="CitaoIntensaChar"/>
     <w:uiPriority w:val="30"/>
     <w:qFormat/>
     <w:rsid w:val="006537EE"/>
@@ -11665,9 +10881,9 @@
       <w:color w:val="2F5496" w:themeColor="accent1" w:themeShade="BF"/>
     </w:rPr>
   </w:style>
-  <w:style w:type="character" w:customStyle="1" w:styleId="CitaoIntensaCarter">
-    <w:name w:val="Citação Intensa Caráter"/>
-    <w:basedOn w:val="Tipodeletrapredefinidodopargrafo"/>
+  <w:style w:type="character" w:customStyle="1" w:styleId="CitaoIntensaChar">
+    <w:name w:val="Citação Intensa Char"/>
+    <w:basedOn w:val="Fontepargpadro"/>
     <w:link w:val="CitaoIntensa"/>
     <w:uiPriority w:val="30"/>
     <w:rsid w:val="006537EE"/>
@@ -11679,7 +10895,7 @@
   </w:style>
   <w:style w:type="character" w:styleId="RefernciaIntensa">
     <w:name w:val="Intense Reference"/>
-    <w:basedOn w:val="Tipodeletrapredefinidodopargrafo"/>
+    <w:basedOn w:val="Fontepargpadro"/>
     <w:uiPriority w:val="32"/>
     <w:qFormat/>
     <w:rsid w:val="006537EE"/>
@@ -11691,9 +10907,9 @@
       <w:spacing w:val="5"/>
     </w:rPr>
   </w:style>
-  <w:style w:type="character" w:styleId="Hiperligao">
+  <w:style w:type="character" w:styleId="Hyperlink">
     <w:name w:val="Hyperlink"/>
-    <w:basedOn w:val="Tipodeletrapredefinidodopargrafo"/>
+    <w:basedOn w:val="Fontepargpadro"/>
     <w:uiPriority w:val="99"/>
     <w:unhideWhenUsed/>
     <w:rsid w:val="006B3751"/>
@@ -11704,7 +10920,7 @@
   </w:style>
   <w:style w:type="character" w:customStyle="1" w:styleId="MenoNoResolvida1">
     <w:name w:val="Menção Não Resolvida1"/>
-    <w:basedOn w:val="Tipodeletrapredefinidodopargrafo"/>
+    <w:basedOn w:val="Fontepargpadro"/>
     <w:uiPriority w:val="99"/>
     <w:semiHidden/>
     <w:unhideWhenUsed/>
@@ -11733,12 +10949,12 @@
   </w:style>
   <w:style w:type="character" w:customStyle="1" w:styleId="whitespace-normal">
     <w:name w:val="whitespace-normal"/>
-    <w:basedOn w:val="Tipodeletrapredefinidodopargrafo"/>
+    <w:basedOn w:val="Fontepargpadro"/>
     <w:rsid w:val="007A4762"/>
   </w:style>
   <w:style w:type="character" w:styleId="Forte">
     <w:name w:val="Strong"/>
-    <w:basedOn w:val="Tipodeletrapredefinidodopargrafo"/>
+    <w:basedOn w:val="Fontepargpadro"/>
     <w:uiPriority w:val="22"/>
     <w:qFormat/>
     <w:rsid w:val="007A4762"/>

--- a/TRAVALHO IV ANO (1).docx
+++ b/TRAVALHO IV ANO (1).docx
@@ -225,7 +225,21 @@
         <w:rPr>
           <w:rFonts w:ascii="Times New Roman" w:hAnsi="Times New Roman" w:cs="Times New Roman"/>
         </w:rPr>
-        <w:t xml:space="preserve"> Barnabé Mideiro  Passageiro Pongolola</w:t>
+        <w:t xml:space="preserve"> Barnabé </w:t>
+      </w:r>
+      <w:proofErr w:type="gramStart"/>
+      <w:r>
+        <w:rPr>
+          <w:rFonts w:ascii="Times New Roman" w:hAnsi="Times New Roman" w:cs="Times New Roman"/>
+        </w:rPr>
+        <w:t>Mideiro  Passageiro</w:t>
+      </w:r>
+      <w:proofErr w:type="gramEnd"/>
+      <w:r>
+        <w:rPr>
+          <w:rFonts w:ascii="Times New Roman" w:hAnsi="Times New Roman" w:cs="Times New Roman"/>
+        </w:rPr>
+        <w:t xml:space="preserve"> Pongolola</w:t>
       </w:r>
     </w:p>
     <w:p>
@@ -561,7 +575,21 @@
         <w:rPr>
           <w:rFonts w:ascii="Times New Roman" w:hAnsi="Times New Roman" w:cs="Times New Roman"/>
         </w:rPr>
-        <w:t xml:space="preserve"> Barnabé Mideiro  Passageiro Pongolola</w:t>
+        <w:t xml:space="preserve"> Barnabé </w:t>
+      </w:r>
+      <w:proofErr w:type="gramStart"/>
+      <w:r>
+        <w:rPr>
+          <w:rFonts w:ascii="Times New Roman" w:hAnsi="Times New Roman" w:cs="Times New Roman"/>
+        </w:rPr>
+        <w:t>Mideiro  Passageiro</w:t>
+      </w:r>
+      <w:proofErr w:type="gramEnd"/>
+      <w:r>
+        <w:rPr>
+          <w:rFonts w:ascii="Times New Roman" w:hAnsi="Times New Roman" w:cs="Times New Roman"/>
+        </w:rPr>
+        <w:t xml:space="preserve"> Pongolola</w:t>
       </w:r>
     </w:p>
     <w:p>
@@ -625,7 +653,23 @@
           <w:rFonts w:ascii="Times New Roman" w:hAnsi="Times New Roman" w:cs="Times New Roman"/>
           <w:bCs/>
         </w:rPr>
-        <w:t>Lusíada de Benguela no ambito do 1º Ciclo de Estudos em Informática,conducente ao grau de licenciado sob a orientação dos professores Álvaro Ferraz Tando e Aníbal Sahari Falão</w:t>
+        <w:t xml:space="preserve">Lusíada de Benguela no ambito do 1º Ciclo de Estudos em </w:t>
+      </w:r>
+      <w:proofErr w:type="gramStart"/>
+      <w:r>
+        <w:rPr>
+          <w:rFonts w:ascii="Times New Roman" w:hAnsi="Times New Roman" w:cs="Times New Roman"/>
+          <w:bCs/>
+        </w:rPr>
+        <w:t>Informática,conducente</w:t>
+      </w:r>
+      <w:proofErr w:type="gramEnd"/>
+      <w:r>
+        <w:rPr>
+          <w:rFonts w:ascii="Times New Roman" w:hAnsi="Times New Roman" w:cs="Times New Roman"/>
+          <w:bCs/>
+        </w:rPr>
+        <w:t xml:space="preserve"> ao grau de licenciado sob a orientação dos professores Álvaro Ferraz Tando e Aníbal Sahari Falão</w:t>
       </w:r>
     </w:p>
     <w:p>
@@ -692,19 +736,29 @@
         <w:pStyle w:val="NormalWeb"/>
         <w:spacing w:line="360" w:lineRule="auto"/>
         <w:jc w:val="both"/>
-      </w:pPr>
-      <w:r>
-        <w:t xml:space="preserve">O presente trabalho tem como objetivo desenvolver um sistema web para gestão de operações de microfinanças na </w:t>
-      </w:r>
-      <w:r>
-        <w:rPr>
-          <w:rStyle w:val="whitespace-normal"/>
-          <w:rFonts w:eastAsiaTheme="majorEastAsia"/>
+        <w:rPr>
+          <w:lang w:val="pt-PT"/>
+        </w:rPr>
+      </w:pPr>
+      <w:r>
+        <w:rPr>
+          <w:lang w:val="pt-PT"/>
+        </w:rPr>
+        <w:t xml:space="preserve">O presente Trabalho de Conclusão de Curso tem como objetivo o desenvolvimento de um sistema web para a gestão de operações de microcrédito na </w:t>
+      </w:r>
+      <w:proofErr w:type="spellStart"/>
+      <w:r>
+        <w:rPr>
+          <w:lang w:val="pt-PT"/>
         </w:rPr>
         <w:t>KixiCrédito</w:t>
       </w:r>
-      <w:r>
-        <w:t>, visando melhorar a organização, segurança e eficiência dos processos financeiros. O sistema atual apresenta limitações relacionadas à usabilidade, acesso às informações e gestão de comprovativos digitais, dificultando o trabalho dos funcionários e a tomada de decisões.</w:t>
+      <w:proofErr w:type="spellEnd"/>
+      <w:r>
+        <w:rPr>
+          <w:lang w:val="pt-PT"/>
+        </w:rPr>
+        <w:t>, com a finalidade de melhorar a organização, o controlo e a eficiência dos processos relacionados à concessão e acompanhamento de empréstimos. A gestão manual ou parcialmente informatizada das operações financeiras pode ocasionar dificuldades no armazenamento de informações, atraso no acesso aos dados e limitações na produção de relatórios para apoio à tomada de decisões.</w:t>
       </w:r>
     </w:p>
     <w:p>
@@ -712,9 +766,29 @@
         <w:pStyle w:val="NormalWeb"/>
         <w:spacing w:line="360" w:lineRule="auto"/>
         <w:jc w:val="both"/>
-      </w:pPr>
-      <w:r>
-        <w:t>Para solucionar esses problemas, será desenvolvido um sistema web com funcionalidades de cadastro de clientes, controle de pagamentos, registro de desembolsos e reembolsos, anexação de comprovativos e análise de risco. O desenvolvimento utilizará tecnologias como HTML, CSS, JavaScript, PHP e MySQL.</w:t>
+        <w:rPr>
+          <w:lang w:val="pt-PT"/>
+        </w:rPr>
+      </w:pPr>
+      <w:r>
+        <w:rPr>
+          <w:lang w:val="pt-PT"/>
+        </w:rPr>
+        <w:t>Para responder a essas necessidades, foi desenvolvido um sistema web capaz de realizar o cadastro e gestão de clientes, registo de empréstimos, controlo de desembolsos, gestão de reembolsos, acompanhamento do estado dos créditos e emissão de relatórios estatísticos. O sistema disponibiliza ainda um painel de controlo (</w:t>
+      </w:r>
+      <w:proofErr w:type="spellStart"/>
+      <w:r>
+        <w:rPr>
+          <w:lang w:val="pt-PT"/>
+        </w:rPr>
+        <w:t>dashboard</w:t>
+      </w:r>
+      <w:proofErr w:type="spellEnd"/>
+      <w:r>
+        <w:rPr>
+          <w:lang w:val="pt-PT"/>
+        </w:rPr>
+        <w:t>) que apresenta indicadores relevantes sobre as operações financeiras, facilitando a monitorização das atividades da instituição.</w:t>
       </w:r>
     </w:p>
     <w:p>
@@ -722,9 +796,43 @@
         <w:pStyle w:val="NormalWeb"/>
         <w:spacing w:line="360" w:lineRule="auto"/>
         <w:jc w:val="both"/>
-      </w:pPr>
-      <w:r>
-        <w:t>Espera-se que o sistema contribua para a modernização da instituição, proporcionando maior rapidez, segurança e eficiência na gestão das operações de microfinanças.</w:t>
+        <w:rPr>
+          <w:lang w:val="pt-PT"/>
+        </w:rPr>
+      </w:pPr>
+      <w:r>
+        <w:rPr>
+          <w:lang w:val="pt-PT"/>
+        </w:rPr>
+        <w:t xml:space="preserve">No desenvolvimento da solução foram utilizadas tecnologias web como HTML, CSS, JavaScript, PHP e </w:t>
+      </w:r>
+      <w:proofErr w:type="spellStart"/>
+      <w:r>
+        <w:rPr>
+          <w:lang w:val="pt-PT"/>
+        </w:rPr>
+        <w:t>MySQL</w:t>
+      </w:r>
+      <w:proofErr w:type="spellEnd"/>
+      <w:r>
+        <w:rPr>
+          <w:lang w:val="pt-PT"/>
+        </w:rPr>
+        <w:t xml:space="preserve">, permitindo a criação de uma aplicação segura, dinâmica e de fácil utilização. Espera-se que a implementação do sistema contribua para a modernização dos processos da </w:t>
+      </w:r>
+      <w:proofErr w:type="spellStart"/>
+      <w:r>
+        <w:rPr>
+          <w:lang w:val="pt-PT"/>
+        </w:rPr>
+        <w:t>KixiCrédito</w:t>
+      </w:r>
+      <w:proofErr w:type="spellEnd"/>
+      <w:r>
+        <w:rPr>
+          <w:lang w:val="pt-PT"/>
+        </w:rPr>
+        <w:t>, aumentando a produtividade dos colaboradores, melhorando a gestão da informação e proporcionando maior rapidez, segurança e fiabilidade no controlo das operações de microcrédito.</w:t>
       </w:r>
     </w:p>
     <w:p>
@@ -732,16 +840,61 @@
         <w:pStyle w:val="NormalWeb"/>
         <w:spacing w:line="360" w:lineRule="auto"/>
         <w:jc w:val="both"/>
-      </w:pPr>
-      <w:r>
-        <w:rPr>
-          <w:rStyle w:val="Forte"/>
-          <w:rFonts w:eastAsiaTheme="majorEastAsia"/>
+        <w:rPr>
+          <w:lang w:val="pt-PT"/>
+        </w:rPr>
+      </w:pPr>
+      <w:r>
+        <w:rPr>
+          <w:b/>
+          <w:bCs/>
+          <w:lang w:val="pt-PT"/>
         </w:rPr>
         <w:t>Palavras-chave:</w:t>
       </w:r>
       <w:r>
-        <w:t xml:space="preserve"> Sistemas Web, Microfinanças, Gestão Financeira, Microcrédito.</w:t>
+        <w:rPr>
+          <w:lang w:val="pt-PT"/>
+        </w:rPr>
+        <w:t xml:space="preserve"> Microcrédito, Sistema Web, Gestão Financeira, PHP, </w:t>
+      </w:r>
+      <w:proofErr w:type="spellStart"/>
+      <w:r>
+        <w:rPr>
+          <w:lang w:val="pt-PT"/>
+        </w:rPr>
+        <w:t>MySQL</w:t>
+      </w:r>
+      <w:proofErr w:type="spellEnd"/>
+      <w:r>
+        <w:rPr>
+          <w:lang w:val="pt-PT"/>
+        </w:rPr>
+        <w:t xml:space="preserve">, </w:t>
+      </w:r>
+      <w:proofErr w:type="spellStart"/>
+      <w:r>
+        <w:rPr>
+          <w:lang w:val="pt-PT"/>
+        </w:rPr>
+        <w:t>KixiCrédito</w:t>
+      </w:r>
+      <w:proofErr w:type="spellEnd"/>
+      <w:r>
+        <w:rPr>
+          <w:lang w:val="pt-PT"/>
+        </w:rPr>
+        <w:t>.</w:t>
+      </w:r>
+    </w:p>
+    <w:p>
+      <w:pPr>
+        <w:pStyle w:val="NormalWeb"/>
+        <w:spacing w:line="360" w:lineRule="auto"/>
+        <w:jc w:val="both"/>
+      </w:pPr>
+      <w:r>
+        <w:t>.</w:t>
       </w:r>
     </w:p>
     <w:p>
@@ -787,6 +940,120 @@
         <w:spacing w:line="360" w:lineRule="auto"/>
         <w:jc w:val="both"/>
         <w:rPr>
+          <w:lang w:val="en-US"/>
+        </w:rPr>
+      </w:pPr>
+      <w:r>
+        <w:rPr>
+          <w:lang w:val="en-US"/>
+        </w:rPr>
+        <w:t xml:space="preserve">This Final Course Project aims to develop a web-based system for managing microcredit operations at </w:t>
+      </w:r>
+      <w:proofErr w:type="spellStart"/>
+      <w:r>
+        <w:rPr>
+          <w:lang w:val="en-US"/>
+        </w:rPr>
+        <w:t>KixiCrédito</w:t>
+      </w:r>
+      <w:proofErr w:type="spellEnd"/>
+      <w:r>
+        <w:rPr>
+          <w:lang w:val="en-US"/>
+        </w:rPr>
+        <w:t>, with the purpose of improving the organization, control, and efficiency of processes related to loan granting and monitoring. Manual or partially computerized management of financial operations often leads to difficulties in data storage, delays in accessing information, and limitations in generating reports to support decision-making.</w:t>
+      </w:r>
+    </w:p>
+    <w:p>
+      <w:pPr>
+        <w:pStyle w:val="NormalWeb"/>
+        <w:spacing w:line="360" w:lineRule="auto"/>
+        <w:jc w:val="both"/>
+        <w:rPr>
+          <w:lang w:val="en-US"/>
+        </w:rPr>
+      </w:pPr>
+      <w:r>
+        <w:rPr>
+          <w:lang w:val="en-US"/>
+        </w:rPr>
+        <w:t>To address these challenges, a web application was developed to support customer registration and management, loan processing, disbursement control, reimbursement management, credit status monitoring, and the generation of statistical reports. The system also includes a dashboard that provides key performance indicators and financial information, enabling more effective monitoring of institutional activities.</w:t>
+      </w:r>
+    </w:p>
+    <w:p>
+      <w:pPr>
+        <w:pStyle w:val="NormalWeb"/>
+        <w:spacing w:line="360" w:lineRule="auto"/>
+        <w:jc w:val="both"/>
+        <w:rPr>
+          <w:lang w:val="en-US"/>
+        </w:rPr>
+      </w:pPr>
+      <w:r>
+        <w:rPr>
+          <w:lang w:val="en-US"/>
+        </w:rPr>
+        <w:t xml:space="preserve">The solution was developed using web technologies such as HTML, CSS, JavaScript, PHP, and MySQL, resulting in a secure, dynamic, and user-friendly application. The implementation of the system is expected to contribute to the modernization of </w:t>
+      </w:r>
+      <w:proofErr w:type="spellStart"/>
+      <w:r>
+        <w:rPr>
+          <w:lang w:val="en-US"/>
+        </w:rPr>
+        <w:t>KixiCrédito’s</w:t>
+      </w:r>
+      <w:proofErr w:type="spellEnd"/>
+      <w:r>
+        <w:rPr>
+          <w:lang w:val="en-US"/>
+        </w:rPr>
+        <w:t xml:space="preserve"> operational processes, increasing staff productivity, improving information management, and providing greater speed, reliability, and security in the administration of microcredit operations.</w:t>
+      </w:r>
+    </w:p>
+    <w:p>
+      <w:pPr>
+        <w:pStyle w:val="NormalWeb"/>
+        <w:spacing w:line="360" w:lineRule="auto"/>
+        <w:jc w:val="both"/>
+        <w:rPr>
+          <w:lang w:val="en-US"/>
+        </w:rPr>
+      </w:pPr>
+      <w:r>
+        <w:rPr>
+          <w:b/>
+          <w:bCs/>
+          <w:lang w:val="en-US"/>
+        </w:rPr>
+        <w:t>Keywords:</w:t>
+      </w:r>
+      <w:r>
+        <w:rPr>
+          <w:lang w:val="en-US"/>
+        </w:rPr>
+        <w:t xml:space="preserve"> Microcredit, Web System, Financial Management, PHP, MySQL, </w:t>
+      </w:r>
+      <w:proofErr w:type="spellStart"/>
+      <w:r>
+        <w:rPr>
+          <w:lang w:val="en-US"/>
+        </w:rPr>
+        <w:t>KixiCrédito</w:t>
+      </w:r>
+      <w:proofErr w:type="spellEnd"/>
+      <w:r>
+        <w:rPr>
+          <w:lang w:val="en-US"/>
+        </w:rPr>
+        <w:t>.</w:t>
+      </w:r>
+    </w:p>
+    <w:p>
+      <w:pPr>
+        <w:pStyle w:val="NormalWeb"/>
+        <w:spacing w:line="360" w:lineRule="auto"/>
+        <w:jc w:val="both"/>
+        <w:rPr>
           <w:lang w:val="en-ZA"/>
         </w:rPr>
       </w:pPr>
@@ -794,103 +1061,37 @@
         <w:rPr>
           <w:lang w:val="en-ZA"/>
         </w:rPr>
-        <w:t xml:space="preserve">This work aims to develop a web system for managing microfinance operations at </w:t>
-      </w:r>
-      <w:proofErr w:type="spellStart"/>
-      <w:r>
-        <w:rPr>
-          <w:rStyle w:val="whitespace-normal"/>
-          <w:rFonts w:eastAsiaTheme="majorEastAsia"/>
+        <w:t>.</w:t>
+      </w:r>
+    </w:p>
+    <w:p>
+      <w:pPr>
+        <w:pStyle w:val="Ttulo1"/>
+        <w:rPr>
           <w:lang w:val="en-ZA"/>
         </w:rPr>
-        <w:t>KixiCrédito</w:t>
-      </w:r>
-      <w:proofErr w:type="spellEnd"/>
-      <w:r>
+      </w:pPr>
+    </w:p>
+    <w:p>
+      <w:pPr>
+        <w:pStyle w:val="Ttulo1"/>
         <w:rPr>
           <w:lang w:val="en-ZA"/>
         </w:rPr>
-        <w:t>, with the purpose of improving the organization, security, and efficiency of financial processes. The current system presents limitations related to usability, access to information, and management of digital documents, affecting employees’ productivity and decision-making.</w:t>
-      </w:r>
-    </w:p>
-    <w:p>
-      <w:pPr>
-        <w:pStyle w:val="NormalWeb"/>
-        <w:spacing w:line="360" w:lineRule="auto"/>
-        <w:jc w:val="both"/>
+      </w:pPr>
+    </w:p>
+    <w:p>
+      <w:pPr>
+        <w:pStyle w:val="Ttulo1"/>
         <w:rPr>
           <w:lang w:val="en-ZA"/>
         </w:rPr>
       </w:pPr>
-      <w:r>
-        <w:rPr>
-          <w:lang w:val="en-ZA"/>
-        </w:rPr>
-        <w:t>To solve these problems, a modern web-based system will be developed with features such as client registration, payment control, loan disbursement and reimbursement management, digital document upload, and risk analysis. The system will be developed using technologies such as HTML, CSS, JavaScript, PHP, and MySQL.</w:t>
-      </w:r>
-    </w:p>
-    <w:p>
-      <w:pPr>
-        <w:pStyle w:val="NormalWeb"/>
-        <w:spacing w:line="360" w:lineRule="auto"/>
-        <w:jc w:val="both"/>
-        <w:rPr>
-          <w:lang w:val="en-ZA"/>
-        </w:rPr>
-      </w:pPr>
-      <w:r>
-        <w:rPr>
-          <w:lang w:val="en-ZA"/>
-        </w:rPr>
-        <w:t>It is expected that the proposed system will contribute to the modernization of the institution by providing greater speed, security, and efficiency in managing microfinance operations.</w:t>
-      </w:r>
-    </w:p>
-    <w:p>
-      <w:pPr>
-        <w:pStyle w:val="NormalWeb"/>
-        <w:spacing w:line="360" w:lineRule="auto"/>
-        <w:jc w:val="both"/>
-        <w:rPr>
-          <w:lang w:val="en-ZA"/>
-        </w:rPr>
-      </w:pPr>
-      <w:r>
-        <w:rPr>
-          <w:rStyle w:val="Forte"/>
-          <w:rFonts w:eastAsiaTheme="majorEastAsia"/>
-          <w:lang w:val="en-ZA"/>
-        </w:rPr>
-        <w:t>Keywords:</w:t>
-      </w:r>
-      <w:r>
-        <w:rPr>
-          <w:lang w:val="en-ZA"/>
-        </w:rPr>
-        <w:t xml:space="preserve"> Web Systems, Microfinance, Financial Management, Microcredit.</w:t>
-      </w:r>
-    </w:p>
-    <w:p>
-      <w:pPr>
-        <w:rPr>
-          <w:lang w:val="en-ZA"/>
-        </w:rPr>
-      </w:pPr>
-    </w:p>
-    <w:p>
-      <w:pPr>
-        <w:rPr>
-          <w:lang w:val="en-ZA"/>
-        </w:rPr>
-      </w:pPr>
-    </w:p>
-    <w:p>
-      <w:pPr>
-        <w:rPr>
-          <w:lang w:val="en-ZA"/>
-        </w:rPr>
-      </w:pPr>
-    </w:p>
-    <w:p>
+    </w:p>
+    <w:p>
+      <w:pPr>
+        <w:pStyle w:val="Ttulo1"/>
+      </w:pPr>
       <w:r>
         <w:br w:type="page"/>
       </w:r>
@@ -931,6 +1132,7 @@
     </w:p>
     <w:p>
       <w:pPr>
+        <w:pStyle w:val="Ttulo1"/>
         <w:rPr>
           <w:lang w:val="pt-BR"/>
         </w:rPr>
@@ -1002,16 +1204,6 @@
     </w:p>
     <w:p>
       <w:pPr>
-        <w:pStyle w:val="NormalWeb"/>
-        <w:spacing w:line="360" w:lineRule="auto"/>
-        <w:jc w:val="both"/>
-      </w:pPr>
-      <w:r>
-        <w:t>Por fim, dedico este trabalho a todas as pessoas que contribuíram direta ou indiretamente para a realização deste sonho e para o meu crescimento pessoal e profissional</w:t>
-      </w:r>
-    </w:p>
-    <w:p>
-      <w:pPr>
         <w:spacing w:line="360" w:lineRule="auto"/>
         <w:rPr>
           <w:rFonts w:ascii="Times New Roman" w:hAnsi="Times New Roman" w:cs="Times New Roman"/>
@@ -1021,6 +1213,7 @@
     </w:p>
     <w:p>
       <w:pPr>
+        <w:pStyle w:val="Ttulo1"/>
         <w:rPr>
           <w:lang w:val="pt-BR"/>
         </w:rPr>
@@ -1047,13 +1240,22 @@
     </w:p>
     <w:p>
       <w:pPr>
+        <w:pStyle w:val="Ttulo1"/>
         <w:rPr>
           <w:lang w:val="pt-BR"/>
         </w:rPr>
       </w:pPr>
-    </w:p>
-    <w:p>
-      <w:pPr>
+      <w:r>
+        <w:rPr>
+          <w:lang w:val="pt-BR"/>
+        </w:rPr>
+        <w:lastRenderedPageBreak/>
+        <w:t>LISTA DE SIGLAS E ABREVIATURAS</w:t>
+      </w:r>
+    </w:p>
+    <w:p>
+      <w:pPr>
+        <w:pStyle w:val="Ttulo1"/>
         <w:rPr>
           <w:lang w:val="pt-BR"/>
         </w:rPr>
@@ -1095,6 +1297,7 @@
     </w:p>
     <w:p>
       <w:pPr>
+        <w:pStyle w:val="Ttulo1"/>
         <w:rPr>
           <w:lang w:val="pt-BR"/>
         </w:rPr>
@@ -1131,209 +1334,30 @@
           <w:lang w:val="pt-BR"/>
         </w:rPr>
         <w:lastRenderedPageBreak/>
-        <w:t xml:space="preserve">INDÍCE DE </w:t>
-      </w:r>
-      <w:r>
+        <w:t>INDÍCE DE FIGURAS</w:t>
+      </w:r>
+    </w:p>
+    <w:p>
+      <w:pPr>
         <w:rPr>
           <w:lang w:val="pt-BR"/>
         </w:rPr>
-        <w:t>ILUSTRAÇÃO</w:t>
-      </w:r>
-    </w:p>
-    <w:p>
-      <w:pPr>
+      </w:pPr>
+      <w:r>
         <w:rPr>
           <w:lang w:val="pt-BR"/>
         </w:rPr>
-      </w:pPr>
-    </w:p>
-    <w:p>
-      <w:pPr>
-        <w:rPr>
-          <w:lang w:val="pt-BR"/>
-        </w:rPr>
-      </w:pPr>
-    </w:p>
-    <w:p>
-      <w:pPr>
-        <w:rPr>
-          <w:lang w:val="pt-BR"/>
-        </w:rPr>
-      </w:pPr>
-    </w:p>
-    <w:p>
-      <w:pPr>
-        <w:rPr>
-          <w:lang w:val="pt-BR"/>
-        </w:rPr>
-      </w:pPr>
-    </w:p>
-    <w:p>
-      <w:pPr>
-        <w:rPr>
-          <w:lang w:val="pt-BR"/>
-        </w:rPr>
-      </w:pPr>
-    </w:p>
-    <w:p>
-      <w:pPr>
-        <w:rPr>
-          <w:lang w:val="pt-BR"/>
-        </w:rPr>
-      </w:pPr>
-    </w:p>
-    <w:p>
-      <w:pPr>
-        <w:rPr>
-          <w:lang w:val="pt-BR"/>
-        </w:rPr>
-      </w:pPr>
-    </w:p>
-    <w:p>
-      <w:pPr>
-        <w:rPr>
-          <w:lang w:val="pt-BR"/>
-        </w:rPr>
-      </w:pPr>
-    </w:p>
-    <w:p>
-      <w:pPr>
-        <w:rPr>
-          <w:lang w:val="pt-BR"/>
-        </w:rPr>
-      </w:pPr>
-    </w:p>
-    <w:p>
-      <w:pPr>
-        <w:rPr>
-          <w:lang w:val="pt-BR"/>
-        </w:rPr>
-      </w:pPr>
-    </w:p>
-    <w:p>
-      <w:pPr>
-        <w:rPr>
-          <w:lang w:val="pt-BR"/>
-        </w:rPr>
-      </w:pPr>
-    </w:p>
-    <w:p>
-      <w:pPr>
-        <w:rPr>
-          <w:lang w:val="pt-BR"/>
-        </w:rPr>
-      </w:pPr>
-    </w:p>
-    <w:p>
-      <w:pPr>
-        <w:rPr>
-          <w:lang w:val="pt-BR"/>
-        </w:rPr>
-      </w:pPr>
-    </w:p>
-    <w:p>
-      <w:pPr>
-        <w:rPr>
-          <w:lang w:val="pt-BR"/>
-        </w:rPr>
-      </w:pPr>
-    </w:p>
-    <w:p>
-      <w:pPr>
-        <w:rPr>
-          <w:lang w:val="pt-BR"/>
-        </w:rPr>
-      </w:pPr>
-    </w:p>
-    <w:p>
-      <w:pPr>
-        <w:rPr>
-          <w:lang w:val="pt-BR"/>
-        </w:rPr>
-      </w:pPr>
-    </w:p>
-    <w:p>
-      <w:pPr>
-        <w:rPr>
-          <w:lang w:val="pt-BR"/>
-        </w:rPr>
-      </w:pPr>
-    </w:p>
-    <w:p>
-      <w:pPr>
-        <w:rPr>
-          <w:lang w:val="pt-BR"/>
-        </w:rPr>
-      </w:pPr>
-    </w:p>
-    <w:p>
-      <w:pPr>
-        <w:rPr>
-          <w:lang w:val="pt-BR"/>
-        </w:rPr>
-      </w:pPr>
-    </w:p>
-    <w:p>
-      <w:pPr>
-        <w:rPr>
-          <w:lang w:val="pt-BR"/>
-        </w:rPr>
-      </w:pPr>
-    </w:p>
-    <w:p>
-      <w:pPr>
-        <w:rPr>
-          <w:lang w:val="pt-BR"/>
-        </w:rPr>
-      </w:pPr>
-    </w:p>
-    <w:p>
-      <w:pPr>
-        <w:rPr>
-          <w:lang w:val="pt-BR"/>
-        </w:rPr>
-      </w:pPr>
-    </w:p>
-    <w:p>
-      <w:pPr>
-        <w:rPr>
-          <w:lang w:val="pt-BR"/>
-        </w:rPr>
-      </w:pPr>
-    </w:p>
-    <w:p>
-      <w:pPr>
-        <w:rPr>
-          <w:lang w:val="pt-BR"/>
-        </w:rPr>
-      </w:pPr>
-    </w:p>
-    <w:p>
-      <w:pPr>
-        <w:rPr>
-          <w:lang w:val="pt-BR"/>
-        </w:rPr>
-      </w:pPr>
-    </w:p>
-    <w:p>
-      <w:pPr>
-        <w:rPr>
-          <w:lang w:val="pt-BR"/>
-        </w:rPr>
-      </w:pPr>
-    </w:p>
-    <w:p>
-      <w:pPr>
-        <w:rPr>
-          <w:lang w:val="pt-BR"/>
-        </w:rPr>
-      </w:pPr>
+        <w:br w:type="page"/>
+      </w:r>
     </w:p>
     <w:p>
       <w:pPr>
         <w:pStyle w:val="Ttulo1"/>
-        <w:spacing w:line="360" w:lineRule="auto"/>
-        <w:ind w:left="360"/>
+        <w:numPr>
+          <w:ilvl w:val="0"/>
+          <w:numId w:val="19"/>
+        </w:numPr>
+        <w:spacing w:line="360" w:lineRule="auto"/>
       </w:pPr>
       <w:r>
         <w:lastRenderedPageBreak/>
@@ -1352,7 +1376,21 @@
         <w:rPr>
           <w:rFonts w:ascii="Times New Roman" w:hAnsi="Times New Roman" w:cs="Times New Roman"/>
         </w:rPr>
-        <w:t>O setor de microfinanças desempenha um papel fundamental no desenvolvimento econômico e social, especialmente em países em desenvolvimento, ao facilitar o acesso ao crédito para populações que, muitas vezes, não são atendidas pelo sistema bancário tradicional. Instituições de microcrédito, como o KixiCrédito, têm contribuído significativamente para o financiamento de pequenos negócios e o fortalecimento da economia local.</w:t>
+        <w:t xml:space="preserve">O setor de </w:t>
+      </w:r>
+      <w:proofErr w:type="spellStart"/>
+      <w:r>
+        <w:rPr>
+          <w:rFonts w:ascii="Times New Roman" w:hAnsi="Times New Roman" w:cs="Times New Roman"/>
+        </w:rPr>
+        <w:t>microfinanças</w:t>
+      </w:r>
+      <w:proofErr w:type="spellEnd"/>
+      <w:r>
+        <w:rPr>
+          <w:rFonts w:ascii="Times New Roman" w:hAnsi="Times New Roman" w:cs="Times New Roman"/>
+        </w:rPr>
+        <w:t xml:space="preserve"> desempenha um papel fundamental no desenvolvimento econômico e social, especialmente em países em desenvolvimento, ao facilitar o acesso ao crédito para populações que, muitas vezes, não são atendidas pelo sistema bancário tradicional. Instituições de microcrédito, como o KixiCrédito, têm contribuído significativamente para o financiamento de pequenos negócios e o fortalecimento da economia local.</w:t>
       </w:r>
     </w:p>
     <w:p>
@@ -1382,6 +1420,21 @@
         <w:rPr>
           <w:rFonts w:ascii="Times New Roman" w:hAnsi="Times New Roman" w:cs="Times New Roman"/>
         </w:rPr>
+        <w:t>Nesse contexto, a adoção de soluções baseadas na web surge como uma alternativa viável e moderna, permitindo acesso remoto, melhor experiência do usuário e maior flexibilidade na gestão da informação. Sistemas web possibilitam a centralização dos dados, o acompanhamento em tempo real das operações e a integração de diferentes módulos, como cadastro de clientes, controle de empréstimos, registro de pagamentos e armazenamento de documentos digitais.</w:t>
+      </w:r>
+    </w:p>
+    <w:p>
+      <w:pPr>
+        <w:spacing w:line="360" w:lineRule="auto"/>
+        <w:jc w:val="both"/>
+        <w:rPr>
+          <w:rFonts w:ascii="Times New Roman" w:hAnsi="Times New Roman" w:cs="Times New Roman"/>
+        </w:rPr>
+      </w:pPr>
+      <w:r>
+        <w:rPr>
+          <w:rFonts w:ascii="Times New Roman" w:hAnsi="Times New Roman" w:cs="Times New Roman"/>
+        </w:rPr>
         <w:t>Diante dessas considerações, o presente trabalho tem como objetivo desenvolver um sistema web para gestão de operações de microfinanças, visando melhorar a eficiência, a organização e a acessibilidade dos processos realizados em instituições desse setor. A proposta busca oferecer uma solução prática e funcional que auxilie na tomada de decisões, no controle das operações financeiras e na análise de risco dos clientes.</w:t>
       </w:r>
     </w:p>
@@ -1397,7 +1450,21 @@
         <w:rPr>
           <w:rFonts w:ascii="Times New Roman" w:hAnsi="Times New Roman" w:cs="Times New Roman"/>
         </w:rPr>
-        <w:t>Para alcançar esse objetivo, serão abordados conceitos relacionados a sistemas de informação, desenvolvimento web e gestão de microfinanças, bem como a modelagem e implementação de um sistema que atenda às necessidades identificadas. Espera-se que o sistema proposto contribua para a modernização dos processos e para a melhoria da qualidade dos serviços prestados por instituições de microcrédito.</w:t>
+        <w:t xml:space="preserve">Para alcançar esse objetivo, serão abordados conceitos relacionados a sistemas de informação, </w:t>
+      </w:r>
+      <w:proofErr w:type="gramStart"/>
+      <w:r>
+        <w:rPr>
+          <w:rFonts w:ascii="Times New Roman" w:hAnsi="Times New Roman" w:cs="Times New Roman"/>
+        </w:rPr>
+        <w:t>desenvolvimento web</w:t>
+      </w:r>
+      <w:proofErr w:type="gramEnd"/>
+      <w:r>
+        <w:rPr>
+          <w:rFonts w:ascii="Times New Roman" w:hAnsi="Times New Roman" w:cs="Times New Roman"/>
+        </w:rPr>
+        <w:t xml:space="preserve"> e gestão de microfinanças, bem como a modelagem e implementação de um sistema que atenda às necessidades identificadas. Espera-se que o sistema proposto contribua para a modernização dos processos e para a melhoria da qualidade dos serviços prestados por instituições de microcrédito.</w:t>
       </w:r>
     </w:p>
     <w:p>
@@ -1419,53 +1486,33 @@
     </w:p>
     <w:p>
       <w:pPr>
-        <w:spacing w:line="360" w:lineRule="auto"/>
-        <w:rPr>
-          <w:rFonts w:ascii="Times New Roman" w:hAnsi="Times New Roman" w:cs="Times New Roman"/>
-        </w:rPr>
-      </w:pPr>
-    </w:p>
-    <w:p>
-      <w:pPr>
-        <w:spacing w:line="360" w:lineRule="auto"/>
-        <w:rPr>
-          <w:rFonts w:ascii="Times New Roman" w:hAnsi="Times New Roman" w:cs="Times New Roman"/>
-        </w:rPr>
-      </w:pPr>
-    </w:p>
-    <w:p>
-      <w:pPr>
         <w:pStyle w:val="Ttulo2"/>
-        <w:numPr>
-          <w:ilvl w:val="0"/>
-          <w:numId w:val="0"/>
-        </w:numPr>
-        <w:ind w:left="360"/>
-      </w:pPr>
-      <w:r>
+        <w:spacing w:line="360" w:lineRule="auto"/>
+      </w:pPr>
+      <w:r>
+        <w:lastRenderedPageBreak/>
         <w:t>P</w:t>
       </w:r>
       <w:r>
         <w:rPr>
-          <w:rStyle w:val="Ttulo2Char"/>
+          <w:rStyle w:val="Ttulo2Carter"/>
           <w:b/>
           <w:bCs/>
         </w:rPr>
-        <w:t>roblema</w:t>
-      </w:r>
-    </w:p>
-    <w:p>
-      <w:pPr>
-        <w:spacing w:line="360" w:lineRule="auto"/>
-        <w:rPr>
-          <w:rFonts w:ascii="Times New Roman" w:hAnsi="Times New Roman" w:cs="Times New Roman"/>
-        </w:rPr>
-      </w:pPr>
-      <w:r>
-        <w:rPr>
-          <w:rFonts w:ascii="Times New Roman" w:hAnsi="Times New Roman" w:cs="Times New Roman"/>
-        </w:rPr>
-        <w:lastRenderedPageBreak/>
+        <w:t>ROBLEMA</w:t>
+      </w:r>
+    </w:p>
+    <w:p>
+      <w:pPr>
+        <w:spacing w:line="360" w:lineRule="auto"/>
+        <w:rPr>
+          <w:rFonts w:ascii="Times New Roman" w:hAnsi="Times New Roman" w:cs="Times New Roman"/>
+        </w:rPr>
+      </w:pPr>
+      <w:r>
+        <w:rPr>
+          <w:rFonts w:ascii="Times New Roman" w:hAnsi="Times New Roman" w:cs="Times New Roman"/>
+        </w:rPr>
         <w:t>o contexto das instituições de microfinanças, como a KixiCrédito, a gestão eficiente das operações financeiras e dos dados dos clientes é fundamental para garantir a sustentabilidade e a qualidade dos serviços prestados.</w:t>
       </w:r>
     </w:p>
@@ -1644,439 +1691,315 @@
     <w:p>
       <w:pPr>
         <w:pStyle w:val="Ttulo2"/>
+        <w:spacing w:line="360" w:lineRule="auto"/>
+      </w:pPr>
+      <w:r>
+        <w:lastRenderedPageBreak/>
+        <w:t>OBJECTIVO GERAL</w:t>
+      </w:r>
+    </w:p>
+    <w:p>
+      <w:pPr>
+        <w:spacing w:line="360" w:lineRule="auto"/>
+        <w:jc w:val="both"/>
+        <w:rPr>
+          <w:rFonts w:ascii="Times New Roman" w:hAnsi="Times New Roman" w:cs="Times New Roman"/>
+        </w:rPr>
+      </w:pPr>
+      <w:r>
+        <w:rPr>
+          <w:rFonts w:ascii="Times New Roman" w:hAnsi="Times New Roman" w:cs="Times New Roman"/>
+        </w:rPr>
+        <w:t xml:space="preserve">Desenvolver um sistema web moderno, seguro e eficiente para a gestão das operações de microcrédito na </w:t>
+      </w:r>
+      <w:proofErr w:type="spellStart"/>
+      <w:r>
+        <w:rPr>
+          <w:rFonts w:ascii="Times New Roman" w:hAnsi="Times New Roman" w:cs="Times New Roman"/>
+        </w:rPr>
+        <w:t>KixiCrédito</w:t>
+      </w:r>
+      <w:proofErr w:type="spellEnd"/>
+      <w:r>
+        <w:rPr>
+          <w:rFonts w:ascii="Times New Roman" w:hAnsi="Times New Roman" w:cs="Times New Roman"/>
+        </w:rPr>
+        <w:t>, permitindo o cadastro e gestão de clientes, o registo e acompanhamento de empréstimos, o controlo de desembolsos e reembolsos, a monitorização do estado dos créditos e a geração de relatórios e indicadores estatísticos, com o objetivo de melhorar a organização dos processos, a acessibilidade às informações, a segurança dos dados e o apoio à tomada de decisões dentro da instituição.</w:t>
+      </w:r>
+    </w:p>
+    <w:p>
+      <w:pPr>
+        <w:pStyle w:val="Ttulo2"/>
+        <w:spacing w:line="360" w:lineRule="auto"/>
+      </w:pPr>
+      <w:r>
+        <w:t>OBJECTIVO ESPECIFÍCO</w:t>
+      </w:r>
+    </w:p>
+    <w:p>
+      <w:pPr>
+        <w:pStyle w:val="NormalWeb"/>
+        <w:jc w:val="both"/>
+      </w:pPr>
+      <w:r>
+        <w:t>• Levantar e analisar os requisitos da KixiCrédito, identificando as necessidades relacionadas à gestão das operações de microcrédito;</w:t>
+      </w:r>
+    </w:p>
+    <w:p>
+      <w:pPr>
+        <w:pStyle w:val="NormalWeb"/>
+        <w:jc w:val="both"/>
+      </w:pPr>
+      <w:r>
+        <w:t>• Projetar a arquitetura de um sistema web capaz de suportar o registo, controlo e acompanhamento das operações financeiras da instituição;</w:t>
+      </w:r>
+    </w:p>
+    <w:p>
+      <w:pPr>
+        <w:pStyle w:val="NormalWeb"/>
+        <w:jc w:val="both"/>
+      </w:pPr>
+      <w:r>
+        <w:t>• Desenvolver um módulo de autenticação para garantir o acesso seguro ao sistema através de utilizador e palavra-passe;</w:t>
+      </w:r>
+    </w:p>
+    <w:p>
+      <w:pPr>
+        <w:pStyle w:val="NormalWeb"/>
+        <w:jc w:val="both"/>
+      </w:pPr>
+      <w:r>
+        <w:t>• Implementar funcionalidades para o cadastro, consulta, atualização e gestão de clientes;</w:t>
+      </w:r>
+    </w:p>
+    <w:p>
+      <w:pPr>
+        <w:pStyle w:val="NormalWeb"/>
+        <w:jc w:val="both"/>
+      </w:pPr>
+      <w:r>
+        <w:t>• Desenvolver um módulo para o registo e acompanhamento de empréstimos concedidos aos clientes;</w:t>
+      </w:r>
+    </w:p>
+    <w:p>
+      <w:pPr>
+        <w:pStyle w:val="NormalWeb"/>
+        <w:jc w:val="both"/>
+      </w:pPr>
+      <w:r>
+        <w:t>• Implementar funcionalidades para o controlo de desembolsos e acompanhamento do estado dos empréstimos;</w:t>
+      </w:r>
+    </w:p>
+    <w:p>
+      <w:pPr>
+        <w:pStyle w:val="NormalWeb"/>
+        <w:jc w:val="both"/>
+      </w:pPr>
+      <w:r>
+        <w:t>• Desenvolver mecanismos para o registo e gestão de reembolsos efetuados pelos clientes;</w:t>
+      </w:r>
+    </w:p>
+    <w:p>
+      <w:pPr>
+        <w:pStyle w:val="NormalWeb"/>
+        <w:jc w:val="both"/>
+      </w:pPr>
+      <w:r>
+        <w:t>• Criar um painel de controlo (Dashboard) para apresentação de indicadores e informações relevantes sobre as operações da instituição;</w:t>
+      </w:r>
+    </w:p>
+    <w:p>
+      <w:pPr>
+        <w:pStyle w:val="NormalWeb"/>
+        <w:jc w:val="both"/>
+      </w:pPr>
+      <w:r>
+        <w:t>• Desenvolver relatórios que permitam acompanhar o desempenho das operações de microcrédito e apoiar a tomada de decisões;</w:t>
+      </w:r>
+    </w:p>
+    <w:p>
+      <w:pPr>
+        <w:pStyle w:val="NormalWeb"/>
+        <w:jc w:val="both"/>
+      </w:pPr>
+      <w:r>
+        <w:t>• Testar o sistema desenvolvido, avaliando a sua funcionalidade, usabilidade, segurança e desempenho;</w:t>
+      </w:r>
+    </w:p>
+    <w:p>
+      <w:pPr>
+        <w:pStyle w:val="NormalWeb"/>
+        <w:jc w:val="both"/>
+      </w:pPr>
+      <w:r>
+        <w:t>• Propor melhorias e funcionalidades futuras que contribuam para a evolução contínua do sistema.</w:t>
+      </w:r>
+    </w:p>
+    <w:p>
+      <w:pPr>
+        <w:pStyle w:val="NormalWeb"/>
+        <w:jc w:val="both"/>
+      </w:pPr>
+    </w:p>
+    <w:p>
+      <w:pPr>
+        <w:pStyle w:val="Ttulo2"/>
+        <w:spacing w:line="360" w:lineRule="auto"/>
+      </w:pPr>
+      <w:r>
+        <w:lastRenderedPageBreak/>
+        <w:t>JUSTIFICATIVA</w:t>
+      </w:r>
+    </w:p>
+    <w:p>
+      <w:pPr>
+        <w:spacing w:line="360" w:lineRule="auto"/>
+        <w:jc w:val="both"/>
+        <w:rPr>
+          <w:rFonts w:ascii="Times New Roman" w:hAnsi="Times New Roman" w:cs="Times New Roman"/>
+        </w:rPr>
+      </w:pPr>
+      <w:r>
+        <w:rPr>
+          <w:rFonts w:ascii="Times New Roman" w:hAnsi="Times New Roman" w:cs="Times New Roman"/>
+        </w:rPr>
+        <w:t>O crescimento das instituições de microfinanças tem aumentado significativamente a necessidade de sistemas de informação capazes de apoiar a gestão eficiente das operações financeiras e administrativas. Nesse contexto, a KixiCrédito desempenha um papel importante no apoio ao desenvolvimento econômico e social, oferecendo serviços de microcrédito para pequenos empreendedores e comunidades com acesso limitado ao sistema bancário tradicional.</w:t>
+      </w:r>
+    </w:p>
+    <w:p>
+      <w:pPr>
+        <w:spacing w:line="360" w:lineRule="auto"/>
+        <w:jc w:val="both"/>
+        <w:rPr>
+          <w:rFonts w:ascii="Times New Roman" w:hAnsi="Times New Roman" w:cs="Times New Roman"/>
+        </w:rPr>
+      </w:pPr>
+      <w:r>
+        <w:rPr>
+          <w:rFonts w:ascii="Times New Roman" w:hAnsi="Times New Roman" w:cs="Times New Roman"/>
+        </w:rPr>
+        <w:t>Atualmente, muitas das atividades relacionadas ao registo e acompanhamento das operações de crédito podem apresentar dificuldades associadas ao controlo das informações, atualização de dados, consulta de históricos e produção de relatórios. Essas limitações podem resultar em atrasos operacionais, aumento da probabilidade de erros e dificuldades no acompanhamento das operações realizadas pela instituição.</w:t>
+      </w:r>
+    </w:p>
+    <w:p>
+      <w:pPr>
+        <w:spacing w:line="360" w:lineRule="auto"/>
+        <w:jc w:val="both"/>
+        <w:rPr>
+          <w:rFonts w:ascii="Times New Roman" w:hAnsi="Times New Roman" w:cs="Times New Roman"/>
+        </w:rPr>
+      </w:pPr>
+      <w:r>
+        <w:rPr>
+          <w:rFonts w:ascii="Times New Roman" w:hAnsi="Times New Roman" w:cs="Times New Roman"/>
+        </w:rPr>
+        <w:t xml:space="preserve">Na </w:t>
+      </w:r>
+      <w:proofErr w:type="spellStart"/>
+      <w:r>
+        <w:rPr>
+          <w:rFonts w:ascii="Times New Roman" w:hAnsi="Times New Roman" w:cs="Times New Roman"/>
+        </w:rPr>
+        <w:t>KixiCrédito</w:t>
+      </w:r>
+      <w:proofErr w:type="spellEnd"/>
+      <w:r>
+        <w:rPr>
+          <w:rFonts w:ascii="Times New Roman" w:hAnsi="Times New Roman" w:cs="Times New Roman"/>
+        </w:rPr>
+        <w:t>, a necessidade de um sistema integrado para gestão de clientes, empréstimos, desembolsos e reembolsos evidencia a importância da utilização de ferramentas tecnológicas capazes de centralizar as informações e facilitar o trabalho dos colaboradores. A inexistência de uma plataforma moderna e eficiente pode comprometer a rapidez no acesso aos dados e dificultar o processo de monitorização das operações financeiras.</w:t>
+      </w:r>
+    </w:p>
+    <w:p>
+      <w:pPr>
+        <w:spacing w:line="360" w:lineRule="auto"/>
+        <w:jc w:val="both"/>
+        <w:rPr>
+          <w:rFonts w:ascii="Times New Roman" w:hAnsi="Times New Roman" w:cs="Times New Roman"/>
+        </w:rPr>
+      </w:pPr>
+      <w:r>
+        <w:rPr>
+          <w:rFonts w:ascii="Times New Roman" w:hAnsi="Times New Roman" w:cs="Times New Roman"/>
+        </w:rPr>
+        <w:t>Diante desse cenário, torna-se necessária a implementação de um sistema web que permita automatizar processos, organizar informações e melhorar o controlo das atividades relacionadas ao microcrédito. A solução proposta disponibiliza funcionalidades para cadastro e gestão de clientes, registo de empréstimos, controlo de desembolsos e reembolsos, acompanhamento do estado dos créditos e geração de relatórios e indicadores através de um painel de controlo (</w:t>
+      </w:r>
+      <w:proofErr w:type="spellStart"/>
+      <w:r>
+        <w:rPr>
+          <w:rFonts w:ascii="Times New Roman" w:hAnsi="Times New Roman" w:cs="Times New Roman"/>
+        </w:rPr>
+        <w:t>Dashboard</w:t>
+      </w:r>
+      <w:proofErr w:type="spellEnd"/>
+      <w:r>
+        <w:rPr>
+          <w:rFonts w:ascii="Times New Roman" w:hAnsi="Times New Roman" w:cs="Times New Roman"/>
+        </w:rPr>
+        <w:t>).</w:t>
+      </w:r>
+    </w:p>
+    <w:p>
+      <w:pPr>
+        <w:spacing w:line="360" w:lineRule="auto"/>
+        <w:jc w:val="both"/>
+        <w:rPr>
+          <w:rFonts w:ascii="Times New Roman" w:hAnsi="Times New Roman" w:cs="Times New Roman"/>
+        </w:rPr>
+      </w:pPr>
+      <w:r>
+        <w:rPr>
+          <w:rFonts w:ascii="Times New Roman" w:hAnsi="Times New Roman" w:cs="Times New Roman"/>
+        </w:rPr>
+        <w:t xml:space="preserve">Dessa forma, espera-se que o sistema contribua para a modernização dos processos da </w:t>
+      </w:r>
+      <w:proofErr w:type="spellStart"/>
+      <w:r>
+        <w:rPr>
+          <w:rFonts w:ascii="Times New Roman" w:hAnsi="Times New Roman" w:cs="Times New Roman"/>
+        </w:rPr>
+        <w:t>KixiCrédito</w:t>
+      </w:r>
+      <w:proofErr w:type="spellEnd"/>
+      <w:r>
+        <w:rPr>
+          <w:rFonts w:ascii="Times New Roman" w:hAnsi="Times New Roman" w:cs="Times New Roman"/>
+        </w:rPr>
+        <w:t>, proporcionando maior eficiência operacional, segurança no armazenamento das informações, rapidez na consulta dos dados e apoio à tomada de decisões, resultando numa gestão mais eficaz das operações de microcrédito.</w:t>
+      </w:r>
+    </w:p>
+    <w:p>
+      <w:pPr>
+        <w:spacing w:line="360" w:lineRule="auto"/>
+        <w:rPr>
+          <w:rFonts w:ascii="Times New Roman" w:hAnsi="Times New Roman" w:cs="Times New Roman"/>
+        </w:rPr>
+      </w:pPr>
+    </w:p>
+    <w:p>
+      <w:pPr>
+        <w:spacing w:line="360" w:lineRule="auto"/>
+        <w:rPr>
+          <w:rFonts w:ascii="Times New Roman" w:hAnsi="Times New Roman" w:cs="Times New Roman"/>
+        </w:rPr>
+      </w:pPr>
+    </w:p>
+    <w:p>
+      <w:pPr>
+        <w:spacing w:line="360" w:lineRule="auto"/>
+        <w:rPr>
+          <w:rFonts w:ascii="Times New Roman" w:hAnsi="Times New Roman" w:cs="Times New Roman"/>
+        </w:rPr>
+      </w:pPr>
+    </w:p>
+    <w:p>
+      <w:pPr>
+        <w:pStyle w:val="Ttulo1"/>
         <w:numPr>
           <w:ilvl w:val="0"/>
-          <w:numId w:val="0"/>
+          <w:numId w:val="19"/>
         </w:numPr>
-        <w:ind w:left="360"/>
-      </w:pPr>
-      <w:r>
-        <w:t>Objectivo geral</w:t>
-      </w:r>
-    </w:p>
-    <w:p>
-      <w:pPr>
-        <w:spacing w:line="360" w:lineRule="auto"/>
-        <w:jc w:val="both"/>
-        <w:rPr>
-          <w:rFonts w:ascii="Times New Roman" w:hAnsi="Times New Roman" w:cs="Times New Roman"/>
-        </w:rPr>
-      </w:pPr>
-      <w:r>
-        <w:rPr>
-          <w:rFonts w:ascii="Times New Roman" w:hAnsi="Times New Roman" w:cs="Times New Roman"/>
-        </w:rPr>
-        <w:t xml:space="preserve">Desenvolver um sistema web moderno e eficiente para a gestão das operações de microfinanças na KixiCrédito, que permita aos funcionários realizar o cadastro e consulta </w:t>
-      </w:r>
-      <w:r>
-        <w:rPr>
-          <w:rFonts w:ascii="Times New Roman" w:hAnsi="Times New Roman" w:cs="Times New Roman"/>
-        </w:rPr>
-        <w:lastRenderedPageBreak/>
-        <w:t>de clientes, acompanhar pagamentos, desembolsos e reembolsos, bem como anexar comprovativos e analisar riscos, com o intuito de melhorar a organização, a acessibilidade e a tomada de decisão dentro da instituição.</w:t>
-      </w:r>
-    </w:p>
-    <w:p>
-      <w:pPr>
-        <w:spacing w:line="360" w:lineRule="auto"/>
-        <w:jc w:val="both"/>
-        <w:rPr>
-          <w:rFonts w:ascii="Times New Roman" w:hAnsi="Times New Roman" w:cs="Times New Roman"/>
-        </w:rPr>
-      </w:pPr>
-    </w:p>
-    <w:p>
-      <w:pPr>
-        <w:pStyle w:val="Ttulo2"/>
-        <w:numPr>
-          <w:ilvl w:val="0"/>
-          <w:numId w:val="0"/>
-        </w:numPr>
-        <w:ind w:left="360"/>
-      </w:pPr>
-      <w:r>
-        <w:t>Objectivo especifíco</w:t>
-      </w:r>
-    </w:p>
-    <w:p>
-      <w:pPr>
-        <w:pStyle w:val="PargrafodaLista"/>
-        <w:numPr>
-          <w:ilvl w:val="0"/>
-          <w:numId w:val="1"/>
-        </w:numPr>
-        <w:spacing w:line="360" w:lineRule="auto"/>
-        <w:jc w:val="both"/>
-        <w:rPr>
-          <w:rFonts w:ascii="Times New Roman" w:hAnsi="Times New Roman" w:cs="Times New Roman"/>
-        </w:rPr>
-      </w:pPr>
-      <w:r>
-        <w:rPr>
-          <w:rFonts w:ascii="Times New Roman" w:hAnsi="Times New Roman" w:cs="Times New Roman"/>
-        </w:rPr>
-        <w:t xml:space="preserve">Levantar e analisar os requisitos do sistema atualmente utilizado na KixiCrédito, identificando suas limitações e necessidades de melhoria; </w:t>
-      </w:r>
-    </w:p>
-    <w:p>
-      <w:pPr>
-        <w:pStyle w:val="PargrafodaLista"/>
-        <w:numPr>
-          <w:ilvl w:val="0"/>
-          <w:numId w:val="1"/>
-        </w:numPr>
-        <w:spacing w:line="360" w:lineRule="auto"/>
-        <w:jc w:val="both"/>
-        <w:rPr>
-          <w:rFonts w:ascii="Times New Roman" w:hAnsi="Times New Roman" w:cs="Times New Roman"/>
-        </w:rPr>
-      </w:pPr>
-      <w:r>
-        <w:rPr>
-          <w:rFonts w:ascii="Times New Roman" w:hAnsi="Times New Roman" w:cs="Times New Roman"/>
-        </w:rPr>
-        <w:t xml:space="preserve">Projetar a arquitetura de um sistema web adequado às operações de microfinanças; </w:t>
-      </w:r>
-    </w:p>
-    <w:p>
-      <w:pPr>
-        <w:pStyle w:val="PargrafodaLista"/>
-        <w:numPr>
-          <w:ilvl w:val="0"/>
-          <w:numId w:val="1"/>
-        </w:numPr>
-        <w:spacing w:line="360" w:lineRule="auto"/>
-        <w:jc w:val="both"/>
-        <w:rPr>
-          <w:rFonts w:ascii="Times New Roman" w:hAnsi="Times New Roman" w:cs="Times New Roman"/>
-        </w:rPr>
-      </w:pPr>
-      <w:r>
-        <w:rPr>
-          <w:rFonts w:ascii="Times New Roman" w:hAnsi="Times New Roman" w:cs="Times New Roman"/>
-        </w:rPr>
-        <w:t xml:space="preserve">Desenvolver um módulo de autenticação que permita o acesso seguro dos funcionários através de utilizador e palavra-passe; </w:t>
-      </w:r>
-    </w:p>
-    <w:p>
-      <w:pPr>
-        <w:pStyle w:val="PargrafodaLista"/>
-        <w:numPr>
-          <w:ilvl w:val="0"/>
-          <w:numId w:val="1"/>
-        </w:numPr>
-        <w:spacing w:line="360" w:lineRule="auto"/>
-        <w:jc w:val="both"/>
-        <w:rPr>
-          <w:rFonts w:ascii="Times New Roman" w:hAnsi="Times New Roman" w:cs="Times New Roman"/>
-        </w:rPr>
-      </w:pPr>
-      <w:r>
-        <w:rPr>
-          <w:rFonts w:ascii="Times New Roman" w:hAnsi="Times New Roman" w:cs="Times New Roman"/>
-        </w:rPr>
-        <w:t xml:space="preserve">Implementar funcionalidades para o cadastro, consulta e gestão de clientes; </w:t>
-      </w:r>
-    </w:p>
-    <w:p>
-      <w:pPr>
-        <w:pStyle w:val="PargrafodaLista"/>
-        <w:numPr>
-          <w:ilvl w:val="0"/>
-          <w:numId w:val="1"/>
-        </w:numPr>
-        <w:spacing w:line="360" w:lineRule="auto"/>
-        <w:jc w:val="both"/>
-        <w:rPr>
-          <w:rFonts w:ascii="Times New Roman" w:hAnsi="Times New Roman" w:cs="Times New Roman"/>
-        </w:rPr>
-      </w:pPr>
-      <w:r>
-        <w:rPr>
-          <w:rFonts w:ascii="Times New Roman" w:hAnsi="Times New Roman" w:cs="Times New Roman"/>
-        </w:rPr>
-        <w:t xml:space="preserve">Criar mecanismos para o registo e acompanhamento de desembolsos, reembolsos e histórico de pagamentos; </w:t>
-      </w:r>
-    </w:p>
-    <w:p>
-      <w:pPr>
-        <w:pStyle w:val="PargrafodaLista"/>
-        <w:numPr>
-          <w:ilvl w:val="0"/>
-          <w:numId w:val="1"/>
-        </w:numPr>
-        <w:spacing w:line="360" w:lineRule="auto"/>
-        <w:jc w:val="both"/>
-        <w:rPr>
-          <w:rFonts w:ascii="Times New Roman" w:hAnsi="Times New Roman" w:cs="Times New Roman"/>
-        </w:rPr>
-      </w:pPr>
-      <w:r>
-        <w:rPr>
-          <w:rFonts w:ascii="Times New Roman" w:hAnsi="Times New Roman" w:cs="Times New Roman"/>
-        </w:rPr>
-        <w:t xml:space="preserve">Desenvolver uma funcionalidade para anexação e gestão de comprovativos digitais; </w:t>
-      </w:r>
-    </w:p>
-    <w:p>
-      <w:pPr>
-        <w:pStyle w:val="PargrafodaLista"/>
-        <w:numPr>
-          <w:ilvl w:val="0"/>
-          <w:numId w:val="1"/>
-        </w:numPr>
-        <w:spacing w:line="360" w:lineRule="auto"/>
-        <w:jc w:val="both"/>
-        <w:rPr>
-          <w:rFonts w:ascii="Times New Roman" w:hAnsi="Times New Roman" w:cs="Times New Roman"/>
-        </w:rPr>
-      </w:pPr>
-      <w:r>
-        <w:rPr>
-          <w:rFonts w:ascii="Times New Roman" w:hAnsi="Times New Roman" w:cs="Times New Roman"/>
-        </w:rPr>
-        <w:t xml:space="preserve">Implementar um sistema de análise e classificação de risco dos clientes; </w:t>
-      </w:r>
-    </w:p>
-    <w:p>
-      <w:pPr>
-        <w:pStyle w:val="PargrafodaLista"/>
-        <w:numPr>
-          <w:ilvl w:val="0"/>
-          <w:numId w:val="1"/>
-        </w:numPr>
-        <w:spacing w:line="360" w:lineRule="auto"/>
-        <w:jc w:val="both"/>
-        <w:rPr>
-          <w:rFonts w:ascii="Times New Roman" w:hAnsi="Times New Roman" w:cs="Times New Roman"/>
-        </w:rPr>
-      </w:pPr>
-      <w:r>
-        <w:rPr>
-          <w:rFonts w:ascii="Times New Roman" w:hAnsi="Times New Roman" w:cs="Times New Roman"/>
-        </w:rPr>
-        <w:t xml:space="preserve">Criar um painel (dashboard) para visualização de informações e apoio à tomada de decisão; </w:t>
-      </w:r>
-    </w:p>
-    <w:p>
-      <w:pPr>
-        <w:pStyle w:val="PargrafodaLista"/>
-        <w:numPr>
-          <w:ilvl w:val="0"/>
-          <w:numId w:val="1"/>
-        </w:numPr>
-        <w:spacing w:line="360" w:lineRule="auto"/>
-        <w:jc w:val="both"/>
-        <w:rPr>
-          <w:rFonts w:ascii="Times New Roman" w:hAnsi="Times New Roman" w:cs="Times New Roman"/>
-        </w:rPr>
-      </w:pPr>
-      <w:r>
-        <w:rPr>
-          <w:rFonts w:ascii="Times New Roman" w:hAnsi="Times New Roman" w:cs="Times New Roman"/>
-        </w:rPr>
-        <w:t xml:space="preserve">Testar o sistema desenvolvido, avaliando sua eficiência, usabilidade e desempenho; </w:t>
-      </w:r>
-    </w:p>
-    <w:p>
-      <w:pPr>
-        <w:pStyle w:val="PargrafodaLista"/>
-        <w:numPr>
-          <w:ilvl w:val="0"/>
-          <w:numId w:val="1"/>
-        </w:numPr>
-        <w:spacing w:line="360" w:lineRule="auto"/>
-        <w:jc w:val="both"/>
-        <w:rPr>
-          <w:rFonts w:ascii="Times New Roman" w:hAnsi="Times New Roman" w:cs="Times New Roman"/>
-        </w:rPr>
-      </w:pPr>
-      <w:r>
-        <w:rPr>
-          <w:rFonts w:ascii="Times New Roman" w:hAnsi="Times New Roman" w:cs="Times New Roman"/>
-        </w:rPr>
-        <w:t>Propor melhorias contínuas com base nos resultados obtidos durante a implementação.</w:t>
-      </w:r>
-    </w:p>
-    <w:p>
-      <w:pPr>
-        <w:pStyle w:val="Ttulo2"/>
-        <w:numPr>
-          <w:ilvl w:val="0"/>
-          <w:numId w:val="0"/>
-        </w:numPr>
-        <w:ind w:left="360"/>
-      </w:pPr>
-      <w:r>
-        <w:t>Justificativa</w:t>
-      </w:r>
-    </w:p>
-    <w:p>
-      <w:pPr>
-        <w:spacing w:line="360" w:lineRule="auto"/>
-        <w:jc w:val="both"/>
-        <w:rPr>
-          <w:rFonts w:ascii="Times New Roman" w:hAnsi="Times New Roman" w:cs="Times New Roman"/>
-        </w:rPr>
-      </w:pPr>
-      <w:r>
-        <w:rPr>
-          <w:rFonts w:ascii="Times New Roman" w:hAnsi="Times New Roman" w:cs="Times New Roman"/>
-        </w:rPr>
-        <w:t>O crescimento das instituições de microfinanças tem aumentado significativamente a necessidade de sistemas de informação capazes de apoiar a gestão eficiente das operações financeiras e administrativas. Nesse contexto, a KixiCrédito desempenha um papel importante no apoio ao desenvolvimento econômico e social, oferecendo serviços de microcrédito para pequenos empreendedores e comunidades com acesso limitado ao sistema bancário tradicional.</w:t>
-      </w:r>
-    </w:p>
-    <w:p>
-      <w:pPr>
-        <w:spacing w:line="360" w:lineRule="auto"/>
-        <w:jc w:val="both"/>
-        <w:rPr>
-          <w:rFonts w:ascii="Times New Roman" w:hAnsi="Times New Roman" w:cs="Times New Roman"/>
-        </w:rPr>
-      </w:pPr>
-      <w:r>
-        <w:rPr>
-          <w:rFonts w:ascii="Times New Roman" w:hAnsi="Times New Roman" w:cs="Times New Roman"/>
-        </w:rPr>
-        <w:t xml:space="preserve">Entretanto, o sistema atualmente utilizado pela instituição apresenta algumas limitações que dificultam a execução eficiente das atividades diárias dos funcionários. Entre os </w:t>
-      </w:r>
-      <w:r>
-        <w:rPr>
-          <w:rFonts w:ascii="Times New Roman" w:hAnsi="Times New Roman" w:cs="Times New Roman"/>
-        </w:rPr>
-        <w:lastRenderedPageBreak/>
-        <w:t>principais problemas observados destacam-se a dificuldade na atualização e verificação de pagamentos, limitações na gestão de comprovativos digitais, interface pouco intuitiva e restrições no acesso e visualização das informações dos clientes. Essas dificuldades podem provocar atrasos operacionais, aumentar o risco de erros e comprometer a qualidade do atendimento prestado aos clientes.</w:t>
-      </w:r>
-    </w:p>
-    <w:p>
-      <w:pPr>
-        <w:spacing w:line="360" w:lineRule="auto"/>
-        <w:jc w:val="both"/>
-        <w:rPr>
-          <w:rFonts w:ascii="Times New Roman" w:hAnsi="Times New Roman" w:cs="Times New Roman"/>
-        </w:rPr>
-      </w:pPr>
-      <w:r>
-        <w:rPr>
-          <w:rFonts w:ascii="Times New Roman" w:hAnsi="Times New Roman" w:cs="Times New Roman"/>
-        </w:rPr>
-        <w:t>Além disso, os oficiais de crédito enfrentam obstáculos relacionados à atualização de dados cadastrais dos clientes e ao acompanhamento do histórico financeiro, tornando o processo de análise e tomada de decisão mais lento e menos eficiente. A ausência de uma plataforma web moderna e integrada reduz a flexibilidade de acesso às informações e limita a produtividade dos colaboradores.</w:t>
-      </w:r>
-    </w:p>
-    <w:p>
-      <w:pPr>
-        <w:spacing w:line="360" w:lineRule="auto"/>
-        <w:jc w:val="both"/>
-        <w:rPr>
-          <w:rFonts w:ascii="Times New Roman" w:hAnsi="Times New Roman" w:cs="Times New Roman"/>
-        </w:rPr>
-      </w:pPr>
-      <w:r>
-        <w:rPr>
-          <w:rFonts w:ascii="Times New Roman" w:hAnsi="Times New Roman" w:cs="Times New Roman"/>
-        </w:rPr>
-        <w:t>Diante dessa realidade, torna-se necessária a criação de um sistema web moderno, seguro e acessível, capaz de automatizar processos, centralizar informações e melhorar o controle das operações de microfinanças. A implementação de um sistema com funcionalidades de cadastro de clientes, gestão de pagamentos, anexação de comprovativos digitais, análise de risco e geração de relatórios poderá contribuir significativamente para a eficiência operacional da instituição</w:t>
-      </w:r>
-      <w:r>
-        <w:rPr>
-          <w:rFonts w:ascii="Times New Roman" w:hAnsi="Times New Roman" w:cs="Times New Roman"/>
-        </w:rPr>
-        <w:t>.</w:t>
-      </w:r>
-    </w:p>
-    <w:p>
-      <w:pPr>
-        <w:spacing w:line="360" w:lineRule="auto"/>
-        <w:rPr>
-          <w:rFonts w:ascii="Times New Roman" w:hAnsi="Times New Roman" w:cs="Times New Roman"/>
-        </w:rPr>
-      </w:pPr>
-    </w:p>
-    <w:p>
-      <w:pPr>
-        <w:spacing w:line="360" w:lineRule="auto"/>
-        <w:rPr>
-          <w:rFonts w:ascii="Times New Roman" w:hAnsi="Times New Roman" w:cs="Times New Roman"/>
-        </w:rPr>
-      </w:pPr>
-    </w:p>
-    <w:p>
-      <w:pPr>
-        <w:spacing w:line="360" w:lineRule="auto"/>
-        <w:rPr>
-          <w:rFonts w:ascii="Times New Roman" w:hAnsi="Times New Roman" w:cs="Times New Roman"/>
-        </w:rPr>
-      </w:pPr>
-    </w:p>
-    <w:p>
-      <w:pPr>
-        <w:spacing w:line="360" w:lineRule="auto"/>
-        <w:rPr>
-          <w:rFonts w:ascii="Times New Roman" w:hAnsi="Times New Roman" w:cs="Times New Roman"/>
-        </w:rPr>
-      </w:pPr>
-    </w:p>
-    <w:p>
-      <w:pPr>
-        <w:spacing w:line="360" w:lineRule="auto"/>
-        <w:rPr>
-          <w:rFonts w:ascii="Times New Roman" w:hAnsi="Times New Roman" w:cs="Times New Roman"/>
-        </w:rPr>
-      </w:pPr>
-    </w:p>
-    <w:p>
-      <w:pPr>
-        <w:spacing w:line="360" w:lineRule="auto"/>
-        <w:rPr>
-          <w:rFonts w:ascii="Times New Roman" w:hAnsi="Times New Roman" w:cs="Times New Roman"/>
-        </w:rPr>
-      </w:pPr>
-    </w:p>
-    <w:p>
-      <w:pPr>
-        <w:spacing w:line="360" w:lineRule="auto"/>
-        <w:rPr>
-          <w:rFonts w:ascii="Times New Roman" w:hAnsi="Times New Roman" w:cs="Times New Roman"/>
-        </w:rPr>
-      </w:pPr>
-    </w:p>
-    <w:p>
-      <w:pPr>
-        <w:spacing w:line="360" w:lineRule="auto"/>
-        <w:rPr>
-          <w:rFonts w:ascii="Times New Roman" w:hAnsi="Times New Roman" w:cs="Times New Roman"/>
-        </w:rPr>
-      </w:pPr>
-    </w:p>
-    <w:p>
-      <w:pPr>
-        <w:spacing w:line="360" w:lineRule="auto"/>
-        <w:rPr>
-          <w:rFonts w:ascii="Times New Roman" w:hAnsi="Times New Roman" w:cs="Times New Roman"/>
-        </w:rPr>
-      </w:pPr>
-    </w:p>
-    <w:p>
-      <w:pPr>
-        <w:spacing w:line="360" w:lineRule="auto"/>
-        <w:rPr>
-          <w:rFonts w:ascii="Times New Roman" w:hAnsi="Times New Roman" w:cs="Times New Roman"/>
-        </w:rPr>
-      </w:pPr>
-    </w:p>
-    <w:p>
-      <w:pPr>
-        <w:spacing w:line="360" w:lineRule="auto"/>
-        <w:rPr>
-          <w:rFonts w:ascii="Times New Roman" w:hAnsi="Times New Roman" w:cs="Times New Roman"/>
-        </w:rPr>
-      </w:pPr>
-    </w:p>
-    <w:p>
-      <w:pPr>
-        <w:pStyle w:val="Ttulo1"/>
-        <w:spacing w:line="360" w:lineRule="auto"/>
-        <w:ind w:left="360"/>
+        <w:spacing w:line="360" w:lineRule="auto"/>
       </w:pPr>
       <w:r>
         <w:lastRenderedPageBreak/>
@@ -2086,14 +2009,10 @@
     <w:p>
       <w:pPr>
         <w:pStyle w:val="Ttulo2"/>
-        <w:numPr>
-          <w:ilvl w:val="0"/>
-          <w:numId w:val="0"/>
-        </w:numPr>
-        <w:ind w:left="360"/>
-      </w:pPr>
-      <w:r>
-        <w:t>Sistemas de informação</w:t>
+        <w:spacing w:line="360" w:lineRule="auto"/>
+      </w:pPr>
+      <w:r>
+        <w:t>SISTEMAS DE INFORMAÇÃO</w:t>
       </w:r>
     </w:p>
     <w:p>
@@ -2127,7 +2046,55 @@
           <w:rFonts w:ascii="Times New Roman" w:hAnsi="Times New Roman" w:cs="Times New Roman"/>
           <w:lang w:eastAsia="pt-PT"/>
         </w:rPr>
-        <w:t>Segundo Laudon e Laudon (2020), os sistemas de informação transformam dados brutos em informações úteis, permitindo que gestores e colaboradores tomem decisões mais rápidas e precisas. Actualmente, praticamente todas as organizações dependem de sistemas de informação para gerir os seus processos internos e externos.</w:t>
+        <w:t xml:space="preserve">Segundo </w:t>
+      </w:r>
+      <w:proofErr w:type="spellStart"/>
+      <w:r>
+        <w:rPr>
+          <w:rFonts w:ascii="Times New Roman" w:hAnsi="Times New Roman" w:cs="Times New Roman"/>
+          <w:lang w:eastAsia="pt-PT"/>
+        </w:rPr>
+        <w:t>Laudon</w:t>
+      </w:r>
+      <w:proofErr w:type="spellEnd"/>
+      <w:r>
+        <w:rPr>
+          <w:rFonts w:ascii="Times New Roman" w:hAnsi="Times New Roman" w:cs="Times New Roman"/>
+          <w:lang w:eastAsia="pt-PT"/>
+        </w:rPr>
+        <w:t xml:space="preserve"> e </w:t>
+      </w:r>
+      <w:proofErr w:type="spellStart"/>
+      <w:r>
+        <w:rPr>
+          <w:rFonts w:ascii="Times New Roman" w:hAnsi="Times New Roman" w:cs="Times New Roman"/>
+          <w:lang w:eastAsia="pt-PT"/>
+        </w:rPr>
+        <w:t>Laudon</w:t>
+      </w:r>
+      <w:proofErr w:type="spellEnd"/>
+      <w:r>
+        <w:rPr>
+          <w:rFonts w:ascii="Times New Roman" w:hAnsi="Times New Roman" w:cs="Times New Roman"/>
+          <w:lang w:eastAsia="pt-PT"/>
+        </w:rPr>
+        <w:t xml:space="preserve"> (2020), os sistemas de informação transformam dados brutos em informações úteis, permitindo que gestores e colaboradores tomem decisões mais rápidas e precisas. </w:t>
+      </w:r>
+      <w:proofErr w:type="spellStart"/>
+      <w:r>
+        <w:rPr>
+          <w:rFonts w:ascii="Times New Roman" w:hAnsi="Times New Roman" w:cs="Times New Roman"/>
+          <w:lang w:eastAsia="pt-PT"/>
+        </w:rPr>
+        <w:t>Actualmente</w:t>
+      </w:r>
+      <w:proofErr w:type="spellEnd"/>
+      <w:r>
+        <w:rPr>
+          <w:rFonts w:ascii="Times New Roman" w:hAnsi="Times New Roman" w:cs="Times New Roman"/>
+          <w:lang w:eastAsia="pt-PT"/>
+        </w:rPr>
+        <w:t>, praticamente todas as organizações dependem de sistemas de informação para gerir os seus processos internos e externos.</w:t>
       </w:r>
     </w:p>
     <w:p>
@@ -2310,7 +2277,55 @@
           <w:rFonts w:ascii="Times New Roman" w:hAnsi="Times New Roman" w:cs="Times New Roman"/>
           <w:lang w:eastAsia="pt-PT"/>
         </w:rPr>
-        <w:t>No contexto da KixiCrédito, os sistemas de informação desempenham um papel essencial no acompanhamento das operações de microfinanças, permitindo o registo e controlo das actividades relacionadas aos clientes e aos empréstimos concedidos.</w:t>
+        <w:t xml:space="preserve">No contexto da </w:t>
+      </w:r>
+      <w:proofErr w:type="spellStart"/>
+      <w:r>
+        <w:rPr>
+          <w:rFonts w:ascii="Times New Roman" w:hAnsi="Times New Roman" w:cs="Times New Roman"/>
+          <w:lang w:eastAsia="pt-PT"/>
+        </w:rPr>
+        <w:t>KixiCrédito</w:t>
+      </w:r>
+      <w:proofErr w:type="spellEnd"/>
+      <w:r>
+        <w:rPr>
+          <w:rFonts w:ascii="Times New Roman" w:hAnsi="Times New Roman" w:cs="Times New Roman"/>
+          <w:lang w:eastAsia="pt-PT"/>
+        </w:rPr>
+        <w:t xml:space="preserve">, os sistemas de informação desempenham um papel essencial no acompanhamento das operações de </w:t>
+      </w:r>
+      <w:proofErr w:type="spellStart"/>
+      <w:r>
+        <w:rPr>
+          <w:rFonts w:ascii="Times New Roman" w:hAnsi="Times New Roman" w:cs="Times New Roman"/>
+          <w:lang w:eastAsia="pt-PT"/>
+        </w:rPr>
+        <w:t>microfinanças</w:t>
+      </w:r>
+      <w:proofErr w:type="spellEnd"/>
+      <w:r>
+        <w:rPr>
+          <w:rFonts w:ascii="Times New Roman" w:hAnsi="Times New Roman" w:cs="Times New Roman"/>
+          <w:lang w:eastAsia="pt-PT"/>
+        </w:rPr>
+        <w:t xml:space="preserve">, permitindo o registo e controlo das </w:t>
+      </w:r>
+      <w:proofErr w:type="spellStart"/>
+      <w:r>
+        <w:rPr>
+          <w:rFonts w:ascii="Times New Roman" w:hAnsi="Times New Roman" w:cs="Times New Roman"/>
+          <w:lang w:eastAsia="pt-PT"/>
+        </w:rPr>
+        <w:t>actividades</w:t>
+      </w:r>
+      <w:proofErr w:type="spellEnd"/>
+      <w:r>
+        <w:rPr>
+          <w:rFonts w:ascii="Times New Roman" w:hAnsi="Times New Roman" w:cs="Times New Roman"/>
+          <w:lang w:eastAsia="pt-PT"/>
+        </w:rPr>
+        <w:t xml:space="preserve"> relacionadas aos clientes e aos empréstimos concedidos.</w:t>
       </w:r>
     </w:p>
     <w:p>
@@ -2336,31 +2351,27 @@
     <w:p>
       <w:pPr>
         <w:pStyle w:val="Ttulo2"/>
-        <w:numPr>
-          <w:ilvl w:val="0"/>
-          <w:numId w:val="0"/>
-        </w:numPr>
-        <w:ind w:left="360"/>
-      </w:pPr>
-      <w:r>
-        <w:t>Sistemas web</w:t>
-      </w:r>
-    </w:p>
-    <w:p>
-      <w:pPr>
-        <w:spacing w:line="360" w:lineRule="auto"/>
-        <w:jc w:val="both"/>
-        <w:rPr>
-          <w:rFonts w:ascii="Times New Roman" w:hAnsi="Times New Roman" w:cs="Times New Roman"/>
-          <w:lang w:eastAsia="pt-PT"/>
-        </w:rPr>
-      </w:pPr>
-      <w:r>
-        <w:rPr>
-          <w:rFonts w:ascii="Times New Roman" w:hAnsi="Times New Roman" w:cs="Times New Roman"/>
-          <w:lang w:eastAsia="pt-PT"/>
-        </w:rPr>
+        <w:spacing w:line="360" w:lineRule="auto"/>
+      </w:pPr>
+      <w:r>
         <w:lastRenderedPageBreak/>
+        <w:t>SISTEMAS WEB</w:t>
+      </w:r>
+    </w:p>
+    <w:p>
+      <w:pPr>
+        <w:spacing w:line="360" w:lineRule="auto"/>
+        <w:jc w:val="both"/>
+        <w:rPr>
+          <w:rFonts w:ascii="Times New Roman" w:hAnsi="Times New Roman" w:cs="Times New Roman"/>
+          <w:lang w:eastAsia="pt-PT"/>
+        </w:rPr>
+      </w:pPr>
+      <w:r>
+        <w:rPr>
+          <w:rFonts w:ascii="Times New Roman" w:hAnsi="Times New Roman" w:cs="Times New Roman"/>
+          <w:lang w:eastAsia="pt-PT"/>
+        </w:rPr>
         <w:t>Os sistemas web são aplicações desenvolvidas para funcionar através de navegadores de internet, permitindo que os utilizadores acedam às informações de qualquer local com ligação à rede. Diferentemente dos sistemas tradicionais instalados localmente, os sistemas web oferecem maior flexibilidade, facilidade de manutenção e acessibilidade.</w:t>
       </w:r>
     </w:p>
@@ -2378,7 +2389,55 @@
           <w:rFonts w:ascii="Times New Roman" w:hAnsi="Times New Roman" w:cs="Times New Roman"/>
           <w:lang w:eastAsia="pt-PT"/>
         </w:rPr>
-        <w:t>De acordo com Pressman (2016), os sistemas web tornaram-se uma das principais formas de disponibilização de serviços digitais devido à sua capacidade de integração e facilidade de utilização. Actualmente, empresas de diversos sectores adoptam sistemas web para gerir os seus processos internos e melhorar a prestação de serviços.</w:t>
+        <w:t xml:space="preserve">De acordo com </w:t>
+      </w:r>
+      <w:proofErr w:type="spellStart"/>
+      <w:r>
+        <w:rPr>
+          <w:rFonts w:ascii="Times New Roman" w:hAnsi="Times New Roman" w:cs="Times New Roman"/>
+          <w:lang w:eastAsia="pt-PT"/>
+        </w:rPr>
+        <w:t>Pressman</w:t>
+      </w:r>
+      <w:proofErr w:type="spellEnd"/>
+      <w:r>
+        <w:rPr>
+          <w:rFonts w:ascii="Times New Roman" w:hAnsi="Times New Roman" w:cs="Times New Roman"/>
+          <w:lang w:eastAsia="pt-PT"/>
+        </w:rPr>
+        <w:t xml:space="preserve"> (2016), os sistemas web tornaram-se uma das principais formas de disponibilização de serviços digitais devido à sua capacidade de integração e facilidade de utilização. </w:t>
+      </w:r>
+      <w:proofErr w:type="spellStart"/>
+      <w:r>
+        <w:rPr>
+          <w:rFonts w:ascii="Times New Roman" w:hAnsi="Times New Roman" w:cs="Times New Roman"/>
+          <w:lang w:eastAsia="pt-PT"/>
+        </w:rPr>
+        <w:t>Actualmente</w:t>
+      </w:r>
+      <w:proofErr w:type="spellEnd"/>
+      <w:r>
+        <w:rPr>
+          <w:rFonts w:ascii="Times New Roman" w:hAnsi="Times New Roman" w:cs="Times New Roman"/>
+          <w:lang w:eastAsia="pt-PT"/>
+        </w:rPr>
+        <w:t xml:space="preserve">, empresas de diversos sectores </w:t>
+      </w:r>
+      <w:proofErr w:type="spellStart"/>
+      <w:r>
+        <w:rPr>
+          <w:rFonts w:ascii="Times New Roman" w:hAnsi="Times New Roman" w:cs="Times New Roman"/>
+          <w:lang w:eastAsia="pt-PT"/>
+        </w:rPr>
+        <w:t>adoptam</w:t>
+      </w:r>
+      <w:proofErr w:type="spellEnd"/>
+      <w:r>
+        <w:rPr>
+          <w:rFonts w:ascii="Times New Roman" w:hAnsi="Times New Roman" w:cs="Times New Roman"/>
+          <w:lang w:eastAsia="pt-PT"/>
+        </w:rPr>
+        <w:t xml:space="preserve"> sistemas web para gerir os seus processos internos e melhorar a prestação de serviços.</w:t>
       </w:r>
     </w:p>
     <w:p>
@@ -2466,7 +2525,23 @@
           <w:rFonts w:ascii="Times New Roman" w:hAnsi="Times New Roman" w:cs="Times New Roman"/>
           <w:lang w:eastAsia="pt-PT"/>
         </w:rPr>
-        <w:t>Facilidade de actualização;</w:t>
+        <w:t xml:space="preserve">Facilidade de </w:t>
+      </w:r>
+      <w:proofErr w:type="spellStart"/>
+      <w:r>
+        <w:rPr>
+          <w:rFonts w:ascii="Times New Roman" w:hAnsi="Times New Roman" w:cs="Times New Roman"/>
+          <w:lang w:eastAsia="pt-PT"/>
+        </w:rPr>
+        <w:t>actualização</w:t>
+      </w:r>
+      <w:proofErr w:type="spellEnd"/>
+      <w:r>
+        <w:rPr>
+          <w:rFonts w:ascii="Times New Roman" w:hAnsi="Times New Roman" w:cs="Times New Roman"/>
+          <w:lang w:eastAsia="pt-PT"/>
+        </w:rPr>
+        <w:t>;</w:t>
       </w:r>
     </w:p>
     <w:p>
@@ -2549,54 +2624,130 @@
           <w:rFonts w:ascii="Times New Roman" w:hAnsi="Times New Roman" w:cs="Times New Roman"/>
           <w:lang w:eastAsia="pt-PT"/>
         </w:rPr>
-        <w:t>A arquitectura mais comum utilizada nestes sistemas é a arquitectura cliente-servidor. Nesta arquitectura, o cliente corresponde ao navegador utilizado pelo utilizador, enquanto o servidor é responsável pelo processamento das solicitações e armazenamento das informações.</w:t>
-      </w:r>
-    </w:p>
-    <w:p>
-      <w:pPr>
-        <w:spacing w:line="360" w:lineRule="auto"/>
-        <w:jc w:val="both"/>
-        <w:rPr>
-          <w:rFonts w:ascii="Times New Roman" w:hAnsi="Times New Roman" w:cs="Times New Roman"/>
-          <w:lang w:eastAsia="pt-PT"/>
-        </w:rPr>
-      </w:pPr>
-      <w:r>
-        <w:rPr>
-          <w:rFonts w:ascii="Times New Roman" w:hAnsi="Times New Roman" w:cs="Times New Roman"/>
-          <w:lang w:eastAsia="pt-PT"/>
-        </w:rPr>
-        <w:t>A adopção de sistemas web permite às organizações melhorar significativamente a eficiência operacional, reduzindo custos de manutenção e facilitando a gestão das informações.</w:t>
+        <w:t xml:space="preserve">A </w:t>
+      </w:r>
+      <w:proofErr w:type="spellStart"/>
+      <w:r>
+        <w:rPr>
+          <w:rFonts w:ascii="Times New Roman" w:hAnsi="Times New Roman" w:cs="Times New Roman"/>
+          <w:lang w:eastAsia="pt-PT"/>
+        </w:rPr>
+        <w:t>arquitectura</w:t>
+      </w:r>
+      <w:proofErr w:type="spellEnd"/>
+      <w:r>
+        <w:rPr>
+          <w:rFonts w:ascii="Times New Roman" w:hAnsi="Times New Roman" w:cs="Times New Roman"/>
+          <w:lang w:eastAsia="pt-PT"/>
+        </w:rPr>
+        <w:t xml:space="preserve"> mais comum utilizada nestes sistemas é a </w:t>
+      </w:r>
+      <w:proofErr w:type="spellStart"/>
+      <w:r>
+        <w:rPr>
+          <w:rFonts w:ascii="Times New Roman" w:hAnsi="Times New Roman" w:cs="Times New Roman"/>
+          <w:lang w:eastAsia="pt-PT"/>
+        </w:rPr>
+        <w:t>arquitectura</w:t>
+      </w:r>
+      <w:proofErr w:type="spellEnd"/>
+      <w:r>
+        <w:rPr>
+          <w:rFonts w:ascii="Times New Roman" w:hAnsi="Times New Roman" w:cs="Times New Roman"/>
+          <w:lang w:eastAsia="pt-PT"/>
+        </w:rPr>
+        <w:t xml:space="preserve"> cliente-servidor. Nesta </w:t>
+      </w:r>
+      <w:proofErr w:type="spellStart"/>
+      <w:r>
+        <w:rPr>
+          <w:rFonts w:ascii="Times New Roman" w:hAnsi="Times New Roman" w:cs="Times New Roman"/>
+          <w:lang w:eastAsia="pt-PT"/>
+        </w:rPr>
+        <w:t>arquitectura</w:t>
+      </w:r>
+      <w:proofErr w:type="spellEnd"/>
+      <w:r>
+        <w:rPr>
+          <w:rFonts w:ascii="Times New Roman" w:hAnsi="Times New Roman" w:cs="Times New Roman"/>
+          <w:lang w:eastAsia="pt-PT"/>
+        </w:rPr>
+        <w:t>, o cliente corresponde ao navegador utilizado pelo utilizador, enquanto o servidor é responsável pelo processamento das solicitações e armazenamento das informações.</w:t>
+      </w:r>
+    </w:p>
+    <w:p>
+      <w:pPr>
+        <w:spacing w:line="360" w:lineRule="auto"/>
+        <w:jc w:val="both"/>
+        <w:rPr>
+          <w:rFonts w:ascii="Times New Roman" w:hAnsi="Times New Roman" w:cs="Times New Roman"/>
+          <w:lang w:eastAsia="pt-PT"/>
+        </w:rPr>
+      </w:pPr>
+      <w:r>
+        <w:rPr>
+          <w:rFonts w:ascii="Times New Roman" w:hAnsi="Times New Roman" w:cs="Times New Roman"/>
+          <w:lang w:eastAsia="pt-PT"/>
+        </w:rPr>
+        <w:t xml:space="preserve">A </w:t>
+      </w:r>
+      <w:proofErr w:type="spellStart"/>
+      <w:r>
+        <w:rPr>
+          <w:rFonts w:ascii="Times New Roman" w:hAnsi="Times New Roman" w:cs="Times New Roman"/>
+          <w:lang w:eastAsia="pt-PT"/>
+        </w:rPr>
+        <w:t>adopção</w:t>
+      </w:r>
+      <w:proofErr w:type="spellEnd"/>
+      <w:r>
+        <w:rPr>
+          <w:rFonts w:ascii="Times New Roman" w:hAnsi="Times New Roman" w:cs="Times New Roman"/>
+          <w:lang w:eastAsia="pt-PT"/>
+        </w:rPr>
+        <w:t xml:space="preserve"> de sistemas web permite às organizações melhorar significativamente a eficiência operacional, reduzindo custos de manutenção e facilitando a gestão das informações.</w:t>
       </w:r>
     </w:p>
     <w:p>
       <w:pPr>
         <w:pStyle w:val="Ttulo2"/>
-        <w:numPr>
-          <w:ilvl w:val="0"/>
-          <w:numId w:val="0"/>
-        </w:numPr>
-        <w:ind w:left="360"/>
-      </w:pPr>
-      <w:r>
-        <w:t>Microfinanças</w:t>
-      </w:r>
-    </w:p>
-    <w:p>
-      <w:pPr>
-        <w:spacing w:line="360" w:lineRule="auto"/>
-        <w:jc w:val="both"/>
-        <w:rPr>
-          <w:rFonts w:ascii="Times New Roman" w:hAnsi="Times New Roman" w:cs="Times New Roman"/>
-          <w:lang w:eastAsia="pt-PT"/>
-        </w:rPr>
-      </w:pPr>
-      <w:r>
-        <w:rPr>
-          <w:rFonts w:ascii="Times New Roman" w:hAnsi="Times New Roman" w:cs="Times New Roman"/>
-          <w:lang w:eastAsia="pt-PT"/>
-        </w:rPr>
-        <w:t>As microfinanças correspondem ao conjunto de serviços financeiros destinados a pessoas de baixa renda e pequenos empreendedores que possuem acesso limitado ao sistema bancário tradicional. Estes serviços incluem microcrédito, poupança, seguros e transferências financeiras.</w:t>
+        <w:spacing w:line="360" w:lineRule="auto"/>
+      </w:pPr>
+      <w:r>
+        <w:t>MICROFINANÇAS</w:t>
+      </w:r>
+    </w:p>
+    <w:p>
+      <w:pPr>
+        <w:spacing w:line="360" w:lineRule="auto"/>
+        <w:jc w:val="both"/>
+        <w:rPr>
+          <w:rFonts w:ascii="Times New Roman" w:hAnsi="Times New Roman" w:cs="Times New Roman"/>
+          <w:lang w:eastAsia="pt-PT"/>
+        </w:rPr>
+      </w:pPr>
+      <w:r>
+        <w:rPr>
+          <w:rFonts w:ascii="Times New Roman" w:hAnsi="Times New Roman" w:cs="Times New Roman"/>
+          <w:lang w:eastAsia="pt-PT"/>
+        </w:rPr>
+        <w:t xml:space="preserve">As </w:t>
+      </w:r>
+      <w:proofErr w:type="spellStart"/>
+      <w:r>
+        <w:rPr>
+          <w:rFonts w:ascii="Times New Roman" w:hAnsi="Times New Roman" w:cs="Times New Roman"/>
+          <w:lang w:eastAsia="pt-PT"/>
+        </w:rPr>
+        <w:t>microfinanças</w:t>
+      </w:r>
+      <w:proofErr w:type="spellEnd"/>
+      <w:r>
+        <w:rPr>
+          <w:rFonts w:ascii="Times New Roman" w:hAnsi="Times New Roman" w:cs="Times New Roman"/>
+          <w:lang w:eastAsia="pt-PT"/>
+        </w:rPr>
+        <w:t xml:space="preserve"> correspondem ao conjunto de serviços financeiros destinados a pessoas de baixa renda e pequenos empreendedores que possuem acesso limitado ao sistema bancário tradicional. Estes serviços incluem microcrédito, poupança, seguros e transferências financeiras.</w:t>
       </w:r>
     </w:p>
     <w:p>
@@ -2614,41 +2765,121 @@
           <w:lang w:eastAsia="pt-PT"/>
         </w:rPr>
         <w:lastRenderedPageBreak/>
-        <w:t>Segundo Yunus (2007), considerado o pioneiro do microcrédito moderno, as microfinanças constituem uma ferramenta importante para o combate à pobreza e promoção do desenvolvimento económico local.</w:t>
-      </w:r>
-    </w:p>
-    <w:p>
-      <w:pPr>
-        <w:spacing w:line="360" w:lineRule="auto"/>
-        <w:jc w:val="both"/>
-        <w:rPr>
-          <w:rFonts w:ascii="Times New Roman" w:hAnsi="Times New Roman" w:cs="Times New Roman"/>
-          <w:lang w:eastAsia="pt-PT"/>
-        </w:rPr>
-      </w:pPr>
-      <w:r>
-        <w:rPr>
-          <w:rFonts w:ascii="Times New Roman" w:hAnsi="Times New Roman" w:cs="Times New Roman"/>
-          <w:lang w:eastAsia="pt-PT"/>
-        </w:rPr>
-        <w:t>O microcrédito é um dos principais instrumentos das microfinanças e consiste na concessão de pequenos empréstimos destinados ao financiamento de actividades produtivas. Este mecanismo permite que pequenos empreendedores obtenham recursos financeiros para iniciar ou expandir os seus negócios.</w:t>
-      </w:r>
-    </w:p>
-    <w:p>
-      <w:pPr>
-        <w:spacing w:line="360" w:lineRule="auto"/>
-        <w:jc w:val="both"/>
-        <w:rPr>
-          <w:rFonts w:ascii="Times New Roman" w:hAnsi="Times New Roman" w:cs="Times New Roman"/>
-          <w:lang w:eastAsia="pt-PT"/>
-        </w:rPr>
-      </w:pPr>
-      <w:r>
-        <w:rPr>
-          <w:rFonts w:ascii="Times New Roman" w:hAnsi="Times New Roman" w:cs="Times New Roman"/>
-          <w:lang w:eastAsia="pt-PT"/>
-        </w:rPr>
-        <w:t>As microfinanças apresentam diversas vantagens sociais e económicas, entre elas:</w:t>
+        <w:t xml:space="preserve">Segundo </w:t>
+      </w:r>
+      <w:proofErr w:type="spellStart"/>
+      <w:r>
+        <w:rPr>
+          <w:rFonts w:ascii="Times New Roman" w:hAnsi="Times New Roman" w:cs="Times New Roman"/>
+          <w:lang w:eastAsia="pt-PT"/>
+        </w:rPr>
+        <w:t>Yunus</w:t>
+      </w:r>
+      <w:proofErr w:type="spellEnd"/>
+      <w:r>
+        <w:rPr>
+          <w:rFonts w:ascii="Times New Roman" w:hAnsi="Times New Roman" w:cs="Times New Roman"/>
+          <w:lang w:eastAsia="pt-PT"/>
+        </w:rPr>
+        <w:t xml:space="preserve"> (2007), considerado o pioneiro do microcrédito moderno, as </w:t>
+      </w:r>
+      <w:proofErr w:type="spellStart"/>
+      <w:r>
+        <w:rPr>
+          <w:rFonts w:ascii="Times New Roman" w:hAnsi="Times New Roman" w:cs="Times New Roman"/>
+          <w:lang w:eastAsia="pt-PT"/>
+        </w:rPr>
+        <w:t>microfinanças</w:t>
+      </w:r>
+      <w:proofErr w:type="spellEnd"/>
+      <w:r>
+        <w:rPr>
+          <w:rFonts w:ascii="Times New Roman" w:hAnsi="Times New Roman" w:cs="Times New Roman"/>
+          <w:lang w:eastAsia="pt-PT"/>
+        </w:rPr>
+        <w:t xml:space="preserve"> constituem uma ferramenta importante para o combate à pobreza e promoção do desenvolvimento económico local.</w:t>
+      </w:r>
+    </w:p>
+    <w:p>
+      <w:pPr>
+        <w:spacing w:line="360" w:lineRule="auto"/>
+        <w:jc w:val="both"/>
+        <w:rPr>
+          <w:rFonts w:ascii="Times New Roman" w:hAnsi="Times New Roman" w:cs="Times New Roman"/>
+          <w:lang w:eastAsia="pt-PT"/>
+        </w:rPr>
+      </w:pPr>
+      <w:r>
+        <w:rPr>
+          <w:rFonts w:ascii="Times New Roman" w:hAnsi="Times New Roman" w:cs="Times New Roman"/>
+          <w:lang w:eastAsia="pt-PT"/>
+        </w:rPr>
+        <w:t xml:space="preserve">O microcrédito é um dos principais instrumentos das </w:t>
+      </w:r>
+      <w:proofErr w:type="spellStart"/>
+      <w:r>
+        <w:rPr>
+          <w:rFonts w:ascii="Times New Roman" w:hAnsi="Times New Roman" w:cs="Times New Roman"/>
+          <w:lang w:eastAsia="pt-PT"/>
+        </w:rPr>
+        <w:t>microfinanças</w:t>
+      </w:r>
+      <w:proofErr w:type="spellEnd"/>
+      <w:r>
+        <w:rPr>
+          <w:rFonts w:ascii="Times New Roman" w:hAnsi="Times New Roman" w:cs="Times New Roman"/>
+          <w:lang w:eastAsia="pt-PT"/>
+        </w:rPr>
+        <w:t xml:space="preserve"> e consiste na concessão de pequenos empréstimos destinados ao financiamento de </w:t>
+      </w:r>
+      <w:proofErr w:type="spellStart"/>
+      <w:r>
+        <w:rPr>
+          <w:rFonts w:ascii="Times New Roman" w:hAnsi="Times New Roman" w:cs="Times New Roman"/>
+          <w:lang w:eastAsia="pt-PT"/>
+        </w:rPr>
+        <w:t>actividades</w:t>
+      </w:r>
+      <w:proofErr w:type="spellEnd"/>
+      <w:r>
+        <w:rPr>
+          <w:rFonts w:ascii="Times New Roman" w:hAnsi="Times New Roman" w:cs="Times New Roman"/>
+          <w:lang w:eastAsia="pt-PT"/>
+        </w:rPr>
+        <w:t xml:space="preserve"> produtivas. Este mecanismo permite que pequenos empreendedores obtenham recursos financeiros para iniciar ou expandir os seus negócios.</w:t>
+      </w:r>
+    </w:p>
+    <w:p>
+      <w:pPr>
+        <w:spacing w:line="360" w:lineRule="auto"/>
+        <w:jc w:val="both"/>
+        <w:rPr>
+          <w:rFonts w:ascii="Times New Roman" w:hAnsi="Times New Roman" w:cs="Times New Roman"/>
+          <w:lang w:eastAsia="pt-PT"/>
+        </w:rPr>
+      </w:pPr>
+      <w:r>
+        <w:rPr>
+          <w:rFonts w:ascii="Times New Roman" w:hAnsi="Times New Roman" w:cs="Times New Roman"/>
+          <w:lang w:eastAsia="pt-PT"/>
+        </w:rPr>
+        <w:t xml:space="preserve">As </w:t>
+      </w:r>
+      <w:proofErr w:type="spellStart"/>
+      <w:r>
+        <w:rPr>
+          <w:rFonts w:ascii="Times New Roman" w:hAnsi="Times New Roman" w:cs="Times New Roman"/>
+          <w:lang w:eastAsia="pt-PT"/>
+        </w:rPr>
+        <w:t>microfinanças</w:t>
+      </w:r>
+      <w:proofErr w:type="spellEnd"/>
+      <w:r>
+        <w:rPr>
+          <w:rFonts w:ascii="Times New Roman" w:hAnsi="Times New Roman" w:cs="Times New Roman"/>
+          <w:lang w:eastAsia="pt-PT"/>
+        </w:rPr>
+        <w:t xml:space="preserve"> apresentam diversas vantagens sociais e económicas, entre elas:</w:t>
       </w:r>
     </w:p>
     <w:p>
@@ -2775,57 +3006,141 @@
           <w:rFonts w:ascii="Times New Roman" w:hAnsi="Times New Roman" w:cs="Times New Roman"/>
           <w:lang w:eastAsia="pt-PT"/>
         </w:rPr>
-        <w:t>Em Angola, instituições como a KixiCrédito desempenham um papel importante no apoio aos pequenos empreendedores, contribuindo para o crescimento económico e fortalecimento das actividades produtivas.</w:t>
-      </w:r>
-    </w:p>
-    <w:p>
-      <w:pPr>
-        <w:spacing w:line="360" w:lineRule="auto"/>
-        <w:ind w:left="360"/>
-        <w:jc w:val="both"/>
-        <w:rPr>
-          <w:rStyle w:val="Ttulo2Char"/>
-        </w:rPr>
-      </w:pPr>
-      <w:r>
-        <w:rPr>
-          <w:rStyle w:val="Ttulo2Char"/>
-        </w:rPr>
-        <w:t>Gestão das operações de microfinanças</w:t>
-      </w:r>
-    </w:p>
-    <w:p>
-      <w:pPr>
-        <w:spacing w:line="360" w:lineRule="auto"/>
-        <w:jc w:val="both"/>
-        <w:rPr>
-          <w:rFonts w:ascii="Times New Roman" w:hAnsi="Times New Roman" w:cs="Times New Roman"/>
-          <w:lang w:eastAsia="pt-PT"/>
-        </w:rPr>
-      </w:pPr>
-      <w:r>
-        <w:rPr>
-          <w:rFonts w:ascii="Times New Roman" w:hAnsi="Times New Roman" w:cs="Times New Roman"/>
-          <w:lang w:eastAsia="pt-PT"/>
-        </w:rPr>
-        <w:t>A gestão das operações de microfinanças envolve o planeamento, controlo e acompanhamento das actividades relacionadas aos clientes e aos empréstimos concedidos pela instituição financeira.</w:t>
-      </w:r>
-    </w:p>
-    <w:p>
-      <w:pPr>
-        <w:spacing w:line="360" w:lineRule="auto"/>
-        <w:jc w:val="both"/>
-        <w:rPr>
-          <w:rFonts w:ascii="Times New Roman" w:hAnsi="Times New Roman" w:cs="Times New Roman"/>
-          <w:lang w:eastAsia="pt-PT"/>
-        </w:rPr>
-      </w:pPr>
-      <w:r>
-        <w:rPr>
-          <w:rFonts w:ascii="Times New Roman" w:hAnsi="Times New Roman" w:cs="Times New Roman"/>
-          <w:lang w:eastAsia="pt-PT"/>
-        </w:rPr>
-        <w:t>Entre as principais actividades desenvolvidas destacam-se:</w:t>
+        <w:t xml:space="preserve">Em Angola, instituições como a </w:t>
+      </w:r>
+      <w:proofErr w:type="spellStart"/>
+      <w:r>
+        <w:rPr>
+          <w:rFonts w:ascii="Times New Roman" w:hAnsi="Times New Roman" w:cs="Times New Roman"/>
+          <w:lang w:eastAsia="pt-PT"/>
+        </w:rPr>
+        <w:t>KixiCrédito</w:t>
+      </w:r>
+      <w:proofErr w:type="spellEnd"/>
+      <w:r>
+        <w:rPr>
+          <w:rFonts w:ascii="Times New Roman" w:hAnsi="Times New Roman" w:cs="Times New Roman"/>
+          <w:lang w:eastAsia="pt-PT"/>
+        </w:rPr>
+        <w:t xml:space="preserve"> desempenham um papel importante no apoio aos pequenos empreendedores, contribuindo para o crescimento económico e fortalecimento das </w:t>
+      </w:r>
+      <w:proofErr w:type="spellStart"/>
+      <w:r>
+        <w:rPr>
+          <w:rFonts w:ascii="Times New Roman" w:hAnsi="Times New Roman" w:cs="Times New Roman"/>
+          <w:lang w:eastAsia="pt-PT"/>
+        </w:rPr>
+        <w:t>actividades</w:t>
+      </w:r>
+      <w:proofErr w:type="spellEnd"/>
+      <w:r>
+        <w:rPr>
+          <w:rFonts w:ascii="Times New Roman" w:hAnsi="Times New Roman" w:cs="Times New Roman"/>
+          <w:lang w:eastAsia="pt-PT"/>
+        </w:rPr>
+        <w:t xml:space="preserve"> produtivas.</w:t>
+      </w:r>
+    </w:p>
+    <w:p>
+      <w:pPr>
+        <w:pStyle w:val="PargrafodaLista"/>
+        <w:numPr>
+          <w:ilvl w:val="1"/>
+          <w:numId w:val="19"/>
+        </w:numPr>
+        <w:spacing w:line="360" w:lineRule="auto"/>
+        <w:jc w:val="both"/>
+        <w:rPr>
+          <w:rStyle w:val="Ttulo2Carter"/>
+        </w:rPr>
+      </w:pPr>
+      <w:r>
+        <w:rPr>
+          <w:rStyle w:val="Ttulo2Carter"/>
+        </w:rPr>
+        <w:t>GESTÃO DAS OPERAÇÕES DE MICROFINANÇAS</w:t>
+      </w:r>
+    </w:p>
+    <w:p>
+      <w:pPr>
+        <w:spacing w:line="360" w:lineRule="auto"/>
+        <w:jc w:val="both"/>
+        <w:rPr>
+          <w:rFonts w:ascii="Times New Roman" w:hAnsi="Times New Roman" w:cs="Times New Roman"/>
+          <w:lang w:eastAsia="pt-PT"/>
+        </w:rPr>
+      </w:pPr>
+      <w:r>
+        <w:rPr>
+          <w:rFonts w:ascii="Times New Roman" w:hAnsi="Times New Roman" w:cs="Times New Roman"/>
+          <w:lang w:eastAsia="pt-PT"/>
+        </w:rPr>
+        <w:t xml:space="preserve">A gestão das operações de </w:t>
+      </w:r>
+      <w:proofErr w:type="spellStart"/>
+      <w:r>
+        <w:rPr>
+          <w:rFonts w:ascii="Times New Roman" w:hAnsi="Times New Roman" w:cs="Times New Roman"/>
+          <w:lang w:eastAsia="pt-PT"/>
+        </w:rPr>
+        <w:t>microfinanças</w:t>
+      </w:r>
+      <w:proofErr w:type="spellEnd"/>
+      <w:r>
+        <w:rPr>
+          <w:rFonts w:ascii="Times New Roman" w:hAnsi="Times New Roman" w:cs="Times New Roman"/>
+          <w:lang w:eastAsia="pt-PT"/>
+        </w:rPr>
+        <w:t xml:space="preserve"> envolve o planeamento, controlo e acompanhamento das </w:t>
+      </w:r>
+      <w:proofErr w:type="spellStart"/>
+      <w:r>
+        <w:rPr>
+          <w:rFonts w:ascii="Times New Roman" w:hAnsi="Times New Roman" w:cs="Times New Roman"/>
+          <w:lang w:eastAsia="pt-PT"/>
+        </w:rPr>
+        <w:t>actividades</w:t>
+      </w:r>
+      <w:proofErr w:type="spellEnd"/>
+      <w:r>
+        <w:rPr>
+          <w:rFonts w:ascii="Times New Roman" w:hAnsi="Times New Roman" w:cs="Times New Roman"/>
+          <w:lang w:eastAsia="pt-PT"/>
+        </w:rPr>
+        <w:t xml:space="preserve"> relacionadas aos clientes e aos empréstimos concedidos pela instituição financeira.</w:t>
+      </w:r>
+    </w:p>
+    <w:p>
+      <w:pPr>
+        <w:spacing w:line="360" w:lineRule="auto"/>
+        <w:jc w:val="both"/>
+        <w:rPr>
+          <w:rFonts w:ascii="Times New Roman" w:hAnsi="Times New Roman" w:cs="Times New Roman"/>
+          <w:lang w:eastAsia="pt-PT"/>
+        </w:rPr>
+      </w:pPr>
+      <w:r>
+        <w:rPr>
+          <w:rFonts w:ascii="Times New Roman" w:hAnsi="Times New Roman" w:cs="Times New Roman"/>
+          <w:lang w:eastAsia="pt-PT"/>
+        </w:rPr>
+        <w:t xml:space="preserve">Entre as principais </w:t>
+      </w:r>
+      <w:proofErr w:type="spellStart"/>
+      <w:r>
+        <w:rPr>
+          <w:rFonts w:ascii="Times New Roman" w:hAnsi="Times New Roman" w:cs="Times New Roman"/>
+          <w:lang w:eastAsia="pt-PT"/>
+        </w:rPr>
+        <w:t>actividades</w:t>
+      </w:r>
+      <w:proofErr w:type="spellEnd"/>
+      <w:r>
+        <w:rPr>
+          <w:rFonts w:ascii="Times New Roman" w:hAnsi="Times New Roman" w:cs="Times New Roman"/>
+          <w:lang w:eastAsia="pt-PT"/>
+        </w:rPr>
+        <w:t xml:space="preserve"> desenvolvidas destacam-se:</w:t>
       </w:r>
     </w:p>
     <w:p>
@@ -3059,65 +3374,157 @@
     <w:p>
       <w:pPr>
         <w:pStyle w:val="Ttulo2"/>
-        <w:numPr>
-          <w:ilvl w:val="0"/>
-          <w:numId w:val="0"/>
-        </w:numPr>
-        <w:ind w:left="360"/>
-      </w:pPr>
-      <w:r>
-        <w:t>Bases de dados</w:t>
-      </w:r>
-    </w:p>
-    <w:p>
-      <w:pPr>
-        <w:spacing w:line="360" w:lineRule="auto"/>
-        <w:jc w:val="both"/>
-        <w:rPr>
-          <w:rFonts w:ascii="Times New Roman" w:hAnsi="Times New Roman" w:cs="Times New Roman"/>
-          <w:lang w:eastAsia="pt-PT"/>
-        </w:rPr>
-      </w:pPr>
-      <w:r>
-        <w:rPr>
-          <w:rFonts w:ascii="Times New Roman" w:hAnsi="Times New Roman" w:cs="Times New Roman"/>
-          <w:lang w:eastAsia="pt-PT"/>
-        </w:rPr>
-        <w:t>As bases de dados constituem conjuntos organizados de informações armazenadas electronicamente, permitindo a gestão eficiente dos dados utilizados pelos sistemas de informação.</w:t>
-      </w:r>
-    </w:p>
-    <w:p>
-      <w:pPr>
-        <w:spacing w:line="360" w:lineRule="auto"/>
-        <w:jc w:val="both"/>
-        <w:rPr>
-          <w:rFonts w:ascii="Times New Roman" w:hAnsi="Times New Roman" w:cs="Times New Roman"/>
-          <w:lang w:eastAsia="pt-PT"/>
-        </w:rPr>
-      </w:pPr>
-      <w:r>
-        <w:rPr>
-          <w:rFonts w:ascii="Times New Roman" w:hAnsi="Times New Roman" w:cs="Times New Roman"/>
-          <w:lang w:eastAsia="pt-PT"/>
-        </w:rPr>
-        <w:t>Segundo Silberschatz, Korth e Sudarshan (2019), uma base de dados deve garantir integridade, consistência, segurança e disponibilidade das informações armazenadas.</w:t>
-      </w:r>
-    </w:p>
-    <w:p>
-      <w:pPr>
-        <w:spacing w:line="360" w:lineRule="auto"/>
-        <w:jc w:val="both"/>
-        <w:rPr>
-          <w:rFonts w:ascii="Times New Roman" w:hAnsi="Times New Roman" w:cs="Times New Roman"/>
-          <w:lang w:eastAsia="pt-PT"/>
-        </w:rPr>
-      </w:pPr>
-      <w:r>
-        <w:rPr>
-          <w:rFonts w:ascii="Times New Roman" w:hAnsi="Times New Roman" w:cs="Times New Roman"/>
-          <w:lang w:eastAsia="pt-PT"/>
-        </w:rPr>
-        <w:t>Os Sistemas de Gestão de Bases de Dados (SGBD) são responsáveis pela administração dos dados e pelo controlo do acesso às informações. Entre os sistemas mais utilizados destaca-se o MySQL, amplamente adoptado no desenvolvimento de aplicações web.</w:t>
+        <w:spacing w:line="360" w:lineRule="auto"/>
+      </w:pPr>
+      <w:r>
+        <w:t>BASES DE DADOS</w:t>
+      </w:r>
+    </w:p>
+    <w:p>
+      <w:pPr>
+        <w:spacing w:line="360" w:lineRule="auto"/>
+        <w:jc w:val="both"/>
+        <w:rPr>
+          <w:rFonts w:ascii="Times New Roman" w:hAnsi="Times New Roman" w:cs="Times New Roman"/>
+          <w:lang w:eastAsia="pt-PT"/>
+        </w:rPr>
+      </w:pPr>
+      <w:r>
+        <w:rPr>
+          <w:rFonts w:ascii="Times New Roman" w:hAnsi="Times New Roman" w:cs="Times New Roman"/>
+          <w:lang w:eastAsia="pt-PT"/>
+        </w:rPr>
+        <w:t xml:space="preserve">As bases de dados constituem conjuntos organizados de informações armazenadas </w:t>
+      </w:r>
+      <w:proofErr w:type="spellStart"/>
+      <w:r>
+        <w:rPr>
+          <w:rFonts w:ascii="Times New Roman" w:hAnsi="Times New Roman" w:cs="Times New Roman"/>
+          <w:lang w:eastAsia="pt-PT"/>
+        </w:rPr>
+        <w:t>electronicamente</w:t>
+      </w:r>
+      <w:proofErr w:type="spellEnd"/>
+      <w:r>
+        <w:rPr>
+          <w:rFonts w:ascii="Times New Roman" w:hAnsi="Times New Roman" w:cs="Times New Roman"/>
+          <w:lang w:eastAsia="pt-PT"/>
+        </w:rPr>
+        <w:t>, permitindo a gestão eficiente dos dados utilizados pelos sistemas de informação.</w:t>
+      </w:r>
+    </w:p>
+    <w:p>
+      <w:pPr>
+        <w:spacing w:line="360" w:lineRule="auto"/>
+        <w:jc w:val="both"/>
+        <w:rPr>
+          <w:rFonts w:ascii="Times New Roman" w:hAnsi="Times New Roman" w:cs="Times New Roman"/>
+          <w:lang w:eastAsia="pt-PT"/>
+        </w:rPr>
+      </w:pPr>
+      <w:r>
+        <w:rPr>
+          <w:rFonts w:ascii="Times New Roman" w:hAnsi="Times New Roman" w:cs="Times New Roman"/>
+          <w:lang w:eastAsia="pt-PT"/>
+        </w:rPr>
+        <w:t xml:space="preserve">Segundo </w:t>
+      </w:r>
+      <w:proofErr w:type="spellStart"/>
+      <w:r>
+        <w:rPr>
+          <w:rFonts w:ascii="Times New Roman" w:hAnsi="Times New Roman" w:cs="Times New Roman"/>
+          <w:lang w:eastAsia="pt-PT"/>
+        </w:rPr>
+        <w:t>Silberschatz</w:t>
+      </w:r>
+      <w:proofErr w:type="spellEnd"/>
+      <w:r>
+        <w:rPr>
+          <w:rFonts w:ascii="Times New Roman" w:hAnsi="Times New Roman" w:cs="Times New Roman"/>
+          <w:lang w:eastAsia="pt-PT"/>
+        </w:rPr>
+        <w:t xml:space="preserve">, </w:t>
+      </w:r>
+      <w:proofErr w:type="spellStart"/>
+      <w:r>
+        <w:rPr>
+          <w:rFonts w:ascii="Times New Roman" w:hAnsi="Times New Roman" w:cs="Times New Roman"/>
+          <w:lang w:eastAsia="pt-PT"/>
+        </w:rPr>
+        <w:t>Korth</w:t>
+      </w:r>
+      <w:proofErr w:type="spellEnd"/>
+      <w:r>
+        <w:rPr>
+          <w:rFonts w:ascii="Times New Roman" w:hAnsi="Times New Roman" w:cs="Times New Roman"/>
+          <w:lang w:eastAsia="pt-PT"/>
+        </w:rPr>
+        <w:t xml:space="preserve"> e </w:t>
+      </w:r>
+      <w:proofErr w:type="spellStart"/>
+      <w:r>
+        <w:rPr>
+          <w:rFonts w:ascii="Times New Roman" w:hAnsi="Times New Roman" w:cs="Times New Roman"/>
+          <w:lang w:eastAsia="pt-PT"/>
+        </w:rPr>
+        <w:t>Sudarshan</w:t>
+      </w:r>
+      <w:proofErr w:type="spellEnd"/>
+      <w:r>
+        <w:rPr>
+          <w:rFonts w:ascii="Times New Roman" w:hAnsi="Times New Roman" w:cs="Times New Roman"/>
+          <w:lang w:eastAsia="pt-PT"/>
+        </w:rPr>
+        <w:t xml:space="preserve"> (2019), uma base de dados deve garantir integridade, consistência, segurança e disponibilidade das informações armazenadas.</w:t>
+      </w:r>
+    </w:p>
+    <w:p>
+      <w:pPr>
+        <w:spacing w:line="360" w:lineRule="auto"/>
+        <w:jc w:val="both"/>
+        <w:rPr>
+          <w:rFonts w:ascii="Times New Roman" w:hAnsi="Times New Roman" w:cs="Times New Roman"/>
+          <w:lang w:eastAsia="pt-PT"/>
+        </w:rPr>
+      </w:pPr>
+      <w:r>
+        <w:rPr>
+          <w:rFonts w:ascii="Times New Roman" w:hAnsi="Times New Roman" w:cs="Times New Roman"/>
+          <w:lang w:eastAsia="pt-PT"/>
+        </w:rPr>
+        <w:t xml:space="preserve">Os Sistemas de Gestão de Bases de Dados (SGBD) são responsáveis pela administração dos dados e pelo controlo do acesso às informações. Entre os sistemas mais utilizados destaca-se o </w:t>
+      </w:r>
+      <w:proofErr w:type="spellStart"/>
+      <w:r>
+        <w:rPr>
+          <w:rFonts w:ascii="Times New Roman" w:hAnsi="Times New Roman" w:cs="Times New Roman"/>
+          <w:lang w:eastAsia="pt-PT"/>
+        </w:rPr>
+        <w:t>MySQL</w:t>
+      </w:r>
+      <w:proofErr w:type="spellEnd"/>
+      <w:r>
+        <w:rPr>
+          <w:rFonts w:ascii="Times New Roman" w:hAnsi="Times New Roman" w:cs="Times New Roman"/>
+          <w:lang w:eastAsia="pt-PT"/>
+        </w:rPr>
+        <w:t xml:space="preserve">, amplamente </w:t>
+      </w:r>
+      <w:proofErr w:type="spellStart"/>
+      <w:r>
+        <w:rPr>
+          <w:rFonts w:ascii="Times New Roman" w:hAnsi="Times New Roman" w:cs="Times New Roman"/>
+          <w:lang w:eastAsia="pt-PT"/>
+        </w:rPr>
+        <w:t>adoptado</w:t>
+      </w:r>
+      <w:proofErr w:type="spellEnd"/>
+      <w:r>
+        <w:rPr>
+          <w:rFonts w:ascii="Times New Roman" w:hAnsi="Times New Roman" w:cs="Times New Roman"/>
+          <w:lang w:eastAsia="pt-PT"/>
+        </w:rPr>
+        <w:t xml:space="preserve"> no desenvolvimento de aplicações web.</w:t>
       </w:r>
     </w:p>
     <w:p>
@@ -3239,7 +3646,23 @@
           <w:rFonts w:ascii="Times New Roman" w:hAnsi="Times New Roman" w:cs="Times New Roman"/>
           <w:lang w:eastAsia="pt-PT"/>
         </w:rPr>
-        <w:t>Facilidade de actualização;</w:t>
+        <w:t xml:space="preserve">Facilidade de </w:t>
+      </w:r>
+      <w:proofErr w:type="spellStart"/>
+      <w:r>
+        <w:rPr>
+          <w:rFonts w:ascii="Times New Roman" w:hAnsi="Times New Roman" w:cs="Times New Roman"/>
+          <w:lang w:eastAsia="pt-PT"/>
+        </w:rPr>
+        <w:t>actualização</w:t>
+      </w:r>
+      <w:proofErr w:type="spellEnd"/>
+      <w:r>
+        <w:rPr>
+          <w:rFonts w:ascii="Times New Roman" w:hAnsi="Times New Roman" w:cs="Times New Roman"/>
+          <w:lang w:eastAsia="pt-PT"/>
+        </w:rPr>
+        <w:t>;</w:t>
       </w:r>
     </w:p>
     <w:p>
@@ -3278,7 +3701,23 @@
           <w:rFonts w:ascii="Times New Roman" w:hAnsi="Times New Roman" w:cs="Times New Roman"/>
           <w:lang w:eastAsia="pt-PT"/>
         </w:rPr>
-        <w:t>No presente projecto, a base de dados será responsável pelo armazenamento dos dados dos clientes, pagamentos, desembolsos, reembolsos, comprovativos digitais e informações dos funcionários.</w:t>
+        <w:t xml:space="preserve">No presente </w:t>
+      </w:r>
+      <w:proofErr w:type="spellStart"/>
+      <w:r>
+        <w:rPr>
+          <w:rFonts w:ascii="Times New Roman" w:hAnsi="Times New Roman" w:cs="Times New Roman"/>
+          <w:lang w:eastAsia="pt-PT"/>
+        </w:rPr>
+        <w:t>projecto</w:t>
+      </w:r>
+      <w:proofErr w:type="spellEnd"/>
+      <w:r>
+        <w:rPr>
+          <w:rFonts w:ascii="Times New Roman" w:hAnsi="Times New Roman" w:cs="Times New Roman"/>
+          <w:lang w:eastAsia="pt-PT"/>
+        </w:rPr>
+        <w:t>, a base de dados será responsável pelo armazenamento dos dados dos clientes, pagamentos, desembolsos, reembolsos, comprovativos digitais e informações dos funcionários.</w:t>
       </w:r>
     </w:p>
     <w:p>
@@ -3304,14 +3743,10 @@
     <w:p>
       <w:pPr>
         <w:pStyle w:val="Ttulo2"/>
-        <w:numPr>
-          <w:ilvl w:val="0"/>
-          <w:numId w:val="0"/>
-        </w:numPr>
-        <w:ind w:left="360"/>
-      </w:pPr>
-      <w:r>
-        <w:t>Tecnologias utilizadas</w:t>
+        <w:spacing w:line="360" w:lineRule="auto"/>
+      </w:pPr>
+      <w:r>
+        <w:t>TECNOLOGIAS UTILIZADAS</w:t>
       </w:r>
     </w:p>
     <w:p>
@@ -3366,7 +3801,55 @@
           <w:rFonts w:ascii="Times New Roman" w:hAnsi="Times New Roman" w:cs="Times New Roman"/>
           <w:lang w:eastAsia="pt-PT"/>
         </w:rPr>
-        <w:t>O HTML (HyperText Markup Language) é a linguagem responsável pela estruturação das páginas web. Através desta linguagem são definidos os elementos que compõem a interface do sistema.</w:t>
+        <w:t>O HTML (</w:t>
+      </w:r>
+      <w:proofErr w:type="spellStart"/>
+      <w:r>
+        <w:rPr>
+          <w:rFonts w:ascii="Times New Roman" w:hAnsi="Times New Roman" w:cs="Times New Roman"/>
+          <w:lang w:eastAsia="pt-PT"/>
+        </w:rPr>
+        <w:t>HyperText</w:t>
+      </w:r>
+      <w:proofErr w:type="spellEnd"/>
+      <w:r>
+        <w:rPr>
+          <w:rFonts w:ascii="Times New Roman" w:hAnsi="Times New Roman" w:cs="Times New Roman"/>
+          <w:lang w:eastAsia="pt-PT"/>
+        </w:rPr>
+        <w:t xml:space="preserve"> </w:t>
+      </w:r>
+      <w:proofErr w:type="spellStart"/>
+      <w:r>
+        <w:rPr>
+          <w:rFonts w:ascii="Times New Roman" w:hAnsi="Times New Roman" w:cs="Times New Roman"/>
+          <w:lang w:eastAsia="pt-PT"/>
+        </w:rPr>
+        <w:t>Markup</w:t>
+      </w:r>
+      <w:proofErr w:type="spellEnd"/>
+      <w:r>
+        <w:rPr>
+          <w:rFonts w:ascii="Times New Roman" w:hAnsi="Times New Roman" w:cs="Times New Roman"/>
+          <w:lang w:eastAsia="pt-PT"/>
+        </w:rPr>
+        <w:t xml:space="preserve"> </w:t>
+      </w:r>
+      <w:proofErr w:type="spellStart"/>
+      <w:r>
+        <w:rPr>
+          <w:rFonts w:ascii="Times New Roman" w:hAnsi="Times New Roman" w:cs="Times New Roman"/>
+          <w:lang w:eastAsia="pt-PT"/>
+        </w:rPr>
+        <w:t>Language</w:t>
+      </w:r>
+      <w:proofErr w:type="spellEnd"/>
+      <w:r>
+        <w:rPr>
+          <w:rFonts w:ascii="Times New Roman" w:hAnsi="Times New Roman" w:cs="Times New Roman"/>
+          <w:lang w:eastAsia="pt-PT"/>
+        </w:rPr>
+        <w:t>) é a linguagem responsável pela estruturação das páginas web. Através desta linguagem são definidos os elementos que compõem a interface do sistema.</w:t>
       </w:r>
     </w:p>
     <w:p>
@@ -3404,7 +3887,71 @@
           <w:rFonts w:ascii="Times New Roman" w:hAnsi="Times New Roman" w:cs="Times New Roman"/>
           <w:lang w:eastAsia="pt-PT"/>
         </w:rPr>
-        <w:t>O CSS (Cascading Style Sheets) é utilizado para controlar a apresentação visual das páginas, permitindo a definição de cores, fontes, espaçamentos e outros aspectos relacionados ao design.</w:t>
+        <w:t>O CSS (</w:t>
+      </w:r>
+      <w:proofErr w:type="spellStart"/>
+      <w:r>
+        <w:rPr>
+          <w:rFonts w:ascii="Times New Roman" w:hAnsi="Times New Roman" w:cs="Times New Roman"/>
+          <w:lang w:eastAsia="pt-PT"/>
+        </w:rPr>
+        <w:t>Cascading</w:t>
+      </w:r>
+      <w:proofErr w:type="spellEnd"/>
+      <w:r>
+        <w:rPr>
+          <w:rFonts w:ascii="Times New Roman" w:hAnsi="Times New Roman" w:cs="Times New Roman"/>
+          <w:lang w:eastAsia="pt-PT"/>
+        </w:rPr>
+        <w:t xml:space="preserve"> </w:t>
+      </w:r>
+      <w:proofErr w:type="spellStart"/>
+      <w:r>
+        <w:rPr>
+          <w:rFonts w:ascii="Times New Roman" w:hAnsi="Times New Roman" w:cs="Times New Roman"/>
+          <w:lang w:eastAsia="pt-PT"/>
+        </w:rPr>
+        <w:t>Style</w:t>
+      </w:r>
+      <w:proofErr w:type="spellEnd"/>
+      <w:r>
+        <w:rPr>
+          <w:rFonts w:ascii="Times New Roman" w:hAnsi="Times New Roman" w:cs="Times New Roman"/>
+          <w:lang w:eastAsia="pt-PT"/>
+        </w:rPr>
+        <w:t xml:space="preserve"> </w:t>
+      </w:r>
+      <w:proofErr w:type="spellStart"/>
+      <w:r>
+        <w:rPr>
+          <w:rFonts w:ascii="Times New Roman" w:hAnsi="Times New Roman" w:cs="Times New Roman"/>
+          <w:lang w:eastAsia="pt-PT"/>
+        </w:rPr>
+        <w:t>Sheets</w:t>
+      </w:r>
+      <w:proofErr w:type="spellEnd"/>
+      <w:r>
+        <w:rPr>
+          <w:rFonts w:ascii="Times New Roman" w:hAnsi="Times New Roman" w:cs="Times New Roman"/>
+          <w:lang w:eastAsia="pt-PT"/>
+        </w:rPr>
+        <w:t xml:space="preserve">) é utilizado para controlar a apresentação visual das páginas, permitindo a definição de cores, fontes, espaçamentos e outros </w:t>
+      </w:r>
+      <w:proofErr w:type="spellStart"/>
+      <w:r>
+        <w:rPr>
+          <w:rFonts w:ascii="Times New Roman" w:hAnsi="Times New Roman" w:cs="Times New Roman"/>
+          <w:lang w:eastAsia="pt-PT"/>
+        </w:rPr>
+        <w:t>aspectos</w:t>
+      </w:r>
+      <w:proofErr w:type="spellEnd"/>
+      <w:r>
+        <w:rPr>
+          <w:rFonts w:ascii="Times New Roman" w:hAnsi="Times New Roman" w:cs="Times New Roman"/>
+          <w:lang w:eastAsia="pt-PT"/>
+        </w:rPr>
+        <w:t xml:space="preserve"> relacionados ao design.</w:t>
       </w:r>
     </w:p>
     <w:p>
@@ -3442,7 +3989,23 @@
           <w:rFonts w:ascii="Times New Roman" w:hAnsi="Times New Roman" w:cs="Times New Roman"/>
           <w:lang w:eastAsia="pt-PT"/>
         </w:rPr>
-        <w:t>O JavaScript é uma linguagem de programação utilizada para adicionar interactividade e dinamismo às páginas web. Esta tecnologia permite realizar validações, manipular elementos da interface e melhorar a experiência do utilizador.</w:t>
+        <w:t xml:space="preserve">O JavaScript é uma linguagem de programação utilizada para adicionar </w:t>
+      </w:r>
+      <w:proofErr w:type="spellStart"/>
+      <w:r>
+        <w:rPr>
+          <w:rFonts w:ascii="Times New Roman" w:hAnsi="Times New Roman" w:cs="Times New Roman"/>
+          <w:lang w:eastAsia="pt-PT"/>
+        </w:rPr>
+        <w:t>interactividade</w:t>
+      </w:r>
+      <w:proofErr w:type="spellEnd"/>
+      <w:r>
+        <w:rPr>
+          <w:rFonts w:ascii="Times New Roman" w:hAnsi="Times New Roman" w:cs="Times New Roman"/>
+          <w:lang w:eastAsia="pt-PT"/>
+        </w:rPr>
+        <w:t xml:space="preserve"> e dinamismo às páginas web. Esta tecnologia permite realizar validações, manipular elementos da interface e melhorar a experiência do utilizador.</w:t>
       </w:r>
     </w:p>
     <w:p>
@@ -3480,317 +4043,426 @@
           <w:rFonts w:ascii="Times New Roman" w:hAnsi="Times New Roman" w:cs="Times New Roman"/>
           <w:lang w:eastAsia="pt-PT"/>
         </w:rPr>
-        <w:t>O PHP é uma linguagem de programação amplamente utilizada no desenvolvimento backend. É responsável pelo processamento das informações e comunicação entre a aplicação e a base de dados.</w:t>
+        <w:t xml:space="preserve">O PHP é uma linguagem de programação amplamente utilizada no desenvolvimento </w:t>
+      </w:r>
+      <w:proofErr w:type="spellStart"/>
+      <w:r>
+        <w:rPr>
+          <w:rFonts w:ascii="Times New Roman" w:hAnsi="Times New Roman" w:cs="Times New Roman"/>
+          <w:lang w:eastAsia="pt-PT"/>
+        </w:rPr>
+        <w:t>backend</w:t>
+      </w:r>
+      <w:proofErr w:type="spellEnd"/>
+      <w:r>
+        <w:rPr>
+          <w:rFonts w:ascii="Times New Roman" w:hAnsi="Times New Roman" w:cs="Times New Roman"/>
+          <w:lang w:eastAsia="pt-PT"/>
+        </w:rPr>
+        <w:t>. É responsável pelo processamento das informações e comunicação entre a aplicação e a base de dados.</w:t>
       </w:r>
     </w:p>
     <w:p>
       <w:pPr>
         <w:pStyle w:val="Subttulo"/>
-        <w:rPr>
+      </w:pPr>
+      <w:proofErr w:type="spellStart"/>
+      <w:r>
+        <w:t>MySQL</w:t>
+      </w:r>
+      <w:proofErr w:type="spellEnd"/>
+    </w:p>
+    <w:p>
+      <w:pPr>
+        <w:spacing w:line="360" w:lineRule="auto"/>
+        <w:jc w:val="both"/>
+        <w:rPr>
+          <w:rFonts w:ascii="Times New Roman" w:hAnsi="Times New Roman" w:cs="Times New Roman"/>
+          <w:lang w:eastAsia="pt-PT"/>
+        </w:rPr>
+      </w:pPr>
+      <w:r>
+        <w:rPr>
+          <w:rFonts w:ascii="Times New Roman" w:hAnsi="Times New Roman" w:cs="Times New Roman"/>
+          <w:lang w:eastAsia="pt-PT"/>
+        </w:rPr>
+        <w:t xml:space="preserve">O </w:t>
+      </w:r>
+      <w:proofErr w:type="spellStart"/>
+      <w:r>
+        <w:rPr>
+          <w:rFonts w:ascii="Times New Roman" w:hAnsi="Times New Roman" w:cs="Times New Roman"/>
+          <w:lang w:eastAsia="pt-PT"/>
+        </w:rPr>
+        <w:t>MySQL</w:t>
+      </w:r>
+      <w:proofErr w:type="spellEnd"/>
+      <w:r>
+        <w:rPr>
+          <w:rFonts w:ascii="Times New Roman" w:hAnsi="Times New Roman" w:cs="Times New Roman"/>
+          <w:lang w:eastAsia="pt-PT"/>
+        </w:rPr>
+        <w:t xml:space="preserve"> é um sistema de gestão de bases de dados relacional utilizado para armazenar e gerir as informações do sistema. Destaca-se pela sua segurança, desempenho e facilidade de utilização.</w:t>
+      </w:r>
+    </w:p>
+    <w:p>
+      <w:pPr>
+        <w:pStyle w:val="Subttulo"/>
+      </w:pPr>
+      <w:r>
+        <w:t xml:space="preserve">Visual </w:t>
+      </w:r>
+      <w:proofErr w:type="spellStart"/>
+      <w:r>
+        <w:t>Studio</w:t>
+      </w:r>
+      <w:proofErr w:type="spellEnd"/>
+      <w:r>
+        <w:t xml:space="preserve"> </w:t>
+      </w:r>
+      <w:proofErr w:type="spellStart"/>
+      <w:r>
+        <w:t>Code</w:t>
+      </w:r>
+      <w:proofErr w:type="spellEnd"/>
+    </w:p>
+    <w:p>
+      <w:pPr>
+        <w:spacing w:line="360" w:lineRule="auto"/>
+        <w:jc w:val="both"/>
+        <w:rPr>
+          <w:rFonts w:ascii="Times New Roman" w:hAnsi="Times New Roman" w:cs="Times New Roman"/>
+          <w:lang w:eastAsia="pt-PT"/>
+        </w:rPr>
+      </w:pPr>
+      <w:r>
+        <w:rPr>
+          <w:rFonts w:ascii="Times New Roman" w:hAnsi="Times New Roman" w:cs="Times New Roman"/>
+          <w:lang w:eastAsia="pt-PT"/>
+        </w:rPr>
+        <w:t xml:space="preserve">O Visual </w:t>
+      </w:r>
+      <w:proofErr w:type="spellStart"/>
+      <w:r>
+        <w:rPr>
+          <w:rFonts w:ascii="Times New Roman" w:hAnsi="Times New Roman" w:cs="Times New Roman"/>
+          <w:lang w:eastAsia="pt-PT"/>
+        </w:rPr>
+        <w:t>Studio</w:t>
+      </w:r>
+      <w:proofErr w:type="spellEnd"/>
+      <w:r>
+        <w:rPr>
+          <w:rFonts w:ascii="Times New Roman" w:hAnsi="Times New Roman" w:cs="Times New Roman"/>
+          <w:lang w:eastAsia="pt-PT"/>
+        </w:rPr>
+        <w:t xml:space="preserve"> </w:t>
+      </w:r>
+      <w:proofErr w:type="spellStart"/>
+      <w:r>
+        <w:rPr>
+          <w:rFonts w:ascii="Times New Roman" w:hAnsi="Times New Roman" w:cs="Times New Roman"/>
+          <w:lang w:eastAsia="pt-PT"/>
+        </w:rPr>
+        <w:t>Code</w:t>
+      </w:r>
+      <w:proofErr w:type="spellEnd"/>
+      <w:r>
+        <w:rPr>
+          <w:rFonts w:ascii="Times New Roman" w:hAnsi="Times New Roman" w:cs="Times New Roman"/>
+          <w:lang w:eastAsia="pt-PT"/>
+        </w:rPr>
+        <w:t xml:space="preserve"> é um ambiente de desenvolvimento integrado utilizado para a escrita, organização e manutenção do código-fonte da aplicação.</w:t>
+      </w:r>
+    </w:p>
+    <w:p>
+      <w:pPr>
+        <w:spacing w:line="360" w:lineRule="auto"/>
+        <w:jc w:val="both"/>
+        <w:rPr>
+          <w:rFonts w:ascii="Times New Roman" w:hAnsi="Times New Roman" w:cs="Times New Roman"/>
+          <w:lang w:eastAsia="pt-PT"/>
+        </w:rPr>
+      </w:pPr>
+    </w:p>
+    <w:p>
+      <w:pPr>
+        <w:pStyle w:val="Subttulo"/>
+      </w:pPr>
+      <w:r>
+        <w:lastRenderedPageBreak/>
+        <w:t>XAMPP</w:t>
+      </w:r>
+    </w:p>
+    <w:p>
+      <w:pPr>
+        <w:spacing w:line="360" w:lineRule="auto"/>
+        <w:jc w:val="both"/>
+        <w:rPr>
+          <w:rFonts w:ascii="Times New Roman" w:hAnsi="Times New Roman" w:cs="Times New Roman"/>
+          <w:lang w:eastAsia="pt-PT"/>
+        </w:rPr>
+      </w:pPr>
+      <w:r>
+        <w:rPr>
+          <w:rFonts w:ascii="Times New Roman" w:hAnsi="Times New Roman" w:cs="Times New Roman"/>
+          <w:lang w:eastAsia="pt-PT"/>
+        </w:rPr>
+        <w:t xml:space="preserve">O XAMPP é um pacote de software que integra Apache, PHP e </w:t>
+      </w:r>
+      <w:proofErr w:type="spellStart"/>
+      <w:r>
+        <w:rPr>
+          <w:rFonts w:ascii="Times New Roman" w:hAnsi="Times New Roman" w:cs="Times New Roman"/>
+          <w:lang w:eastAsia="pt-PT"/>
+        </w:rPr>
+        <w:t>MySQL</w:t>
+      </w:r>
+      <w:proofErr w:type="spellEnd"/>
+      <w:r>
+        <w:rPr>
+          <w:rFonts w:ascii="Times New Roman" w:hAnsi="Times New Roman" w:cs="Times New Roman"/>
+          <w:lang w:eastAsia="pt-PT"/>
+        </w:rPr>
+        <w:t>, permitindo a execução local do sistema durante a fase de desenvolvimento e testes.</w:t>
+      </w:r>
+    </w:p>
+    <w:p>
+      <w:pPr>
+        <w:spacing w:line="360" w:lineRule="auto"/>
+        <w:jc w:val="both"/>
+        <w:rPr>
+          <w:rFonts w:ascii="Times New Roman" w:hAnsi="Times New Roman" w:cs="Times New Roman"/>
+          <w:lang w:eastAsia="pt-PT"/>
+        </w:rPr>
+      </w:pPr>
+    </w:p>
+    <w:p>
+      <w:pPr>
+        <w:pStyle w:val="Ttulo2"/>
+        <w:spacing w:line="360" w:lineRule="auto"/>
+      </w:pPr>
+      <w:r>
+        <w:t>SÍNTESE DO CAPÍTULO</w:t>
+      </w:r>
+    </w:p>
+    <w:p>
+      <w:pPr>
+        <w:spacing w:line="360" w:lineRule="auto"/>
+        <w:jc w:val="both"/>
+        <w:rPr>
+          <w:rFonts w:ascii="Times New Roman" w:hAnsi="Times New Roman" w:cs="Times New Roman"/>
+          <w:lang w:eastAsia="pt-PT"/>
+        </w:rPr>
+      </w:pPr>
+      <w:r>
+        <w:rPr>
+          <w:rFonts w:ascii="Times New Roman" w:hAnsi="Times New Roman" w:cs="Times New Roman"/>
+          <w:lang w:eastAsia="pt-PT"/>
+        </w:rPr>
+        <w:t xml:space="preserve">Neste capítulo foram apresentados os principais conceitos relacionados aos sistemas de informação, sistemas web, </w:t>
+      </w:r>
+      <w:proofErr w:type="spellStart"/>
+      <w:r>
+        <w:rPr>
+          <w:rFonts w:ascii="Times New Roman" w:hAnsi="Times New Roman" w:cs="Times New Roman"/>
+          <w:lang w:eastAsia="pt-PT"/>
+        </w:rPr>
+        <w:t>microfinanças</w:t>
+      </w:r>
+      <w:proofErr w:type="spellEnd"/>
+      <w:r>
+        <w:rPr>
+          <w:rFonts w:ascii="Times New Roman" w:hAnsi="Times New Roman" w:cs="Times New Roman"/>
+          <w:lang w:eastAsia="pt-PT"/>
+        </w:rPr>
+        <w:t xml:space="preserve">, gestão das operações financeiras, bases de dados e tecnologias utilizadas no desenvolvimento do </w:t>
+      </w:r>
+      <w:proofErr w:type="spellStart"/>
+      <w:r>
+        <w:rPr>
+          <w:rFonts w:ascii="Times New Roman" w:hAnsi="Times New Roman" w:cs="Times New Roman"/>
+          <w:lang w:eastAsia="pt-PT"/>
+        </w:rPr>
+        <w:t>projecto</w:t>
+      </w:r>
+      <w:proofErr w:type="spellEnd"/>
+      <w:r>
+        <w:rPr>
+          <w:rFonts w:ascii="Times New Roman" w:hAnsi="Times New Roman" w:cs="Times New Roman"/>
+          <w:lang w:eastAsia="pt-PT"/>
+        </w:rPr>
+        <w:t>. A revisão da literatura permitiu compreender os fundamentos teóricos necessários para a implementação do sistema proposto, servindo de base para a metodologia e para o desenvolvimento da solução apresentada nos capítulos seguintes.</w:t>
+      </w:r>
+    </w:p>
+    <w:p>
+      <w:pPr>
+        <w:spacing w:line="360" w:lineRule="auto"/>
+        <w:rPr>
+          <w:rFonts w:ascii="Times New Roman" w:hAnsi="Times New Roman" w:cs="Times New Roman"/>
+        </w:rPr>
+      </w:pPr>
+    </w:p>
+    <w:p>
+      <w:pPr>
+        <w:pStyle w:val="Ttulo2"/>
+      </w:pPr>
+      <w:r>
+        <w:t>PROBLEMATICA</w:t>
+      </w:r>
+    </w:p>
+    <w:p>
+      <w:pPr>
+        <w:pStyle w:val="isselectedend"/>
+        <w:spacing w:line="360" w:lineRule="auto"/>
+        <w:jc w:val="both"/>
+      </w:pPr>
+      <w:r>
+        <w:t xml:space="preserve">A </w:t>
+      </w:r>
+      <w:proofErr w:type="spellStart"/>
+      <w:r>
+        <w:t>KixiCrédito</w:t>
+      </w:r>
+      <w:proofErr w:type="spellEnd"/>
+      <w:r>
+        <w:t xml:space="preserve"> utiliza </w:t>
+      </w:r>
+      <w:proofErr w:type="spellStart"/>
+      <w:r>
+        <w:t>actualmente</w:t>
+      </w:r>
+      <w:proofErr w:type="spellEnd"/>
+      <w:r>
+        <w:t xml:space="preserve"> o sistema </w:t>
+      </w:r>
+      <w:proofErr w:type="spellStart"/>
+      <w:r>
+        <w:t>Kixi</w:t>
+      </w:r>
+      <w:proofErr w:type="spellEnd"/>
+      <w:r>
+        <w:t xml:space="preserve"> Utilitário para realizar operações relacionadas ao cadastro de clientes, controlo de pagamentos, desembolsos e reembolsos. Apesar da sua importância, o sistema apresenta limitações relacionadas à usabilidade, gestão de comprovativos digitais, visualização de informações e flexibilidade de acesso, dificultando a eficiência operacional e a tomada de decisões pelos funcionários.</w:t>
+      </w:r>
+    </w:p>
+    <w:p>
+      <w:pPr>
+        <w:pStyle w:val="isselectedend"/>
+        <w:spacing w:line="360" w:lineRule="auto"/>
+        <w:jc w:val="both"/>
+      </w:pPr>
+      <w:r>
+        <w:t>Diante desta realidade, surge a seguinte questão de investigação:</w:t>
+      </w:r>
+    </w:p>
+    <w:p>
+      <w:pPr>
+        <w:pStyle w:val="NormalWeb"/>
+        <w:spacing w:line="360" w:lineRule="auto"/>
+        <w:jc w:val="both"/>
+      </w:pPr>
+      <w:r>
+        <w:rPr>
+          <w:rStyle w:val="Forte"/>
+        </w:rPr>
+        <w:t>Como o desenvolvimento de um sistema web moderno pode contribuir para melhorar a gestão das operações de microfinanças na KixiCrédito, aumentando a eficiência, segurança, acessibilidade e qualidade da informação disponibilizada aos seus colaboradores?</w:t>
+      </w:r>
+    </w:p>
+    <w:p>
+      <w:pPr>
+        <w:pStyle w:val="Ttulo2"/>
+        <w:spacing w:line="360" w:lineRule="auto"/>
+        <w:jc w:val="both"/>
+      </w:pPr>
+      <w:r>
+        <w:t>METODOLOGIA</w:t>
+      </w:r>
+    </w:p>
+    <w:p>
+      <w:pPr>
+        <w:spacing w:line="360" w:lineRule="auto"/>
+        <w:ind w:left="360"/>
+        <w:jc w:val="both"/>
+        <w:rPr>
+          <w:rFonts w:ascii="Times New Roman" w:hAnsi="Times New Roman" w:cs="Times New Roman"/>
+          <w:lang w:eastAsia="pt-PT"/>
+        </w:rPr>
+      </w:pPr>
+      <w:r>
+        <w:rPr>
+          <w:rStyle w:val="SubttuloCarter"/>
           <w:rFonts w:ascii="Times New Roman" w:hAnsi="Times New Roman" w:cs="Times New Roman"/>
           <w:b/>
           <w:bCs/>
         </w:rPr>
-      </w:pPr>
-      <w:r>
-        <w:rPr>
+        <w:t>Levantamento bibliográfico:</w:t>
+      </w:r>
+      <w:r>
+        <w:rPr>
+          <w:rFonts w:ascii="Times New Roman" w:hAnsi="Times New Roman" w:cs="Times New Roman"/>
+          <w:lang w:eastAsia="pt-PT"/>
+        </w:rPr>
+        <w:t xml:space="preserve"> consulta de livros, artigos científicos, trabalhos acadêmicos e materiais relacionados a sistemas de informação, desenvolvimento web, </w:t>
+      </w:r>
+      <w:proofErr w:type="spellStart"/>
+      <w:r>
+        <w:rPr>
+          <w:rFonts w:ascii="Times New Roman" w:hAnsi="Times New Roman" w:cs="Times New Roman"/>
+          <w:lang w:eastAsia="pt-PT"/>
+        </w:rPr>
+        <w:t>microfinanças</w:t>
+      </w:r>
+      <w:proofErr w:type="spellEnd"/>
+      <w:r>
+        <w:rPr>
+          <w:rFonts w:ascii="Times New Roman" w:hAnsi="Times New Roman" w:cs="Times New Roman"/>
+          <w:lang w:eastAsia="pt-PT"/>
+        </w:rPr>
+        <w:t xml:space="preserve"> e gestão de bases de dados, com o objetivo de obter fundamentação teórica para o estudo; </w:t>
+      </w:r>
+    </w:p>
+    <w:p>
+      <w:pPr>
+        <w:spacing w:line="360" w:lineRule="auto"/>
+        <w:ind w:left="360"/>
+        <w:jc w:val="both"/>
+        <w:rPr>
+          <w:rFonts w:ascii="Times New Roman" w:hAnsi="Times New Roman" w:cs="Times New Roman"/>
+          <w:lang w:eastAsia="pt-PT"/>
+        </w:rPr>
+      </w:pPr>
+      <w:r>
+        <w:rPr>
+          <w:rStyle w:val="SubttuloCarter"/>
           <w:rFonts w:ascii="Times New Roman" w:hAnsi="Times New Roman" w:cs="Times New Roman"/>
           <w:b/>
           <w:bCs/>
         </w:rPr>
-        <w:t>MySQL</w:t>
-      </w:r>
-    </w:p>
-    <w:p>
-      <w:pPr>
-        <w:spacing w:line="360" w:lineRule="auto"/>
-        <w:jc w:val="both"/>
-        <w:rPr>
-          <w:rFonts w:ascii="Times New Roman" w:hAnsi="Times New Roman" w:cs="Times New Roman"/>
-          <w:lang w:eastAsia="pt-PT"/>
-        </w:rPr>
-      </w:pPr>
-      <w:r>
-        <w:rPr>
-          <w:rFonts w:ascii="Times New Roman" w:hAnsi="Times New Roman" w:cs="Times New Roman"/>
-          <w:lang w:eastAsia="pt-PT"/>
-        </w:rPr>
-        <w:t>O MySQL é um sistema de gestão de bases de dados relacional utilizado para armazenar e gerir as informações do sistema. Destaca-se pela sua segurança, desempenho e facilidade de utilização.</w:t>
-      </w:r>
-    </w:p>
-    <w:p>
-      <w:pPr>
-        <w:pStyle w:val="Subttulo"/>
-        <w:rPr>
-          <w:rFonts w:ascii="Times New Roman" w:hAnsi="Times New Roman" w:cs="Times New Roman"/>
-          <w:b/>
-          <w:bCs/>
-        </w:rPr>
-      </w:pPr>
-      <w:r>
-        <w:rPr>
-          <w:rFonts w:ascii="Times New Roman" w:hAnsi="Times New Roman" w:cs="Times New Roman"/>
-          <w:b/>
-          <w:bCs/>
-        </w:rPr>
-        <w:t>Visual Studio Code</w:t>
-      </w:r>
-    </w:p>
-    <w:p>
-      <w:pPr>
-        <w:spacing w:line="360" w:lineRule="auto"/>
-        <w:jc w:val="both"/>
-        <w:rPr>
-          <w:rFonts w:ascii="Times New Roman" w:hAnsi="Times New Roman" w:cs="Times New Roman"/>
-          <w:lang w:eastAsia="pt-PT"/>
-        </w:rPr>
-      </w:pPr>
-      <w:r>
-        <w:rPr>
-          <w:rFonts w:ascii="Times New Roman" w:hAnsi="Times New Roman" w:cs="Times New Roman"/>
-          <w:lang w:eastAsia="pt-PT"/>
-        </w:rPr>
-        <w:t>O Visual Studio Code é um ambiente de desenvolvimento integrado utilizado para a escrita, organização e manutenção do código-fonte da aplicação.</w:t>
-      </w:r>
-    </w:p>
-    <w:p>
-      <w:pPr>
-        <w:spacing w:line="360" w:lineRule="auto"/>
-        <w:jc w:val="both"/>
-        <w:rPr>
-          <w:rFonts w:ascii="Times New Roman" w:hAnsi="Times New Roman" w:cs="Times New Roman"/>
-          <w:lang w:eastAsia="pt-PT"/>
-        </w:rPr>
-      </w:pPr>
-    </w:p>
-    <w:p>
-      <w:pPr>
-        <w:pStyle w:val="Subttulo"/>
-        <w:rPr>
-          <w:rFonts w:ascii="Times New Roman" w:hAnsi="Times New Roman" w:cs="Times New Roman"/>
-          <w:b/>
-          <w:bCs/>
-        </w:rPr>
-      </w:pPr>
-      <w:r>
-        <w:rPr>
-          <w:rFonts w:ascii="Times New Roman" w:hAnsi="Times New Roman" w:cs="Times New Roman"/>
-          <w:b/>
-          <w:bCs/>
-        </w:rPr>
         <w:lastRenderedPageBreak/>
-        <w:t>XAMPP</w:t>
-      </w:r>
-    </w:p>
-    <w:p>
-      <w:pPr>
-        <w:spacing w:line="360" w:lineRule="auto"/>
-        <w:jc w:val="both"/>
-        <w:rPr>
-          <w:rFonts w:ascii="Times New Roman" w:hAnsi="Times New Roman" w:cs="Times New Roman"/>
-          <w:lang w:eastAsia="pt-PT"/>
-        </w:rPr>
-      </w:pPr>
-      <w:r>
-        <w:rPr>
-          <w:rFonts w:ascii="Times New Roman" w:hAnsi="Times New Roman" w:cs="Times New Roman"/>
-          <w:lang w:eastAsia="pt-PT"/>
-        </w:rPr>
-        <w:t>O XAMPP é um pacote de software que integra Apache, PHP e MySQL, permitindo a execução local do sistema durante a fase de desenvolvimento e testes.</w:t>
-      </w:r>
-    </w:p>
-    <w:p>
-      <w:pPr>
-        <w:spacing w:line="360" w:lineRule="auto"/>
-        <w:jc w:val="both"/>
-        <w:rPr>
-          <w:rFonts w:ascii="Times New Roman" w:hAnsi="Times New Roman" w:cs="Times New Roman"/>
-          <w:lang w:eastAsia="pt-PT"/>
-        </w:rPr>
-      </w:pPr>
-    </w:p>
-    <w:p>
-      <w:pPr>
-        <w:pStyle w:val="Ttulo2"/>
-        <w:numPr>
-          <w:ilvl w:val="0"/>
-          <w:numId w:val="0"/>
-        </w:numPr>
-        <w:ind w:left="360"/>
-      </w:pPr>
-      <w:r>
-        <w:t>Síntese do capítulo</w:t>
-      </w:r>
-    </w:p>
-    <w:p>
-      <w:pPr>
-        <w:spacing w:line="360" w:lineRule="auto"/>
-        <w:jc w:val="both"/>
-        <w:rPr>
-          <w:rFonts w:ascii="Times New Roman" w:hAnsi="Times New Roman" w:cs="Times New Roman"/>
-          <w:lang w:eastAsia="pt-PT"/>
-        </w:rPr>
-      </w:pPr>
-      <w:r>
-        <w:rPr>
-          <w:rFonts w:ascii="Times New Roman" w:hAnsi="Times New Roman" w:cs="Times New Roman"/>
-          <w:lang w:eastAsia="pt-PT"/>
-        </w:rPr>
-        <w:t>Neste capítulo foram apresentados os principais conceitos relacionados aos sistemas de informação, sistemas web, microfinanças, gestão das operações financeiras, bases de dados e tecnologias utilizadas no desenvolvimento do projecto. A revisão da literatura permitiu compreender os fundamentos teóricos necessários para a implementação do sistema proposto, servindo de base para a metodologia e para o desenvolvimento da solução apresentada nos capítulos seguintes.</w:t>
-      </w:r>
-    </w:p>
-    <w:p>
-      <w:pPr>
-        <w:spacing w:line="360" w:lineRule="auto"/>
-        <w:rPr>
-          <w:rFonts w:ascii="Times New Roman" w:hAnsi="Times New Roman" w:cs="Times New Roman"/>
-        </w:rPr>
-      </w:pPr>
-    </w:p>
-    <w:p>
-      <w:pPr>
-        <w:pStyle w:val="Ttulo1"/>
-        <w:jc w:val="left"/>
-      </w:pPr>
-      <w:r>
-        <w:t>Problemática</w:t>
-      </w:r>
-    </w:p>
-    <w:p>
-      <w:pPr>
-        <w:pStyle w:val="isselectedend"/>
-        <w:spacing w:line="360" w:lineRule="auto"/>
-        <w:jc w:val="both"/>
-      </w:pPr>
-      <w:r>
-        <w:t>A KixiCrédito utiliza actualmente o sistema Kixi Utilitário para realizar operações relacionadas ao cadastro de clientes, controlo de pagamentos, desembolsos e reembolsos. Apesar da sua importância, o sistema apresenta limitações relacionadas à usabilidade, gestão de comprovativos digitais, visualização de informações e flexibilidade de acesso, dificultando a eficiência operacional e a tomada de decisões pelos funcionários.</w:t>
-      </w:r>
-    </w:p>
-    <w:p>
-      <w:pPr>
-        <w:pStyle w:val="isselectedend"/>
-        <w:spacing w:line="360" w:lineRule="auto"/>
-        <w:jc w:val="both"/>
-      </w:pPr>
-      <w:r>
-        <w:t>Diante desta realidade, surge a seguinte questão de investigação:</w:t>
-      </w:r>
-    </w:p>
-    <w:p>
-      <w:pPr>
-        <w:pStyle w:val="NormalWeb"/>
-        <w:spacing w:line="360" w:lineRule="auto"/>
-        <w:jc w:val="both"/>
-        <w:rPr>
-          <w:rStyle w:val="Forte"/>
-        </w:rPr>
-      </w:pPr>
-      <w:r>
-        <w:rPr>
-          <w:rStyle w:val="Forte"/>
-        </w:rPr>
-        <w:t>Como o desenvolvimento de um sistema web moderno pode contribuir para melhorar a gestão das operações de microfinanças na KixiCrédito, aumentando a eficiência, segurança, acessibilidade e qualidade da informação disponibilizada aos seus colaboradores?</w:t>
-      </w:r>
-    </w:p>
-    <w:p>
-      <w:pPr>
-        <w:pStyle w:val="NormalWeb"/>
-        <w:spacing w:line="360" w:lineRule="auto"/>
-        <w:jc w:val="both"/>
-        <w:rPr>
-          <w:rStyle w:val="Forte"/>
-        </w:rPr>
-      </w:pPr>
-    </w:p>
-    <w:p>
-      <w:pPr>
-        <w:pStyle w:val="NormalWeb"/>
-        <w:spacing w:line="360" w:lineRule="auto"/>
-        <w:jc w:val="both"/>
-        <w:rPr>
-          <w:rStyle w:val="Forte"/>
-        </w:rPr>
-      </w:pPr>
-    </w:p>
-    <w:p>
-      <w:pPr>
-        <w:pStyle w:val="NormalWeb"/>
-        <w:spacing w:line="360" w:lineRule="auto"/>
-        <w:jc w:val="both"/>
-      </w:pPr>
-    </w:p>
-    <w:p>
-      <w:pPr>
-        <w:pStyle w:val="Ttulo1"/>
-        <w:jc w:val="left"/>
-      </w:pPr>
-      <w:r>
-        <w:lastRenderedPageBreak/>
-        <w:t>METODOLOGIA</w:t>
-      </w:r>
-    </w:p>
-    <w:p>
-      <w:pPr>
-        <w:spacing w:line="360" w:lineRule="auto"/>
-        <w:ind w:left="360"/>
-        <w:jc w:val="both"/>
-        <w:rPr>
-          <w:rFonts w:ascii="Times New Roman" w:hAnsi="Times New Roman" w:cs="Times New Roman"/>
-          <w:lang w:eastAsia="pt-PT"/>
-        </w:rPr>
-      </w:pPr>
-      <w:r>
-        <w:rPr>
-          <w:rStyle w:val="Ttulo2Char"/>
-        </w:rPr>
-        <w:t>Levantamento bibliográfico:</w:t>
-      </w:r>
-      <w:r>
-        <w:rPr>
-          <w:rFonts w:ascii="Times New Roman" w:hAnsi="Times New Roman" w:cs="Times New Roman"/>
-          <w:lang w:eastAsia="pt-PT"/>
-        </w:rPr>
-        <w:t xml:space="preserve"> </w:t>
-      </w:r>
-      <w:r>
-        <w:rPr>
-          <w:rFonts w:ascii="Times New Roman" w:hAnsi="Times New Roman" w:cs="Times New Roman"/>
-          <w:lang w:eastAsia="pt-PT"/>
-        </w:rPr>
-        <w:t xml:space="preserve">consulta de livros, artigos científicos, trabalhos acadêmicos e materiais relacionados a sistemas de informação, desenvolvimento web, microfinanças e gestão de bases de dados, com o objetivo de obter fundamentação teórica para o estudo; </w:t>
-      </w:r>
-    </w:p>
-    <w:p>
-      <w:pPr>
-        <w:spacing w:line="360" w:lineRule="auto"/>
-        <w:ind w:left="360"/>
-        <w:jc w:val="both"/>
-        <w:rPr>
-          <w:rFonts w:ascii="Times New Roman" w:hAnsi="Times New Roman" w:cs="Times New Roman"/>
-          <w:lang w:eastAsia="pt-PT"/>
-        </w:rPr>
-      </w:pPr>
-      <w:r>
-        <w:rPr>
-          <w:rStyle w:val="Ttulo2Char"/>
-        </w:rPr>
-        <w:t>Observação do sistema atual</w:t>
-      </w:r>
-      <w:r>
-        <w:rPr>
-          <w:rStyle w:val="SubttuloChar"/>
-          <w:rFonts w:ascii="Times New Roman" w:hAnsi="Times New Roman" w:cs="Times New Roman"/>
-          <w:b/>
-          <w:bCs/>
-        </w:rPr>
-        <w:t>:</w:t>
-      </w:r>
-      <w:r>
-        <w:rPr>
-          <w:rFonts w:ascii="Times New Roman" w:hAnsi="Times New Roman" w:cs="Times New Roman"/>
-          <w:lang w:eastAsia="pt-PT"/>
-        </w:rPr>
-        <w:t xml:space="preserve"> análise do funcionamento do sistema utilizado pela KixiCrédito, identificando suas limitações, dificuldades operacionais e necessidades de melhoria; </w:t>
+        <w:t>Observação do sistema atual:</w:t>
+      </w:r>
+      <w:r>
+        <w:rPr>
+          <w:rFonts w:ascii="Times New Roman" w:hAnsi="Times New Roman" w:cs="Times New Roman"/>
+          <w:lang w:eastAsia="pt-PT"/>
+        </w:rPr>
+        <w:t xml:space="preserve"> análise do funcionamento do sistema utilizado pela </w:t>
+      </w:r>
+      <w:proofErr w:type="spellStart"/>
+      <w:r>
+        <w:rPr>
+          <w:rFonts w:ascii="Times New Roman" w:hAnsi="Times New Roman" w:cs="Times New Roman"/>
+          <w:lang w:eastAsia="pt-PT"/>
+        </w:rPr>
+        <w:t>KixiCrédito</w:t>
+      </w:r>
+      <w:proofErr w:type="spellEnd"/>
+      <w:r>
+        <w:rPr>
+          <w:rFonts w:ascii="Times New Roman" w:hAnsi="Times New Roman" w:cs="Times New Roman"/>
+          <w:lang w:eastAsia="pt-PT"/>
+        </w:rPr>
+        <w:t xml:space="preserve">, identificando suas limitações, dificuldades operacionais e necessidades de melhoria; </w:t>
       </w:r>
     </w:p>
     <w:p>
@@ -3808,9 +4480,10 @@
       </w:pPr>
       <w:r>
         <w:rPr>
-          <w:rStyle w:val="Ttulo2Char"/>
+          <w:rFonts w:ascii="Times New Roman" w:hAnsi="Times New Roman" w:cs="Times New Roman"/>
           <w:b/>
           <w:bCs/>
+          <w:lang w:eastAsia="pt-PT"/>
         </w:rPr>
         <w:t>Levantamento de requisitos:</w:t>
       </w:r>
@@ -3837,9 +4510,10 @@
       </w:pPr>
       <w:r>
         <w:rPr>
-          <w:rStyle w:val="Ttulo2Char"/>
+          <w:rFonts w:ascii="Times New Roman" w:hAnsi="Times New Roman" w:cs="Times New Roman"/>
           <w:b/>
           <w:bCs/>
+          <w:lang w:eastAsia="pt-PT"/>
         </w:rPr>
         <w:t>Modelagem do sistema:</w:t>
       </w:r>
@@ -3866,10 +4540,10 @@
       </w:pPr>
       <w:r>
         <w:rPr>
-          <w:rStyle w:val="Ttulo2Char"/>
-          <w:rFonts w:cs="Times New Roman"/>
+          <w:rFonts w:ascii="Times New Roman" w:hAnsi="Times New Roman" w:cs="Times New Roman"/>
           <w:b/>
           <w:bCs/>
+          <w:lang w:eastAsia="pt-PT"/>
         </w:rPr>
         <w:t>Desenvolvimento do sistema:</w:t>
       </w:r>
@@ -3878,7 +4552,39 @@
           <w:rFonts w:ascii="Times New Roman" w:hAnsi="Times New Roman" w:cs="Times New Roman"/>
           <w:lang w:eastAsia="pt-PT"/>
         </w:rPr>
-        <w:t xml:space="preserve"> implementação de um sistema web utilizando tecnologias apropriadas para frontend, backend e base de dados, visando atender aos requisitos identificados; </w:t>
+        <w:t xml:space="preserve"> implementação de um sistema web utilizando tecnologias apropriadas para </w:t>
+      </w:r>
+      <w:proofErr w:type="spellStart"/>
+      <w:r>
+        <w:rPr>
+          <w:rFonts w:ascii="Times New Roman" w:hAnsi="Times New Roman" w:cs="Times New Roman"/>
+          <w:lang w:eastAsia="pt-PT"/>
+        </w:rPr>
+        <w:t>frontend</w:t>
+      </w:r>
+      <w:proofErr w:type="spellEnd"/>
+      <w:r>
+        <w:rPr>
+          <w:rFonts w:ascii="Times New Roman" w:hAnsi="Times New Roman" w:cs="Times New Roman"/>
+          <w:lang w:eastAsia="pt-PT"/>
+        </w:rPr>
+        <w:t xml:space="preserve">, </w:t>
+      </w:r>
+      <w:proofErr w:type="spellStart"/>
+      <w:r>
+        <w:rPr>
+          <w:rFonts w:ascii="Times New Roman" w:hAnsi="Times New Roman" w:cs="Times New Roman"/>
+          <w:lang w:eastAsia="pt-PT"/>
+        </w:rPr>
+        <w:t>backend</w:t>
+      </w:r>
+      <w:proofErr w:type="spellEnd"/>
+      <w:r>
+        <w:rPr>
+          <w:rFonts w:ascii="Times New Roman" w:hAnsi="Times New Roman" w:cs="Times New Roman"/>
+          <w:lang w:eastAsia="pt-PT"/>
+        </w:rPr>
+        <w:t xml:space="preserve"> e base de dados, visando atender aos requisitos identificados; </w:t>
       </w:r>
     </w:p>
     <w:p>
@@ -3896,9 +4602,10 @@
       </w:pPr>
       <w:r>
         <w:rPr>
-          <w:rStyle w:val="Ttulo2Char"/>
+          <w:rFonts w:ascii="Times New Roman" w:hAnsi="Times New Roman" w:cs="Times New Roman"/>
           <w:b/>
           <w:bCs/>
+          <w:lang w:eastAsia="pt-PT"/>
         </w:rPr>
         <w:t>Testes e validação:</w:t>
       </w:r>
@@ -3924,105 +4631,124 @@
           <w:rFonts w:ascii="Times New Roman" w:hAnsi="Times New Roman" w:cs="Times New Roman"/>
           <w:lang w:eastAsia="pt-PT"/>
         </w:rPr>
-        <w:t>Para o desenvolvimento do sistema, poderão ser utilizadas tecnologias como HTML, CSS, JavaScript, PHP e MySQL, além de ferramentas de apoio como Visual Studio Code e XAMPP para execução local do sistema.</w:t>
-      </w:r>
-    </w:p>
-    <w:p>
-      <w:pPr>
-        <w:spacing w:line="360" w:lineRule="auto"/>
-        <w:jc w:val="both"/>
-        <w:rPr>
-          <w:rFonts w:ascii="Times New Roman" w:hAnsi="Times New Roman" w:cs="Times New Roman"/>
-          <w:lang w:eastAsia="pt-PT"/>
-        </w:rPr>
-      </w:pPr>
-      <w:r>
-        <w:rPr>
-          <w:rFonts w:ascii="Times New Roman" w:hAnsi="Times New Roman" w:cs="Times New Roman"/>
-          <w:lang w:eastAsia="pt-PT"/>
-        </w:rPr>
-        <w:t>Ao final do trabalho, espera-se que o sistema desenvolvido contribua para a melhoria da gestão das operações de microfinanças, proporcionando maior organização, rapidez, segurança e eficiência nos processos realizados pela instituição.</w:t>
-      </w:r>
-    </w:p>
-    <w:p>
-      <w:pPr>
-        <w:spacing w:line="360" w:lineRule="auto"/>
-        <w:jc w:val="both"/>
-        <w:rPr>
-          <w:rFonts w:ascii="Times New Roman" w:hAnsi="Times New Roman" w:cs="Times New Roman"/>
-          <w:lang w:eastAsia="pt-PT"/>
-        </w:rPr>
-      </w:pPr>
-    </w:p>
-    <w:p>
-      <w:pPr>
-        <w:spacing w:line="360" w:lineRule="auto"/>
-        <w:jc w:val="both"/>
-        <w:rPr>
-          <w:rFonts w:ascii="Times New Roman" w:hAnsi="Times New Roman" w:cs="Times New Roman"/>
-          <w:lang w:eastAsia="pt-PT"/>
-        </w:rPr>
-      </w:pPr>
-    </w:p>
-    <w:p>
-      <w:pPr>
-        <w:spacing w:line="360" w:lineRule="auto"/>
-        <w:jc w:val="both"/>
-        <w:rPr>
-          <w:rFonts w:ascii="Times New Roman" w:hAnsi="Times New Roman" w:cs="Times New Roman"/>
-          <w:lang w:eastAsia="pt-PT"/>
-        </w:rPr>
-      </w:pPr>
-    </w:p>
-    <w:p>
-      <w:pPr>
-        <w:spacing w:line="360" w:lineRule="auto"/>
-        <w:jc w:val="both"/>
-        <w:rPr>
-          <w:rFonts w:ascii="Times New Roman" w:hAnsi="Times New Roman" w:cs="Times New Roman"/>
-          <w:lang w:eastAsia="pt-PT"/>
-        </w:rPr>
-      </w:pPr>
-    </w:p>
-    <w:p>
-      <w:pPr>
-        <w:pStyle w:val="Ttulo2"/>
-        <w:rPr>
+        <w:t xml:space="preserve">Para o desenvolvimento do sistema, poderão ser utilizadas tecnologias como HTML, CSS, JavaScript, PHP e </w:t>
+      </w:r>
+      <w:proofErr w:type="spellStart"/>
+      <w:r>
+        <w:rPr>
+          <w:rFonts w:ascii="Times New Roman" w:hAnsi="Times New Roman" w:cs="Times New Roman"/>
+          <w:lang w:eastAsia="pt-PT"/>
+        </w:rPr>
+        <w:t>MySQL</w:t>
+      </w:r>
+      <w:proofErr w:type="spellEnd"/>
+      <w:r>
+        <w:rPr>
+          <w:rFonts w:ascii="Times New Roman" w:hAnsi="Times New Roman" w:cs="Times New Roman"/>
+          <w:lang w:eastAsia="pt-PT"/>
+        </w:rPr>
+        <w:t xml:space="preserve">, além de ferramentas de apoio como Visual </w:t>
+      </w:r>
+      <w:proofErr w:type="spellStart"/>
+      <w:r>
+        <w:rPr>
+          <w:rFonts w:ascii="Times New Roman" w:hAnsi="Times New Roman" w:cs="Times New Roman"/>
+          <w:lang w:eastAsia="pt-PT"/>
+        </w:rPr>
+        <w:t>Studio</w:t>
+      </w:r>
+      <w:proofErr w:type="spellEnd"/>
+      <w:r>
+        <w:rPr>
+          <w:rFonts w:ascii="Times New Roman" w:hAnsi="Times New Roman" w:cs="Times New Roman"/>
+          <w:lang w:eastAsia="pt-PT"/>
+        </w:rPr>
+        <w:t xml:space="preserve"> </w:t>
+      </w:r>
+      <w:proofErr w:type="spellStart"/>
+      <w:r>
+        <w:rPr>
+          <w:rFonts w:ascii="Times New Roman" w:hAnsi="Times New Roman" w:cs="Times New Roman"/>
+          <w:lang w:eastAsia="pt-PT"/>
+        </w:rPr>
+        <w:t>Code</w:t>
+      </w:r>
+      <w:proofErr w:type="spellEnd"/>
+      <w:r>
+        <w:rPr>
+          <w:rFonts w:ascii="Times New Roman" w:hAnsi="Times New Roman" w:cs="Times New Roman"/>
+          <w:lang w:eastAsia="pt-PT"/>
+        </w:rPr>
+        <w:t xml:space="preserve"> e XAMPP para execução local do sistema.</w:t>
+      </w:r>
+    </w:p>
+    <w:p>
+      <w:pPr>
+        <w:spacing w:line="360" w:lineRule="auto"/>
+        <w:jc w:val="both"/>
+        <w:rPr>
+          <w:rFonts w:ascii="Times New Roman" w:hAnsi="Times New Roman" w:cs="Times New Roman"/>
+          <w:lang w:eastAsia="pt-PT"/>
+        </w:rPr>
+      </w:pPr>
+      <w:r>
+        <w:rPr>
+          <w:rFonts w:ascii="Times New Roman" w:hAnsi="Times New Roman" w:cs="Times New Roman"/>
+          <w:lang w:eastAsia="pt-PT"/>
+        </w:rPr>
+        <w:t xml:space="preserve">Ao final do trabalho, espera-se que o sistema desenvolvido contribua para a melhoria da gestão das operações de </w:t>
+      </w:r>
+      <w:proofErr w:type="spellStart"/>
+      <w:r>
+        <w:rPr>
+          <w:rFonts w:ascii="Times New Roman" w:hAnsi="Times New Roman" w:cs="Times New Roman"/>
+          <w:lang w:eastAsia="pt-PT"/>
+        </w:rPr>
+        <w:t>microfinanças</w:t>
+      </w:r>
+      <w:proofErr w:type="spellEnd"/>
+      <w:r>
+        <w:rPr>
+          <w:rFonts w:ascii="Times New Roman" w:hAnsi="Times New Roman" w:cs="Times New Roman"/>
+          <w:lang w:eastAsia="pt-PT"/>
+        </w:rPr>
+        <w:t>, proporcionando maior organização, rapidez, segurança e eficiência nos processos realizados pela instituição.</w:t>
+      </w:r>
+    </w:p>
+    <w:p>
+      <w:pPr>
+        <w:spacing w:line="360" w:lineRule="auto"/>
+        <w:jc w:val="both"/>
+        <w:rPr>
+          <w:rFonts w:ascii="Times New Roman" w:hAnsi="Times New Roman" w:cs="Times New Roman"/>
+          <w:lang w:eastAsia="pt-PT"/>
+        </w:rPr>
+      </w:pPr>
+    </w:p>
+    <w:p>
+      <w:pPr>
+        <w:pStyle w:val="Subttulo"/>
+        <w:rPr>
+          <w:rFonts w:ascii="Times New Roman" w:hAnsi="Times New Roman" w:cs="Times New Roman"/>
           <w:b/>
           <w:bCs/>
         </w:rPr>
       </w:pPr>
       <w:r>
         <w:rPr>
+          <w:rFonts w:ascii="Times New Roman" w:hAnsi="Times New Roman" w:cs="Times New Roman"/>
           <w:b/>
           <w:bCs/>
         </w:rPr>
-        <w:lastRenderedPageBreak/>
         <w:t>Requisitos Funcionais</w:t>
       </w:r>
     </w:p>
     <w:p>
       <w:pPr>
-        <w:spacing w:line="360" w:lineRule="auto"/>
-        <w:jc w:val="both"/>
-        <w:rPr>
-          <w:rFonts w:ascii="Times New Roman" w:hAnsi="Times New Roman" w:cs="Times New Roman"/>
-          <w:lang w:eastAsia="pt-PT"/>
-        </w:rPr>
-      </w:pPr>
-      <w:r>
-        <w:rPr>
-          <w:rFonts w:ascii="Times New Roman" w:hAnsi="Times New Roman" w:cs="Times New Roman"/>
-          <w:lang w:eastAsia="pt-PT"/>
-        </w:rPr>
-        <w:t>Os requisitos funcionais representam as funcionalidades que o sistema deverá executar.</w:t>
-      </w:r>
-    </w:p>
-    <w:p>
-      <w:pPr>
+        <w:pStyle w:val="PargrafodaLista"/>
         <w:numPr>
           <w:ilvl w:val="0"/>
-          <w:numId w:val="43"/>
+          <w:numId w:val="45"/>
         </w:numPr>
         <w:spacing w:line="360" w:lineRule="auto"/>
         <w:jc w:val="both"/>
@@ -4036,14 +4762,15 @@
           <w:rFonts w:ascii="Times New Roman" w:hAnsi="Times New Roman" w:cs="Times New Roman"/>
           <w:lang w:eastAsia="pt-PT"/>
         </w:rPr>
-        <w:t xml:space="preserve">Permitir o login dos funcionários através de utilizador e palavra-passe; </w:t>
-      </w:r>
-    </w:p>
-    <w:p>
-      <w:pPr>
+        <w:t>Os requisitos funcionais representam as funcionalidades que o sistema deverá executar.</w:t>
+      </w:r>
+    </w:p>
+    <w:p>
+      <w:pPr>
+        <w:pStyle w:val="PargrafodaLista"/>
         <w:numPr>
           <w:ilvl w:val="0"/>
-          <w:numId w:val="43"/>
+          <w:numId w:val="45"/>
         </w:numPr>
         <w:spacing w:line="360" w:lineRule="auto"/>
         <w:jc w:val="both"/>
@@ -4057,14 +4784,15 @@
           <w:rFonts w:ascii="Times New Roman" w:hAnsi="Times New Roman" w:cs="Times New Roman"/>
           <w:lang w:eastAsia="pt-PT"/>
         </w:rPr>
-        <w:t xml:space="preserve">Permitir o cadastro, edição e consulta de clientes; </w:t>
-      </w:r>
-    </w:p>
-    <w:p>
-      <w:pPr>
+        <w:t>Permitir o login seguro dos utilizadores no sistema;</w:t>
+      </w:r>
+    </w:p>
+    <w:p>
+      <w:pPr>
+        <w:pStyle w:val="PargrafodaLista"/>
         <w:numPr>
           <w:ilvl w:val="0"/>
-          <w:numId w:val="43"/>
+          <w:numId w:val="45"/>
         </w:numPr>
         <w:spacing w:line="360" w:lineRule="auto"/>
         <w:jc w:val="both"/>
@@ -4078,14 +4806,15 @@
           <w:rFonts w:ascii="Times New Roman" w:hAnsi="Times New Roman" w:cs="Times New Roman"/>
           <w:lang w:eastAsia="pt-PT"/>
         </w:rPr>
-        <w:t xml:space="preserve">Registrar desembolsos e reembolsos; </w:t>
-      </w:r>
-    </w:p>
-    <w:p>
-      <w:pPr>
+        <w:t>Permitir o cadastro, consulta e gestão de clientes;</w:t>
+      </w:r>
+    </w:p>
+    <w:p>
+      <w:pPr>
+        <w:pStyle w:val="PargrafodaLista"/>
         <w:numPr>
           <w:ilvl w:val="0"/>
-          <w:numId w:val="43"/>
+          <w:numId w:val="45"/>
         </w:numPr>
         <w:spacing w:line="360" w:lineRule="auto"/>
         <w:jc w:val="both"/>
@@ -4099,14 +4828,15 @@
           <w:rFonts w:ascii="Times New Roman" w:hAnsi="Times New Roman" w:cs="Times New Roman"/>
           <w:lang w:eastAsia="pt-PT"/>
         </w:rPr>
-        <w:t xml:space="preserve">Permitir a consulta do histórico de pagamentos dos clientes; </w:t>
-      </w:r>
-    </w:p>
-    <w:p>
-      <w:pPr>
+        <w:t>Permitir o registo e acompanhamento de empréstimos;</w:t>
+      </w:r>
+    </w:p>
+    <w:p>
+      <w:pPr>
+        <w:pStyle w:val="PargrafodaLista"/>
         <w:numPr>
           <w:ilvl w:val="0"/>
-          <w:numId w:val="43"/>
+          <w:numId w:val="45"/>
         </w:numPr>
         <w:spacing w:line="360" w:lineRule="auto"/>
         <w:jc w:val="both"/>
@@ -4120,14 +4850,15 @@
           <w:rFonts w:ascii="Times New Roman" w:hAnsi="Times New Roman" w:cs="Times New Roman"/>
           <w:lang w:eastAsia="pt-PT"/>
         </w:rPr>
-        <w:t xml:space="preserve">Possibilitar o upload e gestão de comprovativos digitais; </w:t>
-      </w:r>
-    </w:p>
-    <w:p>
-      <w:pPr>
+        <w:t>Permitir a consulta dos desembolsos realizados;</w:t>
+      </w:r>
+    </w:p>
+    <w:p>
+      <w:pPr>
+        <w:pStyle w:val="PargrafodaLista"/>
         <w:numPr>
           <w:ilvl w:val="0"/>
-          <w:numId w:val="43"/>
+          <w:numId w:val="45"/>
         </w:numPr>
         <w:spacing w:line="360" w:lineRule="auto"/>
         <w:jc w:val="both"/>
@@ -4141,14 +4872,15 @@
           <w:rFonts w:ascii="Times New Roman" w:hAnsi="Times New Roman" w:cs="Times New Roman"/>
           <w:lang w:eastAsia="pt-PT"/>
         </w:rPr>
-        <w:t xml:space="preserve">Gerar relatórios financeiros e operacionais; </w:t>
-      </w:r>
-    </w:p>
-    <w:p>
-      <w:pPr>
+        <w:t>Permitir o registo e consulta dos reembolsos efetuados pelos clientes;</w:t>
+      </w:r>
+    </w:p>
+    <w:p>
+      <w:pPr>
+        <w:pStyle w:val="PargrafodaLista"/>
         <w:numPr>
           <w:ilvl w:val="0"/>
-          <w:numId w:val="43"/>
+          <w:numId w:val="45"/>
         </w:numPr>
         <w:spacing w:line="360" w:lineRule="auto"/>
         <w:jc w:val="both"/>
@@ -4162,14 +4894,31 @@
           <w:rFonts w:ascii="Times New Roman" w:hAnsi="Times New Roman" w:cs="Times New Roman"/>
           <w:lang w:eastAsia="pt-PT"/>
         </w:rPr>
-        <w:t xml:space="preserve">Realizar análise e classificação de risco dos clientes; </w:t>
-      </w:r>
-    </w:p>
-    <w:p>
-      <w:pPr>
+        <w:t xml:space="preserve">Disponibilizar um </w:t>
+      </w:r>
+      <w:proofErr w:type="spellStart"/>
+      <w:r>
+        <w:rPr>
+          <w:rFonts w:ascii="Times New Roman" w:hAnsi="Times New Roman" w:cs="Times New Roman"/>
+          <w:lang w:eastAsia="pt-PT"/>
+        </w:rPr>
+        <w:t>Dashboard</w:t>
+      </w:r>
+      <w:proofErr w:type="spellEnd"/>
+      <w:r>
+        <w:rPr>
+          <w:rFonts w:ascii="Times New Roman" w:hAnsi="Times New Roman" w:cs="Times New Roman"/>
+          <w:lang w:eastAsia="pt-PT"/>
+        </w:rPr>
+        <w:t xml:space="preserve"> com informações resumidas das operações;</w:t>
+      </w:r>
+    </w:p>
+    <w:p>
+      <w:pPr>
+        <w:pStyle w:val="PargrafodaLista"/>
         <w:numPr>
           <w:ilvl w:val="0"/>
-          <w:numId w:val="43"/>
+          <w:numId w:val="45"/>
         </w:numPr>
         <w:spacing w:line="360" w:lineRule="auto"/>
         <w:jc w:val="both"/>
@@ -4183,14 +4932,16 @@
           <w:rFonts w:ascii="Times New Roman" w:hAnsi="Times New Roman" w:cs="Times New Roman"/>
           <w:lang w:eastAsia="pt-PT"/>
         </w:rPr>
-        <w:t xml:space="preserve">Disponibilizar um painel (dashboard) com informações resumidas; </w:t>
-      </w:r>
-    </w:p>
-    <w:p>
-      <w:pPr>
+        <w:lastRenderedPageBreak/>
+        <w:t>Gerar relatórios sobre clientes, empréstimos, desembolsos e reembolsos;</w:t>
+      </w:r>
+    </w:p>
+    <w:p>
+      <w:pPr>
+        <w:pStyle w:val="PargrafodaLista"/>
         <w:numPr>
           <w:ilvl w:val="0"/>
-          <w:numId w:val="43"/>
+          <w:numId w:val="45"/>
         </w:numPr>
         <w:spacing w:line="360" w:lineRule="auto"/>
         <w:jc w:val="both"/>
@@ -4204,14 +4955,15 @@
           <w:rFonts w:ascii="Times New Roman" w:hAnsi="Times New Roman" w:cs="Times New Roman"/>
           <w:lang w:eastAsia="pt-PT"/>
         </w:rPr>
-        <w:t xml:space="preserve">Permitir a pesquisa rápida de clientes e operações; </w:t>
-      </w:r>
-    </w:p>
-    <w:p>
-      <w:pPr>
+        <w:t>Permitir a pesquisa de informações para facilitar a consulta dos dados;</w:t>
+      </w:r>
+    </w:p>
+    <w:p>
+      <w:pPr>
+        <w:pStyle w:val="PargrafodaLista"/>
         <w:numPr>
           <w:ilvl w:val="0"/>
-          <w:numId w:val="43"/>
+          <w:numId w:val="45"/>
         </w:numPr>
         <w:spacing w:line="360" w:lineRule="auto"/>
         <w:jc w:val="both"/>
@@ -4225,13 +4977,36 @@
           <w:rFonts w:ascii="Times New Roman" w:hAnsi="Times New Roman" w:cs="Times New Roman"/>
           <w:lang w:eastAsia="pt-PT"/>
         </w:rPr>
-        <w:t xml:space="preserve">Armazenar os dados de forma centralizada na base de dados. </w:t>
-      </w:r>
-    </w:p>
-    <w:p>
-      <w:pPr>
-        <w:pStyle w:val="Ttulo2"/>
-        <w:rPr>
+        <w:t xml:space="preserve">Armazenar todas as informações numa base de dados </w:t>
+      </w:r>
+      <w:proofErr w:type="spellStart"/>
+      <w:r>
+        <w:rPr>
+          <w:rFonts w:ascii="Times New Roman" w:hAnsi="Times New Roman" w:cs="Times New Roman"/>
+          <w:lang w:eastAsia="pt-PT"/>
+        </w:rPr>
+        <w:t>MySQL</w:t>
+      </w:r>
+      <w:proofErr w:type="spellEnd"/>
+      <w:r>
+        <w:rPr>
+          <w:rFonts w:ascii="Times New Roman" w:hAnsi="Times New Roman" w:cs="Times New Roman"/>
+          <w:lang w:eastAsia="pt-PT"/>
+        </w:rPr>
+        <w:t>;</w:t>
+      </w:r>
+    </w:p>
+    <w:p>
+      <w:pPr>
+        <w:pStyle w:val="PargrafodaLista"/>
+        <w:numPr>
+          <w:ilvl w:val="0"/>
+          <w:numId w:val="45"/>
+        </w:numPr>
+        <w:spacing w:line="360" w:lineRule="auto"/>
+        <w:jc w:val="both"/>
+        <w:rPr>
+          <w:rFonts w:ascii="Times New Roman" w:hAnsi="Times New Roman" w:cs="Times New Roman"/>
           <w:b/>
           <w:bCs/>
           <w:lang w:eastAsia="pt-PT"/>
@@ -4239,6 +5014,54 @@
       </w:pPr>
       <w:r>
         <w:rPr>
+          <w:rFonts w:ascii="Times New Roman" w:hAnsi="Times New Roman" w:cs="Times New Roman"/>
+          <w:lang w:eastAsia="pt-PT"/>
+        </w:rPr>
+        <w:t xml:space="preserve">Permitir o encerramento seguro da sessão através da funcionalidade de </w:t>
+      </w:r>
+      <w:proofErr w:type="spellStart"/>
+      <w:r>
+        <w:rPr>
+          <w:rFonts w:ascii="Times New Roman" w:hAnsi="Times New Roman" w:cs="Times New Roman"/>
+          <w:lang w:eastAsia="pt-PT"/>
+        </w:rPr>
+        <w:t>logout</w:t>
+      </w:r>
+      <w:proofErr w:type="spellEnd"/>
+      <w:r>
+        <w:rPr>
+          <w:rFonts w:ascii="Times New Roman" w:hAnsi="Times New Roman" w:cs="Times New Roman"/>
+          <w:lang w:eastAsia="pt-PT"/>
+        </w:rPr>
+        <w:t>.</w:t>
+      </w:r>
+    </w:p>
+    <w:p>
+      <w:pPr>
+        <w:pStyle w:val="PargrafodaLista"/>
+        <w:spacing w:line="360" w:lineRule="auto"/>
+        <w:jc w:val="both"/>
+        <w:rPr>
+          <w:rFonts w:ascii="Times New Roman" w:hAnsi="Times New Roman" w:cs="Times New Roman"/>
+          <w:lang w:eastAsia="pt-PT"/>
+        </w:rPr>
+      </w:pPr>
+    </w:p>
+    <w:p>
+      <w:pPr>
+        <w:pStyle w:val="PargrafodaLista"/>
+        <w:spacing w:line="360" w:lineRule="auto"/>
+        <w:jc w:val="both"/>
+        <w:rPr>
+          <w:rFonts w:ascii="Times New Roman" w:hAnsi="Times New Roman" w:cs="Times New Roman"/>
+          <w:b/>
+          <w:bCs/>
+          <w:lang w:eastAsia="pt-PT"/>
+        </w:rPr>
+      </w:pPr>
+      <w:r>
+        <w:rPr>
+          <w:rFonts w:ascii="Times New Roman" w:hAnsi="Times New Roman" w:cs="Times New Roman"/>
           <w:b/>
           <w:bCs/>
           <w:lang w:eastAsia="pt-PT"/>
@@ -4281,7 +5104,7 @@
           <w:rFonts w:ascii="Times New Roman" w:hAnsi="Times New Roman" w:cs="Times New Roman"/>
           <w:lang w:eastAsia="pt-PT"/>
         </w:rPr>
-        <w:t xml:space="preserve">O sistema deve possuir interface simples e intuitiva; </w:t>
+        <w:t>O sistema deve possuir uma interface simples, intuitiva e de fácil utilização;</w:t>
       </w:r>
     </w:p>
     <w:p>
@@ -4302,7 +5125,7 @@
           <w:rFonts w:ascii="Times New Roman" w:hAnsi="Times New Roman" w:cs="Times New Roman"/>
           <w:lang w:eastAsia="pt-PT"/>
         </w:rPr>
-        <w:t xml:space="preserve">Deve garantir segurança no acesso às informações; </w:t>
+        <w:t>O sistema deve garantir a segurança dos dados através da autenticação de utilizadores;</w:t>
       </w:r>
     </w:p>
     <w:p>
@@ -4323,7 +5146,7 @@
           <w:rFonts w:ascii="Times New Roman" w:hAnsi="Times New Roman" w:cs="Times New Roman"/>
           <w:lang w:eastAsia="pt-PT"/>
         </w:rPr>
-        <w:t xml:space="preserve">O sistema deve ser acessível via navegador web; </w:t>
+        <w:t>O sistema deve apresentar bom desempenho nas consultas e registos de informações;</w:t>
       </w:r>
     </w:p>
     <w:p>
@@ -4344,7 +5167,7 @@
           <w:rFonts w:ascii="Times New Roman" w:hAnsi="Times New Roman" w:cs="Times New Roman"/>
           <w:lang w:eastAsia="pt-PT"/>
         </w:rPr>
-        <w:t xml:space="preserve">Deve apresentar bom desempenho nas consultas e operações; </w:t>
+        <w:t>O sistema deve assegurar a integridade e consistência dos dados armazenados;</w:t>
       </w:r>
     </w:p>
     <w:p>
@@ -4365,7 +5188,7 @@
           <w:rFonts w:ascii="Times New Roman" w:hAnsi="Times New Roman" w:cs="Times New Roman"/>
           <w:lang w:eastAsia="pt-PT"/>
         </w:rPr>
-        <w:t xml:space="preserve">O sistema deve permitir fácil manutenção e atualização; </w:t>
+        <w:t>O sistema deve estar disponível para utilização em ambiente web;</w:t>
       </w:r>
     </w:p>
     <w:p>
@@ -4386,7 +5209,7 @@
           <w:rFonts w:ascii="Times New Roman" w:hAnsi="Times New Roman" w:cs="Times New Roman"/>
           <w:lang w:eastAsia="pt-PT"/>
         </w:rPr>
-        <w:t xml:space="preserve">As informações devem ser armazenadas de forma segura; </w:t>
+        <w:t>O sistema deve permitir fácil manutenção e atualização futura;</w:t>
       </w:r>
     </w:p>
     <w:p>
@@ -4407,7 +5230,7 @@
           <w:rFonts w:ascii="Times New Roman" w:hAnsi="Times New Roman" w:cs="Times New Roman"/>
           <w:lang w:eastAsia="pt-PT"/>
         </w:rPr>
-        <w:t xml:space="preserve">O sistema deve possuir disponibilidade e confiabilidade; </w:t>
+        <w:t>O sistema deve ser compatível com os principais navegadores web;</w:t>
       </w:r>
     </w:p>
     <w:p>
@@ -4428,7 +5251,23 @@
           <w:rFonts w:ascii="Times New Roman" w:hAnsi="Times New Roman" w:cs="Times New Roman"/>
           <w:lang w:eastAsia="pt-PT"/>
         </w:rPr>
-        <w:t xml:space="preserve">Deve ser compatível com diferentes dispositivos e tamanhos de tela; </w:t>
+        <w:t xml:space="preserve">O sistema deve armazenar os dados de forma segura numa base de dados </w:t>
+      </w:r>
+      <w:proofErr w:type="spellStart"/>
+      <w:r>
+        <w:rPr>
+          <w:rFonts w:ascii="Times New Roman" w:hAnsi="Times New Roman" w:cs="Times New Roman"/>
+          <w:lang w:eastAsia="pt-PT"/>
+        </w:rPr>
+        <w:t>MySQL</w:t>
+      </w:r>
+      <w:proofErr w:type="spellEnd"/>
+      <w:r>
+        <w:rPr>
+          <w:rFonts w:ascii="Times New Roman" w:hAnsi="Times New Roman" w:cs="Times New Roman"/>
+          <w:lang w:eastAsia="pt-PT"/>
+        </w:rPr>
+        <w:t>;</w:t>
       </w:r>
     </w:p>
     <w:p>
@@ -4449,7 +5288,7 @@
           <w:rFonts w:ascii="Times New Roman" w:hAnsi="Times New Roman" w:cs="Times New Roman"/>
           <w:lang w:eastAsia="pt-PT"/>
         </w:rPr>
-        <w:t xml:space="preserve">O sistema deve reduzir erros manuais nas operações; </w:t>
+        <w:t>O sistema deve apresentar tempos de resposta adequados às operações realizadas;</w:t>
       </w:r>
     </w:p>
     <w:p>
@@ -4470,15 +5309,985 @@
           <w:rFonts w:ascii="Times New Roman" w:hAnsi="Times New Roman" w:cs="Times New Roman"/>
           <w:lang w:eastAsia="pt-PT"/>
         </w:rPr>
-        <w:t>Deve permitir rapidez no acesso às informações financeiras.</w:t>
-      </w:r>
-    </w:p>
-    <w:p>
-      <w:pPr>
-        <w:rPr>
-          <w:lang w:eastAsia="pt-PT"/>
-        </w:rPr>
-      </w:pPr>
+        <w:t xml:space="preserve">O sistema deve garantir a confiabilidade das informações apresentadas aos </w:t>
+      </w:r>
+      <w:proofErr w:type="gramStart"/>
+      <w:r>
+        <w:rPr>
+          <w:rFonts w:ascii="Times New Roman" w:hAnsi="Times New Roman" w:cs="Times New Roman"/>
+          <w:lang w:eastAsia="pt-PT"/>
+        </w:rPr>
+        <w:t>utilizadores.</w:t>
+      </w:r>
+      <w:r>
+        <w:rPr>
+          <w:rFonts w:ascii="Times New Roman" w:hAnsi="Times New Roman" w:cs="Times New Roman"/>
+          <w:lang w:eastAsia="pt-PT"/>
+        </w:rPr>
+        <w:t>.</w:t>
+      </w:r>
+      <w:proofErr w:type="gramEnd"/>
+    </w:p>
+    <w:p>
+      <w:pPr>
+        <w:spacing w:line="276" w:lineRule="auto"/>
+        <w:ind w:left="720"/>
+        <w:jc w:val="both"/>
+        <w:rPr>
+          <w:rFonts w:ascii="Times New Roman" w:hAnsi="Times New Roman" w:cs="Times New Roman"/>
+          <w:b/>
+          <w:bCs/>
+          <w:lang w:eastAsia="pt-PT"/>
+        </w:rPr>
+      </w:pPr>
+      <w:r>
+        <w:rPr>
+          <w:rFonts w:ascii="Times New Roman" w:hAnsi="Times New Roman" w:cs="Times New Roman"/>
+          <w:b/>
+          <w:bCs/>
+          <w:lang w:eastAsia="pt-PT"/>
+        </w:rPr>
+        <w:t>Arquitetura de Rede</w:t>
+      </w:r>
+    </w:p>
+    <w:p>
+      <w:pPr>
+        <w:spacing w:line="276" w:lineRule="auto"/>
+        <w:jc w:val="both"/>
+        <w:rPr>
+          <w:rFonts w:ascii="Times New Roman" w:hAnsi="Times New Roman" w:cs="Times New Roman"/>
+          <w:lang w:eastAsia="pt-PT"/>
+        </w:rPr>
+      </w:pPr>
+      <w:r>
+        <w:rPr>
+          <w:rFonts w:ascii="Times New Roman" w:hAnsi="Times New Roman" w:cs="Times New Roman"/>
+          <w:lang w:eastAsia="pt-PT"/>
+        </w:rPr>
+        <w:t xml:space="preserve">A arquitetura de rede do sistema </w:t>
+      </w:r>
+      <w:proofErr w:type="spellStart"/>
+      <w:r>
+        <w:rPr>
+          <w:rFonts w:ascii="Times New Roman" w:hAnsi="Times New Roman" w:cs="Times New Roman"/>
+          <w:lang w:eastAsia="pt-PT"/>
+        </w:rPr>
+        <w:t>KixiCrédito</w:t>
+      </w:r>
+      <w:proofErr w:type="spellEnd"/>
+      <w:r>
+        <w:rPr>
+          <w:rFonts w:ascii="Times New Roman" w:hAnsi="Times New Roman" w:cs="Times New Roman"/>
+          <w:lang w:eastAsia="pt-PT"/>
+        </w:rPr>
+        <w:t xml:space="preserve"> foi concebida com base no modelo Cliente-Servidor, permitindo que os utilizadores acedam ao sistema através de um navegador web. Nesta arquitetura, o servidor é responsável pelo processamento das informações, armazenamento dos dados e disponibilização dos serviços necessários ao funcionamento da aplicação.</w:t>
+      </w:r>
+    </w:p>
+    <w:p>
+      <w:pPr>
+        <w:spacing w:line="276" w:lineRule="auto"/>
+        <w:jc w:val="both"/>
+        <w:rPr>
+          <w:rFonts w:ascii="Times New Roman" w:hAnsi="Times New Roman" w:cs="Times New Roman"/>
+          <w:lang w:eastAsia="pt-PT"/>
+        </w:rPr>
+      </w:pPr>
+      <w:r>
+        <w:rPr>
+          <w:rFonts w:ascii="Times New Roman" w:hAnsi="Times New Roman" w:cs="Times New Roman"/>
+          <w:lang w:eastAsia="pt-PT"/>
+        </w:rPr>
+        <w:t>O sistema é composto por três camadas principais:</w:t>
+      </w:r>
+    </w:p>
+    <w:p>
+      <w:pPr>
+        <w:spacing w:line="276" w:lineRule="auto"/>
+        <w:jc w:val="both"/>
+        <w:rPr>
+          <w:rFonts w:ascii="Times New Roman" w:hAnsi="Times New Roman" w:cs="Times New Roman"/>
+          <w:lang w:eastAsia="pt-PT"/>
+        </w:rPr>
+      </w:pPr>
+      <w:r>
+        <w:rPr>
+          <w:rFonts w:ascii="Times New Roman" w:hAnsi="Times New Roman" w:cs="Times New Roman"/>
+          <w:b/>
+          <w:bCs/>
+          <w:lang w:eastAsia="pt-PT"/>
+        </w:rPr>
+        <w:t>Camada de Apresentação (Cliente):</w:t>
+      </w:r>
+      <w:r>
+        <w:rPr>
+          <w:rFonts w:ascii="Times New Roman" w:hAnsi="Times New Roman" w:cs="Times New Roman"/>
+          <w:lang w:eastAsia="pt-PT"/>
+        </w:rPr>
+        <w:t xml:space="preserve"> corresponde à interface gráfica </w:t>
+      </w:r>
+      <w:proofErr w:type="spellStart"/>
+      <w:r>
+        <w:rPr>
+          <w:rFonts w:ascii="Times New Roman" w:hAnsi="Times New Roman" w:cs="Times New Roman"/>
+          <w:lang w:eastAsia="pt-PT"/>
+        </w:rPr>
+        <w:t>acessada</w:t>
+      </w:r>
+      <w:proofErr w:type="spellEnd"/>
+      <w:r>
+        <w:rPr>
+          <w:rFonts w:ascii="Times New Roman" w:hAnsi="Times New Roman" w:cs="Times New Roman"/>
+          <w:lang w:eastAsia="pt-PT"/>
+        </w:rPr>
+        <w:t xml:space="preserve"> pelos utilizadores através de navegadores web, permitindo a realização de operações como </w:t>
+      </w:r>
+      <w:r>
+        <w:rPr>
+          <w:rFonts w:ascii="Times New Roman" w:hAnsi="Times New Roman" w:cs="Times New Roman"/>
+          <w:lang w:eastAsia="pt-PT"/>
+        </w:rPr>
+        <w:lastRenderedPageBreak/>
+        <w:t>login, gestão de clientes, registo de empréstimos, consulta de desembolsos, reembolsos e relatórios.</w:t>
+      </w:r>
+    </w:p>
+    <w:p>
+      <w:pPr>
+        <w:spacing w:line="276" w:lineRule="auto"/>
+        <w:jc w:val="both"/>
+        <w:rPr>
+          <w:rFonts w:ascii="Times New Roman" w:hAnsi="Times New Roman" w:cs="Times New Roman"/>
+          <w:lang w:eastAsia="pt-PT"/>
+        </w:rPr>
+      </w:pPr>
+      <w:r>
+        <w:rPr>
+          <w:rFonts w:ascii="Times New Roman" w:hAnsi="Times New Roman" w:cs="Times New Roman"/>
+          <w:b/>
+          <w:bCs/>
+          <w:lang w:eastAsia="pt-PT"/>
+        </w:rPr>
+        <w:t>Camada de Aplicação (Servidor Web):</w:t>
+      </w:r>
+      <w:r>
+        <w:rPr>
+          <w:rFonts w:ascii="Times New Roman" w:hAnsi="Times New Roman" w:cs="Times New Roman"/>
+          <w:lang w:eastAsia="pt-PT"/>
+        </w:rPr>
+        <w:t xml:space="preserve"> responsável pelo processamento das regras de negócio do sistema. Nesta camada são executados os scripts desenvolvidos em PHP que realizam a comunicação entre a interface do utilizador e a base de dados.</w:t>
+      </w:r>
+    </w:p>
+    <w:p>
+      <w:pPr>
+        <w:spacing w:line="276" w:lineRule="auto"/>
+        <w:jc w:val="both"/>
+        <w:rPr>
+          <w:rFonts w:ascii="Times New Roman" w:hAnsi="Times New Roman" w:cs="Times New Roman"/>
+          <w:lang w:eastAsia="pt-PT"/>
+        </w:rPr>
+      </w:pPr>
+      <w:r>
+        <w:rPr>
+          <w:rFonts w:ascii="Times New Roman" w:hAnsi="Times New Roman" w:cs="Times New Roman"/>
+          <w:b/>
+          <w:bCs/>
+          <w:lang w:eastAsia="pt-PT"/>
+        </w:rPr>
+        <w:t>Camada de Dados (Base de Dados):</w:t>
+      </w:r>
+      <w:r>
+        <w:rPr>
+          <w:rFonts w:ascii="Times New Roman" w:hAnsi="Times New Roman" w:cs="Times New Roman"/>
+          <w:lang w:eastAsia="pt-PT"/>
+        </w:rPr>
+        <w:t xml:space="preserve"> responsável pelo armazenamento e gestão das informações do sistema. Foi utilizada a base de dados </w:t>
+      </w:r>
+      <w:proofErr w:type="spellStart"/>
+      <w:r>
+        <w:rPr>
+          <w:rFonts w:ascii="Times New Roman" w:hAnsi="Times New Roman" w:cs="Times New Roman"/>
+          <w:lang w:eastAsia="pt-PT"/>
+        </w:rPr>
+        <w:t>MySQL</w:t>
+      </w:r>
+      <w:proofErr w:type="spellEnd"/>
+      <w:r>
+        <w:rPr>
+          <w:rFonts w:ascii="Times New Roman" w:hAnsi="Times New Roman" w:cs="Times New Roman"/>
+          <w:lang w:eastAsia="pt-PT"/>
+        </w:rPr>
+        <w:t xml:space="preserve"> para armazenar dados de clientes, empréstimos, desembolsos, reembolsos e utilizadores.</w:t>
+      </w:r>
+    </w:p>
+    <w:p>
+      <w:pPr>
+        <w:spacing w:line="276" w:lineRule="auto"/>
+        <w:jc w:val="both"/>
+        <w:rPr>
+          <w:rFonts w:ascii="Times New Roman" w:hAnsi="Times New Roman" w:cs="Times New Roman"/>
+          <w:lang w:eastAsia="pt-PT"/>
+        </w:rPr>
+      </w:pPr>
+      <w:r>
+        <w:rPr>
+          <w:rFonts w:ascii="Times New Roman" w:hAnsi="Times New Roman" w:cs="Times New Roman"/>
+          <w:lang w:eastAsia="pt-PT"/>
+        </w:rPr>
+        <w:t>A comunicação entre o cliente e o servidor ocorre através da rede local ou da Internet, utilizando o protocolo HTTP/HTTPS. Esta arquitetura permite centralizar as informações, facilitar a manutenção do sistema e garantir maior segurança e organização dos dados.</w:t>
+      </w:r>
+    </w:p>
+    <w:p>
+      <w:pPr>
+        <w:spacing w:line="276" w:lineRule="auto"/>
+        <w:jc w:val="both"/>
+        <w:rPr>
+          <w:rFonts w:ascii="Times New Roman" w:hAnsi="Times New Roman" w:cs="Times New Roman"/>
+          <w:b/>
+          <w:bCs/>
+          <w:lang w:eastAsia="pt-PT"/>
+        </w:rPr>
+      </w:pPr>
+      <w:r>
+        <w:rPr>
+          <w:rFonts w:ascii="Times New Roman" w:hAnsi="Times New Roman" w:cs="Times New Roman"/>
+          <w:b/>
+          <w:bCs/>
+          <w:lang w:eastAsia="pt-PT"/>
+        </w:rPr>
+        <w:t>Componentes da Arquitetura</w:t>
+      </w:r>
+    </w:p>
+    <w:p>
+      <w:pPr>
+        <w:numPr>
+          <w:ilvl w:val="0"/>
+          <w:numId w:val="46"/>
+        </w:numPr>
+        <w:spacing w:line="276" w:lineRule="auto"/>
+        <w:jc w:val="both"/>
+        <w:rPr>
+          <w:rFonts w:ascii="Times New Roman" w:hAnsi="Times New Roman" w:cs="Times New Roman"/>
+          <w:lang w:eastAsia="pt-PT"/>
+        </w:rPr>
+      </w:pPr>
+      <w:r>
+        <w:rPr>
+          <w:rFonts w:ascii="Times New Roman" w:hAnsi="Times New Roman" w:cs="Times New Roman"/>
+          <w:lang w:eastAsia="pt-PT"/>
+        </w:rPr>
+        <w:t>Cliente (Computador do Utilizador);</w:t>
+      </w:r>
+    </w:p>
+    <w:p>
+      <w:pPr>
+        <w:numPr>
+          <w:ilvl w:val="0"/>
+          <w:numId w:val="46"/>
+        </w:numPr>
+        <w:spacing w:line="276" w:lineRule="auto"/>
+        <w:jc w:val="both"/>
+        <w:rPr>
+          <w:rFonts w:ascii="Times New Roman" w:hAnsi="Times New Roman" w:cs="Times New Roman"/>
+          <w:lang w:eastAsia="pt-PT"/>
+        </w:rPr>
+      </w:pPr>
+      <w:r>
+        <w:rPr>
+          <w:rFonts w:ascii="Times New Roman" w:hAnsi="Times New Roman" w:cs="Times New Roman"/>
+          <w:lang w:eastAsia="pt-PT"/>
+        </w:rPr>
+        <w:t>Navegador Web;</w:t>
+      </w:r>
+    </w:p>
+    <w:p>
+      <w:pPr>
+        <w:numPr>
+          <w:ilvl w:val="0"/>
+          <w:numId w:val="46"/>
+        </w:numPr>
+        <w:spacing w:line="276" w:lineRule="auto"/>
+        <w:jc w:val="both"/>
+        <w:rPr>
+          <w:rFonts w:ascii="Times New Roman" w:hAnsi="Times New Roman" w:cs="Times New Roman"/>
+          <w:lang w:eastAsia="pt-PT"/>
+        </w:rPr>
+      </w:pPr>
+      <w:r>
+        <w:rPr>
+          <w:rFonts w:ascii="Times New Roman" w:hAnsi="Times New Roman" w:cs="Times New Roman"/>
+          <w:lang w:eastAsia="pt-PT"/>
+        </w:rPr>
+        <w:t>Servidor Web Apache (XAMPP);</w:t>
+      </w:r>
+    </w:p>
+    <w:p>
+      <w:pPr>
+        <w:numPr>
+          <w:ilvl w:val="0"/>
+          <w:numId w:val="46"/>
+        </w:numPr>
+        <w:spacing w:line="276" w:lineRule="auto"/>
+        <w:jc w:val="both"/>
+        <w:rPr>
+          <w:rFonts w:ascii="Times New Roman" w:hAnsi="Times New Roman" w:cs="Times New Roman"/>
+          <w:lang w:eastAsia="pt-PT"/>
+        </w:rPr>
+      </w:pPr>
+      <w:r>
+        <w:rPr>
+          <w:rFonts w:ascii="Times New Roman" w:hAnsi="Times New Roman" w:cs="Times New Roman"/>
+          <w:lang w:eastAsia="pt-PT"/>
+        </w:rPr>
+        <w:t xml:space="preserve">Aplicação </w:t>
+      </w:r>
+      <w:proofErr w:type="spellStart"/>
+      <w:r>
+        <w:rPr>
+          <w:rFonts w:ascii="Times New Roman" w:hAnsi="Times New Roman" w:cs="Times New Roman"/>
+          <w:lang w:eastAsia="pt-PT"/>
+        </w:rPr>
+        <w:t>KixiCrédito</w:t>
+      </w:r>
+      <w:proofErr w:type="spellEnd"/>
+      <w:r>
+        <w:rPr>
+          <w:rFonts w:ascii="Times New Roman" w:hAnsi="Times New Roman" w:cs="Times New Roman"/>
+          <w:lang w:eastAsia="pt-PT"/>
+        </w:rPr>
+        <w:t xml:space="preserve"> desenvolvida em PHP;</w:t>
+      </w:r>
+    </w:p>
+    <w:p>
+      <w:pPr>
+        <w:numPr>
+          <w:ilvl w:val="0"/>
+          <w:numId w:val="46"/>
+        </w:numPr>
+        <w:spacing w:line="276" w:lineRule="auto"/>
+        <w:jc w:val="both"/>
+        <w:rPr>
+          <w:rFonts w:ascii="Times New Roman" w:hAnsi="Times New Roman" w:cs="Times New Roman"/>
+          <w:lang w:eastAsia="pt-PT"/>
+        </w:rPr>
+      </w:pPr>
+      <w:r>
+        <w:rPr>
+          <w:rFonts w:ascii="Times New Roman" w:hAnsi="Times New Roman" w:cs="Times New Roman"/>
+          <w:lang w:eastAsia="pt-PT"/>
+        </w:rPr>
+        <w:t xml:space="preserve">Base de Dados </w:t>
+      </w:r>
+      <w:proofErr w:type="spellStart"/>
+      <w:r>
+        <w:rPr>
+          <w:rFonts w:ascii="Times New Roman" w:hAnsi="Times New Roman" w:cs="Times New Roman"/>
+          <w:lang w:eastAsia="pt-PT"/>
+        </w:rPr>
+        <w:t>MySQL</w:t>
+      </w:r>
+      <w:proofErr w:type="spellEnd"/>
+      <w:r>
+        <w:rPr>
+          <w:rFonts w:ascii="Times New Roman" w:hAnsi="Times New Roman" w:cs="Times New Roman"/>
+          <w:lang w:eastAsia="pt-PT"/>
+        </w:rPr>
+        <w:t>.</w:t>
+      </w:r>
+    </w:p>
+    <w:p>
+      <w:pPr>
+        <w:spacing w:line="276" w:lineRule="auto"/>
+        <w:jc w:val="both"/>
+        <w:rPr>
+          <w:rFonts w:ascii="Times New Roman" w:hAnsi="Times New Roman" w:cs="Times New Roman"/>
+          <w:b/>
+          <w:bCs/>
+          <w:lang w:eastAsia="pt-PT"/>
+        </w:rPr>
+      </w:pPr>
+      <w:r>
+        <w:rPr>
+          <w:rFonts w:ascii="Times New Roman" w:hAnsi="Times New Roman" w:cs="Times New Roman"/>
+          <w:b/>
+          <w:bCs/>
+          <w:lang w:eastAsia="pt-PT"/>
+        </w:rPr>
+        <w:t>Fluxo de Funcionamento</w:t>
+      </w:r>
+    </w:p>
+    <w:p>
+      <w:pPr>
+        <w:numPr>
+          <w:ilvl w:val="0"/>
+          <w:numId w:val="47"/>
+        </w:numPr>
+        <w:spacing w:line="276" w:lineRule="auto"/>
+        <w:jc w:val="both"/>
+        <w:rPr>
+          <w:rFonts w:ascii="Times New Roman" w:hAnsi="Times New Roman" w:cs="Times New Roman"/>
+          <w:lang w:eastAsia="pt-PT"/>
+        </w:rPr>
+      </w:pPr>
+      <w:r>
+        <w:rPr>
+          <w:rFonts w:ascii="Times New Roman" w:hAnsi="Times New Roman" w:cs="Times New Roman"/>
+          <w:lang w:eastAsia="pt-PT"/>
+        </w:rPr>
+        <w:t>O utilizador acede ao sistema através do navegador web;</w:t>
+      </w:r>
+    </w:p>
+    <w:p>
+      <w:pPr>
+        <w:numPr>
+          <w:ilvl w:val="0"/>
+          <w:numId w:val="47"/>
+        </w:numPr>
+        <w:spacing w:line="276" w:lineRule="auto"/>
+        <w:jc w:val="both"/>
+        <w:rPr>
+          <w:rFonts w:ascii="Times New Roman" w:hAnsi="Times New Roman" w:cs="Times New Roman"/>
+          <w:lang w:eastAsia="pt-PT"/>
+        </w:rPr>
+      </w:pPr>
+      <w:r>
+        <w:rPr>
+          <w:rFonts w:ascii="Times New Roman" w:hAnsi="Times New Roman" w:cs="Times New Roman"/>
+          <w:lang w:eastAsia="pt-PT"/>
+        </w:rPr>
+        <w:t>O navegador envia a solicitação ao servidor web;</w:t>
+      </w:r>
+    </w:p>
+    <w:p>
+      <w:pPr>
+        <w:numPr>
+          <w:ilvl w:val="0"/>
+          <w:numId w:val="47"/>
+        </w:numPr>
+        <w:spacing w:line="276" w:lineRule="auto"/>
+        <w:jc w:val="both"/>
+        <w:rPr>
+          <w:rFonts w:ascii="Times New Roman" w:hAnsi="Times New Roman" w:cs="Times New Roman"/>
+          <w:lang w:eastAsia="pt-PT"/>
+        </w:rPr>
+      </w:pPr>
+      <w:r>
+        <w:rPr>
+          <w:rFonts w:ascii="Times New Roman" w:hAnsi="Times New Roman" w:cs="Times New Roman"/>
+          <w:lang w:eastAsia="pt-PT"/>
+        </w:rPr>
+        <w:t>O servidor processa a solicitação utilizando scripts PHP;</w:t>
+      </w:r>
+    </w:p>
+    <w:p>
+      <w:pPr>
+        <w:numPr>
+          <w:ilvl w:val="0"/>
+          <w:numId w:val="47"/>
+        </w:numPr>
+        <w:spacing w:line="276" w:lineRule="auto"/>
+        <w:jc w:val="both"/>
+        <w:rPr>
+          <w:rFonts w:ascii="Times New Roman" w:hAnsi="Times New Roman" w:cs="Times New Roman"/>
+          <w:lang w:eastAsia="pt-PT"/>
+        </w:rPr>
+      </w:pPr>
+      <w:r>
+        <w:rPr>
+          <w:rFonts w:ascii="Times New Roman" w:hAnsi="Times New Roman" w:cs="Times New Roman"/>
+          <w:lang w:eastAsia="pt-PT"/>
+        </w:rPr>
+        <w:t xml:space="preserve">O sistema consulta ou grava informações na base de dados </w:t>
+      </w:r>
+      <w:proofErr w:type="spellStart"/>
+      <w:r>
+        <w:rPr>
+          <w:rFonts w:ascii="Times New Roman" w:hAnsi="Times New Roman" w:cs="Times New Roman"/>
+          <w:lang w:eastAsia="pt-PT"/>
+        </w:rPr>
+        <w:t>MySQL</w:t>
+      </w:r>
+      <w:proofErr w:type="spellEnd"/>
+      <w:r>
+        <w:rPr>
+          <w:rFonts w:ascii="Times New Roman" w:hAnsi="Times New Roman" w:cs="Times New Roman"/>
+          <w:lang w:eastAsia="pt-PT"/>
+        </w:rPr>
+        <w:t>;</w:t>
+      </w:r>
+    </w:p>
+    <w:p>
+      <w:pPr>
+        <w:numPr>
+          <w:ilvl w:val="0"/>
+          <w:numId w:val="47"/>
+        </w:numPr>
+        <w:spacing w:line="276" w:lineRule="auto"/>
+        <w:jc w:val="both"/>
+        <w:rPr>
+          <w:rFonts w:ascii="Times New Roman" w:hAnsi="Times New Roman" w:cs="Times New Roman"/>
+          <w:lang w:eastAsia="pt-PT"/>
+        </w:rPr>
+      </w:pPr>
+      <w:r>
+        <w:rPr>
+          <w:rFonts w:ascii="Times New Roman" w:hAnsi="Times New Roman" w:cs="Times New Roman"/>
+          <w:lang w:eastAsia="pt-PT"/>
+        </w:rPr>
+        <w:t>O servidor devolve a resposta ao navegador;</w:t>
+      </w:r>
+    </w:p>
+    <w:p>
+      <w:pPr>
+        <w:numPr>
+          <w:ilvl w:val="0"/>
+          <w:numId w:val="47"/>
+        </w:numPr>
+        <w:spacing w:line="276" w:lineRule="auto"/>
+        <w:jc w:val="both"/>
+        <w:rPr>
+          <w:rFonts w:ascii="Times New Roman" w:hAnsi="Times New Roman" w:cs="Times New Roman"/>
+          <w:lang w:eastAsia="pt-PT"/>
+        </w:rPr>
+      </w:pPr>
+      <w:r>
+        <w:rPr>
+          <w:rFonts w:ascii="Times New Roman" w:hAnsi="Times New Roman" w:cs="Times New Roman"/>
+          <w:lang w:eastAsia="pt-PT"/>
+        </w:rPr>
+        <w:t>O utilizador visualiza os resultados na interface do sistema.</w:t>
+      </w:r>
+    </w:p>
+    <w:p>
+      <w:pPr>
+        <w:rPr>
+          <w:lang w:eastAsia="pt-PT"/>
+        </w:rPr>
+      </w:pPr>
+    </w:p>
+    <w:p>
+      <w:pPr>
+        <w:rPr>
+          <w:lang w:eastAsia="pt-PT"/>
+        </w:rPr>
+      </w:pPr>
+    </w:p>
+    <w:p>
+      <w:pPr>
+        <w:rPr>
+          <w:lang w:eastAsia="pt-PT"/>
+        </w:rPr>
+      </w:pPr>
+    </w:p>
+    <w:p>
+      <w:pPr>
+        <w:rPr>
+          <w:lang w:eastAsia="pt-PT"/>
+        </w:rPr>
+      </w:pPr>
+    </w:p>
+    <w:p>
+      <w:pPr>
+        <w:rPr>
+          <w:lang w:eastAsia="pt-PT"/>
+        </w:rPr>
+      </w:pPr>
+    </w:p>
+    <w:p>
+      <w:pPr>
+        <w:rPr>
+          <w:lang w:eastAsia="pt-PT"/>
+        </w:rPr>
+      </w:pPr>
+    </w:p>
+    <w:p>
+      <w:pPr>
+        <w:rPr>
+          <w:lang w:eastAsia="pt-PT"/>
+        </w:rPr>
+      </w:pPr>
+    </w:p>
+    <w:p>
+      <w:pPr>
+        <w:rPr>
+          <w:lang w:eastAsia="pt-PT"/>
+        </w:rPr>
+      </w:pPr>
+    </w:p>
+    <w:p>
+      <w:pPr>
+        <w:rPr>
+          <w:lang w:eastAsia="pt-PT"/>
+        </w:rPr>
+      </w:pPr>
+    </w:p>
+    <w:p>
+      <w:pPr>
+        <w:rPr>
+          <w:lang w:eastAsia="pt-PT"/>
+        </w:rPr>
+      </w:pPr>
+    </w:p>
+    <w:p>
+      <w:pPr>
+        <w:rPr>
+          <w:lang w:eastAsia="pt-PT"/>
+        </w:rPr>
+      </w:pPr>
+    </w:p>
+    <w:p>
+      <w:pPr>
+        <w:jc w:val="both"/>
+        <w:rPr>
+          <w:rFonts w:ascii="Times New Roman" w:hAnsi="Times New Roman" w:cs="Times New Roman"/>
+          <w:b/>
+          <w:bCs/>
+          <w:lang w:eastAsia="pt-PT"/>
+        </w:rPr>
+      </w:pPr>
+      <w:r>
+        <w:rPr>
+          <w:rFonts w:ascii="Times New Roman" w:hAnsi="Times New Roman" w:cs="Times New Roman"/>
+          <w:b/>
+          <w:bCs/>
+          <w:lang w:eastAsia="pt-PT"/>
+        </w:rPr>
+        <w:t>Diagrama de Casos de Uso</w:t>
+      </w:r>
+    </w:p>
+    <w:p>
+      <w:pPr>
+        <w:jc w:val="both"/>
+        <w:rPr>
+          <w:rFonts w:ascii="Times New Roman" w:hAnsi="Times New Roman" w:cs="Times New Roman"/>
+          <w:lang w:eastAsia="pt-PT"/>
+        </w:rPr>
+      </w:pPr>
+      <w:r>
+        <w:rPr>
+          <w:rFonts w:ascii="Times New Roman" w:hAnsi="Times New Roman" w:cs="Times New Roman"/>
+          <w:lang w:eastAsia="pt-PT"/>
+        </w:rPr>
+        <w:t xml:space="preserve">O Diagrama de Casos de Uso representa as principais funcionalidades do sistema </w:t>
+      </w:r>
+      <w:proofErr w:type="spellStart"/>
+      <w:r>
+        <w:rPr>
+          <w:rFonts w:ascii="Times New Roman" w:hAnsi="Times New Roman" w:cs="Times New Roman"/>
+          <w:lang w:eastAsia="pt-PT"/>
+        </w:rPr>
+        <w:t>KixiCrédito</w:t>
+      </w:r>
+      <w:proofErr w:type="spellEnd"/>
+      <w:r>
+        <w:rPr>
+          <w:rFonts w:ascii="Times New Roman" w:hAnsi="Times New Roman" w:cs="Times New Roman"/>
+          <w:lang w:eastAsia="pt-PT"/>
+        </w:rPr>
+        <w:t xml:space="preserve"> e a interação dos utilizadores com essas funcionalidades. O principal ator do sistema é o </w:t>
+      </w:r>
+      <w:r>
+        <w:rPr>
+          <w:rFonts w:ascii="Times New Roman" w:hAnsi="Times New Roman" w:cs="Times New Roman"/>
+          <w:b/>
+          <w:bCs/>
+          <w:lang w:eastAsia="pt-PT"/>
+        </w:rPr>
+        <w:t>Funcionário</w:t>
+      </w:r>
+      <w:r>
+        <w:rPr>
+          <w:rFonts w:ascii="Times New Roman" w:hAnsi="Times New Roman" w:cs="Times New Roman"/>
+          <w:lang w:eastAsia="pt-PT"/>
+        </w:rPr>
+        <w:t>, responsável pela gestão das operações de microcrédito.</w:t>
+      </w:r>
+    </w:p>
+    <w:p>
+      <w:pPr>
+        <w:jc w:val="both"/>
+        <w:rPr>
+          <w:rFonts w:ascii="Times New Roman" w:hAnsi="Times New Roman" w:cs="Times New Roman"/>
+          <w:b/>
+          <w:bCs/>
+          <w:lang w:eastAsia="pt-PT"/>
+        </w:rPr>
+      </w:pPr>
+      <w:r>
+        <w:rPr>
+          <w:rFonts w:ascii="Times New Roman" w:hAnsi="Times New Roman" w:cs="Times New Roman"/>
+          <w:b/>
+          <w:bCs/>
+          <w:lang w:eastAsia="pt-PT"/>
+        </w:rPr>
+        <w:t>Descrição do Diagrama</w:t>
+      </w:r>
+    </w:p>
+    <w:p>
+      <w:pPr>
+        <w:jc w:val="both"/>
+        <w:rPr>
+          <w:rFonts w:ascii="Times New Roman" w:hAnsi="Times New Roman" w:cs="Times New Roman"/>
+          <w:lang w:eastAsia="pt-PT"/>
+        </w:rPr>
+      </w:pPr>
+      <w:r>
+        <w:rPr>
+          <w:rFonts w:ascii="Times New Roman" w:hAnsi="Times New Roman" w:cs="Times New Roman"/>
+          <w:lang w:eastAsia="pt-PT"/>
+        </w:rPr>
+        <w:t>O funcionário pode:</w:t>
+      </w:r>
+    </w:p>
+    <w:p>
+      <w:pPr>
+        <w:numPr>
+          <w:ilvl w:val="0"/>
+          <w:numId w:val="48"/>
+        </w:numPr>
+        <w:jc w:val="both"/>
+        <w:rPr>
+          <w:rFonts w:ascii="Times New Roman" w:hAnsi="Times New Roman" w:cs="Times New Roman"/>
+          <w:lang w:eastAsia="pt-PT"/>
+        </w:rPr>
+      </w:pPr>
+      <w:r>
+        <w:rPr>
+          <w:rFonts w:ascii="Times New Roman" w:hAnsi="Times New Roman" w:cs="Times New Roman"/>
+          <w:lang w:eastAsia="pt-PT"/>
+        </w:rPr>
+        <w:t xml:space="preserve">Efetuar Login; </w:t>
+      </w:r>
+    </w:p>
+    <w:p>
+      <w:pPr>
+        <w:numPr>
+          <w:ilvl w:val="0"/>
+          <w:numId w:val="48"/>
+        </w:numPr>
+        <w:jc w:val="both"/>
+        <w:rPr>
+          <w:rFonts w:ascii="Times New Roman" w:hAnsi="Times New Roman" w:cs="Times New Roman"/>
+          <w:lang w:eastAsia="pt-PT"/>
+        </w:rPr>
+      </w:pPr>
+      <w:r>
+        <w:rPr>
+          <w:rFonts w:ascii="Times New Roman" w:hAnsi="Times New Roman" w:cs="Times New Roman"/>
+          <w:lang w:eastAsia="pt-PT"/>
+        </w:rPr>
+        <w:t xml:space="preserve">Gerir Clientes; </w:t>
+      </w:r>
+    </w:p>
+    <w:p>
+      <w:pPr>
+        <w:numPr>
+          <w:ilvl w:val="0"/>
+          <w:numId w:val="48"/>
+        </w:numPr>
+        <w:jc w:val="both"/>
+        <w:rPr>
+          <w:rFonts w:ascii="Times New Roman" w:hAnsi="Times New Roman" w:cs="Times New Roman"/>
+          <w:lang w:eastAsia="pt-PT"/>
+        </w:rPr>
+      </w:pPr>
+      <w:r>
+        <w:rPr>
+          <w:rFonts w:ascii="Times New Roman" w:hAnsi="Times New Roman" w:cs="Times New Roman"/>
+          <w:lang w:eastAsia="pt-PT"/>
+        </w:rPr>
+        <w:t xml:space="preserve">Registar Empréstimos; </w:t>
+      </w:r>
+    </w:p>
+    <w:p>
+      <w:pPr>
+        <w:numPr>
+          <w:ilvl w:val="0"/>
+          <w:numId w:val="48"/>
+        </w:numPr>
+        <w:jc w:val="both"/>
+        <w:rPr>
+          <w:rFonts w:ascii="Times New Roman" w:hAnsi="Times New Roman" w:cs="Times New Roman"/>
+          <w:lang w:eastAsia="pt-PT"/>
+        </w:rPr>
+      </w:pPr>
+      <w:r>
+        <w:rPr>
+          <w:rFonts w:ascii="Times New Roman" w:hAnsi="Times New Roman" w:cs="Times New Roman"/>
+          <w:lang w:eastAsia="pt-PT"/>
+        </w:rPr>
+        <w:t xml:space="preserve">Consultar Empréstimos; </w:t>
+      </w:r>
+    </w:p>
+    <w:p>
+      <w:pPr>
+        <w:numPr>
+          <w:ilvl w:val="0"/>
+          <w:numId w:val="48"/>
+        </w:numPr>
+        <w:jc w:val="both"/>
+        <w:rPr>
+          <w:rFonts w:ascii="Times New Roman" w:hAnsi="Times New Roman" w:cs="Times New Roman"/>
+          <w:lang w:eastAsia="pt-PT"/>
+        </w:rPr>
+      </w:pPr>
+      <w:r>
+        <w:rPr>
+          <w:rFonts w:ascii="Times New Roman" w:hAnsi="Times New Roman" w:cs="Times New Roman"/>
+          <w:lang w:eastAsia="pt-PT"/>
+        </w:rPr>
+        <w:t xml:space="preserve">Consultar Desembolsos; </w:t>
+      </w:r>
+    </w:p>
+    <w:p>
+      <w:pPr>
+        <w:numPr>
+          <w:ilvl w:val="0"/>
+          <w:numId w:val="48"/>
+        </w:numPr>
+        <w:jc w:val="both"/>
+        <w:rPr>
+          <w:rFonts w:ascii="Times New Roman" w:hAnsi="Times New Roman" w:cs="Times New Roman"/>
+          <w:lang w:eastAsia="pt-PT"/>
+        </w:rPr>
+      </w:pPr>
+      <w:r>
+        <w:rPr>
+          <w:rFonts w:ascii="Times New Roman" w:hAnsi="Times New Roman" w:cs="Times New Roman"/>
+          <w:lang w:eastAsia="pt-PT"/>
+        </w:rPr>
+        <w:t xml:space="preserve">Registar Reembolsos; </w:t>
+      </w:r>
+    </w:p>
+    <w:p>
+      <w:pPr>
+        <w:numPr>
+          <w:ilvl w:val="0"/>
+          <w:numId w:val="48"/>
+        </w:numPr>
+        <w:jc w:val="both"/>
+        <w:rPr>
+          <w:rFonts w:ascii="Times New Roman" w:hAnsi="Times New Roman" w:cs="Times New Roman"/>
+          <w:lang w:eastAsia="pt-PT"/>
+        </w:rPr>
+      </w:pPr>
+      <w:r>
+        <w:rPr>
+          <w:rFonts w:ascii="Times New Roman" w:hAnsi="Times New Roman" w:cs="Times New Roman"/>
+          <w:lang w:eastAsia="pt-PT"/>
+        </w:rPr>
+        <w:t xml:space="preserve">Consultar Reembolsos; </w:t>
+      </w:r>
+    </w:p>
+    <w:p>
+      <w:pPr>
+        <w:numPr>
+          <w:ilvl w:val="0"/>
+          <w:numId w:val="48"/>
+        </w:numPr>
+        <w:jc w:val="both"/>
+        <w:rPr>
+          <w:rFonts w:ascii="Times New Roman" w:hAnsi="Times New Roman" w:cs="Times New Roman"/>
+          <w:lang w:eastAsia="pt-PT"/>
+        </w:rPr>
+      </w:pPr>
+      <w:r>
+        <w:rPr>
+          <w:rFonts w:ascii="Times New Roman" w:hAnsi="Times New Roman" w:cs="Times New Roman"/>
+          <w:lang w:eastAsia="pt-PT"/>
+        </w:rPr>
+        <w:t xml:space="preserve">Visualizar </w:t>
+      </w:r>
+      <w:proofErr w:type="spellStart"/>
+      <w:r>
+        <w:rPr>
+          <w:rFonts w:ascii="Times New Roman" w:hAnsi="Times New Roman" w:cs="Times New Roman"/>
+          <w:lang w:eastAsia="pt-PT"/>
+        </w:rPr>
+        <w:t>Dashboard</w:t>
+      </w:r>
+      <w:proofErr w:type="spellEnd"/>
+      <w:r>
+        <w:rPr>
+          <w:rFonts w:ascii="Times New Roman" w:hAnsi="Times New Roman" w:cs="Times New Roman"/>
+          <w:lang w:eastAsia="pt-PT"/>
+        </w:rPr>
+        <w:t xml:space="preserve">; </w:t>
+      </w:r>
+    </w:p>
+    <w:p>
+      <w:pPr>
+        <w:numPr>
+          <w:ilvl w:val="0"/>
+          <w:numId w:val="48"/>
+        </w:numPr>
+        <w:jc w:val="both"/>
+        <w:rPr>
+          <w:rFonts w:ascii="Times New Roman" w:hAnsi="Times New Roman" w:cs="Times New Roman"/>
+          <w:lang w:eastAsia="pt-PT"/>
+        </w:rPr>
+      </w:pPr>
+      <w:r>
+        <w:rPr>
+          <w:rFonts w:ascii="Times New Roman" w:hAnsi="Times New Roman" w:cs="Times New Roman"/>
+          <w:lang w:eastAsia="pt-PT"/>
+        </w:rPr>
+        <w:t xml:space="preserve">Gerar Relatórios; </w:t>
+      </w:r>
+    </w:p>
+    <w:p>
+      <w:pPr>
+        <w:numPr>
+          <w:ilvl w:val="0"/>
+          <w:numId w:val="48"/>
+        </w:numPr>
+        <w:jc w:val="both"/>
+        <w:rPr>
+          <w:rFonts w:ascii="Times New Roman" w:hAnsi="Times New Roman" w:cs="Times New Roman"/>
+          <w:lang w:eastAsia="pt-PT"/>
+        </w:rPr>
+      </w:pPr>
+      <w:r>
+        <w:rPr>
+          <w:rFonts w:ascii="Times New Roman" w:hAnsi="Times New Roman" w:cs="Times New Roman"/>
+          <w:lang w:eastAsia="pt-PT"/>
+        </w:rPr>
+        <w:t xml:space="preserve">Efetuar </w:t>
+      </w:r>
+      <w:proofErr w:type="spellStart"/>
+      <w:r>
+        <w:rPr>
+          <w:rFonts w:ascii="Times New Roman" w:hAnsi="Times New Roman" w:cs="Times New Roman"/>
+          <w:lang w:eastAsia="pt-PT"/>
+        </w:rPr>
+        <w:t>Logout</w:t>
+      </w:r>
+      <w:proofErr w:type="spellEnd"/>
+      <w:r>
+        <w:rPr>
+          <w:rFonts w:ascii="Times New Roman" w:hAnsi="Times New Roman" w:cs="Times New Roman"/>
+          <w:lang w:eastAsia="pt-PT"/>
+        </w:rPr>
+        <w:t xml:space="preserve">. </w:t>
+      </w:r>
+    </w:p>
+    <w:p>
+      <w:pPr>
+        <w:jc w:val="both"/>
+        <w:rPr>
+          <w:rFonts w:ascii="Times New Roman" w:hAnsi="Times New Roman" w:cs="Times New Roman"/>
+          <w:b/>
+          <w:bCs/>
+          <w:lang w:eastAsia="pt-PT"/>
+        </w:rPr>
+      </w:pPr>
+      <w:r>
+        <w:rPr>
+          <w:rFonts w:ascii="Times New Roman" w:hAnsi="Times New Roman" w:cs="Times New Roman"/>
+          <w:b/>
+          <w:bCs/>
+          <w:lang w:eastAsia="pt-PT"/>
+        </w:rPr>
+        <w:t>Diagrama de Casos de Uso (para inserir no TCC)</w:t>
+      </w:r>
     </w:p>
     <w:p>
       <w:pPr>
@@ -4949,6 +6758,119 @@
     </w:lvl>
   </w:abstractNum>
   <w:abstractNum w:abstractNumId="4" w15:restartNumberingAfterBreak="0">
+    <w:nsid w:val="154D5E97"/>
+    <w:multiLevelType w:val="hybridMultilevel"/>
+    <w:tmpl w:val="1A28D76A"/>
+    <w:lvl w:ilvl="0" w:tplc="08160001">
+      <w:start w:val="1"/>
+      <w:numFmt w:val="bullet"/>
+      <w:lvlText w:val=""/>
+      <w:lvlJc w:val="left"/>
+      <w:pPr>
+        <w:ind w:left="720" w:hanging="360"/>
+      </w:pPr>
+      <w:rPr>
+        <w:rFonts w:ascii="Symbol" w:hAnsi="Symbol" w:hint="default"/>
+      </w:rPr>
+    </w:lvl>
+    <w:lvl w:ilvl="1" w:tplc="08160003" w:tentative="1">
+      <w:start w:val="1"/>
+      <w:numFmt w:val="bullet"/>
+      <w:lvlText w:val="o"/>
+      <w:lvlJc w:val="left"/>
+      <w:pPr>
+        <w:ind w:left="1440" w:hanging="360"/>
+      </w:pPr>
+      <w:rPr>
+        <w:rFonts w:ascii="Courier New" w:hAnsi="Courier New" w:cs="Courier New" w:hint="default"/>
+      </w:rPr>
+    </w:lvl>
+    <w:lvl w:ilvl="2" w:tplc="08160005" w:tentative="1">
+      <w:start w:val="1"/>
+      <w:numFmt w:val="bullet"/>
+      <w:lvlText w:val=""/>
+      <w:lvlJc w:val="left"/>
+      <w:pPr>
+        <w:ind w:left="2160" w:hanging="360"/>
+      </w:pPr>
+      <w:rPr>
+        <w:rFonts w:ascii="Wingdings" w:hAnsi="Wingdings" w:hint="default"/>
+      </w:rPr>
+    </w:lvl>
+    <w:lvl w:ilvl="3" w:tplc="08160001" w:tentative="1">
+      <w:start w:val="1"/>
+      <w:numFmt w:val="bullet"/>
+      <w:lvlText w:val=""/>
+      <w:lvlJc w:val="left"/>
+      <w:pPr>
+        <w:ind w:left="2880" w:hanging="360"/>
+      </w:pPr>
+      <w:rPr>
+        <w:rFonts w:ascii="Symbol" w:hAnsi="Symbol" w:hint="default"/>
+      </w:rPr>
+    </w:lvl>
+    <w:lvl w:ilvl="4" w:tplc="08160003" w:tentative="1">
+      <w:start w:val="1"/>
+      <w:numFmt w:val="bullet"/>
+      <w:lvlText w:val="o"/>
+      <w:lvlJc w:val="left"/>
+      <w:pPr>
+        <w:ind w:left="3600" w:hanging="360"/>
+      </w:pPr>
+      <w:rPr>
+        <w:rFonts w:ascii="Courier New" w:hAnsi="Courier New" w:cs="Courier New" w:hint="default"/>
+      </w:rPr>
+    </w:lvl>
+    <w:lvl w:ilvl="5" w:tplc="08160005" w:tentative="1">
+      <w:start w:val="1"/>
+      <w:numFmt w:val="bullet"/>
+      <w:lvlText w:val=""/>
+      <w:lvlJc w:val="left"/>
+      <w:pPr>
+        <w:ind w:left="4320" w:hanging="360"/>
+      </w:pPr>
+      <w:rPr>
+        <w:rFonts w:ascii="Wingdings" w:hAnsi="Wingdings" w:hint="default"/>
+      </w:rPr>
+    </w:lvl>
+    <w:lvl w:ilvl="6" w:tplc="08160001" w:tentative="1">
+      <w:start w:val="1"/>
+      <w:numFmt w:val="bullet"/>
+      <w:lvlText w:val=""/>
+      <w:lvlJc w:val="left"/>
+      <w:pPr>
+        <w:ind w:left="5040" w:hanging="360"/>
+      </w:pPr>
+      <w:rPr>
+        <w:rFonts w:ascii="Symbol" w:hAnsi="Symbol" w:hint="default"/>
+      </w:rPr>
+    </w:lvl>
+    <w:lvl w:ilvl="7" w:tplc="08160003" w:tentative="1">
+      <w:start w:val="1"/>
+      <w:numFmt w:val="bullet"/>
+      <w:lvlText w:val="o"/>
+      <w:lvlJc w:val="left"/>
+      <w:pPr>
+        <w:ind w:left="5760" w:hanging="360"/>
+      </w:pPr>
+      <w:rPr>
+        <w:rFonts w:ascii="Courier New" w:hAnsi="Courier New" w:cs="Courier New" w:hint="default"/>
+      </w:rPr>
+    </w:lvl>
+    <w:lvl w:ilvl="8" w:tplc="08160005" w:tentative="1">
+      <w:start w:val="1"/>
+      <w:numFmt w:val="bullet"/>
+      <w:lvlText w:val=""/>
+      <w:lvlJc w:val="left"/>
+      <w:pPr>
+        <w:ind w:left="6480" w:hanging="360"/>
+      </w:pPr>
+      <w:rPr>
+        <w:rFonts w:ascii="Wingdings" w:hAnsi="Wingdings" w:hint="default"/>
+      </w:rPr>
+    </w:lvl>
+  </w:abstractNum>
+  <w:abstractNum w:abstractNumId="5" w15:restartNumberingAfterBreak="0">
     <w:nsid w:val="16B30FCF"/>
     <w:multiLevelType w:val="hybridMultilevel"/>
     <w:tmpl w:val="6618468A"/>
@@ -5034,7 +6956,7 @@
       </w:pPr>
     </w:lvl>
   </w:abstractNum>
-  <w:abstractNum w:abstractNumId="5" w15:restartNumberingAfterBreak="0">
+  <w:abstractNum w:abstractNumId="6" w15:restartNumberingAfterBreak="0">
     <w:nsid w:val="1A7F2ADA"/>
     <w:multiLevelType w:val="multilevel"/>
     <w:tmpl w:val="51FA3834"/>
@@ -5183,7 +7105,7 @@
       </w:rPr>
     </w:lvl>
   </w:abstractNum>
-  <w:abstractNum w:abstractNumId="6" w15:restartNumberingAfterBreak="0">
+  <w:abstractNum w:abstractNumId="7" w15:restartNumberingAfterBreak="0">
     <w:nsid w:val="1AF15167"/>
     <w:multiLevelType w:val="multilevel"/>
     <w:tmpl w:val="B34C01F8"/>
@@ -5332,7 +7254,7 @@
       </w:rPr>
     </w:lvl>
   </w:abstractNum>
-  <w:abstractNum w:abstractNumId="7" w15:restartNumberingAfterBreak="0">
+  <w:abstractNum w:abstractNumId="8" w15:restartNumberingAfterBreak="0">
     <w:nsid w:val="22F7161A"/>
     <w:multiLevelType w:val="multilevel"/>
     <w:tmpl w:val="49826BB2"/>
@@ -5481,7 +7403,7 @@
       </w:rPr>
     </w:lvl>
   </w:abstractNum>
-  <w:abstractNum w:abstractNumId="8" w15:restartNumberingAfterBreak="0">
+  <w:abstractNum w:abstractNumId="9" w15:restartNumberingAfterBreak="0">
     <w:nsid w:val="23676A5C"/>
     <w:multiLevelType w:val="multilevel"/>
     <w:tmpl w:val="126E5570"/>
@@ -5630,7 +7552,7 @@
       </w:rPr>
     </w:lvl>
   </w:abstractNum>
-  <w:abstractNum w:abstractNumId="9" w15:restartNumberingAfterBreak="0">
+  <w:abstractNum w:abstractNumId="10" w15:restartNumberingAfterBreak="0">
     <w:nsid w:val="272F7299"/>
     <w:multiLevelType w:val="multilevel"/>
     <w:tmpl w:val="C29C5188"/>
@@ -5748,7 +7670,7 @@
       </w:rPr>
     </w:lvl>
   </w:abstractNum>
-  <w:abstractNum w:abstractNumId="10" w15:restartNumberingAfterBreak="0">
+  <w:abstractNum w:abstractNumId="11" w15:restartNumberingAfterBreak="0">
     <w:nsid w:val="27D417E9"/>
     <w:multiLevelType w:val="multilevel"/>
     <w:tmpl w:val="EEB67A0E"/>
@@ -5897,7 +7819,7 @@
       </w:rPr>
     </w:lvl>
   </w:abstractNum>
-  <w:abstractNum w:abstractNumId="11" w15:restartNumberingAfterBreak="0">
+  <w:abstractNum w:abstractNumId="12" w15:restartNumberingAfterBreak="0">
     <w:nsid w:val="28946C1D"/>
     <w:multiLevelType w:val="multilevel"/>
     <w:tmpl w:val="DA42B2C4"/>
@@ -6046,7 +7968,7 @@
       </w:rPr>
     </w:lvl>
   </w:abstractNum>
-  <w:abstractNum w:abstractNumId="12" w15:restartNumberingAfterBreak="0">
+  <w:abstractNum w:abstractNumId="13" w15:restartNumberingAfterBreak="0">
     <w:nsid w:val="2B011215"/>
     <w:multiLevelType w:val="multilevel"/>
     <w:tmpl w:val="C29C5188"/>
@@ -6164,7 +8086,7 @@
       </w:rPr>
     </w:lvl>
   </w:abstractNum>
-  <w:abstractNum w:abstractNumId="13" w15:restartNumberingAfterBreak="0">
+  <w:abstractNum w:abstractNumId="14" w15:restartNumberingAfterBreak="0">
     <w:nsid w:val="2B58162B"/>
     <w:multiLevelType w:val="multilevel"/>
     <w:tmpl w:val="6282AF46"/>
@@ -6313,14 +8235,13 @@
       </w:rPr>
     </w:lvl>
   </w:abstractNum>
-  <w:abstractNum w:abstractNumId="14" w15:restartNumberingAfterBreak="0">
+  <w:abstractNum w:abstractNumId="15" w15:restartNumberingAfterBreak="0">
     <w:nsid w:val="2D317CFE"/>
     <w:multiLevelType w:val="multilevel"/>
-    <w:tmpl w:val="CBA28AF8"/>
+    <w:tmpl w:val="688E95FC"/>
     <w:lvl w:ilvl="0">
       <w:start w:val="1"/>
       <w:numFmt w:val="decimal"/>
-      <w:pStyle w:val="Ttulo2"/>
       <w:lvlText w:val="%1."/>
       <w:lvlJc w:val="left"/>
       <w:pPr>
@@ -6463,7 +8384,269 @@
       </w:rPr>
     </w:lvl>
   </w:abstractNum>
-  <w:abstractNum w:abstractNumId="15" w15:restartNumberingAfterBreak="0">
+  <w:abstractNum w:abstractNumId="16" w15:restartNumberingAfterBreak="0">
+    <w:nsid w:val="2DAD7F1D"/>
+    <w:multiLevelType w:val="multilevel"/>
+    <w:tmpl w:val="8D2A2432"/>
+    <w:lvl w:ilvl="0">
+      <w:start w:val="1"/>
+      <w:numFmt w:val="bullet"/>
+      <w:lvlText w:val=""/>
+      <w:lvlJc w:val="left"/>
+      <w:pPr>
+        <w:tabs>
+          <w:tab w:val="num" w:pos="720"/>
+        </w:tabs>
+        <w:ind w:left="720" w:hanging="360"/>
+      </w:pPr>
+      <w:rPr>
+        <w:rFonts w:ascii="Symbol" w:hAnsi="Symbol" w:hint="default"/>
+        <w:sz w:val="20"/>
+      </w:rPr>
+    </w:lvl>
+    <w:lvl w:ilvl="1" w:tentative="1">
+      <w:start w:val="1"/>
+      <w:numFmt w:val="bullet"/>
+      <w:lvlText w:val="o"/>
+      <w:lvlJc w:val="left"/>
+      <w:pPr>
+        <w:tabs>
+          <w:tab w:val="num" w:pos="1440"/>
+        </w:tabs>
+        <w:ind w:left="1440" w:hanging="360"/>
+      </w:pPr>
+      <w:rPr>
+        <w:rFonts w:ascii="Courier New" w:hAnsi="Courier New" w:hint="default"/>
+        <w:sz w:val="20"/>
+      </w:rPr>
+    </w:lvl>
+    <w:lvl w:ilvl="2" w:tentative="1">
+      <w:start w:val="1"/>
+      <w:numFmt w:val="bullet"/>
+      <w:lvlText w:val=""/>
+      <w:lvlJc w:val="left"/>
+      <w:pPr>
+        <w:tabs>
+          <w:tab w:val="num" w:pos="2160"/>
+        </w:tabs>
+        <w:ind w:left="2160" w:hanging="360"/>
+      </w:pPr>
+      <w:rPr>
+        <w:rFonts w:ascii="Wingdings" w:hAnsi="Wingdings" w:hint="default"/>
+        <w:sz w:val="20"/>
+      </w:rPr>
+    </w:lvl>
+    <w:lvl w:ilvl="3" w:tentative="1">
+      <w:start w:val="1"/>
+      <w:numFmt w:val="bullet"/>
+      <w:lvlText w:val=""/>
+      <w:lvlJc w:val="left"/>
+      <w:pPr>
+        <w:tabs>
+          <w:tab w:val="num" w:pos="2880"/>
+        </w:tabs>
+        <w:ind w:left="2880" w:hanging="360"/>
+      </w:pPr>
+      <w:rPr>
+        <w:rFonts w:ascii="Wingdings" w:hAnsi="Wingdings" w:hint="default"/>
+        <w:sz w:val="20"/>
+      </w:rPr>
+    </w:lvl>
+    <w:lvl w:ilvl="4" w:tentative="1">
+      <w:start w:val="1"/>
+      <w:numFmt w:val="bullet"/>
+      <w:lvlText w:val=""/>
+      <w:lvlJc w:val="left"/>
+      <w:pPr>
+        <w:tabs>
+          <w:tab w:val="num" w:pos="3600"/>
+        </w:tabs>
+        <w:ind w:left="3600" w:hanging="360"/>
+      </w:pPr>
+      <w:rPr>
+        <w:rFonts w:ascii="Wingdings" w:hAnsi="Wingdings" w:hint="default"/>
+        <w:sz w:val="20"/>
+      </w:rPr>
+    </w:lvl>
+    <w:lvl w:ilvl="5" w:tentative="1">
+      <w:start w:val="1"/>
+      <w:numFmt w:val="bullet"/>
+      <w:lvlText w:val=""/>
+      <w:lvlJc w:val="left"/>
+      <w:pPr>
+        <w:tabs>
+          <w:tab w:val="num" w:pos="4320"/>
+        </w:tabs>
+        <w:ind w:left="4320" w:hanging="360"/>
+      </w:pPr>
+      <w:rPr>
+        <w:rFonts w:ascii="Wingdings" w:hAnsi="Wingdings" w:hint="default"/>
+        <w:sz w:val="20"/>
+      </w:rPr>
+    </w:lvl>
+    <w:lvl w:ilvl="6" w:tentative="1">
+      <w:start w:val="1"/>
+      <w:numFmt w:val="bullet"/>
+      <w:lvlText w:val=""/>
+      <w:lvlJc w:val="left"/>
+      <w:pPr>
+        <w:tabs>
+          <w:tab w:val="num" w:pos="5040"/>
+        </w:tabs>
+        <w:ind w:left="5040" w:hanging="360"/>
+      </w:pPr>
+      <w:rPr>
+        <w:rFonts w:ascii="Wingdings" w:hAnsi="Wingdings" w:hint="default"/>
+        <w:sz w:val="20"/>
+      </w:rPr>
+    </w:lvl>
+    <w:lvl w:ilvl="7" w:tentative="1">
+      <w:start w:val="1"/>
+      <w:numFmt w:val="bullet"/>
+      <w:lvlText w:val=""/>
+      <w:lvlJc w:val="left"/>
+      <w:pPr>
+        <w:tabs>
+          <w:tab w:val="num" w:pos="5760"/>
+        </w:tabs>
+        <w:ind w:left="5760" w:hanging="360"/>
+      </w:pPr>
+      <w:rPr>
+        <w:rFonts w:ascii="Wingdings" w:hAnsi="Wingdings" w:hint="default"/>
+        <w:sz w:val="20"/>
+      </w:rPr>
+    </w:lvl>
+    <w:lvl w:ilvl="8" w:tentative="1">
+      <w:start w:val="1"/>
+      <w:numFmt w:val="bullet"/>
+      <w:lvlText w:val=""/>
+      <w:lvlJc w:val="left"/>
+      <w:pPr>
+        <w:tabs>
+          <w:tab w:val="num" w:pos="6480"/>
+        </w:tabs>
+        <w:ind w:left="6480" w:hanging="360"/>
+      </w:pPr>
+      <w:rPr>
+        <w:rFonts w:ascii="Wingdings" w:hAnsi="Wingdings" w:hint="default"/>
+        <w:sz w:val="20"/>
+      </w:rPr>
+    </w:lvl>
+  </w:abstractNum>
+  <w:abstractNum w:abstractNumId="17" w15:restartNumberingAfterBreak="0">
+    <w:nsid w:val="2F377EB8"/>
+    <w:multiLevelType w:val="multilevel"/>
+    <w:tmpl w:val="7D3E59F2"/>
+    <w:lvl w:ilvl="0">
+      <w:start w:val="1"/>
+      <w:numFmt w:val="decimal"/>
+      <w:lvlText w:val="%1."/>
+      <w:lvlJc w:val="left"/>
+      <w:pPr>
+        <w:tabs>
+          <w:tab w:val="num" w:pos="720"/>
+        </w:tabs>
+        <w:ind w:left="720" w:hanging="360"/>
+      </w:pPr>
+    </w:lvl>
+    <w:lvl w:ilvl="1" w:tentative="1">
+      <w:start w:val="1"/>
+      <w:numFmt w:val="decimal"/>
+      <w:lvlText w:val="%2."/>
+      <w:lvlJc w:val="left"/>
+      <w:pPr>
+        <w:tabs>
+          <w:tab w:val="num" w:pos="1440"/>
+        </w:tabs>
+        <w:ind w:left="1440" w:hanging="360"/>
+      </w:pPr>
+    </w:lvl>
+    <w:lvl w:ilvl="2" w:tentative="1">
+      <w:start w:val="1"/>
+      <w:numFmt w:val="decimal"/>
+      <w:lvlText w:val="%3."/>
+      <w:lvlJc w:val="left"/>
+      <w:pPr>
+        <w:tabs>
+          <w:tab w:val="num" w:pos="2160"/>
+        </w:tabs>
+        <w:ind w:left="2160" w:hanging="360"/>
+      </w:pPr>
+    </w:lvl>
+    <w:lvl w:ilvl="3" w:tentative="1">
+      <w:start w:val="1"/>
+      <w:numFmt w:val="decimal"/>
+      <w:lvlText w:val="%4."/>
+      <w:lvlJc w:val="left"/>
+      <w:pPr>
+        <w:tabs>
+          <w:tab w:val="num" w:pos="2880"/>
+        </w:tabs>
+        <w:ind w:left="2880" w:hanging="360"/>
+      </w:pPr>
+    </w:lvl>
+    <w:lvl w:ilvl="4" w:tentative="1">
+      <w:start w:val="1"/>
+      <w:numFmt w:val="decimal"/>
+      <w:lvlText w:val="%5."/>
+      <w:lvlJc w:val="left"/>
+      <w:pPr>
+        <w:tabs>
+          <w:tab w:val="num" w:pos="3600"/>
+        </w:tabs>
+        <w:ind w:left="3600" w:hanging="360"/>
+      </w:pPr>
+    </w:lvl>
+    <w:lvl w:ilvl="5" w:tentative="1">
+      <w:start w:val="1"/>
+      <w:numFmt w:val="decimal"/>
+      <w:lvlText w:val="%6."/>
+      <w:lvlJc w:val="left"/>
+      <w:pPr>
+        <w:tabs>
+          <w:tab w:val="num" w:pos="4320"/>
+        </w:tabs>
+        <w:ind w:left="4320" w:hanging="360"/>
+      </w:pPr>
+    </w:lvl>
+    <w:lvl w:ilvl="6" w:tentative="1">
+      <w:start w:val="1"/>
+      <w:numFmt w:val="decimal"/>
+      <w:lvlText w:val="%7."/>
+      <w:lvlJc w:val="left"/>
+      <w:pPr>
+        <w:tabs>
+          <w:tab w:val="num" w:pos="5040"/>
+        </w:tabs>
+        <w:ind w:left="5040" w:hanging="360"/>
+      </w:pPr>
+    </w:lvl>
+    <w:lvl w:ilvl="7" w:tentative="1">
+      <w:start w:val="1"/>
+      <w:numFmt w:val="decimal"/>
+      <w:lvlText w:val="%8."/>
+      <w:lvlJc w:val="left"/>
+      <w:pPr>
+        <w:tabs>
+          <w:tab w:val="num" w:pos="5760"/>
+        </w:tabs>
+        <w:ind w:left="5760" w:hanging="360"/>
+      </w:pPr>
+    </w:lvl>
+    <w:lvl w:ilvl="8" w:tentative="1">
+      <w:start w:val="1"/>
+      <w:numFmt w:val="decimal"/>
+      <w:lvlText w:val="%9."/>
+      <w:lvlJc w:val="left"/>
+      <w:pPr>
+        <w:tabs>
+          <w:tab w:val="num" w:pos="6480"/>
+        </w:tabs>
+        <w:ind w:left="6480" w:hanging="360"/>
+      </w:pPr>
+    </w:lvl>
+  </w:abstractNum>
+  <w:abstractNum w:abstractNumId="18" w15:restartNumberingAfterBreak="0">
     <w:nsid w:val="363B3431"/>
     <w:multiLevelType w:val="multilevel"/>
     <w:tmpl w:val="0406A160"/>
@@ -6612,7 +8795,7 @@
       </w:rPr>
     </w:lvl>
   </w:abstractNum>
-  <w:abstractNum w:abstractNumId="16" w15:restartNumberingAfterBreak="0">
+  <w:abstractNum w:abstractNumId="19" w15:restartNumberingAfterBreak="0">
     <w:nsid w:val="37E2058F"/>
     <w:multiLevelType w:val="multilevel"/>
     <w:tmpl w:val="FDB48EFE"/>
@@ -6761,7 +8944,7 @@
       </w:rPr>
     </w:lvl>
   </w:abstractNum>
-  <w:abstractNum w:abstractNumId="17" w15:restartNumberingAfterBreak="0">
+  <w:abstractNum w:abstractNumId="20" w15:restartNumberingAfterBreak="0">
     <w:nsid w:val="39163801"/>
     <w:multiLevelType w:val="multilevel"/>
     <w:tmpl w:val="C29C5188"/>
@@ -6879,7 +9062,7 @@
       </w:rPr>
     </w:lvl>
   </w:abstractNum>
-  <w:abstractNum w:abstractNumId="18" w15:restartNumberingAfterBreak="0">
+  <w:abstractNum w:abstractNumId="21" w15:restartNumberingAfterBreak="0">
     <w:nsid w:val="3AB56617"/>
     <w:multiLevelType w:val="hybridMultilevel"/>
     <w:tmpl w:val="BE7043A2"/>
@@ -6992,7 +9175,7 @@
       </w:rPr>
     </w:lvl>
   </w:abstractNum>
-  <w:abstractNum w:abstractNumId="19" w15:restartNumberingAfterBreak="0">
+  <w:abstractNum w:abstractNumId="22" w15:restartNumberingAfterBreak="0">
     <w:nsid w:val="3C327891"/>
     <w:multiLevelType w:val="hybridMultilevel"/>
     <w:tmpl w:val="5058D812"/>
@@ -7105,7 +9288,7 @@
       </w:rPr>
     </w:lvl>
   </w:abstractNum>
-  <w:abstractNum w:abstractNumId="20" w15:restartNumberingAfterBreak="0">
+  <w:abstractNum w:abstractNumId="23" w15:restartNumberingAfterBreak="0">
     <w:nsid w:val="3DEB1799"/>
     <w:multiLevelType w:val="multilevel"/>
     <w:tmpl w:val="EB20D9B2"/>
@@ -7254,7 +9437,7 @@
       </w:rPr>
     </w:lvl>
   </w:abstractNum>
-  <w:abstractNum w:abstractNumId="21" w15:restartNumberingAfterBreak="0">
+  <w:abstractNum w:abstractNumId="24" w15:restartNumberingAfterBreak="0">
     <w:nsid w:val="422535C1"/>
     <w:multiLevelType w:val="hybridMultilevel"/>
     <w:tmpl w:val="D5548B10"/>
@@ -7340,7 +9523,7 @@
       </w:pPr>
     </w:lvl>
   </w:abstractNum>
-  <w:abstractNum w:abstractNumId="22" w15:restartNumberingAfterBreak="0">
+  <w:abstractNum w:abstractNumId="25" w15:restartNumberingAfterBreak="0">
     <w:nsid w:val="44D4292F"/>
     <w:multiLevelType w:val="multilevel"/>
     <w:tmpl w:val="C29C5188"/>
@@ -7458,7 +9641,7 @@
       </w:rPr>
     </w:lvl>
   </w:abstractNum>
-  <w:abstractNum w:abstractNumId="23" w15:restartNumberingAfterBreak="0">
+  <w:abstractNum w:abstractNumId="26" w15:restartNumberingAfterBreak="0">
     <w:nsid w:val="47FB350A"/>
     <w:multiLevelType w:val="multilevel"/>
     <w:tmpl w:val="B162AC36"/>
@@ -7607,7 +9790,7 @@
       </w:rPr>
     </w:lvl>
   </w:abstractNum>
-  <w:abstractNum w:abstractNumId="24" w15:restartNumberingAfterBreak="0">
+  <w:abstractNum w:abstractNumId="27" w15:restartNumberingAfterBreak="0">
     <w:nsid w:val="4BC8043B"/>
     <w:multiLevelType w:val="multilevel"/>
     <w:tmpl w:val="C29C5188"/>
@@ -7725,7 +9908,7 @@
       </w:rPr>
     </w:lvl>
   </w:abstractNum>
-  <w:abstractNum w:abstractNumId="25" w15:restartNumberingAfterBreak="0">
+  <w:abstractNum w:abstractNumId="28" w15:restartNumberingAfterBreak="0">
     <w:nsid w:val="4BE72E36"/>
     <w:multiLevelType w:val="multilevel"/>
     <w:tmpl w:val="F5F660A4"/>
@@ -7874,7 +10057,7 @@
       </w:rPr>
     </w:lvl>
   </w:abstractNum>
-  <w:abstractNum w:abstractNumId="26" w15:restartNumberingAfterBreak="0">
+  <w:abstractNum w:abstractNumId="29" w15:restartNumberingAfterBreak="0">
     <w:nsid w:val="4C121CF4"/>
     <w:multiLevelType w:val="hybridMultilevel"/>
     <w:tmpl w:val="E7A4302E"/>
@@ -7987,7 +10170,7 @@
       </w:rPr>
     </w:lvl>
   </w:abstractNum>
-  <w:abstractNum w:abstractNumId="27" w15:restartNumberingAfterBreak="0">
+  <w:abstractNum w:abstractNumId="30" w15:restartNumberingAfterBreak="0">
     <w:nsid w:val="4DDA667B"/>
     <w:multiLevelType w:val="multilevel"/>
     <w:tmpl w:val="767C121E"/>
@@ -8136,7 +10319,156 @@
       </w:rPr>
     </w:lvl>
   </w:abstractNum>
-  <w:abstractNum w:abstractNumId="28" w15:restartNumberingAfterBreak="0">
+  <w:abstractNum w:abstractNumId="31" w15:restartNumberingAfterBreak="0">
+    <w:nsid w:val="4E3042D0"/>
+    <w:multiLevelType w:val="multilevel"/>
+    <w:tmpl w:val="BA40D99C"/>
+    <w:lvl w:ilvl="0">
+      <w:start w:val="1"/>
+      <w:numFmt w:val="bullet"/>
+      <w:lvlText w:val=""/>
+      <w:lvlJc w:val="left"/>
+      <w:pPr>
+        <w:tabs>
+          <w:tab w:val="num" w:pos="720"/>
+        </w:tabs>
+        <w:ind w:left="720" w:hanging="360"/>
+      </w:pPr>
+      <w:rPr>
+        <w:rFonts w:ascii="Symbol" w:hAnsi="Symbol" w:hint="default"/>
+        <w:sz w:val="20"/>
+      </w:rPr>
+    </w:lvl>
+    <w:lvl w:ilvl="1" w:tentative="1">
+      <w:start w:val="1"/>
+      <w:numFmt w:val="bullet"/>
+      <w:lvlText w:val="o"/>
+      <w:lvlJc w:val="left"/>
+      <w:pPr>
+        <w:tabs>
+          <w:tab w:val="num" w:pos="1440"/>
+        </w:tabs>
+        <w:ind w:left="1440" w:hanging="360"/>
+      </w:pPr>
+      <w:rPr>
+        <w:rFonts w:ascii="Courier New" w:hAnsi="Courier New" w:hint="default"/>
+        <w:sz w:val="20"/>
+      </w:rPr>
+    </w:lvl>
+    <w:lvl w:ilvl="2" w:tentative="1">
+      <w:start w:val="1"/>
+      <w:numFmt w:val="bullet"/>
+      <w:lvlText w:val=""/>
+      <w:lvlJc w:val="left"/>
+      <w:pPr>
+        <w:tabs>
+          <w:tab w:val="num" w:pos="2160"/>
+        </w:tabs>
+        <w:ind w:left="2160" w:hanging="360"/>
+      </w:pPr>
+      <w:rPr>
+        <w:rFonts w:ascii="Wingdings" w:hAnsi="Wingdings" w:hint="default"/>
+        <w:sz w:val="20"/>
+      </w:rPr>
+    </w:lvl>
+    <w:lvl w:ilvl="3" w:tentative="1">
+      <w:start w:val="1"/>
+      <w:numFmt w:val="bullet"/>
+      <w:lvlText w:val=""/>
+      <w:lvlJc w:val="left"/>
+      <w:pPr>
+        <w:tabs>
+          <w:tab w:val="num" w:pos="2880"/>
+        </w:tabs>
+        <w:ind w:left="2880" w:hanging="360"/>
+      </w:pPr>
+      <w:rPr>
+        <w:rFonts w:ascii="Wingdings" w:hAnsi="Wingdings" w:hint="default"/>
+        <w:sz w:val="20"/>
+      </w:rPr>
+    </w:lvl>
+    <w:lvl w:ilvl="4" w:tentative="1">
+      <w:start w:val="1"/>
+      <w:numFmt w:val="bullet"/>
+      <w:lvlText w:val=""/>
+      <w:lvlJc w:val="left"/>
+      <w:pPr>
+        <w:tabs>
+          <w:tab w:val="num" w:pos="3600"/>
+        </w:tabs>
+        <w:ind w:left="3600" w:hanging="360"/>
+      </w:pPr>
+      <w:rPr>
+        <w:rFonts w:ascii="Wingdings" w:hAnsi="Wingdings" w:hint="default"/>
+        <w:sz w:val="20"/>
+      </w:rPr>
+    </w:lvl>
+    <w:lvl w:ilvl="5" w:tentative="1">
+      <w:start w:val="1"/>
+      <w:numFmt w:val="bullet"/>
+      <w:lvlText w:val=""/>
+      <w:lvlJc w:val="left"/>
+      <w:pPr>
+        <w:tabs>
+          <w:tab w:val="num" w:pos="4320"/>
+        </w:tabs>
+        <w:ind w:left="4320" w:hanging="360"/>
+      </w:pPr>
+      <w:rPr>
+        <w:rFonts w:ascii="Wingdings" w:hAnsi="Wingdings" w:hint="default"/>
+        <w:sz w:val="20"/>
+      </w:rPr>
+    </w:lvl>
+    <w:lvl w:ilvl="6" w:tentative="1">
+      <w:start w:val="1"/>
+      <w:numFmt w:val="bullet"/>
+      <w:lvlText w:val=""/>
+      <w:lvlJc w:val="left"/>
+      <w:pPr>
+        <w:tabs>
+          <w:tab w:val="num" w:pos="5040"/>
+        </w:tabs>
+        <w:ind w:left="5040" w:hanging="360"/>
+      </w:pPr>
+      <w:rPr>
+        <w:rFonts w:ascii="Wingdings" w:hAnsi="Wingdings" w:hint="default"/>
+        <w:sz w:val="20"/>
+      </w:rPr>
+    </w:lvl>
+    <w:lvl w:ilvl="7" w:tentative="1">
+      <w:start w:val="1"/>
+      <w:numFmt w:val="bullet"/>
+      <w:lvlText w:val=""/>
+      <w:lvlJc w:val="left"/>
+      <w:pPr>
+        <w:tabs>
+          <w:tab w:val="num" w:pos="5760"/>
+        </w:tabs>
+        <w:ind w:left="5760" w:hanging="360"/>
+      </w:pPr>
+      <w:rPr>
+        <w:rFonts w:ascii="Wingdings" w:hAnsi="Wingdings" w:hint="default"/>
+        <w:sz w:val="20"/>
+      </w:rPr>
+    </w:lvl>
+    <w:lvl w:ilvl="8" w:tentative="1">
+      <w:start w:val="1"/>
+      <w:numFmt w:val="bullet"/>
+      <w:lvlText w:val=""/>
+      <w:lvlJc w:val="left"/>
+      <w:pPr>
+        <w:tabs>
+          <w:tab w:val="num" w:pos="6480"/>
+        </w:tabs>
+        <w:ind w:left="6480" w:hanging="360"/>
+      </w:pPr>
+      <w:rPr>
+        <w:rFonts w:ascii="Wingdings" w:hAnsi="Wingdings" w:hint="default"/>
+        <w:sz w:val="20"/>
+      </w:rPr>
+    </w:lvl>
+  </w:abstractNum>
+  <w:abstractNum w:abstractNumId="32" w15:restartNumberingAfterBreak="0">
     <w:nsid w:val="4F176A2C"/>
     <w:multiLevelType w:val="hybridMultilevel"/>
     <w:tmpl w:val="EF1CBA16"/>
@@ -8249,7 +10581,7 @@
       </w:rPr>
     </w:lvl>
   </w:abstractNum>
-  <w:abstractNum w:abstractNumId="29" w15:restartNumberingAfterBreak="0">
+  <w:abstractNum w:abstractNumId="33" w15:restartNumberingAfterBreak="0">
     <w:nsid w:val="4F4418FB"/>
     <w:multiLevelType w:val="multilevel"/>
     <w:tmpl w:val="024ED1D8"/>
@@ -8398,7 +10730,7 @@
       </w:rPr>
     </w:lvl>
   </w:abstractNum>
-  <w:abstractNum w:abstractNumId="30" w15:restartNumberingAfterBreak="0">
+  <w:abstractNum w:abstractNumId="34" w15:restartNumberingAfterBreak="0">
     <w:nsid w:val="503E120F"/>
     <w:multiLevelType w:val="multilevel"/>
     <w:tmpl w:val="1382B378"/>
@@ -8547,7 +10879,7 @@
       </w:rPr>
     </w:lvl>
   </w:abstractNum>
-  <w:abstractNum w:abstractNumId="31" w15:restartNumberingAfterBreak="0">
+  <w:abstractNum w:abstractNumId="35" w15:restartNumberingAfterBreak="0">
     <w:nsid w:val="56DF6CE5"/>
     <w:multiLevelType w:val="multilevel"/>
     <w:tmpl w:val="50287216"/>
@@ -8563,6 +10895,7 @@
     <w:lvl w:ilvl="1">
       <w:start w:val="1"/>
       <w:numFmt w:val="decimal"/>
+      <w:pStyle w:val="Ttulo2"/>
       <w:isLgl/>
       <w:lvlText w:val="%1.%2"/>
       <w:lvlJc w:val="left"/>
@@ -8665,7 +10998,7 @@
       </w:rPr>
     </w:lvl>
   </w:abstractNum>
-  <w:abstractNum w:abstractNumId="32" w15:restartNumberingAfterBreak="0">
+  <w:abstractNum w:abstractNumId="36" w15:restartNumberingAfterBreak="0">
     <w:nsid w:val="594D20AA"/>
     <w:multiLevelType w:val="multilevel"/>
     <w:tmpl w:val="7E5060DA"/>
@@ -8814,7 +11147,7 @@
       </w:rPr>
     </w:lvl>
   </w:abstractNum>
-  <w:abstractNum w:abstractNumId="33" w15:restartNumberingAfterBreak="0">
+  <w:abstractNum w:abstractNumId="37" w15:restartNumberingAfterBreak="0">
     <w:nsid w:val="5A083875"/>
     <w:multiLevelType w:val="multilevel"/>
     <w:tmpl w:val="36BA0AC8"/>
@@ -8963,7 +11296,7 @@
       </w:rPr>
     </w:lvl>
   </w:abstractNum>
-  <w:abstractNum w:abstractNumId="34" w15:restartNumberingAfterBreak="0">
+  <w:abstractNum w:abstractNumId="38" w15:restartNumberingAfterBreak="0">
     <w:nsid w:val="5EF65145"/>
     <w:multiLevelType w:val="multilevel"/>
     <w:tmpl w:val="02B64E6A"/>
@@ -9112,7 +11445,7 @@
       </w:rPr>
     </w:lvl>
   </w:abstractNum>
-  <w:abstractNum w:abstractNumId="35" w15:restartNumberingAfterBreak="0">
+  <w:abstractNum w:abstractNumId="39" w15:restartNumberingAfterBreak="0">
     <w:nsid w:val="66744EC1"/>
     <w:multiLevelType w:val="multilevel"/>
     <w:tmpl w:val="B162AC36"/>
@@ -9261,7 +11594,7 @@
       </w:rPr>
     </w:lvl>
   </w:abstractNum>
-  <w:abstractNum w:abstractNumId="36" w15:restartNumberingAfterBreak="0">
+  <w:abstractNum w:abstractNumId="40" w15:restartNumberingAfterBreak="0">
     <w:nsid w:val="6F18347D"/>
     <w:multiLevelType w:val="hybridMultilevel"/>
     <w:tmpl w:val="A5F09800"/>
@@ -9374,7 +11707,7 @@
       </w:rPr>
     </w:lvl>
   </w:abstractNum>
-  <w:abstractNum w:abstractNumId="37" w15:restartNumberingAfterBreak="0">
+  <w:abstractNum w:abstractNumId="41" w15:restartNumberingAfterBreak="0">
     <w:nsid w:val="70425EAD"/>
     <w:multiLevelType w:val="multilevel"/>
     <w:tmpl w:val="CBD0A8FE"/>
@@ -9523,7 +11856,7 @@
       </w:rPr>
     </w:lvl>
   </w:abstractNum>
-  <w:abstractNum w:abstractNumId="38" w15:restartNumberingAfterBreak="0">
+  <w:abstractNum w:abstractNumId="42" w15:restartNumberingAfterBreak="0">
     <w:nsid w:val="73D053AF"/>
     <w:multiLevelType w:val="hybridMultilevel"/>
     <w:tmpl w:val="32369514"/>
@@ -9636,7 +11969,7 @@
       </w:rPr>
     </w:lvl>
   </w:abstractNum>
-  <w:abstractNum w:abstractNumId="39" w15:restartNumberingAfterBreak="0">
+  <w:abstractNum w:abstractNumId="43" w15:restartNumberingAfterBreak="0">
     <w:nsid w:val="755C1C72"/>
     <w:multiLevelType w:val="multilevel"/>
     <w:tmpl w:val="C29C5188"/>
@@ -9754,7 +12087,7 @@
       </w:rPr>
     </w:lvl>
   </w:abstractNum>
-  <w:abstractNum w:abstractNumId="40" w15:restartNumberingAfterBreak="0">
+  <w:abstractNum w:abstractNumId="44" w15:restartNumberingAfterBreak="0">
     <w:nsid w:val="788B4A81"/>
     <w:multiLevelType w:val="multilevel"/>
     <w:tmpl w:val="C29C5188"/>
@@ -9873,106 +12206,106 @@
     </w:lvl>
   </w:abstractNum>
   <w:num w:numId="1" w16cid:durableId="834690761">
+    <w:abstractNumId w:val="34"/>
+  </w:num>
+  <w:num w:numId="2" w16cid:durableId="435830348">
+    <w:abstractNumId w:val="42"/>
+  </w:num>
+  <w:num w:numId="3" w16cid:durableId="1893884974">
+    <w:abstractNumId w:val="15"/>
+  </w:num>
+  <w:num w:numId="4" w16cid:durableId="846210131">
+    <w:abstractNumId w:val="9"/>
+  </w:num>
+  <w:num w:numId="5" w16cid:durableId="1293097954">
+    <w:abstractNumId w:val="38"/>
+  </w:num>
+  <w:num w:numId="6" w16cid:durableId="1129859335">
+    <w:abstractNumId w:val="36"/>
+  </w:num>
+  <w:num w:numId="7" w16cid:durableId="1786997027">
+    <w:abstractNumId w:val="11"/>
+  </w:num>
+  <w:num w:numId="8" w16cid:durableId="1132867396">
+    <w:abstractNumId w:val="19"/>
+  </w:num>
+  <w:num w:numId="9" w16cid:durableId="1788312130">
+    <w:abstractNumId w:val="18"/>
+  </w:num>
+  <w:num w:numId="10" w16cid:durableId="1762335974">
+    <w:abstractNumId w:val="12"/>
+  </w:num>
+  <w:num w:numId="11" w16cid:durableId="915482254">
+    <w:abstractNumId w:val="28"/>
+  </w:num>
+  <w:num w:numId="12" w16cid:durableId="1339037595">
+    <w:abstractNumId w:val="8"/>
+  </w:num>
+  <w:num w:numId="13" w16cid:durableId="461077972">
+    <w:abstractNumId w:val="23"/>
+  </w:num>
+  <w:num w:numId="14" w16cid:durableId="1158764914">
     <w:abstractNumId w:val="30"/>
   </w:num>
-  <w:num w:numId="2" w16cid:durableId="435830348">
-    <w:abstractNumId w:val="38"/>
+  <w:num w:numId="15" w16cid:durableId="1590456979">
+    <w:abstractNumId w:val="39"/>
   </w:num>
-  <w:num w:numId="3" w16cid:durableId="1893884974">
+  <w:num w:numId="16" w16cid:durableId="1160660687">
+    <w:abstractNumId w:val="26"/>
+  </w:num>
+  <w:num w:numId="17" w16cid:durableId="887110651">
+    <w:abstractNumId w:val="24"/>
+  </w:num>
+  <w:num w:numId="18" w16cid:durableId="1846435546">
+    <w:abstractNumId w:val="7"/>
+  </w:num>
+  <w:num w:numId="19" w16cid:durableId="329335550">
+    <w:abstractNumId w:val="35"/>
+  </w:num>
+  <w:num w:numId="20" w16cid:durableId="2030064569">
+    <w:abstractNumId w:val="33"/>
+  </w:num>
+  <w:num w:numId="21" w16cid:durableId="996768337">
+    <w:abstractNumId w:val="6"/>
+  </w:num>
+  <w:num w:numId="22" w16cid:durableId="1910967402">
+    <w:abstractNumId w:val="37"/>
+  </w:num>
+  <w:num w:numId="23" w16cid:durableId="1124153782">
+    <w:abstractNumId w:val="41"/>
+  </w:num>
+  <w:num w:numId="24" w16cid:durableId="1530408334">
     <w:abstractNumId w:val="14"/>
   </w:num>
-  <w:num w:numId="4" w16cid:durableId="846210131">
-    <w:abstractNumId w:val="8"/>
+  <w:num w:numId="25" w16cid:durableId="1643197142">
+    <w:abstractNumId w:val="40"/>
   </w:num>
-  <w:num w:numId="5" w16cid:durableId="1293097954">
-    <w:abstractNumId w:val="34"/>
+  <w:num w:numId="26" w16cid:durableId="1876691676">
+    <w:abstractNumId w:val="20"/>
   </w:num>
-  <w:num w:numId="6" w16cid:durableId="1129859335">
-    <w:abstractNumId w:val="32"/>
+  <w:num w:numId="27" w16cid:durableId="1824930010">
+    <w:abstractNumId w:val="25"/>
   </w:num>
-  <w:num w:numId="7" w16cid:durableId="1786997027">
+  <w:num w:numId="28" w16cid:durableId="1580601292">
+    <w:abstractNumId w:val="22"/>
+  </w:num>
+  <w:num w:numId="29" w16cid:durableId="1093092677">
     <w:abstractNumId w:val="10"/>
   </w:num>
-  <w:num w:numId="8" w16cid:durableId="1132867396">
-    <w:abstractNumId w:val="16"/>
-  </w:num>
-  <w:num w:numId="9" w16cid:durableId="1788312130">
-    <w:abstractNumId w:val="15"/>
-  </w:num>
-  <w:num w:numId="10" w16cid:durableId="1762335974">
-    <w:abstractNumId w:val="11"/>
-  </w:num>
-  <w:num w:numId="11" w16cid:durableId="915482254">
-    <w:abstractNumId w:val="25"/>
-  </w:num>
-  <w:num w:numId="12" w16cid:durableId="1339037595">
-    <w:abstractNumId w:val="7"/>
-  </w:num>
-  <w:num w:numId="13" w16cid:durableId="461077972">
-    <w:abstractNumId w:val="20"/>
-  </w:num>
-  <w:num w:numId="14" w16cid:durableId="1158764914">
-    <w:abstractNumId w:val="27"/>
-  </w:num>
-  <w:num w:numId="15" w16cid:durableId="1590456979">
-    <w:abstractNumId w:val="35"/>
-  </w:num>
-  <w:num w:numId="16" w16cid:durableId="1160660687">
-    <w:abstractNumId w:val="23"/>
-  </w:num>
-  <w:num w:numId="17" w16cid:durableId="887110651">
-    <w:abstractNumId w:val="21"/>
-  </w:num>
-  <w:num w:numId="18" w16cid:durableId="1846435546">
-    <w:abstractNumId w:val="6"/>
-  </w:num>
-  <w:num w:numId="19" w16cid:durableId="329335550">
-    <w:abstractNumId w:val="31"/>
-  </w:num>
-  <w:num w:numId="20" w16cid:durableId="2030064569">
-    <w:abstractNumId w:val="29"/>
-  </w:num>
-  <w:num w:numId="21" w16cid:durableId="996768337">
-    <w:abstractNumId w:val="5"/>
-  </w:num>
-  <w:num w:numId="22" w16cid:durableId="1910967402">
-    <w:abstractNumId w:val="33"/>
-  </w:num>
-  <w:num w:numId="23" w16cid:durableId="1124153782">
-    <w:abstractNumId w:val="37"/>
-  </w:num>
-  <w:num w:numId="24" w16cid:durableId="1530408334">
+  <w:num w:numId="30" w16cid:durableId="1917470415">
     <w:abstractNumId w:val="13"/>
   </w:num>
-  <w:num w:numId="25" w16cid:durableId="1643197142">
-    <w:abstractNumId w:val="36"/>
-  </w:num>
-  <w:num w:numId="26" w16cid:durableId="1876691676">
-    <w:abstractNumId w:val="17"/>
-  </w:num>
-  <w:num w:numId="27" w16cid:durableId="1824930010">
-    <w:abstractNumId w:val="22"/>
-  </w:num>
-  <w:num w:numId="28" w16cid:durableId="1580601292">
-    <w:abstractNumId w:val="19"/>
-  </w:num>
-  <w:num w:numId="29" w16cid:durableId="1093092677">
-    <w:abstractNumId w:val="9"/>
-  </w:num>
-  <w:num w:numId="30" w16cid:durableId="1917470415">
-    <w:abstractNumId w:val="12"/>
-  </w:num>
   <w:num w:numId="31" w16cid:durableId="898975117">
-    <w:abstractNumId w:val="40"/>
+    <w:abstractNumId w:val="44"/>
   </w:num>
   <w:num w:numId="32" w16cid:durableId="1183401943">
-    <w:abstractNumId w:val="24"/>
+    <w:abstractNumId w:val="27"/>
   </w:num>
   <w:num w:numId="33" w16cid:durableId="1862671138">
     <w:abstractNumId w:val="2"/>
   </w:num>
   <w:num w:numId="34" w16cid:durableId="114833587">
-    <w:abstractNumId w:val="39"/>
+    <w:abstractNumId w:val="43"/>
   </w:num>
   <w:num w:numId="35" w16cid:durableId="574827272">
     <w:abstractNumId w:val="0"/>
@@ -9981,28 +12314,40 @@
     <w:abstractNumId w:val="3"/>
   </w:num>
   <w:num w:numId="37" w16cid:durableId="1801531476">
-    <w:abstractNumId w:val="28"/>
+    <w:abstractNumId w:val="32"/>
   </w:num>
   <w:num w:numId="38" w16cid:durableId="1974552031">
-    <w:abstractNumId w:val="18"/>
+    <w:abstractNumId w:val="21"/>
   </w:num>
   <w:num w:numId="39" w16cid:durableId="370307669">
     <w:abstractNumId w:val="1"/>
   </w:num>
   <w:num w:numId="40" w16cid:durableId="1519343465">
+    <w:abstractNumId w:val="5"/>
+  </w:num>
+  <w:num w:numId="41" w16cid:durableId="601036402">
+    <w:abstractNumId w:val="29"/>
+  </w:num>
+  <w:num w:numId="42" w16cid:durableId="1909029460">
+    <w:abstractNumId w:val="15"/>
+  </w:num>
+  <w:num w:numId="43" w16cid:durableId="243533279">
+    <w:abstractNumId w:val="9"/>
+  </w:num>
+  <w:num w:numId="44" w16cid:durableId="691885461">
+    <w:abstractNumId w:val="38"/>
+  </w:num>
+  <w:num w:numId="45" w16cid:durableId="5911872">
     <w:abstractNumId w:val="4"/>
   </w:num>
-  <w:num w:numId="41" w16cid:durableId="601036402">
-    <w:abstractNumId w:val="26"/>
+  <w:num w:numId="46" w16cid:durableId="2077042831">
+    <w:abstractNumId w:val="31"/>
   </w:num>
-  <w:num w:numId="42" w16cid:durableId="1909029460">
-    <w:abstractNumId w:val="14"/>
+  <w:num w:numId="47" w16cid:durableId="423112919">
+    <w:abstractNumId w:val="17"/>
   </w:num>
-  <w:num w:numId="43" w16cid:durableId="243533279">
-    <w:abstractNumId w:val="8"/>
-  </w:num>
-  <w:num w:numId="44" w16cid:durableId="691885461">
-    <w:abstractNumId w:val="34"/>
+  <w:num w:numId="48" w16cid:durableId="210194011">
+    <w:abstractNumId w:val="16"/>
   </w:num>
 </w:numbering>
 </file>
@@ -10412,7 +12757,7 @@
     <w:name w:val="heading 1"/>
     <w:basedOn w:val="Normal"/>
     <w:next w:val="Normal"/>
-    <w:link w:val="Ttulo1Char"/>
+    <w:link w:val="Ttulo1Carter"/>
     <w:uiPriority w:val="9"/>
     <w:qFormat/>
     <w:rsid w:val="009F7739"/>
@@ -10433,29 +12778,37 @@
   <w:style w:type="paragraph" w:styleId="Ttulo2">
     <w:name w:val="heading 2"/>
     <w:basedOn w:val="Normal"/>
-    <w:link w:val="Ttulo2Char"/>
+    <w:next w:val="Normal"/>
+    <w:link w:val="Ttulo2Carter"/>
     <w:uiPriority w:val="9"/>
     <w:unhideWhenUsed/>
     <w:qFormat/>
-    <w:rsid w:val="002B7D97"/>
+    <w:rsid w:val="00CF6F34"/>
     <w:pPr>
+      <w:keepNext/>
+      <w:keepLines/>
       <w:numPr>
-        <w:numId w:val="42"/>
+        <w:ilvl w:val="1"/>
+        <w:numId w:val="19"/>
       </w:numPr>
-      <w:spacing w:line="360" w:lineRule="auto"/>
-      <w:jc w:val="both"/>
+      <w:spacing w:before="160" w:after="80"/>
       <w:outlineLvl w:val="1"/>
     </w:pPr>
     <w:rPr>
-      <w:rFonts w:ascii="Times New Roman" w:hAnsi="Times New Roman"/>
+      <w:rFonts w:ascii="Times New Roman" w:eastAsiaTheme="majorEastAsia" w:hAnsi="Times New Roman" w:cs="Times New Roman"/>
+      <w:b/>
+      <w:bCs/>
+      <w:color w:val="2F5496" w:themeColor="accent1" w:themeShade="BF"/>
+      <w:lang w:eastAsia="pt-PT"/>
     </w:rPr>
   </w:style>
   <w:style w:type="paragraph" w:styleId="Ttulo3">
     <w:name w:val="heading 3"/>
     <w:basedOn w:val="Normal"/>
     <w:next w:val="Normal"/>
-    <w:link w:val="Ttulo3Char"/>
+    <w:link w:val="Ttulo3Carter"/>
     <w:uiPriority w:val="9"/>
+    <w:semiHidden/>
     <w:unhideWhenUsed/>
     <w:qFormat/>
     <w:rsid w:val="006537EE"/>
@@ -10476,7 +12829,7 @@
     <w:name w:val="heading 4"/>
     <w:basedOn w:val="Normal"/>
     <w:next w:val="Normal"/>
-    <w:link w:val="Ttulo4Char"/>
+    <w:link w:val="Ttulo4Carter"/>
     <w:uiPriority w:val="9"/>
     <w:semiHidden/>
     <w:unhideWhenUsed/>
@@ -10499,7 +12852,7 @@
     <w:name w:val="heading 5"/>
     <w:basedOn w:val="Normal"/>
     <w:next w:val="Normal"/>
-    <w:link w:val="Ttulo5Char"/>
+    <w:link w:val="Ttulo5Carter"/>
     <w:uiPriority w:val="9"/>
     <w:semiHidden/>
     <w:unhideWhenUsed/>
@@ -10520,7 +12873,7 @@
     <w:name w:val="heading 6"/>
     <w:basedOn w:val="Normal"/>
     <w:next w:val="Normal"/>
-    <w:link w:val="Ttulo6Char"/>
+    <w:link w:val="Ttulo6Carter"/>
     <w:uiPriority w:val="9"/>
     <w:semiHidden/>
     <w:unhideWhenUsed/>
@@ -10543,7 +12896,7 @@
     <w:name w:val="heading 7"/>
     <w:basedOn w:val="Normal"/>
     <w:next w:val="Normal"/>
-    <w:link w:val="Ttulo7Char"/>
+    <w:link w:val="Ttulo7Carter"/>
     <w:uiPriority w:val="9"/>
     <w:semiHidden/>
     <w:unhideWhenUsed/>
@@ -10564,7 +12917,7 @@
     <w:name w:val="heading 8"/>
     <w:basedOn w:val="Normal"/>
     <w:next w:val="Normal"/>
-    <w:link w:val="Ttulo8Char"/>
+    <w:link w:val="Ttulo8Carter"/>
     <w:uiPriority w:val="9"/>
     <w:semiHidden/>
     <w:unhideWhenUsed/>
@@ -10587,7 +12940,7 @@
     <w:name w:val="heading 9"/>
     <w:basedOn w:val="Normal"/>
     <w:next w:val="Normal"/>
-    <w:link w:val="Ttulo9Char"/>
+    <w:link w:val="Ttulo9Carter"/>
     <w:uiPriority w:val="9"/>
     <w:semiHidden/>
     <w:unhideWhenUsed/>
@@ -10604,7 +12957,7 @@
       <w:color w:val="272727" w:themeColor="text1" w:themeTint="D8"/>
     </w:rPr>
   </w:style>
-  <w:style w:type="character" w:default="1" w:styleId="Fontepargpadro">
+  <w:style w:type="character" w:default="1" w:styleId="Tipodeletrapredefinidodopargrafo">
     <w:name w:val="Default Paragraph Font"/>
     <w:uiPriority w:val="1"/>
     <w:unhideWhenUsed/>
@@ -10630,9 +12983,9 @@
     <w:semiHidden/>
     <w:unhideWhenUsed/>
   </w:style>
-  <w:style w:type="character" w:customStyle="1" w:styleId="Ttulo1Char">
-    <w:name w:val="Título 1 Char"/>
-    <w:basedOn w:val="Fontepargpadro"/>
+  <w:style w:type="character" w:customStyle="1" w:styleId="Ttulo1Carter">
+    <w:name w:val="Título 1 Caráter"/>
+    <w:basedOn w:val="Tipodeletrapredefinidodopargrafo"/>
     <w:link w:val="Ttulo1"/>
     <w:uiPriority w:val="9"/>
     <w:rsid w:val="009F7739"/>
@@ -10643,21 +12996,26 @@
       <w:color w:val="2F5496" w:themeColor="accent1" w:themeShade="BF"/>
     </w:rPr>
   </w:style>
-  <w:style w:type="character" w:customStyle="1" w:styleId="Ttulo2Char">
-    <w:name w:val="Título 2 Char"/>
-    <w:basedOn w:val="Fontepargpadro"/>
+  <w:style w:type="character" w:customStyle="1" w:styleId="Ttulo2Carter">
+    <w:name w:val="Título 2 Caráter"/>
+    <w:basedOn w:val="Tipodeletrapredefinidodopargrafo"/>
     <w:link w:val="Ttulo2"/>
     <w:uiPriority w:val="9"/>
-    <w:rsid w:val="002B7D97"/>
+    <w:rsid w:val="00CF6F34"/>
     <w:rPr>
-      <w:rFonts w:ascii="Times New Roman" w:hAnsi="Times New Roman"/>
+      <w:rFonts w:ascii="Times New Roman" w:eastAsiaTheme="majorEastAsia" w:hAnsi="Times New Roman" w:cs="Times New Roman"/>
+      <w:b/>
+      <w:bCs/>
+      <w:color w:val="2F5496" w:themeColor="accent1" w:themeShade="BF"/>
+      <w:lang w:eastAsia="pt-PT"/>
     </w:rPr>
   </w:style>
-  <w:style w:type="character" w:customStyle="1" w:styleId="Ttulo3Char">
-    <w:name w:val="Título 3 Char"/>
-    <w:basedOn w:val="Fontepargpadro"/>
+  <w:style w:type="character" w:customStyle="1" w:styleId="Ttulo3Carter">
+    <w:name w:val="Título 3 Caráter"/>
+    <w:basedOn w:val="Tipodeletrapredefinidodopargrafo"/>
     <w:link w:val="Ttulo3"/>
     <w:uiPriority w:val="9"/>
+    <w:semiHidden/>
     <w:rsid w:val="006537EE"/>
     <w:rPr>
       <w:rFonts w:eastAsiaTheme="majorEastAsia" w:cstheme="majorBidi"/>
@@ -10666,9 +13024,9 @@
       <w:szCs w:val="28"/>
     </w:rPr>
   </w:style>
-  <w:style w:type="character" w:customStyle="1" w:styleId="Ttulo4Char">
-    <w:name w:val="Título 4 Char"/>
-    <w:basedOn w:val="Fontepargpadro"/>
+  <w:style w:type="character" w:customStyle="1" w:styleId="Ttulo4Carter">
+    <w:name w:val="Título 4 Caráter"/>
+    <w:basedOn w:val="Tipodeletrapredefinidodopargrafo"/>
     <w:link w:val="Ttulo4"/>
     <w:uiPriority w:val="9"/>
     <w:semiHidden/>
@@ -10680,9 +13038,9 @@
       <w:color w:val="2F5496" w:themeColor="accent1" w:themeShade="BF"/>
     </w:rPr>
   </w:style>
-  <w:style w:type="character" w:customStyle="1" w:styleId="Ttulo5Char">
-    <w:name w:val="Título 5 Char"/>
-    <w:basedOn w:val="Fontepargpadro"/>
+  <w:style w:type="character" w:customStyle="1" w:styleId="Ttulo5Carter">
+    <w:name w:val="Título 5 Caráter"/>
+    <w:basedOn w:val="Tipodeletrapredefinidodopargrafo"/>
     <w:link w:val="Ttulo5"/>
     <w:uiPriority w:val="9"/>
     <w:semiHidden/>
@@ -10692,9 +13050,9 @@
       <w:color w:val="2F5496" w:themeColor="accent1" w:themeShade="BF"/>
     </w:rPr>
   </w:style>
-  <w:style w:type="character" w:customStyle="1" w:styleId="Ttulo6Char">
-    <w:name w:val="Título 6 Char"/>
-    <w:basedOn w:val="Fontepargpadro"/>
+  <w:style w:type="character" w:customStyle="1" w:styleId="Ttulo6Carter">
+    <w:name w:val="Título 6 Caráter"/>
+    <w:basedOn w:val="Tipodeletrapredefinidodopargrafo"/>
     <w:link w:val="Ttulo6"/>
     <w:uiPriority w:val="9"/>
     <w:semiHidden/>
@@ -10706,9 +13064,9 @@
       <w:color w:val="595959" w:themeColor="text1" w:themeTint="A6"/>
     </w:rPr>
   </w:style>
-  <w:style w:type="character" w:customStyle="1" w:styleId="Ttulo7Char">
-    <w:name w:val="Título 7 Char"/>
-    <w:basedOn w:val="Fontepargpadro"/>
+  <w:style w:type="character" w:customStyle="1" w:styleId="Ttulo7Carter">
+    <w:name w:val="Título 7 Caráter"/>
+    <w:basedOn w:val="Tipodeletrapredefinidodopargrafo"/>
     <w:link w:val="Ttulo7"/>
     <w:uiPriority w:val="9"/>
     <w:semiHidden/>
@@ -10718,9 +13076,9 @@
       <w:color w:val="595959" w:themeColor="text1" w:themeTint="A6"/>
     </w:rPr>
   </w:style>
-  <w:style w:type="character" w:customStyle="1" w:styleId="Ttulo8Char">
-    <w:name w:val="Título 8 Char"/>
-    <w:basedOn w:val="Fontepargpadro"/>
+  <w:style w:type="character" w:customStyle="1" w:styleId="Ttulo8Carter">
+    <w:name w:val="Título 8 Caráter"/>
+    <w:basedOn w:val="Tipodeletrapredefinidodopargrafo"/>
     <w:link w:val="Ttulo8"/>
     <w:uiPriority w:val="9"/>
     <w:semiHidden/>
@@ -10732,9 +13090,9 @@
       <w:color w:val="272727" w:themeColor="text1" w:themeTint="D8"/>
     </w:rPr>
   </w:style>
-  <w:style w:type="character" w:customStyle="1" w:styleId="Ttulo9Char">
-    <w:name w:val="Título 9 Char"/>
-    <w:basedOn w:val="Fontepargpadro"/>
+  <w:style w:type="character" w:customStyle="1" w:styleId="Ttulo9Carter">
+    <w:name w:val="Título 9 Caráter"/>
+    <w:basedOn w:val="Tipodeletrapredefinidodopargrafo"/>
     <w:link w:val="Ttulo9"/>
     <w:uiPriority w:val="9"/>
     <w:semiHidden/>
@@ -10748,7 +13106,7 @@
     <w:name w:val="Title"/>
     <w:basedOn w:val="Normal"/>
     <w:next w:val="Normal"/>
-    <w:link w:val="TtuloChar"/>
+    <w:link w:val="TtuloCarter"/>
     <w:uiPriority w:val="10"/>
     <w:qFormat/>
     <w:rsid w:val="006537EE"/>
@@ -10764,9 +13122,9 @@
       <w:szCs w:val="56"/>
     </w:rPr>
   </w:style>
-  <w:style w:type="character" w:customStyle="1" w:styleId="TtuloChar">
-    <w:name w:val="Título Char"/>
-    <w:basedOn w:val="Fontepargpadro"/>
+  <w:style w:type="character" w:customStyle="1" w:styleId="TtuloCarter">
+    <w:name w:val="Título Caráter"/>
+    <w:basedOn w:val="Tipodeletrapredefinidodopargrafo"/>
     <w:link w:val="Ttulo"/>
     <w:uiPriority w:val="10"/>
     <w:rsid w:val="006537EE"/>
@@ -10782,7 +13140,7 @@
     <w:name w:val="Subtitle"/>
     <w:basedOn w:val="Normal"/>
     <w:next w:val="Normal"/>
-    <w:link w:val="SubttuloChar"/>
+    <w:link w:val="SubttuloCarter"/>
     <w:uiPriority w:val="11"/>
     <w:qFormat/>
     <w:rsid w:val="003602B4"/>
@@ -10795,9 +13153,9 @@
       <w:lang w:eastAsia="pt-PT"/>
     </w:rPr>
   </w:style>
-  <w:style w:type="character" w:customStyle="1" w:styleId="SubttuloChar">
-    <w:name w:val="Subtítulo Char"/>
-    <w:basedOn w:val="Fontepargpadro"/>
+  <w:style w:type="character" w:customStyle="1" w:styleId="SubttuloCarter">
+    <w:name w:val="Subtítulo Caráter"/>
+    <w:basedOn w:val="Tipodeletrapredefinidodopargrafo"/>
     <w:link w:val="Subttulo"/>
     <w:uiPriority w:val="11"/>
     <w:rsid w:val="003602B4"/>
@@ -10809,7 +13167,7 @@
     <w:name w:val="Quote"/>
     <w:basedOn w:val="Normal"/>
     <w:next w:val="Normal"/>
-    <w:link w:val="CitaoChar"/>
+    <w:link w:val="CitaoCarter"/>
     <w:uiPriority w:val="29"/>
     <w:qFormat/>
     <w:rsid w:val="006537EE"/>
@@ -10823,9 +13181,9 @@
       <w:color w:val="404040" w:themeColor="text1" w:themeTint="BF"/>
     </w:rPr>
   </w:style>
-  <w:style w:type="character" w:customStyle="1" w:styleId="CitaoChar">
-    <w:name w:val="Citação Char"/>
-    <w:basedOn w:val="Fontepargpadro"/>
+  <w:style w:type="character" w:customStyle="1" w:styleId="CitaoCarter">
+    <w:name w:val="Citação Caráter"/>
+    <w:basedOn w:val="Tipodeletrapredefinidodopargrafo"/>
     <w:link w:val="Citao"/>
     <w:uiPriority w:val="29"/>
     <w:rsid w:val="006537EE"/>
@@ -10848,7 +13206,7 @@
   </w:style>
   <w:style w:type="character" w:styleId="nfaseIntensa">
     <w:name w:val="Intense Emphasis"/>
-    <w:basedOn w:val="Fontepargpadro"/>
+    <w:basedOn w:val="Tipodeletrapredefinidodopargrafo"/>
     <w:uiPriority w:val="21"/>
     <w:qFormat/>
     <w:rsid w:val="006537EE"/>
@@ -10862,7 +13220,7 @@
     <w:name w:val="Intense Quote"/>
     <w:basedOn w:val="Normal"/>
     <w:next w:val="Normal"/>
-    <w:link w:val="CitaoIntensaChar"/>
+    <w:link w:val="CitaoIntensaCarter"/>
     <w:uiPriority w:val="30"/>
     <w:qFormat/>
     <w:rsid w:val="006537EE"/>
@@ -10881,9 +13239,9 @@
       <w:color w:val="2F5496" w:themeColor="accent1" w:themeShade="BF"/>
     </w:rPr>
   </w:style>
-  <w:style w:type="character" w:customStyle="1" w:styleId="CitaoIntensaChar">
-    <w:name w:val="Citação Intensa Char"/>
-    <w:basedOn w:val="Fontepargpadro"/>
+  <w:style w:type="character" w:customStyle="1" w:styleId="CitaoIntensaCarter">
+    <w:name w:val="Citação Intensa Caráter"/>
+    <w:basedOn w:val="Tipodeletrapredefinidodopargrafo"/>
     <w:link w:val="CitaoIntensa"/>
     <w:uiPriority w:val="30"/>
     <w:rsid w:val="006537EE"/>
@@ -10895,7 +13253,7 @@
   </w:style>
   <w:style w:type="character" w:styleId="RefernciaIntensa">
     <w:name w:val="Intense Reference"/>
-    <w:basedOn w:val="Fontepargpadro"/>
+    <w:basedOn w:val="Tipodeletrapredefinidodopargrafo"/>
     <w:uiPriority w:val="32"/>
     <w:qFormat/>
     <w:rsid w:val="006537EE"/>
@@ -10907,9 +13265,9 @@
       <w:spacing w:val="5"/>
     </w:rPr>
   </w:style>
-  <w:style w:type="character" w:styleId="Hyperlink">
+  <w:style w:type="character" w:styleId="Hiperligao">
     <w:name w:val="Hyperlink"/>
-    <w:basedOn w:val="Fontepargpadro"/>
+    <w:basedOn w:val="Tipodeletrapredefinidodopargrafo"/>
     <w:uiPriority w:val="99"/>
     <w:unhideWhenUsed/>
     <w:rsid w:val="006B3751"/>
@@ -10920,7 +13278,7 @@
   </w:style>
   <w:style w:type="character" w:customStyle="1" w:styleId="MenoNoResolvida1">
     <w:name w:val="Menção Não Resolvida1"/>
-    <w:basedOn w:val="Fontepargpadro"/>
+    <w:basedOn w:val="Tipodeletrapredefinidodopargrafo"/>
     <w:uiPriority w:val="99"/>
     <w:semiHidden/>
     <w:unhideWhenUsed/>
@@ -10949,12 +13307,12 @@
   </w:style>
   <w:style w:type="character" w:customStyle="1" w:styleId="whitespace-normal">
     <w:name w:val="whitespace-normal"/>
-    <w:basedOn w:val="Fontepargpadro"/>
+    <w:basedOn w:val="Tipodeletrapredefinidodopargrafo"/>
     <w:rsid w:val="007A4762"/>
   </w:style>
   <w:style w:type="character" w:styleId="Forte">
     <w:name w:val="Strong"/>
-    <w:basedOn w:val="Fontepargpadro"/>
+    <w:basedOn w:val="Tipodeletrapredefinidodopargrafo"/>
     <w:uiPriority w:val="22"/>
     <w:qFormat/>
     <w:rsid w:val="007A4762"/>
